--- a/Report.docx
+++ b/Report.docx
@@ -4,12 +4,12 @@
   <w:body>
     <w:p>
       <w:pPr>
-        <w:pStyle w:val="Title"/>
         <w:jc w:val="center"/>
       </w:pPr>
       <w:r>
         <w:rPr>
-          <w:color w:val="1F497D"/>
+          <w:rFonts w:ascii="Times New Roman" w:hAnsi="Times New Roman"/>
+          <w:b/>
           <w:sz w:val="32"/>
         </w:rPr>
         <w:t>Interpolation Method Robustness for Road Centreline</w:t>
@@ -23,11 +23,17 @@
       </w:pPr>
       <w:r>
         <w:rPr>
+          <w:rFonts w:ascii="Times New Roman" w:hAnsi="Times New Roman"/>
           <w:b/>
+          <w:sz w:val="24"/>
         </w:rPr>
         <w:t xml:space="preserve">Author:  </w:t>
       </w:r>
       <w:r>
+        <w:rPr>
+          <w:rFonts w:ascii="Times New Roman" w:hAnsi="Times New Roman"/>
+          <w:sz w:val="24"/>
+        </w:rPr>
         <w:t>Alexander Bruce</w:t>
       </w:r>
     </w:p>
@@ -37,11 +43,17 @@
       </w:pPr>
       <w:r>
         <w:rPr>
+          <w:rFonts w:ascii="Times New Roman" w:hAnsi="Times New Roman"/>
           <w:b/>
+          <w:sz w:val="24"/>
         </w:rPr>
         <w:t xml:space="preserve">Date:  </w:t>
       </w:r>
       <w:r>
+        <w:rPr>
+          <w:rFonts w:ascii="Times New Roman" w:hAnsi="Times New Roman"/>
+          <w:sz w:val="24"/>
+        </w:rPr>
         <w:t>June 2026</w:t>
       </w:r>
     </w:p>
@@ -51,11 +63,17 @@
       </w:pPr>
       <w:r>
         <w:rPr>
+          <w:rFonts w:ascii="Times New Roman" w:hAnsi="Times New Roman"/>
           <w:b/>
+          <w:sz w:val="24"/>
         </w:rPr>
         <w:t xml:space="preserve">Module:  </w:t>
       </w:r>
       <w:r>
+        <w:rPr>
+          <w:rFonts w:ascii="Times New Roman" w:hAnsi="Times New Roman"/>
+          <w:sz w:val="24"/>
+        </w:rPr>
         <w:t>Research Project</w:t>
       </w:r>
     </w:p>
@@ -63,35 +81,1090 @@
     <w:p>
       <w:pPr>
         <w:pStyle w:val="Heading1"/>
+        <w:spacing w:before="200" w:after="80"/>
       </w:pPr>
       <w:r>
-        <w:t>Abstract</w:t>
+        <w:rPr>
+          <w:rFonts w:ascii="Times New Roman" w:hAnsi="Times New Roman"/>
+          <w:b/>
+          <w:color w:val="000000"/>
+          <w:sz w:val="24"/>
+        </w:rPr>
+        <w:t>2. Executive Summary</w:t>
       </w:r>
     </w:p>
     <w:p>
+      <w:pPr>
+        <w:spacing w:after="120"/>
+      </w:pPr>
       <w:r>
-        <w:t>Cat's Eye Road Position Markers (CERPMs) embedded in road surfaces provide a low-cost, infrastructure-based source of road geometry data. When CERPM data streams are incomplete — due to sensor occlusion, physical damage, or communication failure — the road management system must reconstruct missing road boundary geometry using interpolation. This project investigates which interpolation method most robustly reconstructs road centrelines from incomplete CERPM boundary data across a range of marker spacings and failure modes. Seven interpolation methods (linear, quadratic, cubic spline, quartic, quintic, PCHIP, and Akima) were evaluated using Monte Carlo simulation (n = 2,000 runs per condition) against two failure models: random dropout (1–20%) and clustered contiguous dropout (cluster sizes 2–20). Reconstruction error was measured as the perpendicular distance from the reconstructed centreline to a ground-truth centreline derived from a Lanelet2 map of a simulated road network. Higher-order polynomial B-splines (quadratic, quartic, quintic, and cubic spline) demonstrated consistently superior performance under both failure modes, maintaining sub-millimetre median IQR errors across most tested conditions. Linear interpolation failed catastrophically under clustered dropout at coarse marker spacings, while PCHIP and Akima showed intermediate performance. The findings provide evidence-based guidance for selecting reconstruction algorithms in intelligent road infrastructure systems and autonomous vehicle localisation pipelines.</w:t>
+        <w:rPr>
+          <w:rFonts w:ascii="Times New Roman" w:hAnsi="Times New Roman"/>
+          <w:sz w:val="24"/>
+        </w:rPr>
+        <w:t>This report investigates which interpolation method most robustly reconstructs road centrelines from incomplete Cat's Eye Road Position Marker (CERPM) boundary data. Seven methods — linear, quadratic, cubic spline, quartic, quintic, PCHIP, and Akima — were evaluated using Monte Carlo simulation (n = 2,000 runs per condition) across two failure modes: random marker dropout (1–20%) and clustered contiguous dropout (cluster sizes 2–20 markers), tested at five CERPM spacings (0.5 m to 5.0 m). Reconstruction accuracy was measured as the perpendicular distance from the reconstructed centreline to a Lanelet2 ground-truth centreline.</w:t>
+      </w:r>
+    </w:p>
+    <w:p>
+      <w:pPr>
+        <w:spacing w:after="120"/>
+      </w:pPr>
+      <w:r>
+        <w:rPr>
+          <w:rFonts w:ascii="Times New Roman" w:hAnsi="Times New Roman"/>
+          <w:sz w:val="24"/>
+        </w:rPr>
+        <w:t>Higher-order polynomial B-splines (quadratic, cubic spline, quartic, quintic) consistently outperformed linear interpolation, PCHIP, and Akima across all conditions. Linear interpolation failed at failure rates of up to 100% under clustered dropout at 5 m spacing. Quintic and quartic B-splines are recommended as the default algorithm for any CERPM-based road geometry system, combined with a marker spacing of 2 m or finer on curved road sections.</w:t>
       </w:r>
     </w:p>
     <w:p>
       <w:pPr>
         <w:pStyle w:val="Heading1"/>
+        <w:spacing w:before="200" w:after="80"/>
       </w:pPr>
       <w:r>
-        <w:t>1. Project Plan and Management</w:t>
+        <w:rPr>
+          <w:rFonts w:ascii="Times New Roman" w:hAnsi="Times New Roman"/>
+          <w:b/>
+          <w:color w:val="000000"/>
+          <w:sz w:val="24"/>
+        </w:rPr>
+        <w:t>3. Table of Contents</w:t>
+      </w:r>
+    </w:p>
+    <w:p>
+      <w:pPr>
+        <w:spacing w:after="40"/>
+      </w:pPr>
+      <w:r>
+        <w:rPr>
+          <w:rFonts w:ascii="Times New Roman" w:hAnsi="Times New Roman"/>
+          <w:sz w:val="24"/>
+        </w:rPr>
+        <w:t>2. Executive Summary</w:t>
+      </w:r>
+    </w:p>
+    <w:p>
+      <w:pPr>
+        <w:spacing w:after="40"/>
+      </w:pPr>
+      <w:r>
+        <w:rPr>
+          <w:rFonts w:ascii="Times New Roman" w:hAnsi="Times New Roman"/>
+          <w:sz w:val="24"/>
+        </w:rPr>
+        <w:t>3. Table of Contents</w:t>
+      </w:r>
+    </w:p>
+    <w:p>
+      <w:pPr>
+        <w:spacing w:after="40"/>
+      </w:pPr>
+      <w:r>
+        <w:rPr>
+          <w:rFonts w:ascii="Times New Roman" w:hAnsi="Times New Roman"/>
+          <w:sz w:val="24"/>
+        </w:rPr>
+        <w:t>4. Statement of Problem</w:t>
+      </w:r>
+    </w:p>
+    <w:p>
+      <w:pPr>
+        <w:spacing w:after="40"/>
+      </w:pPr>
+      <w:r>
+        <w:rPr>
+          <w:rFonts w:ascii="Times New Roman" w:hAnsi="Times New Roman"/>
+          <w:sz w:val="24"/>
+        </w:rPr>
+        <w:t>5. Introduction</w:t>
+      </w:r>
+    </w:p>
+    <w:p>
+      <w:pPr>
+        <w:spacing w:after="40"/>
+      </w:pPr>
+      <w:r>
+        <w:rPr>
+          <w:rFonts w:ascii="Times New Roman" w:hAnsi="Times New Roman"/>
+          <w:sz w:val="24"/>
+        </w:rPr>
+        <w:t>6. Background</w:t>
+      </w:r>
+    </w:p>
+    <w:p>
+      <w:pPr>
+        <w:spacing w:after="40"/>
+      </w:pPr>
+      <w:r>
+        <w:rPr>
+          <w:rFonts w:ascii="Times New Roman" w:hAnsi="Times New Roman"/>
+          <w:sz w:val="24"/>
+        </w:rPr>
+        <w:t>7. Strategy</w:t>
+      </w:r>
+    </w:p>
+    <w:p>
+      <w:pPr>
+        <w:spacing w:after="40"/>
+      </w:pPr>
+      <w:r>
+        <w:rPr>
+          <w:rFonts w:ascii="Times New Roman" w:hAnsi="Times New Roman"/>
+          <w:sz w:val="24"/>
+        </w:rPr>
+        <w:t>8. Project Management</w:t>
+      </w:r>
+    </w:p>
+    <w:p>
+      <w:pPr>
+        <w:spacing w:after="40"/>
+      </w:pPr>
+      <w:r>
+        <w:rPr>
+          <w:rFonts w:ascii="Times New Roman" w:hAnsi="Times New Roman"/>
+          <w:sz w:val="24"/>
+        </w:rPr>
+        <w:t xml:space="preserve">    8.1. Task Phases</w:t>
+      </w:r>
+    </w:p>
+    <w:p>
+      <w:pPr>
+        <w:spacing w:after="40"/>
+      </w:pPr>
+      <w:r>
+        <w:rPr>
+          <w:rFonts w:ascii="Times New Roman" w:hAnsi="Times New Roman"/>
+          <w:sz w:val="24"/>
+        </w:rPr>
+        <w:t xml:space="preserve">    8.2. Responsibilities</w:t>
+      </w:r>
+    </w:p>
+    <w:p>
+      <w:pPr>
+        <w:spacing w:after="40"/>
+      </w:pPr>
+      <w:r>
+        <w:rPr>
+          <w:rFonts w:ascii="Times New Roman" w:hAnsi="Times New Roman"/>
+          <w:sz w:val="24"/>
+        </w:rPr>
+        <w:t xml:space="preserve">    8.3. Timeline</w:t>
+      </w:r>
+    </w:p>
+    <w:p>
+      <w:pPr>
+        <w:spacing w:after="40"/>
+      </w:pPr>
+      <w:r>
+        <w:rPr>
+          <w:rFonts w:ascii="Times New Roman" w:hAnsi="Times New Roman"/>
+          <w:sz w:val="24"/>
+        </w:rPr>
+        <w:t>9. Deliverable Outcomes</w:t>
+      </w:r>
+    </w:p>
+    <w:p>
+      <w:pPr>
+        <w:spacing w:after="40"/>
+      </w:pPr>
+      <w:r>
+        <w:rPr>
+          <w:rFonts w:ascii="Times New Roman" w:hAnsi="Times New Roman"/>
+          <w:sz w:val="24"/>
+        </w:rPr>
+        <w:t>10. References</w:t>
+      </w:r>
+    </w:p>
+    <w:p/>
+    <w:p>
+      <w:pPr>
+        <w:pStyle w:val="Heading1"/>
+        <w:spacing w:before="200" w:after="80"/>
+      </w:pPr>
+      <w:r>
+        <w:rPr>
+          <w:rFonts w:ascii="Times New Roman" w:hAnsi="Times New Roman"/>
+          <w:b/>
+          <w:color w:val="000000"/>
+          <w:sz w:val="24"/>
+        </w:rPr>
+        <w:t>4. Statement of Problem</w:t>
+      </w:r>
+    </w:p>
+    <w:p>
+      <w:pPr>
+        <w:spacing w:after="120"/>
+      </w:pPr>
+      <w:r>
+        <w:rPr>
+          <w:rFonts w:ascii="Times New Roman" w:hAnsi="Times New Roman"/>
+          <w:sz w:val="24"/>
+        </w:rPr>
+        <w:t>Cat's Eye Road Position Markers embedded in road surfaces can provide real-time road boundary geometry to connected and autonomous vehicles (CAVs). However, no sensor network operates without data loss. Individual markers may fail to report due to battery depletion, physical damage, flooding, or wireless communication congestion. When markers drop out, the receiving system must reconstruct the missing boundary geometry algorithmically. The wrong algorithm can introduce lateral positioning errors exceeding the 0.2 m safety margin required by autonomous driving standards [1], potentially causing unsafe lane positioning or collision.</w:t>
+      </w:r>
+    </w:p>
+    <w:p>
+      <w:pPr>
+        <w:spacing w:after="120"/>
+      </w:pPr>
+      <w:r>
+        <w:rPr>
+          <w:rFonts w:ascii="Times New Roman" w:hAnsi="Times New Roman"/>
+          <w:sz w:val="24"/>
+        </w:rPr>
+        <w:t>The core problem is that no systematic, evidence-based comparison of interpolation methods exists for this specific application. Practitioners currently default to linear interpolation — the simplest option — without quantitative justification. This project addresses that gap by providing a statistically rigorous, simulation-based ranking of seven candidate algorithms across a comprehensive parameter space of marker spacings and failure severities.</w:t>
+      </w:r>
+    </w:p>
+    <w:p>
+      <w:pPr>
+        <w:pStyle w:val="Heading1"/>
+        <w:spacing w:before="200" w:after="80"/>
+      </w:pPr>
+      <w:r>
+        <w:rPr>
+          <w:rFonts w:ascii="Times New Roman" w:hAnsi="Times New Roman"/>
+          <w:b/>
+          <w:color w:val="000000"/>
+          <w:sz w:val="24"/>
+        </w:rPr>
+        <w:t>5. Introduction</w:t>
+      </w:r>
+    </w:p>
+    <w:p>
+      <w:pPr>
+        <w:spacing w:after="120"/>
+      </w:pPr>
+      <w:r>
+        <w:rPr>
+          <w:rFonts w:ascii="Times New Roman" w:hAnsi="Times New Roman"/>
+          <w:sz w:val="24"/>
+        </w:rPr>
+        <w:t>This project evaluates seven interpolation methods for reconstructing road centrelines from incomplete CERPM boundary data, using Monte Carlo simulation over a Lanelet2 road map. The aim is to determine which method is most resilient to data loss, and to define the conditions under which each method fails. The output is actionable guidance for engineers and infrastructure managers selecting algorithms for CERPM-based road systems.</w:t>
+      </w:r>
+    </w:p>
+    <w:p>
+      <w:pPr>
+        <w:spacing w:after="120"/>
+      </w:pPr>
+      <w:r>
+        <w:rPr>
+          <w:rFonts w:ascii="Times New Roman" w:hAnsi="Times New Roman"/>
+          <w:sz w:val="24"/>
+        </w:rPr>
+        <w:t>Road centreline reconstruction is a well-defined geometric problem: given a subset of left and right road boundary points, reconstruct the boundary curves and compute their midpoint at each location. The challenge lies in how well different curve-fitting algorithms extrapolate across gaps — segments where markers are missing — particularly for curved road sections where a naive straight-line approximation introduces significant lateral error.</w:t>
+      </w:r>
+    </w:p>
+    <w:p>
+      <w:pPr>
+        <w:spacing w:after="120"/>
+      </w:pPr>
+      <w:r>
+        <w:rPr>
+          <w:rFonts w:ascii="Times New Roman" w:hAnsi="Times New Roman"/>
+          <w:sz w:val="24"/>
+        </w:rPr>
+        <w:t>The project targets two distinct failure modes: random independent dropout (modelling sporadic sensor faults distributed across the network) and clustered contiguous dropout (modelling a localised zone of failure, such as a flooded road section or a stretch of physical damage). Both are operationally relevant and place different demands on the reconstruction algorithm. Random dropout preserves local geometric information at most locations; clustered dropout removes all geometric information across an extended stretch, demanding that the algorithm extrapolate across the gap using only the shape of the road on either side.</w:t>
+      </w:r>
+    </w:p>
+    <w:p>
+      <w:pPr>
+        <w:pStyle w:val="Heading1"/>
+        <w:spacing w:before="200" w:after="80"/>
+      </w:pPr>
+      <w:r>
+        <w:rPr>
+          <w:rFonts w:ascii="Times New Roman" w:hAnsi="Times New Roman"/>
+          <w:b/>
+          <w:color w:val="000000"/>
+          <w:sz w:val="24"/>
+        </w:rPr>
+        <w:t>6. Background</w:t>
       </w:r>
     </w:p>
     <w:p>
       <w:pPr>
         <w:pStyle w:val="Heading2"/>
+        <w:spacing w:before="200" w:after="80"/>
       </w:pPr>
       <w:r>
-        <w:t>1.1 Project Plan</w:t>
+        <w:rPr>
+          <w:rFonts w:ascii="Times New Roman" w:hAnsi="Times New Roman"/>
+          <w:b/>
+          <w:color w:val="000000"/>
+          <w:sz w:val="24"/>
+        </w:rPr>
+        <w:t>6.1. Relevance and Importance</w:t>
       </w:r>
     </w:p>
     <w:p>
+      <w:pPr>
+        <w:spacing w:after="120"/>
+      </w:pPr>
       <w:r>
-        <w:t>The project was structured across four sequential phases, each with defined deliverables and milestones:</w:t>
+        <w:rPr>
+          <w:rFonts w:ascii="Times New Roman" w:hAnsi="Times New Roman"/>
+          <w:sz w:val="24"/>
+        </w:rPr>
+        <w:t>The UK government's CAV roadmap and the EU C-Roads programme both identify infrastructure-based positioning as a key enabler for Level 3+ vehicle automation. CERPMs offer a low-cost, weather-independent complement to on-vehicle sensing, but their utility depends entirely on the accuracy of centreline reconstruction when data is incomplete. ISO 21448 (Safety of the Intended Functionality) and SAE J3016 imply sub-0.2 m positioning accuracy requirements for lane-keeping assistance [1][2], making algorithm selection safety-critical.</w:t>
+      </w:r>
+    </w:p>
+    <w:p>
+      <w:pPr>
+        <w:pStyle w:val="Heading2"/>
+        <w:spacing w:before="200" w:after="80"/>
+      </w:pPr>
+      <w:r>
+        <w:rPr>
+          <w:rFonts w:ascii="Times New Roman" w:hAnsi="Times New Roman"/>
+          <w:b/>
+          <w:color w:val="000000"/>
+          <w:sz w:val="24"/>
+        </w:rPr>
+        <w:t>6.2. Literature Review</w:t>
+      </w:r>
+    </w:p>
+    <w:p>
+      <w:pPr>
+        <w:spacing w:after="120"/>
+      </w:pPr>
+      <w:r>
+        <w:rPr>
+          <w:rFonts w:ascii="Times New Roman" w:hAnsi="Times New Roman"/>
+          <w:sz w:val="24"/>
+        </w:rPr>
+        <w:t>Polynomial spline interpolation is well established in numerical analysis. Burden and Faires [3] describe natural cubic splines (C² continuous), which enforce zero second derivative at endpoints but can exhibit Runge oscillations with sparse data. Fritsch and Carlson [4] introduced PCHIP to address this by enforcing monotonicity in each interval, preventing overshoot. Akima [5] proposed a locally-weighted spline that limits the influence of distant data on local curve shape. B-splines of degree k (de Boor [6]) provide a unified framework for linear (k=1) through quintic (k=5) interpolants. All methods tested here use arc-length parameterisation — computing a normalised cumulative chord length t ∈ [0,1] — following Hartley and Zisserman [7], which prevents the systematic distortion introduced by naive index-based parameterisation.</w:t>
+      </w:r>
+    </w:p>
+    <w:p>
+      <w:pPr>
+        <w:spacing w:after="120"/>
+      </w:pPr>
+      <w:r>
+        <w:rPr>
+          <w:rFonts w:ascii="Times New Roman" w:hAnsi="Times New Roman"/>
+          <w:sz w:val="24"/>
+        </w:rPr>
+        <w:t>Dropout modelling in road sensor networks has precedent from inductive loop detector studies [8]. Toth and Jóźków [9] note that sensor occlusion produces spatially correlated gaps, supporting the relevance of a clustered failure model alongside random dropout. Levinson et al. [10] demonstrate that HD map quality directly affects autonomous vehicle safety margins, reinforcing the importance of robust boundary reconstruction.</w:t>
+      </w:r>
+    </w:p>
+    <w:p>
+      <w:pPr>
+        <w:pStyle w:val="Heading2"/>
+        <w:spacing w:before="200" w:after="80"/>
+      </w:pPr>
+      <w:r>
+        <w:rPr>
+          <w:rFonts w:ascii="Times New Roman" w:hAnsi="Times New Roman"/>
+          <w:b/>
+          <w:color w:val="000000"/>
+          <w:sz w:val="24"/>
+        </w:rPr>
+        <w:t>6.3. Legal, Environmental and Ethical Considerations</w:t>
+      </w:r>
+    </w:p>
+    <w:p>
+      <w:pPr>
+        <w:spacing w:after="120"/>
+      </w:pPr>
+      <w:r>
+        <w:rPr>
+          <w:rFonts w:ascii="Times New Roman" w:hAnsi="Times New Roman"/>
+          <w:sz w:val="24"/>
+        </w:rPr>
+        <w:t>An interpolation algorithm embedded in an autonomous driving pipeline is safety-critical software. UK Product Safety and Telecommunications Product Safety regulations, and the emerging EU AI Act, impose obligations to validate and document algorithm performance before deployment. This project contributes to that validation evidence base. Environmental considerations are minimal — the study is computational — but the results may influence physical CERPM deployment density: a recommendation to halve marker spacing from 5 m to 2 m roughly doubles material and installation costs, so evidence that finer spacing is necessary carries direct economic weight. There are no identified ethical concerns specific to the algorithmic comparison itself, though any system used to guide autonomous vehicles in safety-critical scenarios requires appropriate human oversight and fail-safe mechanisms regardless of the reconstruction algorithm selected.</w:t>
+      </w:r>
+    </w:p>
+    <w:p>
+      <w:pPr>
+        <w:pStyle w:val="Heading1"/>
+        <w:spacing w:before="200" w:after="80"/>
+      </w:pPr>
+      <w:r>
+        <w:rPr>
+          <w:rFonts w:ascii="Times New Roman" w:hAnsi="Times New Roman"/>
+          <w:b/>
+          <w:color w:val="000000"/>
+          <w:sz w:val="24"/>
+        </w:rPr>
+        <w:t>7. Strategy</w:t>
+      </w:r>
+    </w:p>
+    <w:p>
+      <w:pPr>
+        <w:pStyle w:val="Heading2"/>
+        <w:spacing w:before="200" w:after="80"/>
+      </w:pPr>
+      <w:r>
+        <w:rPr>
+          <w:rFonts w:ascii="Times New Roman" w:hAnsi="Times New Roman"/>
+          <w:b/>
+          <w:color w:val="000000"/>
+          <w:sz w:val="24"/>
+        </w:rPr>
+        <w:t>7.1. What Work Was Done</w:t>
+      </w:r>
+    </w:p>
+    <w:p>
+      <w:pPr>
+        <w:spacing w:after="120"/>
+      </w:pPr>
+      <w:r>
+        <w:rPr>
+          <w:rFonts w:ascii="Times New Roman" w:hAnsi="Times New Roman"/>
+          <w:sz w:val="24"/>
+        </w:rPr>
+        <w:t xml:space="preserve">A Python simulation framework was developed comprising four modules: </w:t>
+      </w:r>
+      <w:r>
+        <w:rPr>
+          <w:rFonts w:ascii="Times New Roman" w:hAnsi="Times New Roman"/>
+          <w:b/>
+          <w:sz w:val="24"/>
+        </w:rPr>
+        <w:t>test.py</w:t>
+      </w:r>
+      <w:r>
+        <w:rPr>
+          <w:rFonts w:ascii="Times New Roman" w:hAnsi="Times New Roman"/>
+          <w:sz w:val="24"/>
+        </w:rPr>
+        <w:t xml:space="preserve"> (Lanelet2 OSM map parser and road geometry utilities), </w:t>
+      </w:r>
+      <w:r>
+        <w:rPr>
+          <w:rFonts w:ascii="Times New Roman" w:hAnsi="Times New Roman"/>
+          <w:b/>
+          <w:sz w:val="24"/>
+        </w:rPr>
+        <w:t>Interpolations.py</w:t>
+      </w:r>
+      <w:r>
+        <w:rPr>
+          <w:rFonts w:ascii="Times New Roman" w:hAnsi="Times New Roman"/>
+          <w:sz w:val="24"/>
+        </w:rPr>
+        <w:t xml:space="preserve"> (seven interpolation method implementations with arc-length parameterisation), </w:t>
+      </w:r>
+      <w:r>
+        <w:rPr>
+          <w:rFonts w:ascii="Times New Roman" w:hAnsi="Times New Roman"/>
+          <w:b/>
+          <w:sz w:val="24"/>
+        </w:rPr>
+        <w:t>Simulation.py</w:t>
+      </w:r>
+      <w:r>
+        <w:rPr>
+          <w:rFonts w:ascii="Times New Roman" w:hAnsi="Times New Roman"/>
+          <w:sz w:val="24"/>
+        </w:rPr>
+        <w:t xml:space="preserve"> (Monte Carlo simulation engine with parallel execution), and </w:t>
+      </w:r>
+      <w:r>
+        <w:rPr>
+          <w:rFonts w:ascii="Times New Roman" w:hAnsi="Times New Roman"/>
+          <w:b/>
+          <w:sz w:val="24"/>
+        </w:rPr>
+        <w:t>xmlParse.py</w:t>
+      </w:r>
+      <w:r>
+        <w:rPr>
+          <w:rFonts w:ascii="Times New Roman" w:hAnsi="Times New Roman"/>
+          <w:sz w:val="24"/>
+        </w:rPr>
+        <w:t xml:space="preserve"> (analysis pipeline and visualisation). The Town07 Lanelet2 map was used as the ground-truth road geometry source.</w:t>
+      </w:r>
+    </w:p>
+    <w:p>
+      <w:pPr>
+        <w:spacing w:after="120"/>
+      </w:pPr>
+      <w:r>
+        <w:rPr>
+          <w:rFonts w:ascii="Times New Roman" w:hAnsi="Times New Roman"/>
+          <w:sz w:val="24"/>
+        </w:rPr>
+        <w:t>For each of 70 parameter combinations (7 methods × 5 intervals × 2 dropout modes × varying severities), 2,000 independent Monte Carlo trials were executed. Each trial: (1) resampled road boundaries to the target CERPM interval; (2) applied random or clustered dropout; (3) interpolated surviving markers to reconstruct boundaries; (4) computed a centreline from reconstructed boundaries; (5) measured perpendicular error against the ground-truth centreline.</w:t>
+      </w:r>
+    </w:p>
+    <w:p>
+      <w:pPr>
+        <w:pStyle w:val="Heading2"/>
+        <w:spacing w:before="200" w:after="80"/>
+      </w:pPr>
+      <w:r>
+        <w:rPr>
+          <w:rFonts w:ascii="Times New Roman" w:hAnsi="Times New Roman"/>
+          <w:b/>
+          <w:color w:val="000000"/>
+          <w:sz w:val="24"/>
+        </w:rPr>
+        <w:t>7.2. Why This Work Is Needed</w:t>
+      </w:r>
+    </w:p>
+    <w:p>
+      <w:pPr>
+        <w:spacing w:after="120"/>
+      </w:pPr>
+      <w:r>
+        <w:rPr>
+          <w:rFonts w:ascii="Times New Roman" w:hAnsi="Times New Roman"/>
+          <w:sz w:val="24"/>
+        </w:rPr>
+        <w:t>Linear interpolation — the current implicit default — assumes road geometry is piecewise straight. This is accurate only at very fine marker spacings. At spacings of 2 m or more, linear interpolation on a curved road section introduces a chord-midpoint error proportional to the square of the gap length. Higher-order methods can exploit the smoothness of real road geometry to extrapolate across gaps far more accurately. Without a systematic comparison, practitioners have no evidence base for selecting an alternative — this project provides it.</w:t>
+      </w:r>
+    </w:p>
+    <w:p>
+      <w:pPr>
+        <w:pStyle w:val="Heading2"/>
+        <w:spacing w:before="200" w:after="80"/>
+      </w:pPr>
+      <w:r>
+        <w:rPr>
+          <w:rFonts w:ascii="Times New Roman" w:hAnsi="Times New Roman"/>
+          <w:b/>
+          <w:color w:val="000000"/>
+          <w:sz w:val="24"/>
+        </w:rPr>
+        <w:t>7.3. Method Comparison and Justification</w:t>
+      </w:r>
+    </w:p>
+    <w:tbl>
+      <w:tblPr>
+        <w:tblStyle w:val="TableGrid"/>
+        <w:tblW w:type="auto" w:w="0"/>
+        <w:tblLook w:firstColumn="1" w:firstRow="1" w:lastColumn="0" w:lastRow="0" w:noHBand="0" w:noVBand="1" w:val="04A0"/>
+      </w:tblPr>
+      <w:tblGrid>
+        <w:gridCol w:w="2351"/>
+        <w:gridCol w:w="2351"/>
+        <w:gridCol w:w="2351"/>
+        <w:gridCol w:w="2351"/>
+      </w:tblGrid>
+      <w:tr>
+        <w:tc>
+          <w:tcPr>
+            <w:tcW w:type="dxa" w:w="2351"/>
+          </w:tcPr>
+          <w:p>
+            <w:pPr>
+              <w:jc w:val="center"/>
+            </w:pPr>
+            <w:r>
+              <w:rPr>
+                <w:rFonts w:ascii="Times New Roman" w:hAnsi="Times New Roman"/>
+                <w:b/>
+                <w:sz w:val="24"/>
+              </w:rPr>
+              <w:t>Method</w:t>
+            </w:r>
+          </w:p>
+        </w:tc>
+        <w:tc>
+          <w:tcPr>
+            <w:tcW w:type="dxa" w:w="2351"/>
+          </w:tcPr>
+          <w:p>
+            <w:pPr>
+              <w:jc w:val="center"/>
+            </w:pPr>
+            <w:r>
+              <w:rPr>
+                <w:rFonts w:ascii="Times New Roman" w:hAnsi="Times New Roman"/>
+                <w:b/>
+                <w:sz w:val="24"/>
+              </w:rPr>
+              <w:t>Continuity</w:t>
+            </w:r>
+          </w:p>
+        </w:tc>
+        <w:tc>
+          <w:tcPr>
+            <w:tcW w:type="dxa" w:w="2351"/>
+          </w:tcPr>
+          <w:p>
+            <w:pPr>
+              <w:jc w:val="center"/>
+            </w:pPr>
+            <w:r>
+              <w:rPr>
+                <w:rFonts w:ascii="Times New Roman" w:hAnsi="Times New Roman"/>
+                <w:b/>
+                <w:sz w:val="24"/>
+              </w:rPr>
+              <w:t>Key Property</w:t>
+            </w:r>
+          </w:p>
+        </w:tc>
+        <w:tc>
+          <w:tcPr>
+            <w:tcW w:type="dxa" w:w="2351"/>
+          </w:tcPr>
+          <w:p>
+            <w:pPr>
+              <w:jc w:val="center"/>
+            </w:pPr>
+            <w:r>
+              <w:rPr>
+                <w:rFonts w:ascii="Times New Roman" w:hAnsi="Times New Roman"/>
+                <w:b/>
+                <w:sz w:val="24"/>
+              </w:rPr>
+              <w:t>Justification for Inclusion</w:t>
+            </w:r>
+          </w:p>
+        </w:tc>
+      </w:tr>
+      <w:tr>
+        <w:tc>
+          <w:tcPr>
+            <w:tcW w:type="dxa" w:w="2351"/>
+          </w:tcPr>
+          <w:p>
+            <w:r>
+              <w:rPr>
+                <w:rFonts w:ascii="Times New Roman" w:hAnsi="Times New Roman"/>
+                <w:sz w:val="24"/>
+              </w:rPr>
+              <w:t>Linear</w:t>
+            </w:r>
+          </w:p>
+        </w:tc>
+        <w:tc>
+          <w:tcPr>
+            <w:tcW w:type="dxa" w:w="2351"/>
+          </w:tcPr>
+          <w:p>
+            <w:r>
+              <w:rPr>
+                <w:rFonts w:ascii="Times New Roman" w:hAnsi="Times New Roman"/>
+                <w:sz w:val="24"/>
+              </w:rPr>
+              <w:t>C⁰</w:t>
+            </w:r>
+          </w:p>
+        </w:tc>
+        <w:tc>
+          <w:tcPr>
+            <w:tcW w:type="dxa" w:w="2351"/>
+          </w:tcPr>
+          <w:p>
+            <w:r>
+              <w:rPr>
+                <w:rFonts w:ascii="Times New Roman" w:hAnsi="Times New Roman"/>
+                <w:sz w:val="24"/>
+              </w:rPr>
+              <w:t>Piecewise straight</w:t>
+            </w:r>
+          </w:p>
+        </w:tc>
+        <w:tc>
+          <w:tcPr>
+            <w:tcW w:type="dxa" w:w="2351"/>
+          </w:tcPr>
+          <w:p>
+            <w:r>
+              <w:rPr>
+                <w:rFonts w:ascii="Times New Roman" w:hAnsi="Times New Roman"/>
+                <w:sz w:val="24"/>
+              </w:rPr>
+              <w:t>Baseline; current implicit default</w:t>
+            </w:r>
+          </w:p>
+        </w:tc>
+      </w:tr>
+      <w:tr>
+        <w:tc>
+          <w:tcPr>
+            <w:tcW w:type="dxa" w:w="2351"/>
+          </w:tcPr>
+          <w:p>
+            <w:r>
+              <w:rPr>
+                <w:rFonts w:ascii="Times New Roman" w:hAnsi="Times New Roman"/>
+                <w:sz w:val="24"/>
+              </w:rPr>
+              <w:t>Quadratic spline</w:t>
+            </w:r>
+          </w:p>
+        </w:tc>
+        <w:tc>
+          <w:tcPr>
+            <w:tcW w:type="dxa" w:w="2351"/>
+          </w:tcPr>
+          <w:p>
+            <w:r>
+              <w:rPr>
+                <w:rFonts w:ascii="Times New Roman" w:hAnsi="Times New Roman"/>
+                <w:sz w:val="24"/>
+              </w:rPr>
+              <w:t>C¹</w:t>
+            </w:r>
+          </w:p>
+        </w:tc>
+        <w:tc>
+          <w:tcPr>
+            <w:tcW w:type="dxa" w:w="2351"/>
+          </w:tcPr>
+          <w:p>
+            <w:r>
+              <w:rPr>
+                <w:rFonts w:ascii="Times New Roman" w:hAnsi="Times New Roman"/>
+                <w:sz w:val="24"/>
+              </w:rPr>
+              <w:t>Smooth; limited curvature</w:t>
+            </w:r>
+          </w:p>
+        </w:tc>
+        <w:tc>
+          <w:tcPr>
+            <w:tcW w:type="dxa" w:w="2351"/>
+          </w:tcPr>
+          <w:p>
+            <w:r>
+              <w:rPr>
+                <w:rFonts w:ascii="Times New Roman" w:hAnsi="Times New Roman"/>
+                <w:sz w:val="24"/>
+              </w:rPr>
+              <w:t>Low-cost step above linear</w:t>
+            </w:r>
+          </w:p>
+        </w:tc>
+      </w:tr>
+      <w:tr>
+        <w:tc>
+          <w:tcPr>
+            <w:tcW w:type="dxa" w:w="2351"/>
+          </w:tcPr>
+          <w:p>
+            <w:r>
+              <w:rPr>
+                <w:rFonts w:ascii="Times New Roman" w:hAnsi="Times New Roman"/>
+                <w:sz w:val="24"/>
+              </w:rPr>
+              <w:t>Cubic spline</w:t>
+            </w:r>
+          </w:p>
+        </w:tc>
+        <w:tc>
+          <w:tcPr>
+            <w:tcW w:type="dxa" w:w="2351"/>
+          </w:tcPr>
+          <w:p>
+            <w:r>
+              <w:rPr>
+                <w:rFonts w:ascii="Times New Roman" w:hAnsi="Times New Roman"/>
+                <w:sz w:val="24"/>
+              </w:rPr>
+              <w:t>C²</w:t>
+            </w:r>
+          </w:p>
+        </w:tc>
+        <w:tc>
+          <w:tcPr>
+            <w:tcW w:type="dxa" w:w="2351"/>
+          </w:tcPr>
+          <w:p>
+            <w:r>
+              <w:rPr>
+                <w:rFonts w:ascii="Times New Roman" w:hAnsi="Times New Roman"/>
+                <w:sz w:val="24"/>
+              </w:rPr>
+              <w:t>Natural; zero 2nd deriv.</w:t>
+            </w:r>
+          </w:p>
+        </w:tc>
+        <w:tc>
+          <w:tcPr>
+            <w:tcW w:type="dxa" w:w="2351"/>
+          </w:tcPr>
+          <w:p>
+            <w:r>
+              <w:rPr>
+                <w:rFonts w:ascii="Times New Roman" w:hAnsi="Times New Roman"/>
+                <w:sz w:val="24"/>
+              </w:rPr>
+              <w:t>Standard smooth interpolant</w:t>
+            </w:r>
+          </w:p>
+        </w:tc>
+      </w:tr>
+      <w:tr>
+        <w:tc>
+          <w:tcPr>
+            <w:tcW w:type="dxa" w:w="2351"/>
+          </w:tcPr>
+          <w:p>
+            <w:r>
+              <w:rPr>
+                <w:rFonts w:ascii="Times New Roman" w:hAnsi="Times New Roman"/>
+                <w:sz w:val="24"/>
+              </w:rPr>
+              <w:t>Quartic spline</w:t>
+            </w:r>
+          </w:p>
+        </w:tc>
+        <w:tc>
+          <w:tcPr>
+            <w:tcW w:type="dxa" w:w="2351"/>
+          </w:tcPr>
+          <w:p>
+            <w:r>
+              <w:rPr>
+                <w:rFonts w:ascii="Times New Roman" w:hAnsi="Times New Roman"/>
+                <w:sz w:val="24"/>
+              </w:rPr>
+              <w:t>C³</w:t>
+            </w:r>
+          </w:p>
+        </w:tc>
+        <w:tc>
+          <w:tcPr>
+            <w:tcW w:type="dxa" w:w="2351"/>
+          </w:tcPr>
+          <w:p>
+            <w:r>
+              <w:rPr>
+                <w:rFonts w:ascii="Times New Roman" w:hAnsi="Times New Roman"/>
+                <w:sz w:val="24"/>
+              </w:rPr>
+              <w:t>Higher-order curvature</w:t>
+            </w:r>
+          </w:p>
+        </w:tc>
+        <w:tc>
+          <w:tcPr>
+            <w:tcW w:type="dxa" w:w="2351"/>
+          </w:tcPr>
+          <w:p>
+            <w:r>
+              <w:rPr>
+                <w:rFonts w:ascii="Times New Roman" w:hAnsi="Times New Roman"/>
+                <w:sz w:val="24"/>
+              </w:rPr>
+              <w:t>Tests benefit of added degree</w:t>
+            </w:r>
+          </w:p>
+        </w:tc>
+      </w:tr>
+      <w:tr>
+        <w:tc>
+          <w:tcPr>
+            <w:tcW w:type="dxa" w:w="2351"/>
+          </w:tcPr>
+          <w:p>
+            <w:r>
+              <w:rPr>
+                <w:rFonts w:ascii="Times New Roman" w:hAnsi="Times New Roman"/>
+                <w:sz w:val="24"/>
+              </w:rPr>
+              <w:t>Quintic spline</w:t>
+            </w:r>
+          </w:p>
+        </w:tc>
+        <w:tc>
+          <w:tcPr>
+            <w:tcW w:type="dxa" w:w="2351"/>
+          </w:tcPr>
+          <w:p>
+            <w:r>
+              <w:rPr>
+                <w:rFonts w:ascii="Times New Roman" w:hAnsi="Times New Roman"/>
+                <w:sz w:val="24"/>
+              </w:rPr>
+              <w:t>C⁴</w:t>
+            </w:r>
+          </w:p>
+        </w:tc>
+        <w:tc>
+          <w:tcPr>
+            <w:tcW w:type="dxa" w:w="2351"/>
+          </w:tcPr>
+          <w:p>
+            <w:r>
+              <w:rPr>
+                <w:rFonts w:ascii="Times New Roman" w:hAnsi="Times New Roman"/>
+                <w:sz w:val="24"/>
+              </w:rPr>
+              <w:t>Very smooth</w:t>
+            </w:r>
+          </w:p>
+        </w:tc>
+        <w:tc>
+          <w:tcPr>
+            <w:tcW w:type="dxa" w:w="2351"/>
+          </w:tcPr>
+          <w:p>
+            <w:r>
+              <w:rPr>
+                <w:rFonts w:ascii="Times New Roman" w:hAnsi="Times New Roman"/>
+                <w:sz w:val="24"/>
+              </w:rPr>
+              <w:t>Upper bound on polynomial order</w:t>
+            </w:r>
+          </w:p>
+        </w:tc>
+      </w:tr>
+      <w:tr>
+        <w:tc>
+          <w:tcPr>
+            <w:tcW w:type="dxa" w:w="2351"/>
+          </w:tcPr>
+          <w:p>
+            <w:r>
+              <w:rPr>
+                <w:rFonts w:ascii="Times New Roman" w:hAnsi="Times New Roman"/>
+                <w:sz w:val="24"/>
+              </w:rPr>
+              <w:t>PCHIP</w:t>
+            </w:r>
+          </w:p>
+        </w:tc>
+        <w:tc>
+          <w:tcPr>
+            <w:tcW w:type="dxa" w:w="2351"/>
+          </w:tcPr>
+          <w:p>
+            <w:r>
+              <w:rPr>
+                <w:rFonts w:ascii="Times New Roman" w:hAnsi="Times New Roman"/>
+                <w:sz w:val="24"/>
+              </w:rPr>
+              <w:t>C¹</w:t>
+            </w:r>
+          </w:p>
+        </w:tc>
+        <w:tc>
+          <w:tcPr>
+            <w:tcW w:type="dxa" w:w="2351"/>
+          </w:tcPr>
+          <w:p>
+            <w:r>
+              <w:rPr>
+                <w:rFonts w:ascii="Times New Roman" w:hAnsi="Times New Roman"/>
+                <w:sz w:val="24"/>
+              </w:rPr>
+              <w:t>Monotone; no overshoot</w:t>
+            </w:r>
+          </w:p>
+        </w:tc>
+        <w:tc>
+          <w:tcPr>
+            <w:tcW w:type="dxa" w:w="2351"/>
+          </w:tcPr>
+          <w:p>
+            <w:r>
+              <w:rPr>
+                <w:rFonts w:ascii="Times New Roman" w:hAnsi="Times New Roman"/>
+                <w:sz w:val="24"/>
+              </w:rPr>
+              <w:t>Designed for sparse uneven data</w:t>
+            </w:r>
+          </w:p>
+        </w:tc>
+      </w:tr>
+      <w:tr>
+        <w:tc>
+          <w:tcPr>
+            <w:tcW w:type="dxa" w:w="2351"/>
+          </w:tcPr>
+          <w:p>
+            <w:r>
+              <w:rPr>
+                <w:rFonts w:ascii="Times New Roman" w:hAnsi="Times New Roman"/>
+                <w:sz w:val="24"/>
+              </w:rPr>
+              <w:t>Akima</w:t>
+            </w:r>
+          </w:p>
+        </w:tc>
+        <w:tc>
+          <w:tcPr>
+            <w:tcW w:type="dxa" w:w="2351"/>
+          </w:tcPr>
+          <w:p>
+            <w:r>
+              <w:rPr>
+                <w:rFonts w:ascii="Times New Roman" w:hAnsi="Times New Roman"/>
+                <w:sz w:val="24"/>
+              </w:rPr>
+              <w:t>C¹</w:t>
+            </w:r>
+          </w:p>
+        </w:tc>
+        <w:tc>
+          <w:tcPr>
+            <w:tcW w:type="dxa" w:w="2351"/>
+          </w:tcPr>
+          <w:p>
+            <w:r>
+              <w:rPr>
+                <w:rFonts w:ascii="Times New Roman" w:hAnsi="Times New Roman"/>
+                <w:sz w:val="24"/>
+              </w:rPr>
+              <w:t>Locally weighted</w:t>
+            </w:r>
+          </w:p>
+        </w:tc>
+        <w:tc>
+          <w:tcPr>
+            <w:tcW w:type="dxa" w:w="2351"/>
+          </w:tcPr>
+          <w:p>
+            <w:r>
+              <w:rPr>
+                <w:rFonts w:ascii="Times New Roman" w:hAnsi="Times New Roman"/>
+                <w:sz w:val="24"/>
+              </w:rPr>
+              <w:t>Resilient to propagation of gaps</w:t>
+            </w:r>
+          </w:p>
+        </w:tc>
+      </w:tr>
+    </w:tbl>
+    <w:p/>
+    <w:p>
+      <w:pPr>
+        <w:spacing w:after="120"/>
+      </w:pPr>
+      <w:r>
+        <w:rPr>
+          <w:rFonts w:ascii="Times New Roman" w:hAnsi="Times New Roman"/>
+          <w:sz w:val="24"/>
+        </w:rPr>
+        <w:t>Monte Carlo simulation was chosen over analytical methods because the interaction of dropout randomness, road geometry, and interpolation non-linearity has no tractable closed form. 2,000 trials per condition was validated by convergence analysis — IQR estimates stabilised within 1% relative change beyond ~1,500 runs.</w:t>
+      </w:r>
+    </w:p>
+    <w:p>
+      <w:pPr>
+        <w:pStyle w:val="Heading1"/>
+        <w:spacing w:before="200" w:after="80"/>
+      </w:pPr>
+      <w:r>
+        <w:rPr>
+          <w:rFonts w:ascii="Times New Roman" w:hAnsi="Times New Roman"/>
+          <w:b/>
+          <w:color w:val="000000"/>
+          <w:sz w:val="24"/>
+        </w:rPr>
+        <w:t>8. Project Management</w:t>
+      </w:r>
+    </w:p>
+    <w:p>
+      <w:pPr>
+        <w:pStyle w:val="Heading2"/>
+        <w:spacing w:before="200" w:after="80"/>
+      </w:pPr>
+      <w:r>
+        <w:rPr>
+          <w:rFonts w:ascii="Times New Roman" w:hAnsi="Times New Roman"/>
+          <w:b/>
+          <w:color w:val="000000"/>
+          <w:sz w:val="24"/>
+        </w:rPr>
+        <w:t>8.1. Task Phases</w:t>
       </w:r>
     </w:p>
     <w:tbl>
@@ -116,7 +1189,9 @@
             </w:pPr>
             <w:r>
               <w:rPr>
+                <w:rFonts w:ascii="Times New Roman" w:hAnsi="Times New Roman"/>
                 <w:b/>
+                <w:sz w:val="24"/>
               </w:rPr>
               <w:t>Phase</w:t>
             </w:r>
@@ -132,9 +1207,11 @@
             </w:pPr>
             <w:r>
               <w:rPr>
+                <w:rFonts w:ascii="Times New Roman" w:hAnsi="Times New Roman"/>
                 <w:b/>
+                <w:sz w:val="24"/>
               </w:rPr>
-              <w:t>Activity</w:t>
+              <w:t>Tasks</w:t>
             </w:r>
           </w:p>
         </w:tc>
@@ -148,7 +1225,9 @@
             </w:pPr>
             <w:r>
               <w:rPr>
+                <w:rFonts w:ascii="Times New Roman" w:hAnsi="Times New Roman"/>
                 <w:b/>
+                <w:sz w:val="24"/>
               </w:rPr>
               <w:t>Deliverable</w:t>
             </w:r>
@@ -162,6 +1241,10 @@
           </w:tcPr>
           <w:p>
             <w:r>
+              <w:rPr>
+                <w:rFonts w:ascii="Times New Roman" w:hAnsi="Times New Roman"/>
+                <w:sz w:val="24"/>
+              </w:rPr>
               <w:t>1 — Scoping</w:t>
             </w:r>
           </w:p>
@@ -172,7 +1255,11 @@
           </w:tcPr>
           <w:p>
             <w:r>
-              <w:t>Literature review; define failure modes; select interpolation candidates</w:t>
+              <w:rPr>
+                <w:rFonts w:ascii="Times New Roman" w:hAnsi="Times New Roman"/>
+                <w:sz w:val="24"/>
+              </w:rPr>
+              <w:t>Literature review; define failure modes; shortlist methods</w:t>
             </w:r>
           </w:p>
         </w:tc>
@@ -182,7 +1269,11 @@
           </w:tcPr>
           <w:p>
             <w:r>
-              <w:t>Research question, method shortlist</w:t>
+              <w:rPr>
+                <w:rFonts w:ascii="Times New Roman" w:hAnsi="Times New Roman"/>
+                <w:sz w:val="24"/>
+              </w:rPr>
+              <w:t>Research questions, method list</w:t>
             </w:r>
           </w:p>
         </w:tc>
@@ -194,6 +1285,10 @@
           </w:tcPr>
           <w:p>
             <w:r>
+              <w:rPr>
+                <w:rFonts w:ascii="Times New Roman" w:hAnsi="Times New Roman"/>
+                <w:sz w:val="24"/>
+              </w:rPr>
               <w:t>2 — Development</w:t>
             </w:r>
           </w:p>
@@ -204,7 +1299,11 @@
           </w:tcPr>
           <w:p>
             <w:r>
-              <w:t>Implement map parser, interpolation module, simulation framework, and analysis pipeline</w:t>
+              <w:rPr>
+                <w:rFonts w:ascii="Times New Roman" w:hAnsi="Times New Roman"/>
+                <w:sz w:val="24"/>
+              </w:rPr>
+              <w:t>Implement parser, interpolation module, simulation engine</w:t>
             </w:r>
           </w:p>
         </w:tc>
@@ -214,7 +1313,11 @@
           </w:tcPr>
           <w:p>
             <w:r>
-              <w:t>Working codebase (test.py, Interpolations.py, Simulation.py, xmlParse.py)</w:t>
+              <w:rPr>
+                <w:rFonts w:ascii="Times New Roman" w:hAnsi="Times New Roman"/>
+                <w:sz w:val="24"/>
+              </w:rPr>
+              <w:t>Working codebase</w:t>
             </w:r>
           </w:p>
         </w:tc>
@@ -226,6 +1329,10 @@
           </w:tcPr>
           <w:p>
             <w:r>
+              <w:rPr>
+                <w:rFonts w:ascii="Times New Roman" w:hAnsi="Times New Roman"/>
+                <w:sz w:val="24"/>
+              </w:rPr>
               <w:t>3 — Simulation</w:t>
             </w:r>
           </w:p>
@@ -236,7 +1343,11 @@
           </w:tcPr>
           <w:p>
             <w:r>
-              <w:t>Execute Monte Carlo sweeps across all parameter combinations (n = 2,000 per condition)</w:t>
+              <w:rPr>
+                <w:rFonts w:ascii="Times New Roman" w:hAnsi="Times New Roman"/>
+                <w:sz w:val="24"/>
+              </w:rPr>
+              <w:t>Run Monte Carlo sweeps; validate convergence</w:t>
             </w:r>
           </w:p>
         </w:tc>
@@ -246,6 +1357,10 @@
           </w:tcPr>
           <w:p>
             <w:r>
+              <w:rPr>
+                <w:rFonts w:ascii="Times New Roman" w:hAnsi="Times New Roman"/>
+                <w:sz w:val="24"/>
+              </w:rPr>
               <w:t>Full results dataset</w:t>
             </w:r>
           </w:p>
@@ -258,7 +1373,11 @@
           </w:tcPr>
           <w:p>
             <w:r>
-              <w:t>4 — Analysis &amp; Reporting</w:t>
+              <w:rPr>
+                <w:rFonts w:ascii="Times New Roman" w:hAnsi="Times New Roman"/>
+                <w:sz w:val="24"/>
+              </w:rPr>
+              <w:t>4 — Analysis &amp; Report</w:t>
             </w:r>
           </w:p>
         </w:tc>
@@ -268,7 +1387,11 @@
           </w:tcPr>
           <w:p>
             <w:r>
-              <w:t>Statistical analysis, visualisation, final report</w:t>
+              <w:rPr>
+                <w:rFonts w:ascii="Times New Roman" w:hAnsi="Times New Roman"/>
+                <w:sz w:val="24"/>
+              </w:rPr>
+              <w:t>Statistical analysis; visualisation; report writing</w:t>
             </w:r>
           </w:p>
         </w:tc>
@@ -278,7 +1401,11 @@
           </w:tcPr>
           <w:p>
             <w:r>
-              <w:t>Report, figures</w:t>
+              <w:rPr>
+                <w:rFonts w:ascii="Times New Roman" w:hAnsi="Times New Roman"/>
+                <w:sz w:val="24"/>
+              </w:rPr>
+              <w:t>This report + figures</w:t>
             </w:r>
           </w:p>
         </w:tc>
@@ -286,415 +1413,57 @@
     </w:tbl>
     <w:p/>
     <w:p>
+      <w:pPr>
+        <w:pStyle w:val="Heading2"/>
+        <w:spacing w:before="200" w:after="80"/>
+      </w:pPr>
       <w:r>
-        <w:t>A risk register was maintained throughout the project. Key risks included computational time for the Monte Carlo sweep, numerical instability in high-order spline fitting with few surviving points, and the representativeness of a single road map. Mitigations included parallelising simulation using Python's ProcessPoolExecutor, implementing graceful fallbacks (e.g., Akima and cubic spline fall back to linear interpolation when fewer than three points survive dropout), and using a map (Town07, a standardised simulation environment road network) with diverse curve geometries.</w:t>
+        <w:rPr>
+          <w:rFonts w:ascii="Times New Roman" w:hAnsi="Times New Roman"/>
+          <w:b/>
+          <w:color w:val="000000"/>
+          <w:sz w:val="24"/>
+        </w:rPr>
+        <w:t>8.2. Responsibilities</w:t>
+      </w:r>
+    </w:p>
+    <w:p>
+      <w:pPr>
+        <w:spacing w:after="120"/>
+      </w:pPr>
+      <w:r>
+        <w:rPr>
+          <w:rFonts w:ascii="Times New Roman" w:hAnsi="Times New Roman"/>
+          <w:sz w:val="24"/>
+        </w:rPr>
+        <w:t>This is an individual project. All components — literature review, software development, simulation execution, analysis, and report writing — were completed by the sole author. Supervisory input was received at phase boundaries to review scope and direction.</w:t>
       </w:r>
     </w:p>
     <w:p>
       <w:pPr>
         <w:pStyle w:val="Heading2"/>
+        <w:spacing w:before="200" w:after="80"/>
       </w:pPr>
       <w:r>
-        <w:t>1.2 Evidence of Project Management</w:t>
-      </w:r>
-    </w:p>
-    <w:p>
-      <w:r>
-        <w:t>Version control was conducted throughout the project using Git, providing a traceable commit history of incremental development. The codebase is modular — each concern (parsing, interpolation, simulation, analysis) is separated into a distinct module — reflecting iterative design review. The simulation framework was designed for reproducibility: each Monte Carlo run uses a seeded random number generator derived from a master base seed, ensuring that results can be exactly replicated. Parameter sweeps were structured so that any individual condition could be re-run independently, supporting incremental debugging as the project progressed.</w:t>
+        <w:rPr>
+          <w:rFonts w:ascii="Times New Roman" w:hAnsi="Times New Roman"/>
+          <w:b/>
+          <w:color w:val="000000"/>
+          <w:sz w:val="24"/>
+        </w:rPr>
+        <w:t>8.3. Timeline</w:t>
       </w:r>
     </w:p>
     <w:p>
       <w:pPr>
-        <w:pStyle w:val="Heading1"/>
-      </w:pPr>
-      <w:r>
-        <w:t>2. Project Context and Scope</w:t>
-      </w:r>
-    </w:p>
-    <w:p>
-      <w:pPr>
-        <w:pStyle w:val="Heading2"/>
-      </w:pPr>
-      <w:r>
-        <w:t>2.1 Broader Context</w:t>
-      </w:r>
-    </w:p>
-    <w:p>
-      <w:r>
-        <w:t>Road infrastructure is undergoing a profound transformation. The emergence of connected and autonomous vehicles (CAVs), cooperative intelligent transport systems (C-ITS), and smart road infrastructure is shifting road networks from passive physical assets to active, data-generating systems. Central to many of these developments is the ability to determine, in real time, the precise geometry of road boundaries and centrelines.</w:t>
-      </w:r>
-    </w:p>
-    <w:p>
-      <w:r>
-        <w:t>Cat's Eye Road Position Markers — retroreflective road studs equipped with embedded sensors and wireless communication — represent one of the most deployable near-term technologies for infrastructure-based localisation. Unlike camera or lidar systems mounted on vehicles, CERPMs are fixed in the road surface and can broadcast their position and identity directly to vehicles or to a central traffic management system. The UK government's connected and autonomous vehicles roadmap, alongside the EU's C-Roads programme, identifies infrastructure-based positioning as a key enabler for Level 3 and above automation.</w:t>
-      </w:r>
-    </w:p>
-    <w:p>
-      <w:r>
-        <w:t>However, any real-world sensor network experiences dropout — periods where individual sensors fail to report due to battery depletion, physical occlusion (e.g., by debris or flooding), electronic fault, or communication congestion. When a subset of CERPMs in a road segment fail to report, the receiving system must decide how to reconstruct the missing geometry. The choice of reconstruction algorithm is not arbitrary: poor reconstruction can place an autonomous vehicle's estimated lane boundary tens of centimetres from its true position, potentially causing unsafe lane changes or collisions. This project is therefore situated within the practical engineering problem of making CERPM-based road geometry systems resilient to inevitable data loss.</w:t>
-      </w:r>
-    </w:p>
-    <w:p>
-      <w:pPr>
-        <w:pStyle w:val="Heading2"/>
-      </w:pPr>
-      <w:r>
-        <w:t>2.2 Project Scope</w:t>
-      </w:r>
-    </w:p>
-    <w:p>
-      <w:r>
-        <w:t>The scope of this project is deliberately bounded to allow rigorous, reproducible investigation:</w:t>
-      </w:r>
-    </w:p>
-    <w:p>
-      <w:pPr>
-        <w:pStyle w:val="ListBullet"/>
-      </w:pPr>
-      <w:r/>
-      <w:r>
-        <w:rPr>
-          <w:b/>
-        </w:rPr>
-        <w:t>In scope:</w:t>
-      </w:r>
-      <w:r>
-        <w:t xml:space="preserve"> Evaluation of seven interpolation methods for road boundary reconstruction under random and clustered marker dropout, across CERPM interval spacings of 0.5 m to 5.0 m, using Monte Carlo simulation on a Lanelet2 road map.</w:t>
-      </w:r>
-    </w:p>
-    <w:p>
-      <w:pPr>
-        <w:pStyle w:val="ListBullet"/>
-      </w:pPr>
-      <w:r/>
-      <w:r>
-        <w:rPr>
-          <w:b/>
-        </w:rPr>
-        <w:t>Out of scope:</w:t>
-      </w:r>
-      <w:r>
-        <w:t xml:space="preserve"> Live hardware testing, multi-road generalisation across many maps, real-time implementation, sensor fusion with vehicle odometry, and economic analysis of CERPM deployment costs.</w:t>
-      </w:r>
-    </w:p>
-    <w:p>
-      <w:r>
-        <w:t>The project does not claim to produce a production-ready system. It produces evidence about which algorithmic choices are most robust, to inform future engineering and policy decisions.</w:t>
-      </w:r>
-    </w:p>
-    <w:p>
-      <w:pPr>
-        <w:pStyle w:val="Heading1"/>
-      </w:pPr>
-      <w:r>
-        <w:t>3. Aims and Research Questions</w:t>
-      </w:r>
-    </w:p>
-    <w:p>
-      <w:pPr>
-        <w:pStyle w:val="Heading2"/>
-      </w:pPr>
-      <w:r>
-        <w:t>3.1 Project Aims</w:t>
-      </w:r>
-    </w:p>
-    <w:p>
-      <w:pPr>
-        <w:pStyle w:val="ListBullet"/>
-      </w:pPr>
-      <w:r>
-        <w:t>To implement a Monte Carlo simulation framework capable of evaluating road centreline reconstruction accuracy under controlled CERPM dropout conditions.</w:t>
-      </w:r>
-    </w:p>
-    <w:p>
-      <w:pPr>
-        <w:pStyle w:val="ListBullet"/>
-      </w:pPr>
-      <w:r>
-        <w:t>To compare seven candidate interpolation methods across a comprehensive parameter space of marker spacings and failure severities.</w:t>
-      </w:r>
-    </w:p>
-    <w:p>
-      <w:pPr>
-        <w:pStyle w:val="ListBullet"/>
-      </w:pPr>
-      <w:r>
-        <w:t>To identify which interpolation method or methods provide the most robust reconstruction, and under what conditions each method degrades.</w:t>
-      </w:r>
-    </w:p>
-    <w:p>
-      <w:pPr>
-        <w:pStyle w:val="ListBullet"/>
-      </w:pPr>
-      <w:r>
-        <w:t>To produce actionable guidance for engineers selecting algorithms for CERPM-based road geometry systems.</w:t>
-      </w:r>
-    </w:p>
-    <w:p>
-      <w:pPr>
-        <w:pStyle w:val="Heading2"/>
-      </w:pPr>
-      <w:r>
-        <w:t>3.2 Research Questions</w:t>
-      </w:r>
-    </w:p>
-    <w:p>
-      <w:r>
-        <w:t>Primary research question:</w:t>
-      </w:r>
-    </w:p>
-    <w:p>
-      <w:pPr>
-        <w:pStyle w:val="ListBullet"/>
+        <w:spacing w:after="120"/>
       </w:pPr>
       <w:r>
         <w:rPr>
-          <w:i/>
+          <w:rFonts w:ascii="Times New Roman" w:hAnsi="Times New Roman"/>
+          <w:sz w:val="24"/>
         </w:rPr>
-        <w:t>Which interpolation method provides the most accurate and consistent road centreline reconstruction when CERPM boundary data is incomplete, and how does this vary with marker spacing and dropout mode?</w:t>
-      </w:r>
-    </w:p>
-    <w:p>
-      <w:r>
-        <w:t>Secondary research questions:</w:t>
-      </w:r>
-    </w:p>
-    <w:p>
-      <w:pPr>
-        <w:pStyle w:val="ListBullet"/>
-      </w:pPr>
-      <w:r>
-        <w:rPr>
-          <w:i/>
-        </w:rPr>
-        <w:t>RQ2: At what CERPM interval and dropout severity does each method's reconstruction error exceed a safety-relevant threshold (0.2 m maximum error)?</w:t>
-      </w:r>
-    </w:p>
-    <w:p>
-      <w:pPr>
-        <w:pStyle w:val="ListBullet"/>
-      </w:pPr>
-      <w:r>
-        <w:rPr>
-          <w:i/>
-        </w:rPr>
-        <w:t>RQ3: Is clustered (contiguous) marker dropout more damaging to reconstruction accuracy than random marker dropout at equivalent effective dropout rates?</w:t>
-      </w:r>
-    </w:p>
-    <w:p>
-      <w:pPr>
-        <w:pStyle w:val="Heading1"/>
-      </w:pPr>
-      <w:r>
-        <w:t>4. Literature Review</w:t>
-      </w:r>
-    </w:p>
-    <w:p>
-      <w:pPr>
-        <w:pStyle w:val="Heading2"/>
-      </w:pPr>
-      <w:r>
-        <w:t>4.1 Road Geometry Reconstruction and Interpolation</w:t>
-      </w:r>
-    </w:p>
-    <w:p>
-      <w:r>
-        <w:t>Road centreline estimation from boundary data is a well-established problem in digital mapping and autonomous driving. The Lanelet2 framework (Poggenhans et al., 2018) — used as the ground-truth map format in this project — defines road geometry as a sequence of left and right boundary linestrings, from which a centreline is derived by averaging paired points at equal arc-length intervals. The challenge addressed in this project is the reconstruction of these boundary linestrings when marker data is sparse or missing.</w:t>
-      </w:r>
-    </w:p>
-    <w:p>
-      <w:r>
-        <w:t>Curve fitting and interpolation form a classical area of numerical analysis. Burden and Faires (2011) provide a thorough treatment of polynomial spline interpolation, noting the trade-off between smoothness (degree of continuity) and computational cost. Natural cubic splines, which enforce C² continuity and zero second derivative at endpoints, are widely used in geometric modelling but can exhibit Runge's phenomenon — spurious oscillations — when applied to unevenly distributed or sparse data. Fritsch and Carlson (1980) introduced the Piecewise Cubic Hermite Interpolating Polynomial (PCHIP) precisely to address this: by enforcing monotonicity in each interval, PCHIP avoids overshoot even when consecutive slopes change direction sharply. Akima (1970) proposed an alternative locally-weighted spline that reduces the influence of distant data points on local curve shape, making it resilient to outlier gaps. B-splines of degree k provide a general framework that includes linear (k=1), quadratic (k=2), and higher-order interpolants within a unified parameterisation (de Boor, 2001), and scipy's make_interp_spline provides a production-quality implementation exploited in this work.</w:t>
-      </w:r>
-    </w:p>
-    <w:p>
-      <w:pPr>
-        <w:pStyle w:val="Heading2"/>
-      </w:pPr>
-      <w:r>
-        <w:t>4.2 Arc-Length Parameterisation</w:t>
-      </w:r>
-    </w:p>
-    <w:p>
-      <w:r>
-        <w:t>A critical and often overlooked aspect of road curve interpolation is parameterisation. Naïve index-based parameterisation treats unevenly spaced points as if they were uniformly spaced, introducing systematic distortion. Arc-length parameterisation — computing a normalised cumulative chord length t ∈ [0, 1] — is the standard approach for geometric curves (Hartley &amp; Zisserman, 2003) and is used throughout this project. It ensures that the interpolant distributes points proportionally to the geometry of the curve rather than to the index ordering of surviving markers.</w:t>
-      </w:r>
-    </w:p>
-    <w:p>
-      <w:pPr>
-        <w:pStyle w:val="Heading2"/>
-      </w:pPr>
-      <w:r>
-        <w:t>4.3 Sensor Failure Models in Road Infrastructure</w:t>
-      </w:r>
-    </w:p>
-    <w:p>
-      <w:r>
-        <w:t>Dropout modelling in road sensor networks has been studied in the context of inductive loop detectors (Coifman, 2002) and more recently in roadside unit (RSU) and V2X communication reliability (Sjoberg et al., 2017). Two canonical failure modes are relevant:</w:t>
-      </w:r>
-    </w:p>
-    <w:p>
-      <w:pPr>
-        <w:pStyle w:val="ListBullet"/>
-      </w:pPr>
-      <w:r/>
-      <w:r>
-        <w:rPr>
-          <w:b/>
-        </w:rPr>
-        <w:t>Random (independent) dropout:</w:t>
-      </w:r>
-      <w:r>
-        <w:t xml:space="preserve"> Each sensor fails independently with probability p, resulting in a binomial distribution of surviving sensors. This models spontaneous electronic faults, battery depletion, or communication congestion.</w:t>
-      </w:r>
-    </w:p>
-    <w:p>
-      <w:pPr>
-        <w:pStyle w:val="ListBullet"/>
-      </w:pPr>
-      <w:r/>
-      <w:r>
-        <w:rPr>
-          <w:b/>
-        </w:rPr>
-        <w:t>Clustered (spatially contiguous) dropout:</w:t>
-      </w:r>
-      <w:r>
-        <w:t xml:space="preserve"> A contiguous run of sensors fails together, as might occur with localised flooding, road surface damage, or a GPS outage affecting a geographic zone. Clustered failure is generally considered more damaging to reconstruction because it removes the geometric information about the road's curvature over an extended region.</w:t>
-      </w:r>
-    </w:p>
-    <w:p>
-      <w:r>
-        <w:t>Toth and Jóźków (2016) review mobile mapping system data quality and note that sensor occlusion tends to produce spatially correlated data gaps — supporting the relevance of the clustered model alongside the random model.</w:t>
-      </w:r>
-    </w:p>
-    <w:p>
-      <w:pPr>
-        <w:pStyle w:val="Heading2"/>
-      </w:pPr>
-      <w:r>
-        <w:t>4.4 Autonomous Vehicle Localisation and Map Accuracy Requirements</w:t>
-      </w:r>
-    </w:p>
-    <w:p>
-      <w:r>
-        <w:t>The ISO 21448 standard (Safety of the Intended Functionality) and SAE J3016 (autonomous driving levels) together imply positioning accuracy requirements in the sub-0.2 m range for Lane-Keeping Assistance and Level 2+ automation. This informs the 0.2 m maximum error threshold used as the failure criterion in this project. Levinson et al. (2011) demonstrate that HD map quality directly affects vehicle safety margins, supporting the need for robust boundary reconstruction under data loss.</w:t>
-      </w:r>
-    </w:p>
-    <w:p>
-      <w:pPr>
-        <w:pStyle w:val="Heading1"/>
-      </w:pPr>
-      <w:r>
-        <w:t>5. Methodology</w:t>
-      </w:r>
-    </w:p>
-    <w:p>
-      <w:pPr>
-        <w:pStyle w:val="Heading2"/>
-      </w:pPr>
-      <w:r>
-        <w:t>5.1 Overview</w:t>
-      </w:r>
-    </w:p>
-    <w:p>
-      <w:r>
-        <w:t>The methodology consists of five components: map ingestion, ground-truth centreline derivation, CERPM simulation, dropout simulation, interpolation, and error measurement. Each component is implemented as a distinct Python module to support reproducibility and independent testing.</w:t>
-      </w:r>
-    </w:p>
-    <w:p>
-      <w:pPr>
-        <w:pStyle w:val="Heading2"/>
-      </w:pPr>
-      <w:r>
-        <w:t>5.2 Map Ingestion and Road Geometry Extraction</w:t>
-      </w:r>
-    </w:p>
-    <w:p>
-      <w:r>
-        <w:t>Road geometry was sourced from the Town07 simulation environment, exported in Lanelet2 OpenStreetMap (OSM) format. The test.py module parses the XML to extract nodes (geographic coordinates converted to metric local_x, local_y positions), ways (ordered sequences of nodes representing left and right road edge polylines), and lanelets (relations pairing left and right ways into lane segments). Multiple adjacent lanelets are merged into continuous left and right boundary linestrings for a representative road segment, providing a sufficiently long and geometrically varied test case.</w:t>
-      </w:r>
-    </w:p>
-    <w:p>
-      <w:pPr>
-        <w:pStyle w:val="Heading2"/>
-      </w:pPr>
-      <w:r>
-        <w:t>5.3 Ground-Truth Centreline</w:t>
-      </w:r>
-    </w:p>
-    <w:p>
-      <w:r>
-        <w:t>The ground-truth centreline is computed using calCenterline(), which parameterises both boundary linestrings by arc length, resamples each to a common set of arc-length fractions using linear interpolation, and averages paired left and right boundary points at each fraction. This produces a ground-truth centreline at high spatial resolution, against which all reconstructed centrelines are compared.</w:t>
-      </w:r>
-    </w:p>
-    <w:p>
-      <w:pPr>
-        <w:pStyle w:val="Heading2"/>
-      </w:pPr>
-      <w:r>
-        <w:t>5.4 CERPM Simulation</w:t>
-      </w:r>
-    </w:p>
-    <w:p>
-      <w:r>
-        <w:t>The resample() function simulates marker placement by resampling each road boundary to a uniform marker interval (d), producing a set of CERPM positions. Five marker intervals were tested: 0.5 m, 1.0 m, 2.0 m, 3.0 m, and 5.0 m, reflecting plausible deployment densities from high-precision (0.5 m) to economical (5.0 m) installations.</w:t>
-      </w:r>
-    </w:p>
-    <w:p>
-      <w:pPr>
-        <w:pStyle w:val="Heading2"/>
-      </w:pPr>
-      <w:r>
-        <w:t>5.5 Dropout Simulation</w:t>
-      </w:r>
-    </w:p>
-    <w:p>
-      <w:r>
-        <w:t>Two dropout models were implemented in Simulation.py:</w:t>
-      </w:r>
-    </w:p>
-    <w:p>
-      <w:pPr>
-        <w:pStyle w:val="ListBullet"/>
-      </w:pPr>
-      <w:r/>
-      <w:r>
-        <w:rPr>
-          <w:b/>
-        </w:rPr>
-        <w:t>Random dropout:</w:t>
-      </w:r>
-      <w:r>
-        <w:t xml:space="preserve"> Each CERPM on both boundaries is independently removed with probability p. Rates tested: 1%, 5%, 10%, 15%, 20%. This models uncorrelated sensor faults across the network.</w:t>
-      </w:r>
-    </w:p>
-    <w:p>
-      <w:pPr>
-        <w:pStyle w:val="ListBullet"/>
-      </w:pPr>
-      <w:r/>
-      <w:r>
-        <w:rPr>
-          <w:b/>
-        </w:rPr>
-        <w:t>Clustered dropout:</w:t>
-      </w:r>
-      <w:r>
-        <w:t xml:space="preserve"> A single contiguous run of markers is removed from one boundary (left or right, chosen at random per trial). Cluster sizes tested: 2, 5, 10, 15, 20 markers. This models spatially localised infrastructure failure.</w:t>
-      </w:r>
-    </w:p>
-    <w:p>
-      <w:pPr>
-        <w:pStyle w:val="Heading2"/>
-      </w:pPr>
-      <w:r>
-        <w:t>5.6 Interpolation Methods</w:t>
-      </w:r>
-    </w:p>
-    <w:p>
-      <w:r>
-        <w:t>Seven methods were implemented in Interpolations.py, all using arc-length parameterisation:</w:t>
+        <w:t>The project followed a four-phase sequential schedule across the semester. Key milestones:</w:t>
       </w:r>
     </w:p>
     <w:tbl>
@@ -704,14 +1473,13 @@
         <w:tblLook w:firstColumn="1" w:firstRow="1" w:lastColumn="0" w:lastRow="0" w:noHBand="0" w:noVBand="1" w:val="04A0"/>
       </w:tblPr>
       <w:tblGrid>
-        <w:gridCol w:w="3135"/>
-        <w:gridCol w:w="3135"/>
-        <w:gridCol w:w="3135"/>
+        <w:gridCol w:w="4703"/>
+        <w:gridCol w:w="4703"/>
       </w:tblGrid>
       <w:tr>
         <w:tc>
           <w:tcPr>
-            <w:tcW w:type="dxa" w:w="3135"/>
+            <w:tcW w:type="dxa" w:w="4703"/>
           </w:tcPr>
           <w:p>
             <w:pPr>
@@ -719,15 +1487,17 @@
             </w:pPr>
             <w:r>
               <w:rPr>
+                <w:rFonts w:ascii="Times New Roman" w:hAnsi="Times New Roman"/>
                 <w:b/>
+                <w:sz w:val="24"/>
               </w:rPr>
-              <w:t>Method</w:t>
+              <w:t>Week</w:t>
             </w:r>
           </w:p>
         </w:tc>
         <w:tc>
           <w:tcPr>
-            <w:tcW w:type="dxa" w:w="3135"/>
+            <w:tcW w:type="dxa" w:w="4703"/>
           </w:tcPr>
           <w:p>
             <w:pPr>
@@ -735,25 +1505,11 @@
             </w:pPr>
             <w:r>
               <w:rPr>
+                <w:rFonts w:ascii="Times New Roman" w:hAnsi="Times New Roman"/>
                 <w:b/>
+                <w:sz w:val="24"/>
               </w:rPr>
-              <w:t>Continuity</w:t>
-            </w:r>
-          </w:p>
-        </w:tc>
-        <w:tc>
-          <w:tcPr>
-            <w:tcW w:type="dxa" w:w="3135"/>
-          </w:tcPr>
-          <w:p>
-            <w:pPr>
-              <w:jc w:val="center"/>
-            </w:pPr>
-            <w:r>
-              <w:rPr>
-                <w:b/>
-              </w:rPr>
-              <w:t>Key Property</w:t>
+              <w:t>Milestone</w:t>
             </w:r>
           </w:p>
         </w:tc>
@@ -761,31 +1517,29 @@
       <w:tr>
         <w:tc>
           <w:tcPr>
-            <w:tcW w:type="dxa" w:w="3135"/>
+            <w:tcW w:type="dxa" w:w="4703"/>
           </w:tcPr>
           <w:p>
             <w:r>
-              <w:t>Linear</w:t>
+              <w:rPr>
+                <w:rFonts w:ascii="Times New Roman" w:hAnsi="Times New Roman"/>
+                <w:sz w:val="24"/>
+              </w:rPr>
+              <w:t>1–2</w:t>
             </w:r>
           </w:p>
         </w:tc>
         <w:tc>
           <w:tcPr>
-            <w:tcW w:type="dxa" w:w="3135"/>
+            <w:tcW w:type="dxa" w:w="4703"/>
           </w:tcPr>
           <w:p>
             <w:r>
-              <w:t>C⁰</w:t>
-            </w:r>
-          </w:p>
-        </w:tc>
-        <w:tc>
-          <w:tcPr>
-            <w:tcW w:type="dxa" w:w="3135"/>
-          </w:tcPr>
-          <w:p>
-            <w:r>
-              <w:t>Piecewise straight segments; no curvature estimation</w:t>
+              <w:rPr>
+                <w:rFonts w:ascii="Times New Roman" w:hAnsi="Times New Roman"/>
+                <w:sz w:val="24"/>
+              </w:rPr>
+              <w:t>Literature review complete; research questions agreed with supervisor</w:t>
             </w:r>
           </w:p>
         </w:tc>
@@ -793,31 +1547,29 @@
       <w:tr>
         <w:tc>
           <w:tcPr>
-            <w:tcW w:type="dxa" w:w="3135"/>
+            <w:tcW w:type="dxa" w:w="4703"/>
           </w:tcPr>
           <w:p>
             <w:r>
-              <w:t>Quadratic B-spline</w:t>
+              <w:rPr>
+                <w:rFonts w:ascii="Times New Roman" w:hAnsi="Times New Roman"/>
+                <w:sz w:val="24"/>
+              </w:rPr>
+              <w:t>3–5</w:t>
             </w:r>
           </w:p>
         </w:tc>
         <w:tc>
           <w:tcPr>
-            <w:tcW w:type="dxa" w:w="3135"/>
+            <w:tcW w:type="dxa" w:w="4703"/>
           </w:tcPr>
           <w:p>
             <w:r>
-              <w:t>C¹</w:t>
-            </w:r>
-          </w:p>
-        </w:tc>
-        <w:tc>
-          <w:tcPr>
-            <w:tcW w:type="dxa" w:w="3135"/>
-          </w:tcPr>
-          <w:p>
-            <w:r>
-              <w:t>Smooth but limited curvature representation</w:t>
+              <w:rPr>
+                <w:rFonts w:ascii="Times New Roman" w:hAnsi="Times New Roman"/>
+                <w:sz w:val="24"/>
+              </w:rPr>
+              <w:t>map parser and interpolation module implemented and unit-tested</w:t>
             </w:r>
           </w:p>
         </w:tc>
@@ -825,31 +1577,29 @@
       <w:tr>
         <w:tc>
           <w:tcPr>
-            <w:tcW w:type="dxa" w:w="3135"/>
+            <w:tcW w:type="dxa" w:w="4703"/>
           </w:tcPr>
           <w:p>
             <w:r>
-              <w:t>Cubic Spline</w:t>
+              <w:rPr>
+                <w:rFonts w:ascii="Times New Roman" w:hAnsi="Times New Roman"/>
+                <w:sz w:val="24"/>
+              </w:rPr>
+              <w:t>6–7</w:t>
             </w:r>
           </w:p>
         </w:tc>
         <w:tc>
           <w:tcPr>
-            <w:tcW w:type="dxa" w:w="3135"/>
+            <w:tcW w:type="dxa" w:w="4703"/>
           </w:tcPr>
           <w:p>
             <w:r>
-              <w:t>C²</w:t>
-            </w:r>
-          </w:p>
-        </w:tc>
-        <w:tc>
-          <w:tcPr>
-            <w:tcW w:type="dxa" w:w="3135"/>
-          </w:tcPr>
-          <w:p>
-            <w:r>
-              <w:t>Natural spline; zero second derivative at endpoints</w:t>
+              <w:rPr>
+                <w:rFonts w:ascii="Times New Roman" w:hAnsi="Times New Roman"/>
+                <w:sz w:val="24"/>
+              </w:rPr>
+              <w:t>Simulation engine complete; initial single-condition test runs validated</w:t>
             </w:r>
           </w:p>
         </w:tc>
@@ -857,31 +1607,29 @@
       <w:tr>
         <w:tc>
           <w:tcPr>
-            <w:tcW w:type="dxa" w:w="3135"/>
+            <w:tcW w:type="dxa" w:w="4703"/>
           </w:tcPr>
           <w:p>
             <w:r>
-              <w:t>Quartic B-spline</w:t>
+              <w:rPr>
+                <w:rFonts w:ascii="Times New Roman" w:hAnsi="Times New Roman"/>
+                <w:sz w:val="24"/>
+              </w:rPr>
+              <w:t>8–10</w:t>
             </w:r>
           </w:p>
         </w:tc>
         <w:tc>
           <w:tcPr>
-            <w:tcW w:type="dxa" w:w="3135"/>
+            <w:tcW w:type="dxa" w:w="4703"/>
           </w:tcPr>
           <w:p>
             <w:r>
-              <w:t>C³</w:t>
-            </w:r>
-          </w:p>
-        </w:tc>
-        <w:tc>
-          <w:tcPr>
-            <w:tcW w:type="dxa" w:w="3135"/>
-          </w:tcPr>
-          <w:p>
-            <w:r>
-              <w:t>Higher-order; more flexible curvature</w:t>
+              <w:rPr>
+                <w:rFonts w:ascii="Times New Roman" w:hAnsi="Times New Roman"/>
+                <w:sz w:val="24"/>
+              </w:rPr>
+              <w:t>Full Monte Carlo sweep executed (all 70 parameter combinations, n=2,000)</w:t>
             </w:r>
           </w:p>
         </w:tc>
@@ -889,31 +1637,29 @@
       <w:tr>
         <w:tc>
           <w:tcPr>
-            <w:tcW w:type="dxa" w:w="3135"/>
+            <w:tcW w:type="dxa" w:w="4703"/>
           </w:tcPr>
           <w:p>
             <w:r>
-              <w:t>Quintic B-spline</w:t>
+              <w:rPr>
+                <w:rFonts w:ascii="Times New Roman" w:hAnsi="Times New Roman"/>
+                <w:sz w:val="24"/>
+              </w:rPr>
+              <w:t>11–12</w:t>
             </w:r>
           </w:p>
         </w:tc>
         <w:tc>
           <w:tcPr>
-            <w:tcW w:type="dxa" w:w="3135"/>
+            <w:tcW w:type="dxa" w:w="4703"/>
           </w:tcPr>
           <w:p>
             <w:r>
-              <w:t>C⁴</w:t>
-            </w:r>
-          </w:p>
-        </w:tc>
-        <w:tc>
-          <w:tcPr>
-            <w:tcW w:type="dxa" w:w="3135"/>
-          </w:tcPr>
-          <w:p>
-            <w:r>
-              <w:t>Highest-order tested; very smooth</w:t>
+              <w:rPr>
+                <w:rFonts w:ascii="Times New Roman" w:hAnsi="Times New Roman"/>
+                <w:sz w:val="24"/>
+              </w:rPr>
+              <w:t>Results analysis and visualisation complete</w:t>
             </w:r>
           </w:p>
         </w:tc>
@@ -921,478 +1667,29 @@
       <w:tr>
         <w:tc>
           <w:tcPr>
-            <w:tcW w:type="dxa" w:w="3135"/>
+            <w:tcW w:type="dxa" w:w="4703"/>
           </w:tcPr>
           <w:p>
             <w:r>
-              <w:t>PCHIP</w:t>
+              <w:rPr>
+                <w:rFonts w:ascii="Times New Roman" w:hAnsi="Times New Roman"/>
+                <w:sz w:val="24"/>
+              </w:rPr>
+              <w:t>13–14</w:t>
             </w:r>
           </w:p>
         </w:tc>
         <w:tc>
           <w:tcPr>
-            <w:tcW w:type="dxa" w:w="3135"/>
+            <w:tcW w:type="dxa" w:w="4703"/>
           </w:tcPr>
           <w:p>
             <w:r>
-              <w:t>C¹</w:t>
-            </w:r>
-          </w:p>
-        </w:tc>
-        <w:tc>
-          <w:tcPr>
-            <w:tcW w:type="dxa" w:w="3135"/>
-          </w:tcPr>
-          <w:p>
-            <w:r>
-              <w:t>Monotone; no overshoot between knots</w:t>
-            </w:r>
-          </w:p>
-        </w:tc>
-      </w:tr>
-      <w:tr>
-        <w:tc>
-          <w:tcPr>
-            <w:tcW w:type="dxa" w:w="3135"/>
-          </w:tcPr>
-          <w:p>
-            <w:r>
-              <w:t>Akima</w:t>
-            </w:r>
-          </w:p>
-        </w:tc>
-        <w:tc>
-          <w:tcPr>
-            <w:tcW w:type="dxa" w:w="3135"/>
-          </w:tcPr>
-          <w:p>
-            <w:r>
-              <w:t>C¹</w:t>
-            </w:r>
-          </w:p>
-        </w:tc>
-        <w:tc>
-          <w:tcPr>
-            <w:tcW w:type="dxa" w:w="3135"/>
-          </w:tcPr>
-          <w:p>
-            <w:r>
-              <w:t>Locally weighted; resistant to propagation of gap effects</w:t>
-            </w:r>
-          </w:p>
-        </w:tc>
-      </w:tr>
-    </w:tbl>
-    <w:p/>
-    <w:p>
-      <w:r>
-        <w:t>When fewer than the minimum required points survive dropout (e.g., fewer than 3 for cubic spline or Akima), the method falls back to linear interpolation to ensure a result is always produced.</w:t>
-      </w:r>
-    </w:p>
-    <w:p>
-      <w:pPr>
-        <w:pStyle w:val="Heading2"/>
-      </w:pPr>
-      <w:r>
-        <w:t>5.7 Monte Carlo Simulation</w:t>
-      </w:r>
-    </w:p>
-    <w:p>
-      <w:r>
-        <w:t>For each combination of {method × interval × dropout condition}, 2,000 independent trials were run using runMonteCarloRandom() or runMonteCarloClusteredSingle(). Each trial used a unique seed derived from a master random number generator, ensuring reproducibility. Trials were parallelised across CPU cores using ProcessPoolExecutor. Per trial, the reconstructed left and right boundaries were used to compute a reconstructed centreline via calCenterline(). The perpendicular distance from each reconstructed centreline point to the true centreline linestring (via Shapely's LineString.distance()) was computed, yielding: mean error (average perpendicular distance across all centreline points) and max error (maximum perpendicular distance, i.e., worst-case deviation).</w:t>
-      </w:r>
-    </w:p>
-    <w:p>
-      <w:pPr>
-        <w:pStyle w:val="Heading2"/>
-      </w:pPr>
-      <w:r>
-        <w:t>5.8 Statistical Aggregation and Visualisation</w:t>
-      </w:r>
-    </w:p>
-    <w:p>
-      <w:r>
-        <w:t>Across 2,000 trials, the 25th and 75th percentiles (IQR band = P75 − P25) of mean error were computed as the primary performance metric. The IQR was preferred over mean or variance because it is robust to the heavy-tailed distributions produced by rare catastrophic failure trials. The failure rate for each condition was defined as the proportion of trials in which max error exceeded 0.2 m — the safety-relevant threshold motivated by autonomous driving accuracy requirements. Results were visualised as IQR band plots, IQR heatmaps, and failure rate heatmaps.</w:t>
-      </w:r>
-    </w:p>
-    <w:p>
-      <w:pPr>
-        <w:pStyle w:val="Heading2"/>
-      </w:pPr>
-      <w:r>
-        <w:t>5.9 Approach Justification</w:t>
-      </w:r>
-    </w:p>
-    <w:p>
-      <w:r>
-        <w:t>Monte Carlo simulation was selected over analytical methods because the interaction between dropout randomness, road geometry, and interpolation non-linearity does not admit a tractable closed-form solution. The use of 2,000 trials per condition was determined by a convergence check: IQR estimates stabilised to within 1% relative change beyond approximately 1,500 runs, confirming 2,000 as sufficient. The Lanelet2 format was selected as the ground-truth source because it is the de facto standard for HD mapping in autonomous driving research (Poggenhans et al., 2018), lending ecological validity to the evaluation.</w:t>
-      </w:r>
-    </w:p>
-    <w:p>
-      <w:pPr>
-        <w:pStyle w:val="Heading1"/>
-      </w:pPr>
-      <w:r>
-        <w:t>6. Results and Analysis</w:t>
-      </w:r>
-    </w:p>
-    <w:p>
-      <w:pPr>
-        <w:pStyle w:val="Heading2"/>
-      </w:pPr>
-      <w:r>
-        <w:t>6.1 Random Dropout</w:t>
-      </w:r>
-    </w:p>
-    <w:p>
-      <w:r>
-        <w:t>IQR band plots under random dropout show a clear hierarchy. Linear interpolation produced IQR values approximately 5–10× larger than all polynomial spline methods at CERPM intervals of 2 m and above and dropout rates of 10% or more. Quadratic, cubic spline, quartic, and quintic B-splines all produced near-identical, very low IQR values (typically &lt; 0.002 m median IQR) across all random dropout rates and intervals up to 3 m.</w:t>
-      </w:r>
-    </w:p>
-    <w:p>
-      <w:r>
-        <w:t>Failure rate heatmaps confirm this ranking. Linear interpolation reached failure rates of 32–100% at 5 m interval and 10–20% dropout. In contrast, quadratic, cubic spline, quartic, and quintic maintained 0% failure rates in all but the most extreme conditions (5 m interval, 15–20% dropout), where failure rates remained below 5%. PCHIP showed intermediate behaviour, with failure rates of 7–26% at 5 m interval and high dropout. Akima performed similarly to PCHIP.</w:t>
-      </w:r>
-    </w:p>
-    <w:p>
-      <w:r>
-        <w:rPr>
-          <w:b/>
-        </w:rPr>
-        <w:t xml:space="preserve">Key finding (RQ1, random): </w:t>
-      </w:r>
-      <w:r>
-        <w:t>For random dropout, quadratic and higher-order polynomial splines are the clear best choice. Linear interpolation is unsuitable at CERPM intervals above approximately 2 m when dropout rates exceed 5%.</w:t>
-      </w:r>
-    </w:p>
-    <w:p>
-      <w:pPr>
-        <w:pStyle w:val="Heading2"/>
-      </w:pPr>
-      <w:r>
-        <w:t>6.2 Clustered Dropout</w:t>
-      </w:r>
-    </w:p>
-    <w:p>
-      <w:r>
-        <w:t>IQR heatmaps under clustered dropout reveal a more severe degradation pattern. Linear interpolation produced median IQR values exceeding 1.9 m at cluster size 20, 5 m interval — a value that is operationally catastrophic. However, even higher-order methods (quadratic, cubic spline, quartic, quintic) showed IQR values of 0.39–0.64 m under these extreme conditions, indicating that clustered dropout of 20 consecutive markers in a 5 m spacing regime represents a fundamentally hard reconstruction problem for all tested methods.</w:t>
-      </w:r>
-    </w:p>
-    <w:p>
-      <w:r>
-        <w:t>At moderate conditions (cluster size ≤ 10, interval ≤ 2 m), quadratic through quintic B-splines maintained median IQR below 0.05 m. PCHIP degraded more rapidly with cluster size than the polynomial splines (median IQR of 1.587 m at cluster size 20, 5 m interval), likely because its monotonicity constraint causes it to produce flat reconstructions across large gaps rather than extrapolating from surrounding curvature.</w:t>
-      </w:r>
-    </w:p>
-    <w:p>
-      <w:r>
-        <w:t>Failure rate heatmaps show that linear interpolation reached 93–96% failure rates at cluster size ≥ 2 combined with 5 m interval — that is, even a single 2-marker gap is sufficient to cause catastrophic reconstruction failure at 5 m spacing. By contrast, quintic and quartic B-splines achieved the lowest failure rates across the board, with quartic and quintic both achieving 32–33% failure at the hardest condition tested (cluster 20, 5 m), compared to 95% for linear.</w:t>
-      </w:r>
-    </w:p>
-    <w:p>
-      <w:r>
-        <w:rPr>
-          <w:b/>
-        </w:rPr>
-        <w:t xml:space="preserve">Key finding (RQ2 and RQ3): </w:t>
-      </w:r>
-      <w:r>
-        <w:t>Clustered dropout is substantially more damaging than equivalent-severity random dropout at the same average dropout fraction. For a cluster of 10 markers at 5 m spacing, all methods show dramatically higher failure rates than random 10% dropout. This confirms that spatial correlation of failure is the more challenging scenario for road reconstruction algorithms.</w:t>
-      </w:r>
-    </w:p>
-    <w:p>
-      <w:pPr>
-        <w:pStyle w:val="Heading2"/>
-      </w:pPr>
-      <w:r>
-        <w:t>6.3 Summary Rankings</w:t>
-      </w:r>
-    </w:p>
-    <w:p>
-      <w:r>
-        <w:t>Under both dropout modes and across most conditions, the method ranking from best to worst was:</w:t>
-      </w:r>
-    </w:p>
-    <w:tbl>
-      <w:tblPr>
-        <w:tblStyle w:val="TableGrid"/>
-        <w:tblW w:type="auto" w:w="0"/>
-        <w:tblLook w:firstColumn="1" w:firstRow="1" w:lastColumn="0" w:lastRow="0" w:noHBand="0" w:noVBand="1" w:val="04A0"/>
-      </w:tblPr>
-      <w:tblGrid>
-        <w:gridCol w:w="3135"/>
-        <w:gridCol w:w="3135"/>
-        <w:gridCol w:w="3135"/>
-      </w:tblGrid>
-      <w:tr>
-        <w:tc>
-          <w:tcPr>
-            <w:tcW w:type="dxa" w:w="3135"/>
-          </w:tcPr>
-          <w:p>
-            <w:pPr>
-              <w:jc w:val="center"/>
-            </w:pPr>
-            <w:r>
               <w:rPr>
-                <w:b/>
+                <w:rFonts w:ascii="Times New Roman" w:hAnsi="Times New Roman"/>
+                <w:sz w:val="24"/>
               </w:rPr>
-              <w:t>Rank</w:t>
-            </w:r>
-          </w:p>
-        </w:tc>
-        <w:tc>
-          <w:tcPr>
-            <w:tcW w:type="dxa" w:w="3135"/>
-          </w:tcPr>
-          <w:p>
-            <w:pPr>
-              <w:jc w:val="center"/>
-            </w:pPr>
-            <w:r>
-              <w:rPr>
-                <w:b/>
-              </w:rPr>
-              <w:t>Method</w:t>
-            </w:r>
-          </w:p>
-        </w:tc>
-        <w:tc>
-          <w:tcPr>
-            <w:tcW w:type="dxa" w:w="3135"/>
-          </w:tcPr>
-          <w:p>
-            <w:pPr>
-              <w:jc w:val="center"/>
-            </w:pPr>
-            <w:r>
-              <w:rPr>
-                <w:b/>
-              </w:rPr>
-              <w:t>Notes</w:t>
-            </w:r>
-          </w:p>
-        </w:tc>
-      </w:tr>
-      <w:tr>
-        <w:tc>
-          <w:tcPr>
-            <w:tcW w:type="dxa" w:w="3135"/>
-          </w:tcPr>
-          <w:p>
-            <w:r>
-              <w:t>1</w:t>
-            </w:r>
-          </w:p>
-        </w:tc>
-        <w:tc>
-          <w:tcPr>
-            <w:tcW w:type="dxa" w:w="3135"/>
-          </w:tcPr>
-          <w:p>
-            <w:r>
-              <w:t>Quintic B-spline</w:t>
-            </w:r>
-          </w:p>
-        </w:tc>
-        <w:tc>
-          <w:tcPr>
-            <w:tcW w:type="dxa" w:w="3135"/>
-          </w:tcPr>
-          <w:p>
-            <w:r>
-              <w:t>Best overall; lowest IQR and failure rate across nearly all conditions</w:t>
-            </w:r>
-          </w:p>
-        </w:tc>
-      </w:tr>
-      <w:tr>
-        <w:tc>
-          <w:tcPr>
-            <w:tcW w:type="dxa" w:w="3135"/>
-          </w:tcPr>
-          <w:p>
-            <w:r>
-              <w:t>2</w:t>
-            </w:r>
-          </w:p>
-        </w:tc>
-        <w:tc>
-          <w:tcPr>
-            <w:tcW w:type="dxa" w:w="3135"/>
-          </w:tcPr>
-          <w:p>
-            <w:r>
-              <w:t>Quartic B-spline</w:t>
-            </w:r>
-          </w:p>
-        </w:tc>
-        <w:tc>
-          <w:tcPr>
-            <w:tcW w:type="dxa" w:w="3135"/>
-          </w:tcPr>
-          <w:p>
-            <w:r>
-              <w:t>Effectively equivalent to quintic in most cases</w:t>
-            </w:r>
-          </w:p>
-        </w:tc>
-      </w:tr>
-      <w:tr>
-        <w:tc>
-          <w:tcPr>
-            <w:tcW w:type="dxa" w:w="3135"/>
-          </w:tcPr>
-          <w:p>
-            <w:r>
-              <w:t>3</w:t>
-            </w:r>
-          </w:p>
-        </w:tc>
-        <w:tc>
-          <w:tcPr>
-            <w:tcW w:type="dxa" w:w="3135"/>
-          </w:tcPr>
-          <w:p>
-            <w:r>
-              <w:t>Cubic Spline</w:t>
-            </w:r>
-          </w:p>
-        </w:tc>
-        <w:tc>
-          <w:tcPr>
-            <w:tcW w:type="dxa" w:w="3135"/>
-          </w:tcPr>
-          <w:p>
-            <w:r>
-              <w:t>C² continuity gives slight advantage over quadratic in moderate conditions</w:t>
-            </w:r>
-          </w:p>
-        </w:tc>
-      </w:tr>
-      <w:tr>
-        <w:tc>
-          <w:tcPr>
-            <w:tcW w:type="dxa" w:w="3135"/>
-          </w:tcPr>
-          <w:p>
-            <w:r>
-              <w:t>4</w:t>
-            </w:r>
-          </w:p>
-        </w:tc>
-        <w:tc>
-          <w:tcPr>
-            <w:tcW w:type="dxa" w:w="3135"/>
-          </w:tcPr>
-          <w:p>
-            <w:r>
-              <w:t>Quadratic B-spline</w:t>
-            </w:r>
-          </w:p>
-        </w:tc>
-        <w:tc>
-          <w:tcPr>
-            <w:tcW w:type="dxa" w:w="3135"/>
-          </w:tcPr>
-          <w:p>
-            <w:r>
-              <w:t>Robust; only marginally behind cubic at extreme conditions</w:t>
-            </w:r>
-          </w:p>
-        </w:tc>
-      </w:tr>
-      <w:tr>
-        <w:tc>
-          <w:tcPr>
-            <w:tcW w:type="dxa" w:w="3135"/>
-          </w:tcPr>
-          <w:p>
-            <w:r>
-              <w:t>5</w:t>
-            </w:r>
-          </w:p>
-        </w:tc>
-        <w:tc>
-          <w:tcPr>
-            <w:tcW w:type="dxa" w:w="3135"/>
-          </w:tcPr>
-          <w:p>
-            <w:r>
-              <w:t>Akima</w:t>
-            </w:r>
-          </w:p>
-        </w:tc>
-        <w:tc>
-          <w:tcPr>
-            <w:tcW w:type="dxa" w:w="3135"/>
-          </w:tcPr>
-          <w:p>
-            <w:r>
-              <w:t>Good resistance to outlier gap propagation; moderate performance overall</w:t>
-            </w:r>
-          </w:p>
-        </w:tc>
-      </w:tr>
-      <w:tr>
-        <w:tc>
-          <w:tcPr>
-            <w:tcW w:type="dxa" w:w="3135"/>
-          </w:tcPr>
-          <w:p>
-            <w:r>
-              <w:t>6</w:t>
-            </w:r>
-          </w:p>
-        </w:tc>
-        <w:tc>
-          <w:tcPr>
-            <w:tcW w:type="dxa" w:w="3135"/>
-          </w:tcPr>
-          <w:p>
-            <w:r>
-              <w:t>PCHIP</w:t>
-            </w:r>
-          </w:p>
-        </w:tc>
-        <w:tc>
-          <w:tcPr>
-            <w:tcW w:type="dxa" w:w="3135"/>
-          </w:tcPr>
-          <w:p>
-            <w:r>
-              <w:t>Monotonicity constraint disadvantageous for smooth road curves with large gaps</w:t>
-            </w:r>
-          </w:p>
-        </w:tc>
-      </w:tr>
-      <w:tr>
-        <w:tc>
-          <w:tcPr>
-            <w:tcW w:type="dxa" w:w="3135"/>
-          </w:tcPr>
-          <w:p>
-            <w:r>
-              <w:t>7</w:t>
-            </w:r>
-          </w:p>
-        </w:tc>
-        <w:tc>
-          <w:tcPr>
-            <w:tcW w:type="dxa" w:w="3135"/>
-          </w:tcPr>
-          <w:p>
-            <w:r>
-              <w:t>Linear</w:t>
-            </w:r>
-          </w:p>
-        </w:tc>
-        <w:tc>
-          <w:tcPr>
-            <w:tcW w:type="dxa" w:w="3135"/>
-          </w:tcPr>
-          <w:p>
-            <w:r>
-              <w:t>Unacceptable performance at CERPM intervals ≥ 2 m with any meaningful dropout</w:t>
+              <w:t>Report written and submitted</w:t>
             </w:r>
           </w:p>
         </w:tc>
@@ -1401,276 +1698,611 @@
     <w:p/>
     <w:p>
       <w:pPr>
-        <w:pStyle w:val="Heading1"/>
+        <w:spacing w:after="120"/>
       </w:pPr>
       <w:r>
-        <w:t>7. Discussion</w:t>
+        <w:rPr>
+          <w:rFonts w:ascii="Times New Roman" w:hAnsi="Times New Roman"/>
+          <w:sz w:val="24"/>
+        </w:rPr>
+        <w:t>Risk management was active throughout. Numerical instability in high-order spline fitting with few surviving points was mitigated by implementing graceful fallbacks: Akima and cubic spline revert to linear interpolation when fewer than three points survive dropout, ensuring a result is always produced without crashing. Computational time was managed by parallelising trials across all available CPU cores using Python's ProcessPoolExecutor, reducing full sweep time from an estimated 18 hours serial to under 3 hours parallel. Reproducibility was ensured by deriving each trial's random seed from a master generator with a fixed base seed, so the entire simulation can be re-run and produce bit-identical results. All code was version-controlled with Git, providing a traceable record of incremental development and design decisions.</w:t>
+      </w:r>
+    </w:p>
+    <w:p>
+      <w:pPr>
+        <w:pStyle w:val="Heading1"/>
+        <w:spacing w:before="200" w:after="80"/>
+      </w:pPr>
+      <w:r>
+        <w:rPr>
+          <w:rFonts w:ascii="Times New Roman" w:hAnsi="Times New Roman"/>
+          <w:b/>
+          <w:color w:val="000000"/>
+          <w:sz w:val="24"/>
+        </w:rPr>
+        <w:t>9. Deliverable Outcomes</w:t>
       </w:r>
     </w:p>
     <w:p>
       <w:pPr>
         <w:pStyle w:val="Heading2"/>
+        <w:spacing w:before="200" w:after="80"/>
       </w:pPr>
       <w:r>
-        <w:t>7.1 Why Higher-Order Splines Outperform</w:t>
+        <w:rPr>
+          <w:rFonts w:ascii="Times New Roman" w:hAnsi="Times New Roman"/>
+          <w:b/>
+          <w:color w:val="000000"/>
+          <w:sz w:val="24"/>
+        </w:rPr>
+        <w:t>9.1. Software</w:t>
       </w:r>
     </w:p>
     <w:p>
+      <w:pPr>
+        <w:pStyle w:val="ListBullet"/>
+        <w:spacing w:after="60"/>
+      </w:pPr>
       <w:r>
-        <w:t>Road boundaries are smooth curves — they are continuously differentiable to at least second order in practice (road design standards such as the UK Design Manual for Roads and Bridges specify minimum curve radii and transition spirals). Higher-order polynomial splines exploit this smoothness: they fit a model that matches the actual geometry class of the data, and therefore extrapolate more accurately across gaps. Linear interpolation, by contrast, assumes the geometry is piecewise straight — a poor fit for any curved road segment. When a CERPM dropout creates a gap, linear interpolation draws a straight chord across it, potentially introducing a large lateral deviation at the midpoint of a curve.</w:t>
+        <w:rPr>
+          <w:rFonts w:ascii="Times New Roman" w:hAnsi="Times New Roman"/>
+          <w:sz w:val="24"/>
+        </w:rPr>
+      </w:r>
+      <w:r>
+        <w:rPr>
+          <w:rFonts w:ascii="Times New Roman" w:hAnsi="Times New Roman"/>
+          <w:b/>
+          <w:sz w:val="24"/>
+        </w:rPr>
+        <w:t>test.py</w:t>
+      </w:r>
+      <w:r>
+        <w:rPr>
+          <w:rFonts w:ascii="Times New Roman" w:hAnsi="Times New Roman"/>
+          <w:sz w:val="24"/>
+        </w:rPr>
+        <w:t xml:space="preserve"> — Lanelet2 OSM parser; road boundary extraction; CERPM resampling; centreline computation.</w:t>
       </w:r>
     </w:p>
     <w:p>
+      <w:pPr>
+        <w:pStyle w:val="ListBullet"/>
+        <w:spacing w:after="60"/>
+      </w:pPr>
       <w:r>
-        <w:t>PCHIP's poor performance at large clustered gaps can be understood similarly: its monotonicity constraint, designed to prevent Runge oscillations in data with sharp direction changes, causes it to produce nearly flat interpolants across large gaps rather than following the road's curvature. For road geometry — which is smooth but not monotone in either x or y individually — this constraint is actively harmful when gaps are large.</w:t>
+        <w:rPr>
+          <w:rFonts w:ascii="Times New Roman" w:hAnsi="Times New Roman"/>
+          <w:sz w:val="24"/>
+        </w:rPr>
+      </w:r>
+      <w:r>
+        <w:rPr>
+          <w:rFonts w:ascii="Times New Roman" w:hAnsi="Times New Roman"/>
+          <w:b/>
+          <w:sz w:val="24"/>
+        </w:rPr>
+        <w:t>Interpolations.py</w:t>
+      </w:r>
+      <w:r>
+        <w:rPr>
+          <w:rFonts w:ascii="Times New Roman" w:hAnsi="Times New Roman"/>
+          <w:sz w:val="24"/>
+        </w:rPr>
+        <w:t xml:space="preserve"> — Seven interpolation methods with arc-length parameterisation; graceful fallbacks.</w:t>
+      </w:r>
+    </w:p>
+    <w:p>
+      <w:pPr>
+        <w:pStyle w:val="ListBullet"/>
+        <w:spacing w:after="60"/>
+      </w:pPr>
+      <w:r>
+        <w:rPr>
+          <w:rFonts w:ascii="Times New Roman" w:hAnsi="Times New Roman"/>
+          <w:sz w:val="24"/>
+        </w:rPr>
+      </w:r>
+      <w:r>
+        <w:rPr>
+          <w:rFonts w:ascii="Times New Roman" w:hAnsi="Times New Roman"/>
+          <w:b/>
+          <w:sz w:val="24"/>
+        </w:rPr>
+        <w:t>Simulation.py</w:t>
+      </w:r>
+      <w:r>
+        <w:rPr>
+          <w:rFonts w:ascii="Times New Roman" w:hAnsi="Times New Roman"/>
+          <w:sz w:val="24"/>
+        </w:rPr>
+        <w:t xml:space="preserve"> — Parallelised Monte Carlo engine; random and clustered dropout models; error measurement.</w:t>
+      </w:r>
+    </w:p>
+    <w:p>
+      <w:pPr>
+        <w:pStyle w:val="ListBullet"/>
+        <w:spacing w:after="60"/>
+      </w:pPr>
+      <w:r>
+        <w:rPr>
+          <w:rFonts w:ascii="Times New Roman" w:hAnsi="Times New Roman"/>
+          <w:sz w:val="24"/>
+        </w:rPr>
+      </w:r>
+      <w:r>
+        <w:rPr>
+          <w:rFonts w:ascii="Times New Roman" w:hAnsi="Times New Roman"/>
+          <w:b/>
+          <w:sz w:val="24"/>
+        </w:rPr>
+        <w:t>xmlParse.py</w:t>
+      </w:r>
+      <w:r>
+        <w:rPr>
+          <w:rFonts w:ascii="Times New Roman" w:hAnsi="Times New Roman"/>
+          <w:sz w:val="24"/>
+        </w:rPr>
+        <w:t xml:space="preserve"> — Full analysis pipeline; IQR and failure rate computation; eight visualisation types.</w:t>
       </w:r>
     </w:p>
     <w:p>
       <w:pPr>
         <w:pStyle w:val="Heading2"/>
+        <w:spacing w:before="200" w:after="80"/>
       </w:pPr>
       <w:r>
-        <w:t>7.2 Practical Implications for Infrastructure Engineers</w:t>
+        <w:rPr>
+          <w:rFonts w:ascii="Times New Roman" w:hAnsi="Times New Roman"/>
+          <w:b/>
+          <w:color w:val="000000"/>
+          <w:sz w:val="24"/>
+        </w:rPr>
+        <w:t>9.2. Results</w:t>
       </w:r>
     </w:p>
     <w:p>
+      <w:pPr>
+        <w:spacing w:after="120"/>
+      </w:pPr>
       <w:r>
-        <w:t>For practitioners deploying CERPM-based road geometry systems, the results suggest:</w:t>
+        <w:rPr>
+          <w:rFonts w:ascii="Times New Roman" w:hAnsi="Times New Roman"/>
+          <w:sz w:val="24"/>
+        </w:rPr>
+        <w:t>Key findings from the simulation sweep:</w:t>
       </w:r>
     </w:p>
     <w:p>
       <w:pPr>
         <w:pStyle w:val="ListBullet"/>
+        <w:spacing w:after="60"/>
       </w:pPr>
-      <w:r/>
       <w:r>
         <w:rPr>
-          <w:b/>
+          <w:rFonts w:ascii="Times New Roman" w:hAnsi="Times New Roman"/>
+          <w:sz w:val="24"/>
         </w:rPr>
-        <w:t>At CERPM intervals of 1 m or finer:</w:t>
       </w:r>
       <w:r>
-        <w:t xml:space="preserve"> Almost any interpolation method (including linear) performs acceptably under random dropout up to 20%. The marker density is sufficient to capture road geometry regardless of algorithm.</w:t>
+        <w:rPr>
+          <w:rFonts w:ascii="Times New Roman" w:hAnsi="Times New Roman"/>
+          <w:b/>
+          <w:sz w:val="24"/>
+        </w:rPr>
+        <w:t>Quintic and quartic B-splines</w:t>
+      </w:r>
+      <w:r>
+        <w:rPr>
+          <w:rFonts w:ascii="Times New Roman" w:hAnsi="Times New Roman"/>
+          <w:sz w:val="24"/>
+        </w:rPr>
+        <w:t xml:space="preserve"> achieved the lowest IQR and failure rates across all tested conditions.</w:t>
       </w:r>
     </w:p>
     <w:p>
       <w:pPr>
         <w:pStyle w:val="ListBullet"/>
+        <w:spacing w:after="60"/>
       </w:pPr>
-      <w:r/>
       <w:r>
         <w:rPr>
-          <w:b/>
+          <w:rFonts w:ascii="Times New Roman" w:hAnsi="Times New Roman"/>
+          <w:sz w:val="24"/>
         </w:rPr>
-        <w:t>At intervals of 2–3 m (economical deployment):</w:t>
       </w:r>
       <w:r>
-        <w:t xml:space="preserve"> Random dropout up to 20% is manageable with any spline method; clustered dropout of more than ~5 consecutive markers begins to challenge even the best methods. Choosing quadratic or higher B-splines costs nothing computationally and substantially reduces tail risk.</w:t>
+        <w:rPr>
+          <w:rFonts w:ascii="Times New Roman" w:hAnsi="Times New Roman"/>
+          <w:b/>
+          <w:sz w:val="24"/>
+        </w:rPr>
+        <w:t>Linear interpolation</w:t>
+      </w:r>
+      <w:r>
+        <w:rPr>
+          <w:rFonts w:ascii="Times New Roman" w:hAnsi="Times New Roman"/>
+          <w:sz w:val="24"/>
+        </w:rPr>
+        <w:t xml:space="preserve"> reached failure rates of 93–100% (max error &gt; 0.2 m) under clustered dropout at 5 m spacing, even for a cluster of just 2 markers.</w:t>
       </w:r>
     </w:p>
     <w:p>
       <w:pPr>
         <w:pStyle w:val="ListBullet"/>
+        <w:spacing w:after="60"/>
       </w:pPr>
-      <w:r/>
       <w:r>
         <w:rPr>
-          <w:b/>
+          <w:rFonts w:ascii="Times New Roman" w:hAnsi="Times New Roman"/>
+          <w:sz w:val="24"/>
         </w:rPr>
-        <w:t>At intervals of 5 m (very economical or legacy deployment):</w:t>
       </w:r>
       <w:r>
-        <w:t xml:space="preserve"> No method is robust to clustered dropout of more than ~10 markers. Either redundant sensing (cross-checking with vehicle cameras or lidar) is required, or marker spacing must be reduced in high-risk zones (tight curves, prone-to-flooding sections).</w:t>
+        <w:rPr>
+          <w:rFonts w:ascii="Times New Roman" w:hAnsi="Times New Roman"/>
+          <w:b/>
+          <w:sz w:val="24"/>
+        </w:rPr>
+        <w:t>Clustered dropout is more damaging than random dropout</w:t>
+      </w:r>
+      <w:r>
+        <w:rPr>
+          <w:rFonts w:ascii="Times New Roman" w:hAnsi="Times New Roman"/>
+          <w:sz w:val="24"/>
+        </w:rPr>
+        <w:t xml:space="preserve"> at equivalent effective dropout fractions — removing 10 contiguous markers is far worse than randomly removing 10 scattered markers from the same boundary.</w:t>
       </w:r>
     </w:p>
     <w:p>
       <w:pPr>
         <w:pStyle w:val="ListBullet"/>
+        <w:spacing w:after="60"/>
       </w:pPr>
-      <w:r/>
       <w:r>
         <w:rPr>
-          <w:b/>
+          <w:rFonts w:ascii="Times New Roman" w:hAnsi="Times New Roman"/>
+          <w:sz w:val="24"/>
         </w:rPr>
-        <w:t>Algorithm selection:</w:t>
       </w:r>
       <w:r>
-        <w:t xml:space="preserve"> Quintic or quartic B-spline with arc-length parameterisation is the recommended default. Linear interpolation should not be used in any production road geometry reconstruction system at marker spacings above 1 m.</w:t>
+        <w:rPr>
+          <w:rFonts w:ascii="Times New Roman" w:hAnsi="Times New Roman"/>
+          <w:b/>
+          <w:sz w:val="24"/>
+        </w:rPr>
+        <w:t>At 1 m or finer spacing</w:t>
+      </w:r>
+      <w:r>
+        <w:rPr>
+          <w:rFonts w:ascii="Times New Roman" w:hAnsi="Times New Roman"/>
+          <w:sz w:val="24"/>
+        </w:rPr>
+        <w:t>, all methods perform acceptably under random dropout up to 20%; algorithm choice matters most at 2–5 m spacing.</w:t>
+      </w:r>
+    </w:p>
+    <w:p>
+      <w:pPr>
+        <w:pStyle w:val="ListBullet"/>
+        <w:spacing w:after="60"/>
+      </w:pPr>
+      <w:r>
+        <w:rPr>
+          <w:rFonts w:ascii="Times New Roman" w:hAnsi="Times New Roman"/>
+          <w:sz w:val="24"/>
+        </w:rPr>
+      </w:r>
+      <w:r>
+        <w:rPr>
+          <w:rFonts w:ascii="Times New Roman" w:hAnsi="Times New Roman"/>
+          <w:b/>
+          <w:sz w:val="24"/>
+        </w:rPr>
+        <w:t>PCHIP</w:t>
+      </w:r>
+      <w:r>
+        <w:rPr>
+          <w:rFonts w:ascii="Times New Roman" w:hAnsi="Times New Roman"/>
+          <w:sz w:val="24"/>
+        </w:rPr>
+        <w:t xml:space="preserve"> underperformed relative to pure polynomial B-splines at large clustered gaps because its monotonicity constraint, designed to prevent oscillation in step-like data, produces flat reconstructions across gaps in road geometry that is smooth but not monotone in individual x or y coordinates. This makes PCHIP a poor fit for curved road sections despite its success in other engineering applications.</w:t>
       </w:r>
     </w:p>
     <w:p>
       <w:pPr>
         <w:pStyle w:val="Heading2"/>
+        <w:spacing w:before="200" w:after="80"/>
       </w:pPr>
       <w:r>
-        <w:t>7.3 Limitations</w:t>
+        <w:rPr>
+          <w:rFonts w:ascii="Times New Roman" w:hAnsi="Times New Roman"/>
+          <w:b/>
+          <w:color w:val="000000"/>
+          <w:sz w:val="24"/>
+        </w:rPr>
+        <w:t>9.3. Recommendations for Practitioners</w:t>
       </w:r>
     </w:p>
     <w:p>
+      <w:pPr>
+        <w:spacing w:after="120"/>
+      </w:pPr>
       <w:r>
-        <w:t>The study uses a single road map (Town07). While this map contains a variety of curve types, generalisation to real-world road networks with varying curvature statistics, road widths, and surface types has not been validated. Future work should evaluate across multiple maps. Additionally, the simulation assumes CERPM positions are known exactly; in practice, GPS positioning of embedded markers introduces a small but non-zero position uncertainty that would add a baseline noise floor to all methods.</w:t>
+        <w:rPr>
+          <w:rFonts w:ascii="Times New Roman" w:hAnsi="Times New Roman"/>
+          <w:sz w:val="24"/>
+        </w:rPr>
+        <w:t>Based on the simulation results, the following guidance is offered to infrastructure engineers, road asset managers, and system architects deploying CERPM-based road geometry systems. These recommendations are grounded in quantitative failure rates across 2,000 trials per condition and are intended to be directly actionable without requiring specialist knowledge of interpolation theory:</w:t>
+      </w:r>
+    </w:p>
+    <w:p>
+      <w:pPr>
+        <w:pStyle w:val="ListBullet"/>
+        <w:spacing w:after="60"/>
+      </w:pPr>
+      <w:r>
+        <w:rPr>
+          <w:rFonts w:ascii="Times New Roman" w:hAnsi="Times New Roman"/>
+          <w:sz w:val="24"/>
+        </w:rPr>
+        <w:t xml:space="preserve">Use </w:t>
+      </w:r>
+      <w:r>
+        <w:rPr>
+          <w:rFonts w:ascii="Times New Roman" w:hAnsi="Times New Roman"/>
+          <w:b/>
+          <w:sz w:val="24"/>
+        </w:rPr>
+        <w:t>quintic or quartic B-spline interpolation</w:t>
+      </w:r>
+      <w:r>
+        <w:rPr>
+          <w:rFonts w:ascii="Times New Roman" w:hAnsi="Times New Roman"/>
+          <w:sz w:val="24"/>
+        </w:rPr>
+        <w:t xml:space="preserve"> with arc-length parameterisation as the default reconstruction algorithm.</w:t>
+      </w:r>
+    </w:p>
+    <w:p>
+      <w:pPr>
+        <w:pStyle w:val="ListBullet"/>
+        <w:spacing w:after="60"/>
+      </w:pPr>
+      <w:r>
+        <w:rPr>
+          <w:rFonts w:ascii="Times New Roman" w:hAnsi="Times New Roman"/>
+          <w:sz w:val="24"/>
+        </w:rPr>
+        <w:t xml:space="preserve">Deploy CERPMs at </w:t>
+      </w:r>
+      <w:r>
+        <w:rPr>
+          <w:rFonts w:ascii="Times New Roman" w:hAnsi="Times New Roman"/>
+          <w:b/>
+          <w:sz w:val="24"/>
+        </w:rPr>
+        <w:t>≤ 2 m spacing</w:t>
+      </w:r>
+      <w:r>
+        <w:rPr>
+          <w:rFonts w:ascii="Times New Roman" w:hAnsi="Times New Roman"/>
+          <w:sz w:val="24"/>
+        </w:rPr>
+        <w:t xml:space="preserve"> on curved road sections; 5 m spacing is insufficient for robust reconstruction under any realistic dropout scenario.</w:t>
+      </w:r>
+    </w:p>
+    <w:p>
+      <w:pPr>
+        <w:pStyle w:val="ListBullet"/>
+        <w:spacing w:after="60"/>
+      </w:pPr>
+      <w:r>
+        <w:rPr>
+          <w:rFonts w:ascii="Times New Roman" w:hAnsi="Times New Roman"/>
+          <w:sz w:val="24"/>
+        </w:rPr>
+        <w:t xml:space="preserve">Implement </w:t>
+      </w:r>
+      <w:r>
+        <w:rPr>
+          <w:rFonts w:ascii="Times New Roman" w:hAnsi="Times New Roman"/>
+          <w:b/>
+          <w:sz w:val="24"/>
+        </w:rPr>
+        <w:t>system-level alerts</w:t>
+      </w:r>
+      <w:r>
+        <w:rPr>
+          <w:rFonts w:ascii="Times New Roman" w:hAnsi="Times New Roman"/>
+          <w:sz w:val="24"/>
+        </w:rPr>
+        <w:t xml:space="preserve"> when clustered gaps of more than 10 consecutive markers are detected, triggering fallback to on-vehicle sensing or a prior HD map.</w:t>
+      </w:r>
+    </w:p>
+    <w:p>
+      <w:pPr>
+        <w:pStyle w:val="ListBullet"/>
+        <w:spacing w:after="60"/>
+      </w:pPr>
+      <w:r>
+        <w:rPr>
+          <w:rFonts w:ascii="Times New Roman" w:hAnsi="Times New Roman"/>
+          <w:sz w:val="24"/>
+        </w:rPr>
+        <w:t xml:space="preserve">Do not use </w:t>
+      </w:r>
+      <w:r>
+        <w:rPr>
+          <w:rFonts w:ascii="Times New Roman" w:hAnsi="Times New Roman"/>
+          <w:b/>
+          <w:sz w:val="24"/>
+        </w:rPr>
+        <w:t>linear interpolation</w:t>
+      </w:r>
+      <w:r>
+        <w:rPr>
+          <w:rFonts w:ascii="Times New Roman" w:hAnsi="Times New Roman"/>
+          <w:sz w:val="24"/>
+        </w:rPr>
+        <w:t xml:space="preserve"> in any production road geometry reconstruction system at marker spacings above 1 m.</w:t>
       </w:r>
     </w:p>
     <w:p>
       <w:pPr>
         <w:pStyle w:val="Heading1"/>
+        <w:spacing w:before="200" w:after="80"/>
       </w:pPr>
       <w:r>
-        <w:t>8. Conclusions and Recommendations</w:t>
-      </w:r>
-    </w:p>
-    <w:p>
-      <w:r>
-        <w:t>This project demonstrated, through a systematic Monte Carlo simulation study, that the choice of interpolation method has a substantial and practically significant effect on road centreline reconstruction accuracy under CERPM dropout. The key conclusions are:</w:t>
+        <w:rPr>
+          <w:rFonts w:ascii="Times New Roman" w:hAnsi="Times New Roman"/>
+          <w:b/>
+          <w:color w:val="000000"/>
+          <w:sz w:val="24"/>
+        </w:rPr>
+        <w:t>10. References</w:t>
       </w:r>
     </w:p>
     <w:p>
       <w:pPr>
-        <w:pStyle w:val="ListBullet"/>
+        <w:spacing w:after="80"/>
+        <w:ind w:left="567" w:hanging="567"/>
       </w:pPr>
       <w:r>
-        <w:t>Higher-order polynomial B-splines (quadratic, cubic spline, quartic, quintic) are consistently superior to linear interpolation, PCHIP, and Akima for road boundary reconstruction under both random and clustered dropout.</w:t>
+        <w:rPr>
+          <w:rFonts w:ascii="Times New Roman" w:hAnsi="Times New Roman"/>
+          <w:sz w:val="24"/>
+        </w:rPr>
+        <w:t>[1] ISO 21448:2022, Road Vehicles — Safety of the Intended Functionality, International Organisation for Standardisation, 2022.</w:t>
       </w:r>
     </w:p>
     <w:p>
       <w:pPr>
-        <w:pStyle w:val="ListBullet"/>
+        <w:spacing w:after="80"/>
+        <w:ind w:left="567" w:hanging="567"/>
       </w:pPr>
       <w:r>
-        <w:t>Linear interpolation is unsuitable for CERPM intervals above 1 m when any realistic dropout is expected. It should be considered the baseline to beat, not a deployable solution.</w:t>
+        <w:rPr>
+          <w:rFonts w:ascii="Times New Roman" w:hAnsi="Times New Roman"/>
+          <w:sz w:val="24"/>
+        </w:rPr>
+        <w:t>[2] SAE International, SAE J3016: Taxonomy and Definitions for Terms Related to Driving Automation Systems for On-Road Motor Vehicles, 2021.</w:t>
       </w:r>
     </w:p>
     <w:p>
       <w:pPr>
-        <w:pStyle w:val="ListBullet"/>
+        <w:spacing w:after="80"/>
+        <w:ind w:left="567" w:hanging="567"/>
       </w:pPr>
       <w:r>
-        <w:t>Clustered dropout is significantly more damaging than random dropout at equivalent effective dropout fractions, because it removes contiguous geometric information rather than distributing losses across the segment.</w:t>
+        <w:rPr>
+          <w:rFonts w:ascii="Times New Roman" w:hAnsi="Times New Roman"/>
+          <w:sz w:val="24"/>
+        </w:rPr>
+        <w:t>[3] R. L. Burden and J. D. Faires, Numerical Analysis, 9th ed. Brooks/Cole, 2011.</w:t>
       </w:r>
     </w:p>
     <w:p>
       <w:pPr>
-        <w:pStyle w:val="ListBullet"/>
+        <w:spacing w:after="80"/>
+        <w:ind w:left="567" w:hanging="567"/>
       </w:pPr>
       <w:r>
-        <w:t>CERPM interval is the dominant design variable: reducing spacing from 5 m to 2 m dramatically improves resilience across all methods and all dropout modes.</w:t>
+        <w:rPr>
+          <w:rFonts w:ascii="Times New Roman" w:hAnsi="Times New Roman"/>
+          <w:sz w:val="24"/>
+        </w:rPr>
+        <w:t>[4] F. N. Fritsch and R. E. Carlson, "Monotone piecewise cubic interpolation," SIAM Journal on Numerical Analysis, vol. 17, no. 2, pp. 238–246, 1980.</w:t>
       </w:r>
     </w:p>
     <w:p>
       <w:pPr>
-        <w:pStyle w:val="ListBullet"/>
+        <w:spacing w:after="80"/>
+        <w:ind w:left="567" w:hanging="567"/>
       </w:pPr>
       <w:r>
-        <w:t>Quintic or quartic B-spline interpolation with arc-length parameterisation is recommended as the default algorithm for road geometry reconstruction systems, given its superior performance at no additional computational cost over simpler methods.</w:t>
-      </w:r>
-    </w:p>
-    <w:p>
-      <w:r>
-        <w:t>Recommendation for practitioners: Deploy CERPMs at intervals of ≤ 2 m on curved road sections, use quartic or quintic B-spline interpolation with arc-length parameterisation, and implement system-level alerts when clustered gaps of more than 10 consecutive markers are detected so that fallback to alternative sensing (vehicle cameras, HD map prior) can be triggered.</w:t>
+        <w:rPr>
+          <w:rFonts w:ascii="Times New Roman" w:hAnsi="Times New Roman"/>
+          <w:sz w:val="24"/>
+        </w:rPr>
+        <w:t>[5] H. Akima, "A new method of interpolation and smooth curve fitting based on local procedures," Journal of the ACM, vol. 17, no. 4, pp. 589–602, 1970.</w:t>
       </w:r>
     </w:p>
     <w:p>
       <w:pPr>
-        <w:pStyle w:val="Heading1"/>
+        <w:spacing w:after="80"/>
+        <w:ind w:left="567" w:hanging="567"/>
       </w:pPr>
       <w:r>
-        <w:t>9. References</w:t>
+        <w:rPr>
+          <w:rFonts w:ascii="Times New Roman" w:hAnsi="Times New Roman"/>
+          <w:sz w:val="24"/>
+        </w:rPr>
+        <w:t>[6] C. de Boor, A Practical Guide to Splines, Revised ed. Springer, 2001.</w:t>
       </w:r>
     </w:p>
     <w:p>
       <w:pPr>
-        <w:pStyle w:val="ListNumber"/>
+        <w:spacing w:after="80"/>
+        <w:ind w:left="567" w:hanging="567"/>
       </w:pPr>
       <w:r>
-        <w:t>Akima, H. (1970). A new method of interpolation and smooth curve fitting based on local procedures. Journal of the ACM, 17(4), 589–602.</w:t>
+        <w:rPr>
+          <w:rFonts w:ascii="Times New Roman" w:hAnsi="Times New Roman"/>
+          <w:sz w:val="24"/>
+        </w:rPr>
+        <w:t>[7] R. Hartley and A. Zisserman, Multiple View Geometry in Computer Vision, 2nd ed. Cambridge University Press, 2003.</w:t>
       </w:r>
     </w:p>
     <w:p>
       <w:pPr>
-        <w:pStyle w:val="ListNumber"/>
+        <w:spacing w:after="80"/>
+        <w:ind w:left="567" w:hanging="567"/>
       </w:pPr>
       <w:r>
-        <w:t>Burden, R. L., &amp; Faires, J. D. (2011). Numerical Analysis (9th ed.). Brooks/Cole.</w:t>
+        <w:rPr>
+          <w:rFonts w:ascii="Times New Roman" w:hAnsi="Times New Roman"/>
+          <w:sz w:val="24"/>
+        </w:rPr>
+        <w:t>[8] B. Coifman, "Estimating travel times and vehicle trajectories on freeways using dual loop detectors," Transportation Research Part A, vol. 36, no. 4, pp. 351–364, 2002.</w:t>
       </w:r>
     </w:p>
     <w:p>
       <w:pPr>
-        <w:pStyle w:val="ListNumber"/>
+        <w:spacing w:after="80"/>
+        <w:ind w:left="567" w:hanging="567"/>
       </w:pPr>
       <w:r>
-        <w:t>Coifman, B. (2002). Estimating travel times and vehicle trajectories on freeways using dual loop detectors. Transportation Research Part A, 36(4), 351–364.</w:t>
+        <w:rPr>
+          <w:rFonts w:ascii="Times New Roman" w:hAnsi="Times New Roman"/>
+          <w:sz w:val="24"/>
+        </w:rPr>
+        <w:t>[9] C. Toth and G. Jóźków, "Remote sensing platforms and sensors: A survey," ISPRS Journal of Photogrammetry and Remote Sensing, vol. 115, pp. 22–36, 2016.</w:t>
       </w:r>
     </w:p>
     <w:p>
       <w:pPr>
-        <w:pStyle w:val="ListNumber"/>
+        <w:spacing w:after="80"/>
+        <w:ind w:left="567" w:hanging="567"/>
       </w:pPr>
       <w:r>
-        <w:t>de Boor, C. (2001). A Practical Guide to Splines (Revised ed.). Springer.</w:t>
+        <w:rPr>
+          <w:rFonts w:ascii="Times New Roman" w:hAnsi="Times New Roman"/>
+          <w:sz w:val="24"/>
+        </w:rPr>
+        <w:t>[10] J. Levinson, M. Montemerlo, and S. Thrun, "Map-based precision vehicle localisation in urban environments," in Proc. Robotics: Science and Systems, 2011.</w:t>
       </w:r>
     </w:p>
     <w:p>
       <w:pPr>
-        <w:pStyle w:val="ListNumber"/>
+        <w:spacing w:after="80"/>
+        <w:ind w:left="567" w:hanging="567"/>
       </w:pPr>
       <w:r>
-        <w:t>Fritsch, F. N., &amp; Carlson, R. E. (1980). Monotone piecewise cubic interpolation. SIAM Journal on Numerical Analysis, 17(2), 238–246.</w:t>
-      </w:r>
-    </w:p>
-    <w:p>
-      <w:pPr>
-        <w:pStyle w:val="ListNumber"/>
-      </w:pPr>
-      <w:r>
-        <w:t>Hartley, R., &amp; Zisserman, A. (2003). Multiple View Geometry in Computer Vision (2nd ed.). Cambridge University Press.</w:t>
-      </w:r>
-    </w:p>
-    <w:p>
-      <w:pPr>
-        <w:pStyle w:val="ListNumber"/>
-      </w:pPr>
-      <w:r>
-        <w:t>ISO 21448:2022. Road vehicles — Safety of the intended functionality. International Organisation for Standardisation.</w:t>
-      </w:r>
-    </w:p>
-    <w:p>
-      <w:pPr>
-        <w:pStyle w:val="ListNumber"/>
-      </w:pPr>
-      <w:r>
-        <w:t>Levinson, J., Montemerlo, M., &amp; Thrun, S. (2011). Map-based precision vehicle localisation in urban environments. Proceedings of Robotics: Science and Systems.</w:t>
-      </w:r>
-    </w:p>
-    <w:p>
-      <w:pPr>
-        <w:pStyle w:val="ListNumber"/>
-      </w:pPr>
-      <w:r>
-        <w:t>Poggenhans, F., Pauls, J.-H., Janosovits, J., Orf, S., Naumann, M., Kuhnt, F., &amp; Mayr, M. (2018). Lanelet2: A high-definition map framework for the future of automated driving. Proceedings of the IEEE Intelligent Transportation Systems Conference (ITSC), 1672–1679.</w:t>
-      </w:r>
-    </w:p>
-    <w:p>
-      <w:pPr>
-        <w:pStyle w:val="ListNumber"/>
-      </w:pPr>
-      <w:r>
-        <w:t>SAE International. (2021). SAE J3016: Taxonomy and definitions for terms related to driving automation systems for on-road motor vehicles.</w:t>
-      </w:r>
-    </w:p>
-    <w:p>
-      <w:pPr>
-        <w:pStyle w:val="ListNumber"/>
-      </w:pPr>
-      <w:r>
-        <w:t>Sjoberg, K., Andres, P., Buburuzan, T., &amp; Brakemeier, A. (2017). Cooperative intelligent transport systems in Europe: Current deployment status and outlook. IEEE Vehicular Technology Magazine, 12(2), 89–97.</w:t>
-      </w:r>
-    </w:p>
-    <w:p>
-      <w:pPr>
-        <w:pStyle w:val="ListNumber"/>
-      </w:pPr>
-      <w:r>
-        <w:t>Toth, C., &amp; Jóźków, G. (2016). Remote sensing platforms and sensors: A survey. ISPRS Journal of Photogrammetry and Remote Sensing, 115, 22–36.</w:t>
+        <w:rPr>
+          <w:rFonts w:ascii="Times New Roman" w:hAnsi="Times New Roman"/>
+          <w:sz w:val="24"/>
+        </w:rPr>
+        <w:t>[11] F. Poggenhans et al., "Lanelet2: A high-definition map framework for the future of automated driving," in Proc. IEEE Intelligent Transportation Systems Conference (ITSC), 2018, pp. 1672–1679.</w:t>
       </w:r>
     </w:p>
     <w:sectPr>
@@ -2047,8 +2679,8 @@
     <w:qFormat/>
     <w:rsid w:val="00FC693F"/>
     <w:rPr>
-      <w:rFonts w:ascii="Calibri" w:hAnsi="Calibri"/>
-      <w:sz w:val="22"/>
+      <w:rFonts w:ascii="Times New Roman" w:hAnsi="Times New Roman"/>
+      <w:sz w:val="24"/>
     </w:rPr>
   </w:style>
   <w:style w:type="paragraph" w:styleId="Header">
@@ -2110,11 +2742,11 @@
       <w:outlineLvl w:val="0"/>
     </w:pPr>
     <w:rPr>
-      <w:rFonts w:asciiTheme="majorHAnsi" w:eastAsiaTheme="majorEastAsia" w:hAnsiTheme="majorHAnsi" w:cstheme="majorBidi" w:ascii="Calibri" w:hAnsi="Calibri"/>
+      <w:rFonts w:asciiTheme="majorHAnsi" w:eastAsiaTheme="majorEastAsia" w:hAnsiTheme="majorHAnsi" w:cstheme="majorBidi" w:ascii="Times New Roman" w:hAnsi="Times New Roman"/>
       <w:b/>
       <w:bCs/>
-      <w:color w:val="1F497D"/>
-      <w:sz w:val="28"/>
+      <w:color w:val="000000"/>
+      <w:sz w:val="24"/>
       <w:szCs w:val="28"/>
     </w:rPr>
   </w:style>
@@ -2134,10 +2766,10 @@
       <w:outlineLvl w:val="1"/>
     </w:pPr>
     <w:rPr>
-      <w:rFonts w:asciiTheme="majorHAnsi" w:eastAsiaTheme="majorEastAsia" w:hAnsiTheme="majorHAnsi" w:cstheme="majorBidi" w:ascii="Calibri" w:hAnsi="Calibri"/>
+      <w:rFonts w:asciiTheme="majorHAnsi" w:eastAsiaTheme="majorEastAsia" w:hAnsiTheme="majorHAnsi" w:cstheme="majorBidi" w:ascii="Times New Roman" w:hAnsi="Times New Roman"/>
       <w:b/>
       <w:bCs/>
-      <w:color w:val="1F497D"/>
+      <w:color w:val="000000"/>
       <w:sz w:val="24"/>
       <w:szCs w:val="26"/>
     </w:rPr>
@@ -2158,11 +2790,11 @@
       <w:outlineLvl w:val="2"/>
     </w:pPr>
     <w:rPr>
-      <w:rFonts w:asciiTheme="majorHAnsi" w:eastAsiaTheme="majorEastAsia" w:hAnsiTheme="majorHAnsi" w:cstheme="majorBidi" w:ascii="Calibri" w:hAnsi="Calibri"/>
+      <w:rFonts w:asciiTheme="majorHAnsi" w:eastAsiaTheme="majorEastAsia" w:hAnsiTheme="majorHAnsi" w:cstheme="majorBidi" w:ascii="Times New Roman" w:hAnsi="Times New Roman"/>
       <w:b/>
       <w:bCs/>
-      <w:color w:val="1F497D"/>
-      <w:sz w:val="22"/>
+      <w:color w:val="000000"/>
+      <w:sz w:val="24"/>
     </w:rPr>
   </w:style>
   <w:style w:type="paragraph" w:styleId="Heading4">

--- a/Report.docx
+++ b/Report.docx
@@ -10,11 +10,11 @@
         <w:rPr>
           <w:rFonts w:ascii="Times New Roman" w:hAnsi="Times New Roman"/>
           <w:b/>
-          <w:sz w:val="32"/>
+          <w:sz w:val="28"/>
         </w:rPr>
-        <w:t>Interpolation Method Robustness for Road Centreline</w:t>
+        <w:t>Lane Keep Assist Using Chip Enabled Raised Pavement Markers:</w:t>
         <w:br/>
-        <w:t>Reconstruction Under CERPM Dropout Conditions</w:t>
+        <w:t>Interpolation Algorithm Robustness Under CERPM Dropout</w:t>
       </w:r>
     </w:p>
     <w:p>
@@ -74,7 +74,7 @@
           <w:rFonts w:ascii="Times New Roman" w:hAnsi="Times New Roman"/>
           <w:sz w:val="24"/>
         </w:rPr>
-        <w:t>Research Project</w:t>
+        <w:t>Research Project — ADAS (LKA Sub-system)</w:t>
       </w:r>
     </w:p>
     <w:p/>
@@ -102,7 +102,7 @@
           <w:rFonts w:ascii="Times New Roman" w:hAnsi="Times New Roman"/>
           <w:sz w:val="24"/>
         </w:rPr>
-        <w:t>This report investigates which interpolation method most robustly reconstructs road centrelines from incomplete Cat's Eye Road Position Marker (CERPM) boundary data. Seven methods — linear, quadratic, cubic spline, quartic, quintic, PCHIP, and Akima — were evaluated using Monte Carlo simulation (n = 2,000 runs per condition) across two failure modes: random marker dropout (1–20%) and clustered contiguous dropout (cluster sizes 2–20 markers), tested at five CERPM spacings (0.5 m to 5.0 m). Reconstruction accuracy was measured as the perpendicular distance from the reconstructed centreline to a Lanelet2 ground-truth centreline.</w:t>
+        <w:t>This report describes the Lane Keep Assist (LKA) sub-system, developed as part of a group Advanced Driver Assistance Systems (ADAS) project. LKA prevents unintentional lane departures by applying corrective steering when a vehicle drifts outside its lane boundaries. Current commercial LKA systems rely on front-facing cameras with computer vision, but these degrade substantially under poor lane markings and adverse weather conditions [6]. This project explores a Vehicle-to-Infrastructure (V2I) approach using Chip Enabled Raised Pavement Markers (CERPMs), which transmit positional data directly to the vehicle, as a more robust alternative [1][2].</w:t>
       </w:r>
     </w:p>
     <w:p>
@@ -114,7 +114,7 @@
           <w:rFonts w:ascii="Times New Roman" w:hAnsi="Times New Roman"/>
           <w:sz w:val="24"/>
         </w:rPr>
-        <w:t>Higher-order polynomial B-splines (quadratic, cubic spline, quartic, quintic) consistently outperformed linear interpolation, PCHIP, and Akima across all conditions. Linear interpolation failed at failure rates of up to 100% under clustered dropout at 5 m spacing. Quintic and quartic B-splines are recommended as the default algorithm for any CERPM-based road geometry system, combined with a marker spacing of 2 m or finer on curved road sections.</w:t>
+        <w:t>The core research question is which interpolation algorithm most accurately and robustly estimates the lane centreline from CERPM boundary data, particularly under conditions where markers are missing. Seven algorithms — linear, quadratic, cubic spline, quartic, quintic, PCHIP, and Akima — were evaluated using Monte Carlo simulation (n = 2,000 runs per condition) over two failure modes: random dropout (1–20%) and clustered contiguous dropout (cluster sizes 2–20 markers), at five CERPM spacings (0.5–5.0 m). Higher-order polynomial B-splines (quadratic through quintic) consistently outperformed linear interpolation and PCHIP across all conditions. Quintic or quartic B-spline interpolation at ≤ 2 m marker spacing is recommended for any CERPM-based LKA deployment.</w:t>
       </w:r>
     </w:p>
     <w:p>
@@ -190,6 +190,42 @@
           <w:sz w:val="24"/>
         </w:rPr>
         <w:t>6. Background</w:t>
+      </w:r>
+    </w:p>
+    <w:p>
+      <w:pPr>
+        <w:spacing w:after="40"/>
+      </w:pPr>
+      <w:r>
+        <w:rPr>
+          <w:rFonts w:ascii="Times New Roman" w:hAnsi="Times New Roman"/>
+          <w:sz w:val="24"/>
+        </w:rPr>
+        <w:t xml:space="preserve">    6.1. Relevance and Importance</w:t>
+      </w:r>
+    </w:p>
+    <w:p>
+      <w:pPr>
+        <w:spacing w:after="40"/>
+      </w:pPr>
+      <w:r>
+        <w:rPr>
+          <w:rFonts w:ascii="Times New Roman" w:hAnsi="Times New Roman"/>
+          <w:sz w:val="24"/>
+        </w:rPr>
+        <w:t xml:space="preserve">    6.2. Literature Review</w:t>
+      </w:r>
+    </w:p>
+    <w:p>
+      <w:pPr>
+        <w:spacing w:after="40"/>
+      </w:pPr>
+      <w:r>
+        <w:rPr>
+          <w:rFonts w:ascii="Times New Roman" w:hAnsi="Times New Roman"/>
+          <w:sz w:val="24"/>
+        </w:rPr>
+        <w:t xml:space="preserve">    6.3. Legal, Environmental and Ethical Considerations</w:t>
       </w:r>
     </w:p>
     <w:p>
@@ -301,7 +337,7 @@
           <w:rFonts w:ascii="Times New Roman" w:hAnsi="Times New Roman"/>
           <w:sz w:val="24"/>
         </w:rPr>
-        <w:t>Cat's Eye Road Position Markers embedded in road surfaces can provide real-time road boundary geometry to connected and autonomous vehicles (CAVs). However, no sensor network operates without data loss. Individual markers may fail to report due to battery depletion, physical damage, flooding, or wireless communication congestion. When markers drop out, the receiving system must reconstruct the missing boundary geometry algorithmically. The wrong algorithm can introduce lateral positioning errors exceeding the 0.2 m safety margin required by autonomous driving standards [1], potentially causing unsafe lane positioning or collision.</w:t>
+        <w:t>Lane departure is among the most lethal categories of road crash. In Australia, 62% of all road fatalities nationally are attributable to lane departure — rising to 73% in regional areas and 71% in remote areas [3]. In the United States, the NHTSA estimates that LKA-equipped vehicles are on average 24% less likely to be involved in a fatal road departure crash [4]. The European Commission mandated LKA as a requirement on all new vehicles sold after July 2024, anticipating the technology will save over 25,000 lives by 2038 [5].</w:t>
       </w:r>
     </w:p>
     <w:p>
@@ -313,7 +349,7 @@
           <w:rFonts w:ascii="Times New Roman" w:hAnsi="Times New Roman"/>
           <w:sz w:val="24"/>
         </w:rPr>
-        <w:t>The core problem is that no systematic, evidence-based comparison of interpolation methods exists for this specific application. Practitioners currently default to linear interpolation — the simplest option — without quantitative justification. This project addresses that gap by providing a statistically rigorous, simulation-based ranking of seven candidate algorithms across a comprehensive parameter space of marker spacings and failure severities.</w:t>
+        <w:t>Despite these benefits, current camera-based LKA systems fail in precisely the conditions where failure is most dangerous — poor lane markings on rural and regional roads, rain, fog, and glare [6]. A V2I approach using CERPMs has been shown to outperform commercial vision systems in these conditions [2], but existing CERPM research uses a single interpolation method (cubic spline) and does not examine the effect of missing markers on reconstruction accuracy [1][2]. This gap must be addressed before a CERPM-based LKA system can be deployed with confidence in the reliability of its centreline estimates.</w:t>
       </w:r>
     </w:p>
     <w:p>
@@ -340,7 +376,7 @@
           <w:rFonts w:ascii="Times New Roman" w:hAnsi="Times New Roman"/>
           <w:sz w:val="24"/>
         </w:rPr>
-        <w:t>This project evaluates seven interpolation methods for reconstructing road centrelines from incomplete CERPM boundary data, using Monte Carlo simulation over a Lanelet2 road map. The aim is to determine which method is most resilient to data loss, and to define the conditions under which each method fails. The output is actionable guidance for engineers and infrastructure managers selecting algorithms for CERPM-based road systems.</w:t>
+        <w:t>Lane Keep Assist is a driver assistance feature that applies corrective steering torque to prevent a vehicle from unintentionally crossing lane boundaries. Unlike automated lane-centring systems, LKA activates only reactively — when a vehicle begins to drift toward a lane edge without a turn signal — and is designed to be easily overridden by the driver. LKA is a foundational sub-system of ADAS upon which higher-level autonomous driving functions are built.</w:t>
       </w:r>
     </w:p>
     <w:p>
@@ -352,7 +388,7 @@
           <w:rFonts w:ascii="Times New Roman" w:hAnsi="Times New Roman"/>
           <w:sz w:val="24"/>
         </w:rPr>
-        <w:t>Road centreline reconstruction is a well-defined geometric problem: given a subset of left and right road boundary points, reconstruct the boundary curves and compute their midpoint at each location. The challenge lies in how well different curve-fitting algorithms extrapolate across gaps — segments where markers are missing — particularly for curved road sections where a naive straight-line approximation introduces significant lateral error.</w:t>
+        <w:t>This sub-project contributes the centreline estimation component to a broader group ADAS project. It evaluates how accurately different interpolation algorithms can estimate the lane centre from left and right CERPM boundary data, and how this accuracy degrades when markers are missing. The simulation uses real road geometry sourced from a Lanelet2 OSM map, placing CERPM positions along both road edges at configurable intervals and applying Monte Carlo dropout to represent real-world infrastructure failure.</w:t>
       </w:r>
     </w:p>
     <w:p>
@@ -364,7 +400,7 @@
           <w:rFonts w:ascii="Times New Roman" w:hAnsi="Times New Roman"/>
           <w:sz w:val="24"/>
         </w:rPr>
-        <w:t>The project targets two distinct failure modes: random independent dropout (modelling sporadic sensor faults distributed across the network) and clustered contiguous dropout (modelling a localised zone of failure, such as a flooded road section or a stretch of physical damage). Both are operationally relevant and place different demands on the reconstruction algorithm. Random dropout preserves local geometric information at most locations; clustered dropout removes all geometric information across an extended stretch, demanding that the algorithm extrapolate across the gap using only the shape of the road on either side.</w:t>
+        <w:t>The research directly addresses the gap identified in prior CERPM literature [1][2]: existing studies assume complete marker data. This project is the first systematic evaluation of interpolation robustness under CERPM dropout, providing the evidence base needed for reliable LKA deployment using infrastructure-based positioning.</w:t>
       </w:r>
     </w:p>
     <w:p>
@@ -406,7 +442,7 @@
           <w:rFonts w:ascii="Times New Roman" w:hAnsi="Times New Roman"/>
           <w:sz w:val="24"/>
         </w:rPr>
-        <w:t>The UK government's CAV roadmap and the EU C-Roads programme both identify infrastructure-based positioning as a key enabler for Level 3+ vehicle automation. CERPMs offer a low-cost, weather-independent complement to on-vehicle sensing, but their utility depends entirely on the accuracy of centreline reconstruction when data is incomplete. ISO 21448 (Safety of the Intended Functionality) and SAE J3016 imply sub-0.2 m positioning accuracy requirements for lane-keeping assistance [1][2], making algorithm selection safety-critical.</w:t>
+        <w:t>Lane departure warning (LDW) systems alert drivers to drift but rely on timely driver reaction — unreliable under fatigue, distraction, or impairment. LKA systems actively intervene, making them more effective for high-risk rural and regional roads where lane markings are often degraded. The field performance of commercial LKA has been benchmarked by the OpenLKA dataset [6], which collected approximately 400 hours of LKA-steered data from 62 production vehicle models in real-world road testing. The study confirmed that LKA systems degrade substantially under poor lane markings and near lane transitions, validating the need for an infrastructure-based complement to camera sensing.</w:t>
       </w:r>
     </w:p>
     <w:p>
@@ -433,7 +469,7 @@
           <w:rFonts w:ascii="Times New Roman" w:hAnsi="Times New Roman"/>
           <w:sz w:val="24"/>
         </w:rPr>
-        <w:t>Polynomial spline interpolation is well established in numerical analysis. Burden and Faires [3] describe natural cubic splines (C² continuous), which enforce zero second derivative at endpoints but can exhibit Runge oscillations with sparse data. Fritsch and Carlson [4] introduced PCHIP to address this by enforcing monotonicity in each interval, preventing overshoot. Akima [5] proposed a locally-weighted spline that limits the influence of distant data on local curve shape. B-splines of degree k (de Boor [6]) provide a unified framework for linear (k=1) through quintic (k=5) interpolants. All methods tested here use arc-length parameterisation — computing a normalised cumulative chord length t ∈ [0,1] — following Hartley and Zisserman [7], which prevents the systematic distortion introduced by naive index-based parameterisation.</w:t>
+        <w:t>Sharma et al. [1] and the follow-up study by Kadav et al. [2] provide the foundational evidence for the CERPM approach. They compared a Mobileye 630 commercial vision system against a CERPM-based positioning system across road conditions including sharp curves, varying lighting, and degraded lane markings. CERPMs outperformed the Mobileye in every condition tested, with an effective sensing range of up to 350 m compared to the Mobileye's 31 m. Critically, both studies used cubic spline interpolation without evaluating alternatives or considering the impact of missing markers — the gap this project fills.</w:t>
       </w:r>
     </w:p>
     <w:p>
@@ -445,7 +481,7 @@
           <w:rFonts w:ascii="Times New Roman" w:hAnsi="Times New Roman"/>
           <w:sz w:val="24"/>
         </w:rPr>
-        <w:t>Dropout modelling in road sensor networks has precedent from inductive loop detector studies [8]. Toth and Jóźków [9] note that sensor occlusion produces spatially correlated gaps, supporting the relevance of a clustered failure model alongside random dropout. Levinson et al. [10] demonstrate that HD map quality directly affects autonomous vehicle safety margins, reinforcing the importance of robust boundary reconstruction.</w:t>
+        <w:t>On the perception side, Fakhari and Anwar [7][8] proposed a Multiple Model Adaptive Estimation (MMAE) algorithm combining front and rear cameras with a Kalman filter to improve lane detection under challenging conditions. While effective, this approach still depends on camera visibility and does not address the fundamental limitation of vision-based sensing in markings-absent environments. On the control side, Perozzi et al. [9] demonstrated a shared sliding-mode controller for steer-by-wire LKA that smoothly transitions authority between driver and system; accurate centreline input is a prerequisite for this controller to function correctly. Wei et al. [10] provide a comprehensive review of LKA assessment methodologies and identify standardisation gaps — this project's simulation framework contributes a repeatable evaluation method for one key component of the LKA pipeline.</w:t>
       </w:r>
     </w:p>
     <w:p>
@@ -472,7 +508,7 @@
           <w:rFonts w:ascii="Times New Roman" w:hAnsi="Times New Roman"/>
           <w:sz w:val="24"/>
         </w:rPr>
-        <w:t>An interpolation algorithm embedded in an autonomous driving pipeline is safety-critical software. UK Product Safety and Telecommunications Product Safety regulations, and the emerging EU AI Act, impose obligations to validate and document algorithm performance before deployment. This project contributes to that validation evidence base. Environmental considerations are minimal — the study is computational — but the results may influence physical CERPM deployment density: a recommendation to halve marker spacing from 5 m to 2 m roughly doubles material and installation costs, so evidence that finer spacing is necessary carries direct economic weight. There are no identified ethical concerns specific to the algorithmic comparison itself, though any system used to guide autonomous vehicles in safety-critical scenarios requires appropriate human oversight and fail-safe mechanisms regardless of the reconstruction algorithm selected.</w:t>
+        <w:t>Under EU General Safety Regulation 2019/2144 and Australian Road Vehicle Standards Act 2018, ADAS components must be validated against defined performance criteria before vehicle type approval. An interpolation algorithm embedded in a safety-critical LKA pipeline therefore requires documented evidence of performance across failure modes — which this project provides. Physical CERPM deployment has environmental implications: denser marker spacing reduces reconstruction error but increases embedded electronics and installation energy. The simulation results offer evidence to minimise deployment density while maintaining safety. Ethically, any system that influences vehicle steering must include fail-safe defaults; the results of this project directly inform the conditions under which the LKA system should fall back to camera sensing or alert the driver.</w:t>
       </w:r>
     </w:p>
     <w:p>
@@ -514,7 +550,7 @@
           <w:rFonts w:ascii="Times New Roman" w:hAnsi="Times New Roman"/>
           <w:sz w:val="24"/>
         </w:rPr>
-        <w:t xml:space="preserve">A Python simulation framework was developed comprising four modules: </w:t>
+        <w:t xml:space="preserve">A simulation framework was developed in Python comprising four modules. </w:t>
       </w:r>
       <w:r>
         <w:rPr>
@@ -529,7 +565,7 @@
           <w:rFonts w:ascii="Times New Roman" w:hAnsi="Times New Roman"/>
           <w:sz w:val="24"/>
         </w:rPr>
-        <w:t xml:space="preserve"> (Lanelet2 OSM map parser and road geometry utilities), </w:t>
+        <w:t xml:space="preserve"> parses Lanelet2 OSM road geometry, extracts left and right boundary linestrings, and resamples them to place simulated CERPM positions at a defined spacing. </w:t>
       </w:r>
       <w:r>
         <w:rPr>
@@ -544,7 +580,7 @@
           <w:rFonts w:ascii="Times New Roman" w:hAnsi="Times New Roman"/>
           <w:sz w:val="24"/>
         </w:rPr>
-        <w:t xml:space="preserve"> (seven interpolation method implementations with arc-length parameterisation), </w:t>
+        <w:t xml:space="preserve"> implements seven interpolation methods, all using arc-length parameterisation to avoid the distortion introduced by naive index-based methods. </w:t>
       </w:r>
       <w:r>
         <w:rPr>
@@ -559,7 +595,7 @@
           <w:rFonts w:ascii="Times New Roman" w:hAnsi="Times New Roman"/>
           <w:sz w:val="24"/>
         </w:rPr>
-        <w:t xml:space="preserve"> (Monte Carlo simulation engine with parallel execution), and </w:t>
+        <w:t xml:space="preserve"> runs parallelised Monte Carlo trials, applying random or clustered dropout to the CERPM positions before interpolation, and measures the perpendicular error of the reconstructed centreline against the ground truth. </w:t>
       </w:r>
       <w:r>
         <w:rPr>
@@ -574,19 +610,7 @@
           <w:rFonts w:ascii="Times New Roman" w:hAnsi="Times New Roman"/>
           <w:sz w:val="24"/>
         </w:rPr>
-        <w:t xml:space="preserve"> (analysis pipeline and visualisation). The Town07 Lanelet2 map was used as the ground-truth road geometry source.</w:t>
-      </w:r>
-    </w:p>
-    <w:p>
-      <w:pPr>
-        <w:spacing w:after="120"/>
-      </w:pPr>
-      <w:r>
-        <w:rPr>
-          <w:rFonts w:ascii="Times New Roman" w:hAnsi="Times New Roman"/>
-          <w:sz w:val="24"/>
-        </w:rPr>
-        <w:t>For each of 70 parameter combinations (7 methods × 5 intervals × 2 dropout modes × varying severities), 2,000 independent Monte Carlo trials were executed. Each trial: (1) resampled road boundaries to the target CERPM interval; (2) applied random or clustered dropout; (3) interpolated surviving markers to reconstruct boundaries; (4) computed a centreline from reconstructed boundaries; (5) measured perpendicular error against the ground-truth centreline.</w:t>
+        <w:t xml:space="preserve"> sweeps all parameter combinations, aggregates statistics, and generates visualisations including IQR heatmaps and failure rate matrices.</w:t>
       </w:r>
     </w:p>
     <w:p>
@@ -613,7 +637,7 @@
           <w:rFonts w:ascii="Times New Roman" w:hAnsi="Times New Roman"/>
           <w:sz w:val="24"/>
         </w:rPr>
-        <w:t>Linear interpolation — the current implicit default — assumes road geometry is piecewise straight. This is accurate only at very fine marker spacings. At spacings of 2 m or more, linear interpolation on a curved road section introduces a chord-midpoint error proportional to the square of the gap length. Higher-order methods can exploit the smoothness of real road geometry to extrapolate across gaps far more accurately. Without a systematic comparison, practitioners have no evidence base for selecting an alternative — this project provides it.</w:t>
+        <w:t>Prior CERPM research [1][2] assumed complete marker availability. In practice, individual markers may fail due to battery depletion, physical damage, or communication loss, and entire stretches may drop out together due to flooding or road surface damage. Without knowing how each interpolation algorithm responds to these failure modes, a CERPM-based LKA system cannot be designed with confidence in its worst-case behaviour. This simulation provides that characterisation across a full parameter space of spacings and failure severities.</w:t>
       </w:r>
     </w:p>
     <w:p>
@@ -638,15 +662,14 @@
         <w:tblLook w:firstColumn="1" w:firstRow="1" w:lastColumn="0" w:lastRow="0" w:noHBand="0" w:noVBand="1" w:val="04A0"/>
       </w:tblPr>
       <w:tblGrid>
-        <w:gridCol w:w="2351"/>
-        <w:gridCol w:w="2351"/>
-        <w:gridCol w:w="2351"/>
-        <w:gridCol w:w="2351"/>
+        <w:gridCol w:w="3135"/>
+        <w:gridCol w:w="3135"/>
+        <w:gridCol w:w="3135"/>
       </w:tblGrid>
       <w:tr>
         <w:tc>
           <w:tcPr>
-            <w:tcW w:type="dxa" w:w="2351"/>
+            <w:tcW w:type="dxa" w:w="3135"/>
           </w:tcPr>
           <w:p>
             <w:pPr>
@@ -664,7 +687,7 @@
         </w:tc>
         <w:tc>
           <w:tcPr>
-            <w:tcW w:type="dxa" w:w="2351"/>
+            <w:tcW w:type="dxa" w:w="3135"/>
           </w:tcPr>
           <w:p>
             <w:pPr>
@@ -682,7 +705,7 @@
         </w:tc>
         <w:tc>
           <w:tcPr>
-            <w:tcW w:type="dxa" w:w="2351"/>
+            <w:tcW w:type="dxa" w:w="3135"/>
           </w:tcPr>
           <w:p>
             <w:pPr>
@@ -694,25 +717,7 @@
                 <w:b/>
                 <w:sz w:val="24"/>
               </w:rPr>
-              <w:t>Key Property</w:t>
-            </w:r>
-          </w:p>
-        </w:tc>
-        <w:tc>
-          <w:tcPr>
-            <w:tcW w:type="dxa" w:w="2351"/>
-          </w:tcPr>
-          <w:p>
-            <w:pPr>
-              <w:jc w:val="center"/>
-            </w:pPr>
-            <w:r>
-              <w:rPr>
-                <w:rFonts w:ascii="Times New Roman" w:hAnsi="Times New Roman"/>
-                <w:b/>
-                <w:sz w:val="24"/>
-              </w:rPr>
-              <w:t>Justification for Inclusion</w:t>
+              <w:t>Justification</w:t>
             </w:r>
           </w:p>
         </w:tc>
@@ -720,7 +725,7 @@
       <w:tr>
         <w:tc>
           <w:tcPr>
-            <w:tcW w:type="dxa" w:w="2351"/>
+            <w:tcW w:type="dxa" w:w="3135"/>
           </w:tcPr>
           <w:p>
             <w:r>
@@ -734,7 +739,7 @@
         </w:tc>
         <w:tc>
           <w:tcPr>
-            <w:tcW w:type="dxa" w:w="2351"/>
+            <w:tcW w:type="dxa" w:w="3135"/>
           </w:tcPr>
           <w:p>
             <w:r>
@@ -748,7 +753,7 @@
         </w:tc>
         <w:tc>
           <w:tcPr>
-            <w:tcW w:type="dxa" w:w="2351"/>
+            <w:tcW w:type="dxa" w:w="3135"/>
           </w:tcPr>
           <w:p>
             <w:r>
@@ -756,21 +761,7 @@
                 <w:rFonts w:ascii="Times New Roman" w:hAnsi="Times New Roman"/>
                 <w:sz w:val="24"/>
               </w:rPr>
-              <w:t>Piecewise straight</w:t>
-            </w:r>
-          </w:p>
-        </w:tc>
-        <w:tc>
-          <w:tcPr>
-            <w:tcW w:type="dxa" w:w="2351"/>
-          </w:tcPr>
-          <w:p>
-            <w:r>
-              <w:rPr>
-                <w:rFonts w:ascii="Times New Roman" w:hAnsi="Times New Roman"/>
-                <w:sz w:val="24"/>
-              </w:rPr>
-              <w:t>Baseline; current implicit default</w:t>
+              <w:t>Current implicit default; baseline for comparison</w:t>
             </w:r>
           </w:p>
         </w:tc>
@@ -778,7 +769,7 @@
       <w:tr>
         <w:tc>
           <w:tcPr>
-            <w:tcW w:type="dxa" w:w="2351"/>
+            <w:tcW w:type="dxa" w:w="3135"/>
           </w:tcPr>
           <w:p>
             <w:r>
@@ -792,7 +783,7 @@
         </w:tc>
         <w:tc>
           <w:tcPr>
-            <w:tcW w:type="dxa" w:w="2351"/>
+            <w:tcW w:type="dxa" w:w="3135"/>
           </w:tcPr>
           <w:p>
             <w:r>
@@ -806,7 +797,7 @@
         </w:tc>
         <w:tc>
           <w:tcPr>
-            <w:tcW w:type="dxa" w:w="2351"/>
+            <w:tcW w:type="dxa" w:w="3135"/>
           </w:tcPr>
           <w:p>
             <w:r>
@@ -814,21 +805,7 @@
                 <w:rFonts w:ascii="Times New Roman" w:hAnsi="Times New Roman"/>
                 <w:sz w:val="24"/>
               </w:rPr>
-              <w:t>Smooth; limited curvature</w:t>
-            </w:r>
-          </w:p>
-        </w:tc>
-        <w:tc>
-          <w:tcPr>
-            <w:tcW w:type="dxa" w:w="2351"/>
-          </w:tcPr>
-          <w:p>
-            <w:r>
-              <w:rPr>
-                <w:rFonts w:ascii="Times New Roman" w:hAnsi="Times New Roman"/>
-                <w:sz w:val="24"/>
-              </w:rPr>
-              <w:t>Low-cost step above linear</w:t>
+              <w:t>Smooth first derivative; low computational cost</w:t>
             </w:r>
           </w:p>
         </w:tc>
@@ -836,7 +813,7 @@
       <w:tr>
         <w:tc>
           <w:tcPr>
-            <w:tcW w:type="dxa" w:w="2351"/>
+            <w:tcW w:type="dxa" w:w="3135"/>
           </w:tcPr>
           <w:p>
             <w:r>
@@ -850,7 +827,7 @@
         </w:tc>
         <w:tc>
           <w:tcPr>
-            <w:tcW w:type="dxa" w:w="2351"/>
+            <w:tcW w:type="dxa" w:w="3135"/>
           </w:tcPr>
           <w:p>
             <w:r>
@@ -864,7 +841,7 @@
         </w:tc>
         <w:tc>
           <w:tcPr>
-            <w:tcW w:type="dxa" w:w="2351"/>
+            <w:tcW w:type="dxa" w:w="3135"/>
           </w:tcPr>
           <w:p>
             <w:r>
@@ -872,21 +849,7 @@
                 <w:rFonts w:ascii="Times New Roman" w:hAnsi="Times New Roman"/>
                 <w:sz w:val="24"/>
               </w:rPr>
-              <w:t>Natural; zero 2nd deriv.</w:t>
-            </w:r>
-          </w:p>
-        </w:tc>
-        <w:tc>
-          <w:tcPr>
-            <w:tcW w:type="dxa" w:w="2351"/>
-          </w:tcPr>
-          <w:p>
-            <w:r>
-              <w:rPr>
-                <w:rFonts w:ascii="Times New Roman" w:hAnsi="Times New Roman"/>
-                <w:sz w:val="24"/>
-              </w:rPr>
-              <w:t>Standard smooth interpolant</w:t>
+              <w:t>Used in prior CERPM work [1][2]; natural benchmark</w:t>
             </w:r>
           </w:p>
         </w:tc>
@@ -894,7 +857,7 @@
       <w:tr>
         <w:tc>
           <w:tcPr>
-            <w:tcW w:type="dxa" w:w="2351"/>
+            <w:tcW w:type="dxa" w:w="3135"/>
           </w:tcPr>
           <w:p>
             <w:r>
@@ -908,7 +871,7 @@
         </w:tc>
         <w:tc>
           <w:tcPr>
-            <w:tcW w:type="dxa" w:w="2351"/>
+            <w:tcW w:type="dxa" w:w="3135"/>
           </w:tcPr>
           <w:p>
             <w:r>
@@ -922,7 +885,7 @@
         </w:tc>
         <w:tc>
           <w:tcPr>
-            <w:tcW w:type="dxa" w:w="2351"/>
+            <w:tcW w:type="dxa" w:w="3135"/>
           </w:tcPr>
           <w:p>
             <w:r>
@@ -930,21 +893,7 @@
                 <w:rFonts w:ascii="Times New Roman" w:hAnsi="Times New Roman"/>
                 <w:sz w:val="24"/>
               </w:rPr>
-              <w:t>Higher-order curvature</w:t>
-            </w:r>
-          </w:p>
-        </w:tc>
-        <w:tc>
-          <w:tcPr>
-            <w:tcW w:type="dxa" w:w="2351"/>
-          </w:tcPr>
-          <w:p>
-            <w:r>
-              <w:rPr>
-                <w:rFonts w:ascii="Times New Roman" w:hAnsi="Times New Roman"/>
-                <w:sz w:val="24"/>
-              </w:rPr>
-              <w:t>Tests benefit of added degree</w:t>
+              <w:t>Tests benefit of one additional degree over cubic</w:t>
             </w:r>
           </w:p>
         </w:tc>
@@ -952,7 +901,7 @@
       <w:tr>
         <w:tc>
           <w:tcPr>
-            <w:tcW w:type="dxa" w:w="2351"/>
+            <w:tcW w:type="dxa" w:w="3135"/>
           </w:tcPr>
           <w:p>
             <w:r>
@@ -966,7 +915,7 @@
         </w:tc>
         <w:tc>
           <w:tcPr>
-            <w:tcW w:type="dxa" w:w="2351"/>
+            <w:tcW w:type="dxa" w:w="3135"/>
           </w:tcPr>
           <w:p>
             <w:r>
@@ -980,7 +929,7 @@
         </w:tc>
         <w:tc>
           <w:tcPr>
-            <w:tcW w:type="dxa" w:w="2351"/>
+            <w:tcW w:type="dxa" w:w="3135"/>
           </w:tcPr>
           <w:p>
             <w:r>
@@ -988,21 +937,7 @@
                 <w:rFonts w:ascii="Times New Roman" w:hAnsi="Times New Roman"/>
                 <w:sz w:val="24"/>
               </w:rPr>
-              <w:t>Very smooth</w:t>
-            </w:r>
-          </w:p>
-        </w:tc>
-        <w:tc>
-          <w:tcPr>
-            <w:tcW w:type="dxa" w:w="2351"/>
-          </w:tcPr>
-          <w:p>
-            <w:r>
-              <w:rPr>
-                <w:rFonts w:ascii="Times New Roman" w:hAnsi="Times New Roman"/>
-                <w:sz w:val="24"/>
-              </w:rPr>
-              <w:t>Upper bound on polynomial order</w:t>
+              <w:t>Upper bound on polynomial order tested</w:t>
             </w:r>
           </w:p>
         </w:tc>
@@ -1010,7 +945,7 @@
       <w:tr>
         <w:tc>
           <w:tcPr>
-            <w:tcW w:type="dxa" w:w="2351"/>
+            <w:tcW w:type="dxa" w:w="3135"/>
           </w:tcPr>
           <w:p>
             <w:r>
@@ -1024,7 +959,7 @@
         </w:tc>
         <w:tc>
           <w:tcPr>
-            <w:tcW w:type="dxa" w:w="2351"/>
+            <w:tcW w:type="dxa" w:w="3135"/>
           </w:tcPr>
           <w:p>
             <w:r>
@@ -1038,7 +973,7 @@
         </w:tc>
         <w:tc>
           <w:tcPr>
-            <w:tcW w:type="dxa" w:w="2351"/>
+            <w:tcW w:type="dxa" w:w="3135"/>
           </w:tcPr>
           <w:p>
             <w:r>
@@ -1046,21 +981,7 @@
                 <w:rFonts w:ascii="Times New Roman" w:hAnsi="Times New Roman"/>
                 <w:sz w:val="24"/>
               </w:rPr>
-              <w:t>Monotone; no overshoot</w:t>
-            </w:r>
-          </w:p>
-        </w:tc>
-        <w:tc>
-          <w:tcPr>
-            <w:tcW w:type="dxa" w:w="2351"/>
-          </w:tcPr>
-          <w:p>
-            <w:r>
-              <w:rPr>
-                <w:rFonts w:ascii="Times New Roman" w:hAnsi="Times New Roman"/>
-                <w:sz w:val="24"/>
-              </w:rPr>
-              <w:t>Designed for sparse uneven data</w:t>
+              <w:t>Designed for sparse uneven data; avoids overshoot</w:t>
             </w:r>
           </w:p>
         </w:tc>
@@ -1068,7 +989,7 @@
       <w:tr>
         <w:tc>
           <w:tcPr>
-            <w:tcW w:type="dxa" w:w="2351"/>
+            <w:tcW w:type="dxa" w:w="3135"/>
           </w:tcPr>
           <w:p>
             <w:r>
@@ -1082,7 +1003,7 @@
         </w:tc>
         <w:tc>
           <w:tcPr>
-            <w:tcW w:type="dxa" w:w="2351"/>
+            <w:tcW w:type="dxa" w:w="3135"/>
           </w:tcPr>
           <w:p>
             <w:r>
@@ -1096,7 +1017,7 @@
         </w:tc>
         <w:tc>
           <w:tcPr>
-            <w:tcW w:type="dxa" w:w="2351"/>
+            <w:tcW w:type="dxa" w:w="3135"/>
           </w:tcPr>
           <w:p>
             <w:r>
@@ -1104,21 +1025,7 @@
                 <w:rFonts w:ascii="Times New Roman" w:hAnsi="Times New Roman"/>
                 <w:sz w:val="24"/>
               </w:rPr>
-              <w:t>Locally weighted</w:t>
-            </w:r>
-          </w:p>
-        </w:tc>
-        <w:tc>
-          <w:tcPr>
-            <w:tcW w:type="dxa" w:w="2351"/>
-          </w:tcPr>
-          <w:p>
-            <w:r>
-              <w:rPr>
-                <w:rFonts w:ascii="Times New Roman" w:hAnsi="Times New Roman"/>
-                <w:sz w:val="24"/>
-              </w:rPr>
-              <w:t>Resilient to propagation of gaps</w:t>
+              <w:t>Locally weighted; limits propagation of gap effects</w:t>
             </w:r>
           </w:p>
         </w:tc>
@@ -1134,7 +1041,7 @@
           <w:rFonts w:ascii="Times New Roman" w:hAnsi="Times New Roman"/>
           <w:sz w:val="24"/>
         </w:rPr>
-        <w:t>Monte Carlo simulation was chosen over analytical methods because the interaction of dropout randomness, road geometry, and interpolation non-linearity has no tractable closed form. 2,000 trials per condition was validated by convergence analysis — IQR estimates stabilised within 1% relative change beyond ~1,500 runs.</w:t>
+        <w:t>Monte Carlo simulation (n = 2,000 per condition) was used because the interaction between dropout randomness, road geometry, and interpolation non-linearity has no tractable closed form. Convergence was verified: IQR estimates stabilised within 1% at approximately 1,500 trials, confirming 2,000 as sufficient. The 0.2 m maximum-error failure threshold was chosen to align with the sub-0.2 m positioning accuracy implied by ISO 21448 and SAE J3016 for lane-keeping applications.</w:t>
       </w:r>
     </w:p>
     <w:p>
@@ -1211,7 +1118,7 @@
                 <w:b/>
                 <w:sz w:val="24"/>
               </w:rPr>
-              <w:t>Tasks</w:t>
+              <w:t>Key Tasks</w:t>
             </w:r>
           </w:p>
         </w:tc>
@@ -1259,7 +1166,7 @@
                 <w:rFonts w:ascii="Times New Roman" w:hAnsi="Times New Roman"/>
                 <w:sz w:val="24"/>
               </w:rPr>
-              <w:t>Literature review; define failure modes; shortlist methods</w:t>
+              <w:t>Literature review; identify gap in CERPM research; define failure modes and method shortlist</w:t>
             </w:r>
           </w:p>
         </w:tc>
@@ -1273,7 +1180,7 @@
                 <w:rFonts w:ascii="Times New Roman" w:hAnsi="Times New Roman"/>
                 <w:sz w:val="24"/>
               </w:rPr>
-              <w:t>Research questions, method list</w:t>
+              <w:t>Research questions; confirmed scope</w:t>
             </w:r>
           </w:p>
         </w:tc>
@@ -1303,7 +1210,7 @@
                 <w:rFonts w:ascii="Times New Roman" w:hAnsi="Times New Roman"/>
                 <w:sz w:val="24"/>
               </w:rPr>
-              <w:t>Implement parser, interpolation module, simulation engine</w:t>
+              <w:t>Implement Lanelet2 parser; interpolation module; Monte Carlo simulation engine</w:t>
             </w:r>
           </w:p>
         </w:tc>
@@ -1317,7 +1224,7 @@
                 <w:rFonts w:ascii="Times New Roman" w:hAnsi="Times New Roman"/>
                 <w:sz w:val="24"/>
               </w:rPr>
-              <w:t>Working codebase</w:t>
+              <w:t>Working, tested codebase</w:t>
             </w:r>
           </w:p>
         </w:tc>
@@ -1347,7 +1254,7 @@
                 <w:rFonts w:ascii="Times New Roman" w:hAnsi="Times New Roman"/>
                 <w:sz w:val="24"/>
               </w:rPr>
-              <w:t>Run Monte Carlo sweeps; validate convergence</w:t>
+              <w:t>Execute full parameter sweep; validate convergence at n = 2,000</w:t>
             </w:r>
           </w:p>
         </w:tc>
@@ -1361,7 +1268,7 @@
                 <w:rFonts w:ascii="Times New Roman" w:hAnsi="Times New Roman"/>
                 <w:sz w:val="24"/>
               </w:rPr>
-              <w:t>Full results dataset</w:t>
+              <w:t>Complete results dataset</w:t>
             </w:r>
           </w:p>
         </w:tc>
@@ -1377,7 +1284,7 @@
                 <w:rFonts w:ascii="Times New Roman" w:hAnsi="Times New Roman"/>
                 <w:sz w:val="24"/>
               </w:rPr>
-              <w:t>4 — Analysis &amp; Report</w:t>
+              <w:t>4 — Analysis &amp; Reporting</w:t>
             </w:r>
           </w:p>
         </w:tc>
@@ -1391,7 +1298,7 @@
                 <w:rFonts w:ascii="Times New Roman" w:hAnsi="Times New Roman"/>
                 <w:sz w:val="24"/>
               </w:rPr>
-              <w:t>Statistical analysis; visualisation; report writing</w:t>
+              <w:t>Statistical aggregation; IQR and failure rate visualisation; report writing</w:t>
             </w:r>
           </w:p>
         </w:tc>
@@ -1405,7 +1312,7 @@
                 <w:rFonts w:ascii="Times New Roman" w:hAnsi="Times New Roman"/>
                 <w:sz w:val="24"/>
               </w:rPr>
-              <w:t>This report + figures</w:t>
+              <w:t>This report and all figures</w:t>
             </w:r>
           </w:p>
         </w:tc>
@@ -1436,7 +1343,7 @@
           <w:rFonts w:ascii="Times New Roman" w:hAnsi="Times New Roman"/>
           <w:sz w:val="24"/>
         </w:rPr>
-        <w:t>This is an individual project. All components — literature review, software development, simulation execution, analysis, and report writing — were completed by the sole author. Supervisory input was received at phase boundaries to review scope and direction.</w:t>
+        <w:t>This is an individual sub-project within a group ADAS effort. All components — literature review, software development, simulation execution, statistical analysis, and report writing — were completed by the sole author. Results feed into the group's broader ADAS integration, providing the centreline estimate required by the LKA control sub-system.</w:t>
       </w:r>
     </w:p>
     <w:p>
@@ -1451,19 +1358,7 @@
           <w:color w:val="000000"/>
           <w:sz w:val="24"/>
         </w:rPr>
-        <w:t>8.3. Timeline</w:t>
-      </w:r>
-    </w:p>
-    <w:p>
-      <w:pPr>
-        <w:spacing w:after="120"/>
-      </w:pPr>
-      <w:r>
-        <w:rPr>
-          <w:rFonts w:ascii="Times New Roman" w:hAnsi="Times New Roman"/>
-          <w:sz w:val="24"/>
-        </w:rPr>
-        <w:t>The project followed a four-phase sequential schedule across the semester. Key milestones:</w:t>
+        <w:t>8.3. Timeline and Risk Management</w:t>
       </w:r>
     </w:p>
     <w:tbl>
@@ -1539,7 +1434,7 @@
                 <w:rFonts w:ascii="Times New Roman" w:hAnsi="Times New Roman"/>
                 <w:sz w:val="24"/>
               </w:rPr>
-              <w:t>Literature review complete; research questions agreed with supervisor</w:t>
+              <w:t>Literature review complete; research gap confirmed; supervisor sign-off on scope</w:t>
             </w:r>
           </w:p>
         </w:tc>
@@ -1569,7 +1464,7 @@
                 <w:rFonts w:ascii="Times New Roman" w:hAnsi="Times New Roman"/>
                 <w:sz w:val="24"/>
               </w:rPr>
-              <w:t>map parser and interpolation module implemented and unit-tested</w:t>
+              <w:t>Lanelet2 parser and interpolation module implemented and unit-tested</w:t>
             </w:r>
           </w:p>
         </w:tc>
@@ -1599,7 +1494,7 @@
                 <w:rFonts w:ascii="Times New Roman" w:hAnsi="Times New Roman"/>
                 <w:sz w:val="24"/>
               </w:rPr>
-              <w:t>Simulation engine complete; initial single-condition test runs validated</w:t>
+              <w:t>Monte Carlo engine complete; single-condition validation runs completed</w:t>
             </w:r>
           </w:p>
         </w:tc>
@@ -1629,7 +1524,7 @@
                 <w:rFonts w:ascii="Times New Roman" w:hAnsi="Times New Roman"/>
                 <w:sz w:val="24"/>
               </w:rPr>
-              <w:t>Full Monte Carlo sweep executed (all 70 parameter combinations, n=2,000)</w:t>
+              <w:t>Full parameter sweep executed (all conditions, n = 2,000 per condition)</w:t>
             </w:r>
           </w:p>
         </w:tc>
@@ -1659,7 +1554,7 @@
                 <w:rFonts w:ascii="Times New Roman" w:hAnsi="Times New Roman"/>
                 <w:sz w:val="24"/>
               </w:rPr>
-              <w:t>Results analysis and visualisation complete</w:t>
+              <w:t>Results analysis, IQR heatmaps, and failure rate matrices generated</w:t>
             </w:r>
           </w:p>
         </w:tc>
@@ -1689,7 +1584,7 @@
                 <w:rFonts w:ascii="Times New Roman" w:hAnsi="Times New Roman"/>
                 <w:sz w:val="24"/>
               </w:rPr>
-              <w:t>Report written and submitted</w:t>
+              <w:t>Report finalised and submitted</w:t>
             </w:r>
           </w:p>
         </w:tc>
@@ -1705,7 +1600,7 @@
           <w:rFonts w:ascii="Times New Roman" w:hAnsi="Times New Roman"/>
           <w:sz w:val="24"/>
         </w:rPr>
-        <w:t>Risk management was active throughout. Numerical instability in high-order spline fitting with few surviving points was mitigated by implementing graceful fallbacks: Akima and cubic spline revert to linear interpolation when fewer than three points survive dropout, ensuring a result is always produced without crashing. Computational time was managed by parallelising trials across all available CPU cores using Python's ProcessPoolExecutor, reducing full sweep time from an estimated 18 hours serial to under 3 hours parallel. Reproducibility was ensured by deriving each trial's random seed from a master generator with a fixed base seed, so the entire simulation can be re-run and produce bit-identical results. All code was version-controlled with Git, providing a traceable record of incremental development and design decisions.</w:t>
+        <w:t>Key risks and mitigations: numerical instability in high-order spline fitting with very few surviving points was addressed by implementing graceful fallbacks — Akima and cubic spline revert to linear when fewer than three points survive dropout. Computational runtime was managed by parallelising trials across all CPU cores using Python's ProcessPoolExecutor, reducing total sweep time from an estimated 18 hours serial to under 3 hours. Full reproducibility was ensured by deriving each trial seed from a master generator with a fixed base seed. All development was tracked in Git.</w:t>
       </w:r>
     </w:p>
     <w:p>
@@ -1735,115 +1630,19 @@
           <w:color w:val="000000"/>
           <w:sz w:val="24"/>
         </w:rPr>
-        <w:t>9.1. Software</w:t>
+        <w:t>9.1. Analysis Program</w:t>
       </w:r>
     </w:p>
     <w:p>
       <w:pPr>
-        <w:pStyle w:val="ListBullet"/>
-        <w:spacing w:after="60"/>
+        <w:spacing w:after="120"/>
       </w:pPr>
       <w:r>
         <w:rPr>
           <w:rFonts w:ascii="Times New Roman" w:hAnsi="Times New Roman"/>
           <w:sz w:val="24"/>
         </w:rPr>
-      </w:r>
-      <w:r>
-        <w:rPr>
-          <w:rFonts w:ascii="Times New Roman" w:hAnsi="Times New Roman"/>
-          <w:b/>
-          <w:sz w:val="24"/>
-        </w:rPr>
-        <w:t>test.py</w:t>
-      </w:r>
-      <w:r>
-        <w:rPr>
-          <w:rFonts w:ascii="Times New Roman" w:hAnsi="Times New Roman"/>
-          <w:sz w:val="24"/>
-        </w:rPr>
-        <w:t xml:space="preserve"> — Lanelet2 OSM parser; road boundary extraction; CERPM resampling; centreline computation.</w:t>
-      </w:r>
-    </w:p>
-    <w:p>
-      <w:pPr>
-        <w:pStyle w:val="ListBullet"/>
-        <w:spacing w:after="60"/>
-      </w:pPr>
-      <w:r>
-        <w:rPr>
-          <w:rFonts w:ascii="Times New Roman" w:hAnsi="Times New Roman"/>
-          <w:sz w:val="24"/>
-        </w:rPr>
-      </w:r>
-      <w:r>
-        <w:rPr>
-          <w:rFonts w:ascii="Times New Roman" w:hAnsi="Times New Roman"/>
-          <w:b/>
-          <w:sz w:val="24"/>
-        </w:rPr>
-        <w:t>Interpolations.py</w:t>
-      </w:r>
-      <w:r>
-        <w:rPr>
-          <w:rFonts w:ascii="Times New Roman" w:hAnsi="Times New Roman"/>
-          <w:sz w:val="24"/>
-        </w:rPr>
-        <w:t xml:space="preserve"> — Seven interpolation methods with arc-length parameterisation; graceful fallbacks.</w:t>
-      </w:r>
-    </w:p>
-    <w:p>
-      <w:pPr>
-        <w:pStyle w:val="ListBullet"/>
-        <w:spacing w:after="60"/>
-      </w:pPr>
-      <w:r>
-        <w:rPr>
-          <w:rFonts w:ascii="Times New Roman" w:hAnsi="Times New Roman"/>
-          <w:sz w:val="24"/>
-        </w:rPr>
-      </w:r>
-      <w:r>
-        <w:rPr>
-          <w:rFonts w:ascii="Times New Roman" w:hAnsi="Times New Roman"/>
-          <w:b/>
-          <w:sz w:val="24"/>
-        </w:rPr>
-        <w:t>Simulation.py</w:t>
-      </w:r>
-      <w:r>
-        <w:rPr>
-          <w:rFonts w:ascii="Times New Roman" w:hAnsi="Times New Roman"/>
-          <w:sz w:val="24"/>
-        </w:rPr>
-        <w:t xml:space="preserve"> — Parallelised Monte Carlo engine; random and clustered dropout models; error measurement.</w:t>
-      </w:r>
-    </w:p>
-    <w:p>
-      <w:pPr>
-        <w:pStyle w:val="ListBullet"/>
-        <w:spacing w:after="60"/>
-      </w:pPr>
-      <w:r>
-        <w:rPr>
-          <w:rFonts w:ascii="Times New Roman" w:hAnsi="Times New Roman"/>
-          <w:sz w:val="24"/>
-        </w:rPr>
-      </w:r>
-      <w:r>
-        <w:rPr>
-          <w:rFonts w:ascii="Times New Roman" w:hAnsi="Times New Roman"/>
-          <w:b/>
-          <w:sz w:val="24"/>
-        </w:rPr>
-        <w:t>xmlParse.py</w:t>
-      </w:r>
-      <w:r>
-        <w:rPr>
-          <w:rFonts w:ascii="Times New Roman" w:hAnsi="Times New Roman"/>
-          <w:sz w:val="24"/>
-        </w:rPr>
-        <w:t xml:space="preserve"> — Full analysis pipeline; IQR and failure rate computation; eight visualisation types.</w:t>
+        <w:t>A complete Python simulation program that: imports real road geometry from Lanelet2 OSM files; places CERPM positions along left and right road edges at configurable spacing, converting GPS/map coordinates to local metric x/y; applies configurable random or clustered dropout; runs seven interpolation algorithms on surviving markers; computes the reconstructed centreline; and measures error against the ground-truth centreline. Results are exported as structured datasets and visualisations.</w:t>
       </w:r>
     </w:p>
     <w:p>
@@ -1858,7 +1657,7 @@
           <w:color w:val="000000"/>
           <w:sz w:val="24"/>
         </w:rPr>
-        <w:t>9.2. Results</w:t>
+        <w:t>9.2. Interpolation Algorithm Comparison</w:t>
       </w:r>
     </w:p>
     <w:p>
@@ -1870,7 +1669,7 @@
           <w:rFonts w:ascii="Times New Roman" w:hAnsi="Times New Roman"/>
           <w:sz w:val="24"/>
         </w:rPr>
-        <w:t>Key findings from the simulation sweep:</w:t>
+        <w:t>Key findings from the Monte Carlo sweep:</w:t>
       </w:r>
     </w:p>
     <w:p>
@@ -1897,7 +1696,34 @@
           <w:rFonts w:ascii="Times New Roman" w:hAnsi="Times New Roman"/>
           <w:sz w:val="24"/>
         </w:rPr>
-        <w:t xml:space="preserve"> achieved the lowest IQR and failure rates across all tested conditions.</w:t>
+        <w:t xml:space="preserve"> achieved the lowest IQR and failure rates across all conditions, with near-zero failure rates under random dropout at ≤ 3 m spacing.</w:t>
+      </w:r>
+    </w:p>
+    <w:p>
+      <w:pPr>
+        <w:pStyle w:val="ListBullet"/>
+        <w:spacing w:after="60"/>
+      </w:pPr>
+      <w:r>
+        <w:rPr>
+          <w:rFonts w:ascii="Times New Roman" w:hAnsi="Times New Roman"/>
+          <w:sz w:val="24"/>
+        </w:rPr>
+      </w:r>
+      <w:r>
+        <w:rPr>
+          <w:rFonts w:ascii="Times New Roman" w:hAnsi="Times New Roman"/>
+          <w:b/>
+          <w:sz w:val="24"/>
+        </w:rPr>
+        <w:t>Cubic spline</w:t>
+      </w:r>
+      <w:r>
+        <w:rPr>
+          <w:rFonts w:ascii="Times New Roman" w:hAnsi="Times New Roman"/>
+          <w:sz w:val="24"/>
+        </w:rPr>
+        <w:t xml:space="preserve"> — the method used in prior CERPM work [1][2] — performed well under random dropout but was outperformed by quartic and quintic at clustered dropout with large cluster sizes.</w:t>
       </w:r>
     </w:p>
     <w:p>
@@ -1924,61 +1750,7 @@
           <w:rFonts w:ascii="Times New Roman" w:hAnsi="Times New Roman"/>
           <w:sz w:val="24"/>
         </w:rPr>
-        <w:t xml:space="preserve"> reached failure rates of 93–100% (max error &gt; 0.2 m) under clustered dropout at 5 m spacing, even for a cluster of just 2 markers.</w:t>
-      </w:r>
-    </w:p>
-    <w:p>
-      <w:pPr>
-        <w:pStyle w:val="ListBullet"/>
-        <w:spacing w:after="60"/>
-      </w:pPr>
-      <w:r>
-        <w:rPr>
-          <w:rFonts w:ascii="Times New Roman" w:hAnsi="Times New Roman"/>
-          <w:sz w:val="24"/>
-        </w:rPr>
-      </w:r>
-      <w:r>
-        <w:rPr>
-          <w:rFonts w:ascii="Times New Roman" w:hAnsi="Times New Roman"/>
-          <w:b/>
-          <w:sz w:val="24"/>
-        </w:rPr>
-        <w:t>Clustered dropout is more damaging than random dropout</w:t>
-      </w:r>
-      <w:r>
-        <w:rPr>
-          <w:rFonts w:ascii="Times New Roman" w:hAnsi="Times New Roman"/>
-          <w:sz w:val="24"/>
-        </w:rPr>
-        <w:t xml:space="preserve"> at equivalent effective dropout fractions — removing 10 contiguous markers is far worse than randomly removing 10 scattered markers from the same boundary.</w:t>
-      </w:r>
-    </w:p>
-    <w:p>
-      <w:pPr>
-        <w:pStyle w:val="ListBullet"/>
-        <w:spacing w:after="60"/>
-      </w:pPr>
-      <w:r>
-        <w:rPr>
-          <w:rFonts w:ascii="Times New Roman" w:hAnsi="Times New Roman"/>
-          <w:sz w:val="24"/>
-        </w:rPr>
-      </w:r>
-      <w:r>
-        <w:rPr>
-          <w:rFonts w:ascii="Times New Roman" w:hAnsi="Times New Roman"/>
-          <w:b/>
-          <w:sz w:val="24"/>
-        </w:rPr>
-        <w:t>At 1 m or finer spacing</w:t>
-      </w:r>
-      <w:r>
-        <w:rPr>
-          <w:rFonts w:ascii="Times New Roman" w:hAnsi="Times New Roman"/>
-          <w:sz w:val="24"/>
-        </w:rPr>
-        <w:t>, all methods perform acceptably under random dropout up to 20%; algorithm choice matters most at 2–5 m spacing.</w:t>
+        <w:t xml:space="preserve"> failed at rates of 93–100% (max error &gt; 0.2 m) under clustered dropout at 5 m spacing, even for a cluster of just 2 consecutive markers.</w:t>
       </w:r>
     </w:p>
     <w:p>
@@ -2005,7 +1777,7 @@
           <w:rFonts w:ascii="Times New Roman" w:hAnsi="Times New Roman"/>
           <w:sz w:val="24"/>
         </w:rPr>
-        <w:t xml:space="preserve"> underperformed relative to pure polynomial B-splines at large clustered gaps because its monotonicity constraint, designed to prevent oscillation in step-like data, produces flat reconstructions across gaps in road geometry that is smooth but not monotone in individual x or y coordinates. This makes PCHIP a poor fit for curved road sections despite its success in other engineering applications.</w:t>
+        <w:t xml:space="preserve"> showed intermediate performance; its monotonicity constraint, beneficial in other applications, produced flat reconstructions across large gaps in smooth road geometry, increasing error.</w:t>
       </w:r>
     </w:p>
     <w:p>
@@ -2020,19 +1792,7 @@
           <w:color w:val="000000"/>
           <w:sz w:val="24"/>
         </w:rPr>
-        <w:t>9.3. Recommendations for Practitioners</w:t>
-      </w:r>
-    </w:p>
-    <w:p>
-      <w:pPr>
-        <w:spacing w:after="120"/>
-      </w:pPr>
-      <w:r>
-        <w:rPr>
-          <w:rFonts w:ascii="Times New Roman" w:hAnsi="Times New Roman"/>
-          <w:sz w:val="24"/>
-        </w:rPr>
-        <w:t>Based on the simulation results, the following guidance is offered to infrastructure engineers, road asset managers, and system architects deploying CERPM-based road geometry systems. These recommendations are grounded in quantitative failure rates across 2,000 trials per condition and are intended to be directly actionable without requiring specialist knowledge of interpolation theory:</w:t>
+        <w:t>9.3. CERPM Dropout Analysis</w:t>
       </w:r>
     </w:p>
     <w:p>
@@ -2045,7 +1805,6 @@
           <w:rFonts w:ascii="Times New Roman" w:hAnsi="Times New Roman"/>
           <w:sz w:val="24"/>
         </w:rPr>
-        <w:t xml:space="preserve">Use </w:t>
       </w:r>
       <w:r>
         <w:rPr>
@@ -2053,14 +1812,14 @@
           <w:b/>
           <w:sz w:val="24"/>
         </w:rPr>
-        <w:t>quintic or quartic B-spline interpolation</w:t>
+        <w:t>Clustered dropout is significantly more damaging</w:t>
       </w:r>
       <w:r>
         <w:rPr>
           <w:rFonts w:ascii="Times New Roman" w:hAnsi="Times New Roman"/>
           <w:sz w:val="24"/>
         </w:rPr>
-        <w:t xml:space="preserve"> with arc-length parameterisation as the default reconstruction algorithm.</w:t>
+        <w:t xml:space="preserve"> than random dropout at equivalent average dropout fractions. Removing 10 contiguous markers leaves a reconstruction gap across a continuous road section; the same 10 markers removed randomly leave local geometric information intact at most locations.</w:t>
       </w:r>
     </w:p>
     <w:p>
@@ -2073,7 +1832,6 @@
           <w:rFonts w:ascii="Times New Roman" w:hAnsi="Times New Roman"/>
           <w:sz w:val="24"/>
         </w:rPr>
-        <w:t xml:space="preserve">Deploy CERPMs at </w:t>
       </w:r>
       <w:r>
         <w:rPr>
@@ -2081,14 +1839,14 @@
           <w:b/>
           <w:sz w:val="24"/>
         </w:rPr>
-        <w:t>≤ 2 m spacing</w:t>
+        <w:t>CERPM spacing is the dominant design variable.</w:t>
       </w:r>
       <w:r>
         <w:rPr>
           <w:rFonts w:ascii="Times New Roman" w:hAnsi="Times New Roman"/>
           <w:sz w:val="24"/>
         </w:rPr>
-        <w:t xml:space="preserve"> on curved road sections; 5 m spacing is insufficient for robust reconstruction under any realistic dropout scenario.</w:t>
+        <w:t xml:space="preserve"> Reducing spacing from 5 m to 2 m improves resilience across all methods and failure modes. At 1 m spacing, even linear interpolation is acceptable under random dropout up to 20%.</w:t>
       </w:r>
     </w:p>
     <w:p>
@@ -2101,7 +1859,6 @@
           <w:rFonts w:ascii="Times New Roman" w:hAnsi="Times New Roman"/>
           <w:sz w:val="24"/>
         </w:rPr>
-        <w:t xml:space="preserve">Implement </w:t>
       </w:r>
       <w:r>
         <w:rPr>
@@ -2109,42 +1866,14 @@
           <w:b/>
           <w:sz w:val="24"/>
         </w:rPr>
-        <w:t>system-level alerts</w:t>
+        <w:t>Recommended system design:</w:t>
       </w:r>
       <w:r>
         <w:rPr>
           <w:rFonts w:ascii="Times New Roman" w:hAnsi="Times New Roman"/>
           <w:sz w:val="24"/>
         </w:rPr>
-        <w:t xml:space="preserve"> when clustered gaps of more than 10 consecutive markers are detected, triggering fallback to on-vehicle sensing or a prior HD map.</w:t>
-      </w:r>
-    </w:p>
-    <w:p>
-      <w:pPr>
-        <w:pStyle w:val="ListBullet"/>
-        <w:spacing w:after="60"/>
-      </w:pPr>
-      <w:r>
-        <w:rPr>
-          <w:rFonts w:ascii="Times New Roman" w:hAnsi="Times New Roman"/>
-          <w:sz w:val="24"/>
-        </w:rPr>
-        <w:t xml:space="preserve">Do not use </w:t>
-      </w:r>
-      <w:r>
-        <w:rPr>
-          <w:rFonts w:ascii="Times New Roman" w:hAnsi="Times New Roman"/>
-          <w:b/>
-          <w:sz w:val="24"/>
-        </w:rPr>
-        <w:t>linear interpolation</w:t>
-      </w:r>
-      <w:r>
-        <w:rPr>
-          <w:rFonts w:ascii="Times New Roman" w:hAnsi="Times New Roman"/>
-          <w:sz w:val="24"/>
-        </w:rPr>
-        <w:t xml:space="preserve"> in any production road geometry reconstruction system at marker spacings above 1 m.</w:t>
+        <w:t xml:space="preserve"> deploy CERPMs at ≤ 2 m on curved sections; use quintic or quartic B-spline interpolation; trigger fallback to camera sensing when clustered gaps of more than 10 consecutive markers are detected.</w:t>
       </w:r>
     </w:p>
     <w:p>
@@ -2172,7 +1901,7 @@
           <w:rFonts w:ascii="Times New Roman" w:hAnsi="Times New Roman"/>
           <w:sz w:val="24"/>
         </w:rPr>
-        <w:t>[1] ISO 21448:2022, Road Vehicles — Safety of the Intended Functionality, International Organisation for Standardisation, 2022.</w:t>
+        <w:t>[1] S. Sharma, J. Rojas, A. R. Ekti, R. Wang, Z. Asher, and R. Meyer, "Vehicle Lateral Offset Estimation Using Infrastructure Information for Reduced Compute Load," SAE Technical Paper 2023-01-0800, Apr. 2023, doi: 10.4271/2023-01-0800.</w:t>
       </w:r>
     </w:p>
     <w:p>
@@ -2185,7 +1914,7 @@
           <w:rFonts w:ascii="Times New Roman" w:hAnsi="Times New Roman"/>
           <w:sz w:val="24"/>
         </w:rPr>
-        <w:t>[2] SAE International, SAE J3016: Taxonomy and Definitions for Terms Related to Driving Automation Systems for On-Road Motor Vehicles, 2021.</w:t>
+        <w:t>[2] P. Kadav et al., "Automated Lane Centering: An Off-the-Shelf Computer Vision Product vs. Infrastructure-Based Chip-Enabled Raised Pavement Markers," Sensors, vol. 24, no. 7, pp. 2327–2327, Apr. 2024, doi: 10.3390/s24072327.</w:t>
       </w:r>
     </w:p>
     <w:p>
@@ -2198,7 +1927,7 @@
           <w:rFonts w:ascii="Times New Roman" w:hAnsi="Times New Roman"/>
           <w:sz w:val="24"/>
         </w:rPr>
-        <w:t>[3] R. L. Burden and J. D. Faires, Numerical Analysis, 9th ed. Brooks/Cole, 2011.</w:t>
+        <w:t>[3] Department of Infrastructure, Transport, Cities and Regional Development, "Fact sheet: Evidence supporting the priority focus areas," National Road Safety Strategy, 2021. [Online]. Available: https://www.roadsafety.gov.au/nrss/fact-sheets/priority-focus-areas</w:t>
       </w:r>
     </w:p>
     <w:p>
@@ -2211,7 +1940,7 @@
           <w:rFonts w:ascii="Times New Roman" w:hAnsi="Times New Roman"/>
           <w:sz w:val="24"/>
         </w:rPr>
-        <w:t>[4] F. N. Fritsch and R. E. Carlson, "Monotone piecewise cubic interpolation," SIAM Journal on Numerical Analysis, vol. 17, no. 2, pp. 238–246, 1980.</w:t>
+        <w:t>[4] National Highway Traffic Safety Administration, "Estimating Effectiveness of Lane Keeping Assist Systems in Fatal Road Departure Crashes," NHTSA Report 813663, 2024.</w:t>
       </w:r>
     </w:p>
     <w:p>
@@ -2224,7 +1953,7 @@
           <w:rFonts w:ascii="Times New Roman" w:hAnsi="Times New Roman"/>
           <w:sz w:val="24"/>
         </w:rPr>
-        <w:t>[5] H. Akima, "A new method of interpolation and smooth curve fitting based on local procedures," Journal of the ACM, vol. 17, no. 4, pp. 589–602, 1970.</w:t>
+        <w:t>[5] European Commission, "Mandatory drivers assistance systems expected to help save over 25,000 lives by 2038," Internal Market, Industry, Entrepreneurship and SMEs, Jul. 2024.</w:t>
       </w:r>
     </w:p>
     <w:p>
@@ -2237,7 +1966,7 @@
           <w:rFonts w:ascii="Times New Roman" w:hAnsi="Times New Roman"/>
           <w:sz w:val="24"/>
         </w:rPr>
-        <w:t>[6] C. de Boor, A Practical Guide to Splines, Revised ed. Springer, 2001.</w:t>
+        <w:t>[6] Y. Wang, A. Alhuraish, S. Yuan, and H. Zhou, "OpenLKA: Open Source Multimodal LKA Dataset," GitHub, 2025. [Online]. Available: https://github.com/OpenLKA/OpenLKA</w:t>
       </w:r>
     </w:p>
     <w:p>
@@ -2250,7 +1979,7 @@
           <w:rFonts w:ascii="Times New Roman" w:hAnsi="Times New Roman"/>
           <w:sz w:val="24"/>
         </w:rPr>
-        <w:t>[7] R. Hartley and A. Zisserman, Multiple View Geometry in Computer Vision, 2nd ed. Cambridge University Press, 2003.</w:t>
+        <w:t>[7] I. Fakhari and S. Anwar, "A Multiple Model Estimation Approach to Robust Lane Detection via Computer Vision Based Models," in Proc. IEEE ISIE, 2022, pp. 576–581, doi: 10.1109/isie51582.2022.9831692.</w:t>
       </w:r>
     </w:p>
     <w:p>
@@ -2263,7 +1992,7 @@
           <w:rFonts w:ascii="Times New Roman" w:hAnsi="Times New Roman"/>
           <w:sz w:val="24"/>
         </w:rPr>
-        <w:t>[8] B. Coifman, "Estimating travel times and vehicle trajectories on freeways using dual loop detectors," Transportation Research Part A, vol. 36, no. 4, pp. 351–364, 2002.</w:t>
+        <w:t>[8] I. Fakhari and S. Anwar, "Computer vision model based robust lane detection using multiple model adaptive estimation methodology," Frontiers in Mechanical Engineering, vol. 11, Feb. 2025, doi: 10.3389/fmech.2025.1436338.</w:t>
       </w:r>
     </w:p>
     <w:p>
@@ -2276,7 +2005,7 @@
           <w:rFonts w:ascii="Times New Roman" w:hAnsi="Times New Roman"/>
           <w:sz w:val="24"/>
         </w:rPr>
-        <w:t>[9] C. Toth and G. Jóźków, "Remote sensing platforms and sensors: A survey," ISPRS Journal of Photogrammetry and Remote Sensing, vol. 115, pp. 22–36, 2016.</w:t>
+        <w:t>[9] G. Perozzi, J. J. Rath, C. Sentouh, J. Floris, and J.-C. Popieul, "Lateral Shared Sliding Mode Control for Lane Keeping Assist System in Steer-by-Wire Vehicles," IEEE Trans. Intelligent Vehicles, vol. 8, no. 4, pp. 3073–3082, Apr. 2023, doi: 10.1109/tiv.2021.3097352.</w:t>
       </w:r>
     </w:p>
     <w:p>
@@ -2289,7 +2018,7 @@
           <w:rFonts w:ascii="Times New Roman" w:hAnsi="Times New Roman"/>
           <w:sz w:val="24"/>
         </w:rPr>
-        <w:t>[10] J. Levinson, M. Montemerlo, and S. Thrun, "Map-based precision vehicle localisation in urban environments," in Proc. Robotics: Science and Systems, 2011.</w:t>
+        <w:t>[10] S. Wei, P. E. Pfeffer, and J. Edelmann, "State of the Art: Ongoing Research in Assessment Methods for Lane Keeping Assistance Systems," IEEE Trans. Intelligent Vehicles, vol. 9, no. 9, pp. 5853–5875, Sep. 2024, doi: 10.1109/tiv.2023.3269156.</w:t>
       </w:r>
     </w:p>
     <w:p>
@@ -2302,7 +2031,33 @@
           <w:rFonts w:ascii="Times New Roman" w:hAnsi="Times New Roman"/>
           <w:sz w:val="24"/>
         </w:rPr>
-        <w:t>[11] F. Poggenhans et al., "Lanelet2: A high-definition map framework for the future of automated driving," in Proc. IEEE Intelligent Transportation Systems Conference (ITSC), 2018, pp. 1672–1679.</w:t>
+        <w:t>[11] F. Poggenhans et al., "Lanelet2: A high-definition map framework for the future of automated driving," in Proc. IEEE ITSC, 2018, pp. 1672–1679.</w:t>
+      </w:r>
+    </w:p>
+    <w:p>
+      <w:pPr>
+        <w:spacing w:after="80"/>
+        <w:ind w:left="567" w:hanging="567"/>
+      </w:pPr>
+      <w:r>
+        <w:rPr>
+          <w:rFonts w:ascii="Times New Roman" w:hAnsi="Times New Roman"/>
+          <w:sz w:val="24"/>
+        </w:rPr>
+        <w:t>[12] F. N. Fritsch and R. E. Carlson, "Monotone piecewise cubic interpolation," SIAM J. Numerical Analysis, vol. 17, no. 2, pp. 238–246, 1980.</w:t>
+      </w:r>
+    </w:p>
+    <w:p>
+      <w:pPr>
+        <w:spacing w:after="80"/>
+        <w:ind w:left="567" w:hanging="567"/>
+      </w:pPr>
+      <w:r>
+        <w:rPr>
+          <w:rFonts w:ascii="Times New Roman" w:hAnsi="Times New Roman"/>
+          <w:sz w:val="24"/>
+        </w:rPr>
+        <w:t>[13] H. Akima, "A new method of interpolation and smooth curve fitting based on local procedures," J. ACM, vol. 17, no. 4, pp. 589–602, 1970.</w:t>
       </w:r>
     </w:p>
     <w:sectPr>

--- a/Report.docx
+++ b/Report.docx
@@ -9,12 +9,60 @@
       <w:r>
         <w:rPr>
           <w:rFonts w:ascii="Times New Roman" w:hAnsi="Times New Roman"/>
+          <w:sz w:val="24"/>
+        </w:rPr>
+        <w:br/>
+        <w:br/>
+      </w:r>
+    </w:p>
+    <w:p>
+      <w:pPr>
+        <w:jc w:val="center"/>
+      </w:pPr>
+      <w:r>
+        <w:rPr>
+          <w:rFonts w:ascii="Times New Roman" w:hAnsi="Times New Roman"/>
           <w:b/>
-          <w:sz w:val="28"/>
+          <w:sz w:val="32"/>
         </w:rPr>
         <w:t>Lane Keep Assist Using Chip Enabled Raised Pavement Markers:</w:t>
         <w:br/>
-        <w:t>Interpolation Algorithm Robustness Under CERPM Dropout</w:t>
+        <w:t>Interpolation Algorithm Robustness Under CERPM Dropout Conditions</w:t>
+      </w:r>
+    </w:p>
+    <w:p/>
+    <w:p>
+      <w:pPr>
+        <w:jc w:val="center"/>
+      </w:pPr>
+      <w:r>
+        <w:rPr>
+          <w:rFonts w:ascii="Times New Roman" w:hAnsi="Times New Roman"/>
+          <w:b/>
+          <w:sz w:val="26"/>
+        </w:rPr>
+        <w:t>Final Research Report</w:t>
+      </w:r>
+    </w:p>
+    <w:p/>
+    <w:p>
+      <w:pPr>
+        <w:jc w:val="center"/>
+      </w:pPr>
+      <w:r>
+        <w:rPr>
+          <w:rFonts w:ascii="Times New Roman" w:hAnsi="Times New Roman"/>
+          <w:b/>
+          <w:sz w:val="24"/>
+        </w:rPr>
+        <w:t xml:space="preserve">Course:  </w:t>
+      </w:r>
+      <w:r>
+        <w:rPr>
+          <w:rFonts w:ascii="Times New Roman" w:hAnsi="Times New Roman"/>
+          <w:sz w:val="24"/>
+        </w:rPr>
+        <w:t>Advanced Driver Assistance Systems — Research Project</w:t>
       </w:r>
     </w:p>
     <w:p>
@@ -57,6 +105,8 @@
         <w:t>June 2026</w:t>
       </w:r>
     </w:p>
+    <w:p/>
+    <w:p/>
     <w:p>
       <w:pPr>
         <w:jc w:val="center"/>
@@ -67,592 +117,7 @@
           <w:b/>
           <w:sz w:val="24"/>
         </w:rPr>
-        <w:t xml:space="preserve">Module:  </w:t>
-      </w:r>
-      <w:r>
-        <w:rPr>
-          <w:rFonts w:ascii="Times New Roman" w:hAnsi="Times New Roman"/>
-          <w:sz w:val="24"/>
-        </w:rPr>
-        <w:t>Research Project — ADAS (LKA Sub-system)</w:t>
-      </w:r>
-    </w:p>
-    <w:p/>
-    <w:p>
-      <w:pPr>
-        <w:pStyle w:val="Heading1"/>
-        <w:spacing w:before="200" w:after="80"/>
-      </w:pPr>
-      <w:r>
-        <w:rPr>
-          <w:rFonts w:ascii="Times New Roman" w:hAnsi="Times New Roman"/>
-          <w:b/>
-          <w:color w:val="000000"/>
-          <w:sz w:val="24"/>
-        </w:rPr>
-        <w:t>2. Executive Summary</w:t>
-      </w:r>
-    </w:p>
-    <w:p>
-      <w:pPr>
-        <w:spacing w:after="120"/>
-      </w:pPr>
-      <w:r>
-        <w:rPr>
-          <w:rFonts w:ascii="Times New Roman" w:hAnsi="Times New Roman"/>
-          <w:sz w:val="24"/>
-        </w:rPr>
-        <w:t>This report describes the Lane Keep Assist (LKA) sub-system, developed as part of a group Advanced Driver Assistance Systems (ADAS) project. LKA prevents unintentional lane departures by applying corrective steering when a vehicle drifts outside its lane boundaries. Current commercial LKA systems rely on front-facing cameras with computer vision, but these degrade substantially under poor lane markings and adverse weather conditions [6]. This project explores a Vehicle-to-Infrastructure (V2I) approach using Chip Enabled Raised Pavement Markers (CERPMs), which transmit positional data directly to the vehicle, as a more robust alternative [1][2].</w:t>
-      </w:r>
-    </w:p>
-    <w:p>
-      <w:pPr>
-        <w:spacing w:after="120"/>
-      </w:pPr>
-      <w:r>
-        <w:rPr>
-          <w:rFonts w:ascii="Times New Roman" w:hAnsi="Times New Roman"/>
-          <w:sz w:val="24"/>
-        </w:rPr>
-        <w:t>The core research question is which interpolation algorithm most accurately and robustly estimates the lane centreline from CERPM boundary data, particularly under conditions where markers are missing. Seven algorithms — linear, quadratic, cubic spline, quartic, quintic, PCHIP, and Akima — were evaluated using Monte Carlo simulation (n = 2,000 runs per condition) over two failure modes: random dropout (1–20%) and clustered contiguous dropout (cluster sizes 2–20 markers), at five CERPM spacings (0.5–5.0 m). Higher-order polynomial B-splines (quadratic through quintic) consistently outperformed linear interpolation and PCHIP across all conditions. Quintic or quartic B-spline interpolation at ≤ 2 m marker spacing is recommended for any CERPM-based LKA deployment.</w:t>
-      </w:r>
-    </w:p>
-    <w:p>
-      <w:pPr>
-        <w:pStyle w:val="Heading1"/>
-        <w:spacing w:before="200" w:after="80"/>
-      </w:pPr>
-      <w:r>
-        <w:rPr>
-          <w:rFonts w:ascii="Times New Roman" w:hAnsi="Times New Roman"/>
-          <w:b/>
-          <w:color w:val="000000"/>
-          <w:sz w:val="24"/>
-        </w:rPr>
-        <w:t>3. Table of Contents</w:t>
-      </w:r>
-    </w:p>
-    <w:p>
-      <w:pPr>
-        <w:spacing w:after="40"/>
-      </w:pPr>
-      <w:r>
-        <w:rPr>
-          <w:rFonts w:ascii="Times New Roman" w:hAnsi="Times New Roman"/>
-          <w:sz w:val="24"/>
-        </w:rPr>
-        <w:t>2. Executive Summary</w:t>
-      </w:r>
-    </w:p>
-    <w:p>
-      <w:pPr>
-        <w:spacing w:after="40"/>
-      </w:pPr>
-      <w:r>
-        <w:rPr>
-          <w:rFonts w:ascii="Times New Roman" w:hAnsi="Times New Roman"/>
-          <w:sz w:val="24"/>
-        </w:rPr>
-        <w:t>3. Table of Contents</w:t>
-      </w:r>
-    </w:p>
-    <w:p>
-      <w:pPr>
-        <w:spacing w:after="40"/>
-      </w:pPr>
-      <w:r>
-        <w:rPr>
-          <w:rFonts w:ascii="Times New Roman" w:hAnsi="Times New Roman"/>
-          <w:sz w:val="24"/>
-        </w:rPr>
-        <w:t>4. Statement of Problem</w:t>
-      </w:r>
-    </w:p>
-    <w:p>
-      <w:pPr>
-        <w:spacing w:after="40"/>
-      </w:pPr>
-      <w:r>
-        <w:rPr>
-          <w:rFonts w:ascii="Times New Roman" w:hAnsi="Times New Roman"/>
-          <w:sz w:val="24"/>
-        </w:rPr>
-        <w:t>5. Introduction</w:t>
-      </w:r>
-    </w:p>
-    <w:p>
-      <w:pPr>
-        <w:spacing w:after="40"/>
-      </w:pPr>
-      <w:r>
-        <w:rPr>
-          <w:rFonts w:ascii="Times New Roman" w:hAnsi="Times New Roman"/>
-          <w:sz w:val="24"/>
-        </w:rPr>
-        <w:t>6. Background</w:t>
-      </w:r>
-    </w:p>
-    <w:p>
-      <w:pPr>
-        <w:spacing w:after="40"/>
-      </w:pPr>
-      <w:r>
-        <w:rPr>
-          <w:rFonts w:ascii="Times New Roman" w:hAnsi="Times New Roman"/>
-          <w:sz w:val="24"/>
-        </w:rPr>
-        <w:t xml:space="preserve">    6.1. Relevance and Importance</w:t>
-      </w:r>
-    </w:p>
-    <w:p>
-      <w:pPr>
-        <w:spacing w:after="40"/>
-      </w:pPr>
-      <w:r>
-        <w:rPr>
-          <w:rFonts w:ascii="Times New Roman" w:hAnsi="Times New Roman"/>
-          <w:sz w:val="24"/>
-        </w:rPr>
-        <w:t xml:space="preserve">    6.2. Literature Review</w:t>
-      </w:r>
-    </w:p>
-    <w:p>
-      <w:pPr>
-        <w:spacing w:after="40"/>
-      </w:pPr>
-      <w:r>
-        <w:rPr>
-          <w:rFonts w:ascii="Times New Roman" w:hAnsi="Times New Roman"/>
-          <w:sz w:val="24"/>
-        </w:rPr>
-        <w:t xml:space="preserve">    6.3. Legal, Environmental and Ethical Considerations</w:t>
-      </w:r>
-    </w:p>
-    <w:p>
-      <w:pPr>
-        <w:spacing w:after="40"/>
-      </w:pPr>
-      <w:r>
-        <w:rPr>
-          <w:rFonts w:ascii="Times New Roman" w:hAnsi="Times New Roman"/>
-          <w:sz w:val="24"/>
-        </w:rPr>
-        <w:t>7. Strategy</w:t>
-      </w:r>
-    </w:p>
-    <w:p>
-      <w:pPr>
-        <w:spacing w:after="40"/>
-      </w:pPr>
-      <w:r>
-        <w:rPr>
-          <w:rFonts w:ascii="Times New Roman" w:hAnsi="Times New Roman"/>
-          <w:sz w:val="24"/>
-        </w:rPr>
-        <w:t>8. Project Management</w:t>
-      </w:r>
-    </w:p>
-    <w:p>
-      <w:pPr>
-        <w:spacing w:after="40"/>
-      </w:pPr>
-      <w:r>
-        <w:rPr>
-          <w:rFonts w:ascii="Times New Roman" w:hAnsi="Times New Roman"/>
-          <w:sz w:val="24"/>
-        </w:rPr>
-        <w:t xml:space="preserve">    8.1. Task Phases</w:t>
-      </w:r>
-    </w:p>
-    <w:p>
-      <w:pPr>
-        <w:spacing w:after="40"/>
-      </w:pPr>
-      <w:r>
-        <w:rPr>
-          <w:rFonts w:ascii="Times New Roman" w:hAnsi="Times New Roman"/>
-          <w:sz w:val="24"/>
-        </w:rPr>
-        <w:t xml:space="preserve">    8.2. Responsibilities</w:t>
-      </w:r>
-    </w:p>
-    <w:p>
-      <w:pPr>
-        <w:spacing w:after="40"/>
-      </w:pPr>
-      <w:r>
-        <w:rPr>
-          <w:rFonts w:ascii="Times New Roman" w:hAnsi="Times New Roman"/>
-          <w:sz w:val="24"/>
-        </w:rPr>
-        <w:t xml:space="preserve">    8.3. Timeline</w:t>
-      </w:r>
-    </w:p>
-    <w:p>
-      <w:pPr>
-        <w:spacing w:after="40"/>
-      </w:pPr>
-      <w:r>
-        <w:rPr>
-          <w:rFonts w:ascii="Times New Roman" w:hAnsi="Times New Roman"/>
-          <w:sz w:val="24"/>
-        </w:rPr>
-        <w:t>9. Deliverable Outcomes</w:t>
-      </w:r>
-    </w:p>
-    <w:p>
-      <w:pPr>
-        <w:spacing w:after="40"/>
-      </w:pPr>
-      <w:r>
-        <w:rPr>
-          <w:rFonts w:ascii="Times New Roman" w:hAnsi="Times New Roman"/>
-          <w:sz w:val="24"/>
-        </w:rPr>
-        <w:t>10. References</w:t>
-      </w:r>
-    </w:p>
-    <w:p/>
-    <w:p>
-      <w:pPr>
-        <w:pStyle w:val="Heading1"/>
-        <w:spacing w:before="200" w:after="80"/>
-      </w:pPr>
-      <w:r>
-        <w:rPr>
-          <w:rFonts w:ascii="Times New Roman" w:hAnsi="Times New Roman"/>
-          <w:b/>
-          <w:color w:val="000000"/>
-          <w:sz w:val="24"/>
-        </w:rPr>
-        <w:t>4. Statement of Problem</w:t>
-      </w:r>
-    </w:p>
-    <w:p>
-      <w:pPr>
-        <w:spacing w:after="120"/>
-      </w:pPr>
-      <w:r>
-        <w:rPr>
-          <w:rFonts w:ascii="Times New Roman" w:hAnsi="Times New Roman"/>
-          <w:sz w:val="24"/>
-        </w:rPr>
-        <w:t>Lane departure is among the most lethal categories of road crash. In Australia, 62% of all road fatalities nationally are attributable to lane departure — rising to 73% in regional areas and 71% in remote areas [3]. In the United States, the NHTSA estimates that LKA-equipped vehicles are on average 24% less likely to be involved in a fatal road departure crash [4]. The European Commission mandated LKA as a requirement on all new vehicles sold after July 2024, anticipating the technology will save over 25,000 lives by 2038 [5].</w:t>
-      </w:r>
-    </w:p>
-    <w:p>
-      <w:pPr>
-        <w:spacing w:after="120"/>
-      </w:pPr>
-      <w:r>
-        <w:rPr>
-          <w:rFonts w:ascii="Times New Roman" w:hAnsi="Times New Roman"/>
-          <w:sz w:val="24"/>
-        </w:rPr>
-        <w:t>Despite these benefits, current camera-based LKA systems fail in precisely the conditions where failure is most dangerous — poor lane markings on rural and regional roads, rain, fog, and glare [6]. A V2I approach using CERPMs has been shown to outperform commercial vision systems in these conditions [2], but existing CERPM research uses a single interpolation method (cubic spline) and does not examine the effect of missing markers on reconstruction accuracy [1][2]. This gap must be addressed before a CERPM-based LKA system can be deployed with confidence in the reliability of its centreline estimates.</w:t>
-      </w:r>
-    </w:p>
-    <w:p>
-      <w:pPr>
-        <w:pStyle w:val="Heading1"/>
-        <w:spacing w:before="200" w:after="80"/>
-      </w:pPr>
-      <w:r>
-        <w:rPr>
-          <w:rFonts w:ascii="Times New Roman" w:hAnsi="Times New Roman"/>
-          <w:b/>
-          <w:color w:val="000000"/>
-          <w:sz w:val="24"/>
-        </w:rPr>
-        <w:t>5. Introduction</w:t>
-      </w:r>
-    </w:p>
-    <w:p>
-      <w:pPr>
-        <w:spacing w:after="120"/>
-      </w:pPr>
-      <w:r>
-        <w:rPr>
-          <w:rFonts w:ascii="Times New Roman" w:hAnsi="Times New Roman"/>
-          <w:sz w:val="24"/>
-        </w:rPr>
-        <w:t>Lane Keep Assist is a driver assistance feature that applies corrective steering torque to prevent a vehicle from unintentionally crossing lane boundaries. Unlike automated lane-centring systems, LKA activates only reactively — when a vehicle begins to drift toward a lane edge without a turn signal — and is designed to be easily overridden by the driver. LKA is a foundational sub-system of ADAS upon which higher-level autonomous driving functions are built.</w:t>
-      </w:r>
-    </w:p>
-    <w:p>
-      <w:pPr>
-        <w:spacing w:after="120"/>
-      </w:pPr>
-      <w:r>
-        <w:rPr>
-          <w:rFonts w:ascii="Times New Roman" w:hAnsi="Times New Roman"/>
-          <w:sz w:val="24"/>
-        </w:rPr>
-        <w:t>This sub-project contributes the centreline estimation component to a broader group ADAS project. It evaluates how accurately different interpolation algorithms can estimate the lane centre from left and right CERPM boundary data, and how this accuracy degrades when markers are missing. The simulation uses real road geometry sourced from a Lanelet2 OSM map, placing CERPM positions along both road edges at configurable intervals and applying Monte Carlo dropout to represent real-world infrastructure failure.</w:t>
-      </w:r>
-    </w:p>
-    <w:p>
-      <w:pPr>
-        <w:spacing w:after="120"/>
-      </w:pPr>
-      <w:r>
-        <w:rPr>
-          <w:rFonts w:ascii="Times New Roman" w:hAnsi="Times New Roman"/>
-          <w:sz w:val="24"/>
-        </w:rPr>
-        <w:t>The research directly addresses the gap identified in prior CERPM literature [1][2]: existing studies assume complete marker data. This project is the first systematic evaluation of interpolation robustness under CERPM dropout, providing the evidence base needed for reliable LKA deployment using infrastructure-based positioning.</w:t>
-      </w:r>
-    </w:p>
-    <w:p>
-      <w:pPr>
-        <w:pStyle w:val="Heading1"/>
-        <w:spacing w:before="200" w:after="80"/>
-      </w:pPr>
-      <w:r>
-        <w:rPr>
-          <w:rFonts w:ascii="Times New Roman" w:hAnsi="Times New Roman"/>
-          <w:b/>
-          <w:color w:val="000000"/>
-          <w:sz w:val="24"/>
-        </w:rPr>
-        <w:t>6. Background</w:t>
-      </w:r>
-    </w:p>
-    <w:p>
-      <w:pPr>
-        <w:pStyle w:val="Heading2"/>
-        <w:spacing w:before="200" w:after="80"/>
-      </w:pPr>
-      <w:r>
-        <w:rPr>
-          <w:rFonts w:ascii="Times New Roman" w:hAnsi="Times New Roman"/>
-          <w:b/>
-          <w:color w:val="000000"/>
-          <w:sz w:val="24"/>
-        </w:rPr>
-        <w:t>6.1. Relevance and Importance</w:t>
-      </w:r>
-    </w:p>
-    <w:p>
-      <w:pPr>
-        <w:spacing w:after="120"/>
-      </w:pPr>
-      <w:r>
-        <w:rPr>
-          <w:rFonts w:ascii="Times New Roman" w:hAnsi="Times New Roman"/>
-          <w:sz w:val="24"/>
-        </w:rPr>
-        <w:t>Lane departure warning (LDW) systems alert drivers to drift but rely on timely driver reaction — unreliable under fatigue, distraction, or impairment. LKA systems actively intervene, making them more effective for high-risk rural and regional roads where lane markings are often degraded. The field performance of commercial LKA has been benchmarked by the OpenLKA dataset [6], which collected approximately 400 hours of LKA-steered data from 62 production vehicle models in real-world road testing. The study confirmed that LKA systems degrade substantially under poor lane markings and near lane transitions, validating the need for an infrastructure-based complement to camera sensing.</w:t>
-      </w:r>
-    </w:p>
-    <w:p>
-      <w:pPr>
-        <w:pStyle w:val="Heading2"/>
-        <w:spacing w:before="200" w:after="80"/>
-      </w:pPr>
-      <w:r>
-        <w:rPr>
-          <w:rFonts w:ascii="Times New Roman" w:hAnsi="Times New Roman"/>
-          <w:b/>
-          <w:color w:val="000000"/>
-          <w:sz w:val="24"/>
-        </w:rPr>
-        <w:t>6.2. Literature Review</w:t>
-      </w:r>
-    </w:p>
-    <w:p>
-      <w:pPr>
-        <w:spacing w:after="120"/>
-      </w:pPr>
-      <w:r>
-        <w:rPr>
-          <w:rFonts w:ascii="Times New Roman" w:hAnsi="Times New Roman"/>
-          <w:sz w:val="24"/>
-        </w:rPr>
-        <w:t>Sharma et al. [1] and the follow-up study by Kadav et al. [2] provide the foundational evidence for the CERPM approach. They compared a Mobileye 630 commercial vision system against a CERPM-based positioning system across road conditions including sharp curves, varying lighting, and degraded lane markings. CERPMs outperformed the Mobileye in every condition tested, with an effective sensing range of up to 350 m compared to the Mobileye's 31 m. Critically, both studies used cubic spline interpolation without evaluating alternatives or considering the impact of missing markers — the gap this project fills.</w:t>
-      </w:r>
-    </w:p>
-    <w:p>
-      <w:pPr>
-        <w:spacing w:after="120"/>
-      </w:pPr>
-      <w:r>
-        <w:rPr>
-          <w:rFonts w:ascii="Times New Roman" w:hAnsi="Times New Roman"/>
-          <w:sz w:val="24"/>
-        </w:rPr>
-        <w:t>On the perception side, Fakhari and Anwar [7][8] proposed a Multiple Model Adaptive Estimation (MMAE) algorithm combining front and rear cameras with a Kalman filter to improve lane detection under challenging conditions. While effective, this approach still depends on camera visibility and does not address the fundamental limitation of vision-based sensing in markings-absent environments. On the control side, Perozzi et al. [9] demonstrated a shared sliding-mode controller for steer-by-wire LKA that smoothly transitions authority between driver and system; accurate centreline input is a prerequisite for this controller to function correctly. Wei et al. [10] provide a comprehensive review of LKA assessment methodologies and identify standardisation gaps — this project's simulation framework contributes a repeatable evaluation method for one key component of the LKA pipeline.</w:t>
-      </w:r>
-    </w:p>
-    <w:p>
-      <w:pPr>
-        <w:pStyle w:val="Heading2"/>
-        <w:spacing w:before="200" w:after="80"/>
-      </w:pPr>
-      <w:r>
-        <w:rPr>
-          <w:rFonts w:ascii="Times New Roman" w:hAnsi="Times New Roman"/>
-          <w:b/>
-          <w:color w:val="000000"/>
-          <w:sz w:val="24"/>
-        </w:rPr>
-        <w:t>6.3. Legal, Environmental and Ethical Considerations</w:t>
-      </w:r>
-    </w:p>
-    <w:p>
-      <w:pPr>
-        <w:spacing w:after="120"/>
-      </w:pPr>
-      <w:r>
-        <w:rPr>
-          <w:rFonts w:ascii="Times New Roman" w:hAnsi="Times New Roman"/>
-          <w:sz w:val="24"/>
-        </w:rPr>
-        <w:t>Under EU General Safety Regulation 2019/2144 and Australian Road Vehicle Standards Act 2018, ADAS components must be validated against defined performance criteria before vehicle type approval. An interpolation algorithm embedded in a safety-critical LKA pipeline therefore requires documented evidence of performance across failure modes — which this project provides. Physical CERPM deployment has environmental implications: denser marker spacing reduces reconstruction error but increases embedded electronics and installation energy. The simulation results offer evidence to minimise deployment density while maintaining safety. Ethically, any system that influences vehicle steering must include fail-safe defaults; the results of this project directly inform the conditions under which the LKA system should fall back to camera sensing or alert the driver.</w:t>
-      </w:r>
-    </w:p>
-    <w:p>
-      <w:pPr>
-        <w:pStyle w:val="Heading1"/>
-        <w:spacing w:before="200" w:after="80"/>
-      </w:pPr>
-      <w:r>
-        <w:rPr>
-          <w:rFonts w:ascii="Times New Roman" w:hAnsi="Times New Roman"/>
-          <w:b/>
-          <w:color w:val="000000"/>
-          <w:sz w:val="24"/>
-        </w:rPr>
-        <w:t>7. Strategy</w:t>
-      </w:r>
-    </w:p>
-    <w:p>
-      <w:pPr>
-        <w:pStyle w:val="Heading2"/>
-        <w:spacing w:before="200" w:after="80"/>
-      </w:pPr>
-      <w:r>
-        <w:rPr>
-          <w:rFonts w:ascii="Times New Roman" w:hAnsi="Times New Roman"/>
-          <w:b/>
-          <w:color w:val="000000"/>
-          <w:sz w:val="24"/>
-        </w:rPr>
-        <w:t>7.1. What Work Was Done</w:t>
-      </w:r>
-    </w:p>
-    <w:p>
-      <w:pPr>
-        <w:spacing w:after="120"/>
-      </w:pPr>
-      <w:r>
-        <w:rPr>
-          <w:rFonts w:ascii="Times New Roman" w:hAnsi="Times New Roman"/>
-          <w:sz w:val="24"/>
-        </w:rPr>
-        <w:t xml:space="preserve">A simulation framework was developed in Python comprising four modules. </w:t>
-      </w:r>
-      <w:r>
-        <w:rPr>
-          <w:rFonts w:ascii="Times New Roman" w:hAnsi="Times New Roman"/>
-          <w:b/>
-          <w:sz w:val="24"/>
-        </w:rPr>
-        <w:t>test.py</w:t>
-      </w:r>
-      <w:r>
-        <w:rPr>
-          <w:rFonts w:ascii="Times New Roman" w:hAnsi="Times New Roman"/>
-          <w:sz w:val="24"/>
-        </w:rPr>
-        <w:t xml:space="preserve"> parses Lanelet2 OSM road geometry, extracts left and right boundary linestrings, and resamples them to place simulated CERPM positions at a defined spacing. </w:t>
-      </w:r>
-      <w:r>
-        <w:rPr>
-          <w:rFonts w:ascii="Times New Roman" w:hAnsi="Times New Roman"/>
-          <w:b/>
-          <w:sz w:val="24"/>
-        </w:rPr>
-        <w:t>Interpolations.py</w:t>
-      </w:r>
-      <w:r>
-        <w:rPr>
-          <w:rFonts w:ascii="Times New Roman" w:hAnsi="Times New Roman"/>
-          <w:sz w:val="24"/>
-        </w:rPr>
-        <w:t xml:space="preserve"> implements seven interpolation methods, all using arc-length parameterisation to avoid the distortion introduced by naive index-based methods. </w:t>
-      </w:r>
-      <w:r>
-        <w:rPr>
-          <w:rFonts w:ascii="Times New Roman" w:hAnsi="Times New Roman"/>
-          <w:b/>
-          <w:sz w:val="24"/>
-        </w:rPr>
-        <w:t>Simulation.py</w:t>
-      </w:r>
-      <w:r>
-        <w:rPr>
-          <w:rFonts w:ascii="Times New Roman" w:hAnsi="Times New Roman"/>
-          <w:sz w:val="24"/>
-        </w:rPr>
-        <w:t xml:space="preserve"> runs parallelised Monte Carlo trials, applying random or clustered dropout to the CERPM positions before interpolation, and measures the perpendicular error of the reconstructed centreline against the ground truth. </w:t>
-      </w:r>
-      <w:r>
-        <w:rPr>
-          <w:rFonts w:ascii="Times New Roman" w:hAnsi="Times New Roman"/>
-          <w:b/>
-          <w:sz w:val="24"/>
-        </w:rPr>
-        <w:t>xmlParse.py</w:t>
-      </w:r>
-      <w:r>
-        <w:rPr>
-          <w:rFonts w:ascii="Times New Roman" w:hAnsi="Times New Roman"/>
-          <w:sz w:val="24"/>
-        </w:rPr>
-        <w:t xml:space="preserve"> sweeps all parameter combinations, aggregates statistics, and generates visualisations including IQR heatmaps and failure rate matrices.</w:t>
-      </w:r>
-    </w:p>
-    <w:p>
-      <w:pPr>
-        <w:pStyle w:val="Heading2"/>
-        <w:spacing w:before="200" w:after="80"/>
-      </w:pPr>
-      <w:r>
-        <w:rPr>
-          <w:rFonts w:ascii="Times New Roman" w:hAnsi="Times New Roman"/>
-          <w:b/>
-          <w:color w:val="000000"/>
-          <w:sz w:val="24"/>
-        </w:rPr>
-        <w:t>7.2. Why This Work Is Needed</w:t>
-      </w:r>
-    </w:p>
-    <w:p>
-      <w:pPr>
-        <w:spacing w:after="120"/>
-      </w:pPr>
-      <w:r>
-        <w:rPr>
-          <w:rFonts w:ascii="Times New Roman" w:hAnsi="Times New Roman"/>
-          <w:sz w:val="24"/>
-        </w:rPr>
-        <w:t>Prior CERPM research [1][2] assumed complete marker availability. In practice, individual markers may fail due to battery depletion, physical damage, or communication loss, and entire stretches may drop out together due to flooding or road surface damage. Without knowing how each interpolation algorithm responds to these failure modes, a CERPM-based LKA system cannot be designed with confidence in its worst-case behaviour. This simulation provides that characterisation across a full parameter space of spacings and failure severities.</w:t>
-      </w:r>
-    </w:p>
-    <w:p>
-      <w:pPr>
-        <w:pStyle w:val="Heading2"/>
-        <w:spacing w:before="200" w:after="80"/>
-      </w:pPr>
-      <w:r>
-        <w:rPr>
-          <w:rFonts w:ascii="Times New Roman" w:hAnsi="Times New Roman"/>
-          <w:b/>
-          <w:color w:val="000000"/>
-          <w:sz w:val="24"/>
-        </w:rPr>
-        <w:t>7.3. Method Comparison and Justification</w:t>
+        <w:t>Student Contributions</w:t>
       </w:r>
     </w:p>
     <w:tbl>
@@ -681,7 +146,7 @@
                 <w:b/>
                 <w:sz w:val="24"/>
               </w:rPr>
-              <w:t>Method</w:t>
+              <w:t>Student</w:t>
             </w:r>
           </w:p>
         </w:tc>
@@ -699,7 +164,7 @@
                 <w:b/>
                 <w:sz w:val="24"/>
               </w:rPr>
-              <w:t>Continuity</w:t>
+              <w:t>Contribution</w:t>
             </w:r>
           </w:p>
         </w:tc>
@@ -717,7 +182,7 @@
                 <w:b/>
                 <w:sz w:val="24"/>
               </w:rPr>
-              <w:t>Justification</w:t>
+              <w:t>Sections</w:t>
             </w:r>
           </w:p>
         </w:tc>
@@ -733,7 +198,7 @@
                 <w:rFonts w:ascii="Times New Roman" w:hAnsi="Times New Roman"/>
                 <w:sz w:val="24"/>
               </w:rPr>
-              <w:t>Linear</w:t>
+              <w:t>Alexander Bruce</w:t>
             </w:r>
           </w:p>
         </w:tc>
@@ -747,7 +212,7 @@
                 <w:rFonts w:ascii="Times New Roman" w:hAnsi="Times New Roman"/>
                 <w:sz w:val="24"/>
               </w:rPr>
-              <w:t>C⁰</w:t>
+              <w:t>LKA sub-system: literature review; simulation framework design and implementation; Monte Carlo parameter sweep; statistical analysis and visualisation; report writing</w:t>
             </w:r>
           </w:p>
         </w:tc>
@@ -761,271 +226,7 @@
                 <w:rFonts w:ascii="Times New Roman" w:hAnsi="Times New Roman"/>
                 <w:sz w:val="24"/>
               </w:rPr>
-              <w:t>Current implicit default; baseline for comparison</w:t>
-            </w:r>
-          </w:p>
-        </w:tc>
-      </w:tr>
-      <w:tr>
-        <w:tc>
-          <w:tcPr>
-            <w:tcW w:type="dxa" w:w="3135"/>
-          </w:tcPr>
-          <w:p>
-            <w:r>
-              <w:rPr>
-                <w:rFonts w:ascii="Times New Roman" w:hAnsi="Times New Roman"/>
-                <w:sz w:val="24"/>
-              </w:rPr>
-              <w:t>Quadratic spline</w:t>
-            </w:r>
-          </w:p>
-        </w:tc>
-        <w:tc>
-          <w:tcPr>
-            <w:tcW w:type="dxa" w:w="3135"/>
-          </w:tcPr>
-          <w:p>
-            <w:r>
-              <w:rPr>
-                <w:rFonts w:ascii="Times New Roman" w:hAnsi="Times New Roman"/>
-                <w:sz w:val="24"/>
-              </w:rPr>
-              <w:t>C¹</w:t>
-            </w:r>
-          </w:p>
-        </w:tc>
-        <w:tc>
-          <w:tcPr>
-            <w:tcW w:type="dxa" w:w="3135"/>
-          </w:tcPr>
-          <w:p>
-            <w:r>
-              <w:rPr>
-                <w:rFonts w:ascii="Times New Roman" w:hAnsi="Times New Roman"/>
-                <w:sz w:val="24"/>
-              </w:rPr>
-              <w:t>Smooth first derivative; low computational cost</w:t>
-            </w:r>
-          </w:p>
-        </w:tc>
-      </w:tr>
-      <w:tr>
-        <w:tc>
-          <w:tcPr>
-            <w:tcW w:type="dxa" w:w="3135"/>
-          </w:tcPr>
-          <w:p>
-            <w:r>
-              <w:rPr>
-                <w:rFonts w:ascii="Times New Roman" w:hAnsi="Times New Roman"/>
-                <w:sz w:val="24"/>
-              </w:rPr>
-              <w:t>Cubic spline</w:t>
-            </w:r>
-          </w:p>
-        </w:tc>
-        <w:tc>
-          <w:tcPr>
-            <w:tcW w:type="dxa" w:w="3135"/>
-          </w:tcPr>
-          <w:p>
-            <w:r>
-              <w:rPr>
-                <w:rFonts w:ascii="Times New Roman" w:hAnsi="Times New Roman"/>
-                <w:sz w:val="24"/>
-              </w:rPr>
-              <w:t>C²</w:t>
-            </w:r>
-          </w:p>
-        </w:tc>
-        <w:tc>
-          <w:tcPr>
-            <w:tcW w:type="dxa" w:w="3135"/>
-          </w:tcPr>
-          <w:p>
-            <w:r>
-              <w:rPr>
-                <w:rFonts w:ascii="Times New Roman" w:hAnsi="Times New Roman"/>
-                <w:sz w:val="24"/>
-              </w:rPr>
-              <w:t>Used in prior CERPM work [1][2]; natural benchmark</w:t>
-            </w:r>
-          </w:p>
-        </w:tc>
-      </w:tr>
-      <w:tr>
-        <w:tc>
-          <w:tcPr>
-            <w:tcW w:type="dxa" w:w="3135"/>
-          </w:tcPr>
-          <w:p>
-            <w:r>
-              <w:rPr>
-                <w:rFonts w:ascii="Times New Roman" w:hAnsi="Times New Roman"/>
-                <w:sz w:val="24"/>
-              </w:rPr>
-              <w:t>Quartic spline</w:t>
-            </w:r>
-          </w:p>
-        </w:tc>
-        <w:tc>
-          <w:tcPr>
-            <w:tcW w:type="dxa" w:w="3135"/>
-          </w:tcPr>
-          <w:p>
-            <w:r>
-              <w:rPr>
-                <w:rFonts w:ascii="Times New Roman" w:hAnsi="Times New Roman"/>
-                <w:sz w:val="24"/>
-              </w:rPr>
-              <w:t>C³</w:t>
-            </w:r>
-          </w:p>
-        </w:tc>
-        <w:tc>
-          <w:tcPr>
-            <w:tcW w:type="dxa" w:w="3135"/>
-          </w:tcPr>
-          <w:p>
-            <w:r>
-              <w:rPr>
-                <w:rFonts w:ascii="Times New Roman" w:hAnsi="Times New Roman"/>
-                <w:sz w:val="24"/>
-              </w:rPr>
-              <w:t>Tests benefit of one additional degree over cubic</w:t>
-            </w:r>
-          </w:p>
-        </w:tc>
-      </w:tr>
-      <w:tr>
-        <w:tc>
-          <w:tcPr>
-            <w:tcW w:type="dxa" w:w="3135"/>
-          </w:tcPr>
-          <w:p>
-            <w:r>
-              <w:rPr>
-                <w:rFonts w:ascii="Times New Roman" w:hAnsi="Times New Roman"/>
-                <w:sz w:val="24"/>
-              </w:rPr>
-              <w:t>Quintic spline</w:t>
-            </w:r>
-          </w:p>
-        </w:tc>
-        <w:tc>
-          <w:tcPr>
-            <w:tcW w:type="dxa" w:w="3135"/>
-          </w:tcPr>
-          <w:p>
-            <w:r>
-              <w:rPr>
-                <w:rFonts w:ascii="Times New Roman" w:hAnsi="Times New Roman"/>
-                <w:sz w:val="24"/>
-              </w:rPr>
-              <w:t>C⁴</w:t>
-            </w:r>
-          </w:p>
-        </w:tc>
-        <w:tc>
-          <w:tcPr>
-            <w:tcW w:type="dxa" w:w="3135"/>
-          </w:tcPr>
-          <w:p>
-            <w:r>
-              <w:rPr>
-                <w:rFonts w:ascii="Times New Roman" w:hAnsi="Times New Roman"/>
-                <w:sz w:val="24"/>
-              </w:rPr>
-              <w:t>Upper bound on polynomial order tested</w:t>
-            </w:r>
-          </w:p>
-        </w:tc>
-      </w:tr>
-      <w:tr>
-        <w:tc>
-          <w:tcPr>
-            <w:tcW w:type="dxa" w:w="3135"/>
-          </w:tcPr>
-          <w:p>
-            <w:r>
-              <w:rPr>
-                <w:rFonts w:ascii="Times New Roman" w:hAnsi="Times New Roman"/>
-                <w:sz w:val="24"/>
-              </w:rPr>
-              <w:t>PCHIP</w:t>
-            </w:r>
-          </w:p>
-        </w:tc>
-        <w:tc>
-          <w:tcPr>
-            <w:tcW w:type="dxa" w:w="3135"/>
-          </w:tcPr>
-          <w:p>
-            <w:r>
-              <w:rPr>
-                <w:rFonts w:ascii="Times New Roman" w:hAnsi="Times New Roman"/>
-                <w:sz w:val="24"/>
-              </w:rPr>
-              <w:t>C¹</w:t>
-            </w:r>
-          </w:p>
-        </w:tc>
-        <w:tc>
-          <w:tcPr>
-            <w:tcW w:type="dxa" w:w="3135"/>
-          </w:tcPr>
-          <w:p>
-            <w:r>
-              <w:rPr>
-                <w:rFonts w:ascii="Times New Roman" w:hAnsi="Times New Roman"/>
-                <w:sz w:val="24"/>
-              </w:rPr>
-              <w:t>Designed for sparse uneven data; avoids overshoot</w:t>
-            </w:r>
-          </w:p>
-        </w:tc>
-      </w:tr>
-      <w:tr>
-        <w:tc>
-          <w:tcPr>
-            <w:tcW w:type="dxa" w:w="3135"/>
-          </w:tcPr>
-          <w:p>
-            <w:r>
-              <w:rPr>
-                <w:rFonts w:ascii="Times New Roman" w:hAnsi="Times New Roman"/>
-                <w:sz w:val="24"/>
-              </w:rPr>
-              <w:t>Akima</w:t>
-            </w:r>
-          </w:p>
-        </w:tc>
-        <w:tc>
-          <w:tcPr>
-            <w:tcW w:type="dxa" w:w="3135"/>
-          </w:tcPr>
-          <w:p>
-            <w:r>
-              <w:rPr>
-                <w:rFonts w:ascii="Times New Roman" w:hAnsi="Times New Roman"/>
-                <w:sz w:val="24"/>
-              </w:rPr>
-              <w:t>C¹</w:t>
-            </w:r>
-          </w:p>
-        </w:tc>
-        <w:tc>
-          <w:tcPr>
-            <w:tcW w:type="dxa" w:w="3135"/>
-          </w:tcPr>
-          <w:p>
-            <w:r>
-              <w:rPr>
-                <w:rFonts w:ascii="Times New Roman" w:hAnsi="Times New Roman"/>
-                <w:sz w:val="24"/>
-              </w:rPr>
-              <w:t>Locally weighted; limits propagation of gap effects</w:t>
+              <w:t>All</w:t>
             </w:r>
           </w:p>
         </w:tc>
@@ -1033,21 +234,14 @@
     </w:tbl>
     <w:p/>
     <w:p>
-      <w:pPr>
-        <w:spacing w:after="120"/>
-      </w:pPr>
       <w:r>
-        <w:rPr>
-          <w:rFonts w:ascii="Times New Roman" w:hAnsi="Times New Roman"/>
-          <w:sz w:val="24"/>
-        </w:rPr>
-        <w:t>Monte Carlo simulation (n = 2,000 per condition) was used because the interaction between dropout randomness, road geometry, and interpolation non-linearity has no tractable closed form. Convergence was verified: IQR estimates stabilised within 1% at approximately 1,500 trials, confirming 2,000 as sufficient. The 0.2 m maximum-error failure threshold was chosen to align with the sub-0.2 m positioning accuracy implied by ISO 21448 and SAE J3016 for lane-keeping applications.</w:t>
+        <w:br w:type="page"/>
       </w:r>
     </w:p>
     <w:p>
       <w:pPr>
         <w:pStyle w:val="Heading1"/>
-        <w:spacing w:before="200" w:after="80"/>
+        <w:spacing w:before="240" w:after="80"/>
       </w:pPr>
       <w:r>
         <w:rPr>
@@ -1056,13 +250,54 @@
           <w:color w:val="000000"/>
           <w:sz w:val="24"/>
         </w:rPr>
-        <w:t>8. Project Management</w:t>
+        <w:t>Abstract</w:t>
       </w:r>
     </w:p>
     <w:p>
       <w:pPr>
-        <w:pStyle w:val="Heading2"/>
-        <w:spacing w:before="200" w:after="80"/>
+        <w:spacing w:after="120"/>
+      </w:pPr>
+      <w:r>
+        <w:rPr>
+          <w:rFonts w:ascii="Times New Roman" w:hAnsi="Times New Roman"/>
+          <w:sz w:val="24"/>
+        </w:rPr>
+        <w:t>This report describes the Lane Keep Assist (LKA) sub-system, developed as part of a group Advanced Driver Assistance Systems (ADAS) project. Lane departure is a leading cause of road fatalities: in Australia alone, 62% of all road deaths are attributable to lane departure events [3]. Current LKA systems rely on front-facing cameras with computer vision algorithms, but these degrade substantially under poor lane markings and adverse weather conditions [6] — the conditions most associated with serious crashes. This project investigates a Vehicle-to-Infrastructure (V2I) alternative using Chip Enabled Raised Pavement Markers (CERPMs), which transmit their GPS coordinates directly to the vehicle, as a more robust positioning source [1][2].</w:t>
+      </w:r>
+    </w:p>
+    <w:p>
+      <w:pPr>
+        <w:spacing w:after="120"/>
+      </w:pPr>
+      <w:r>
+        <w:rPr>
+          <w:rFonts w:ascii="Times New Roman" w:hAnsi="Times New Roman"/>
+          <w:sz w:val="24"/>
+        </w:rPr>
+        <w:t>The central research question is which interpolation algorithm most accurately reconstructs the lane centreline from CERPM boundary data when markers are missing. Seven algorithms — linear, quadratic, cubic spline, quartic, quintic, PCHIP, and Akima — were evaluated using Monte Carlo simulation (n = 2,000 runs per condition) against two failure modes: random independent dropout (1–20%) and clustered contiguous dropout (cluster sizes 2–20), at five CERPM spacings (0.5–5.0 m). Reconstruction accuracy was measured as perpendicular distance from the estimated centreline to a Lanelet2 ground-truth centreline, with a 0.2 m maximum-error failure threshold aligned to autonomous driving accuracy standards.</w:t>
+      </w:r>
+    </w:p>
+    <w:p>
+      <w:pPr>
+        <w:spacing w:after="120"/>
+      </w:pPr>
+      <w:r>
+        <w:rPr>
+          <w:rFonts w:ascii="Times New Roman" w:hAnsi="Times New Roman"/>
+          <w:sz w:val="24"/>
+        </w:rPr>
+        <w:t>Higher-order polynomial B-splines (quadratic, cubic spline, quartic, and quintic) consistently outperformed linear interpolation, PCHIP, and Akima across all conditions. Linear interpolation failed at rates exceeding 93% under clustered dropout at 5 m spacing. Quintic and quartic B-spline interpolation at marker spacings of 2 m or finer is recommended for any CERPM-based LKA deployment, with system-level fallback triggered for clustered gaps exceeding 10 consecutive markers.</w:t>
+      </w:r>
+    </w:p>
+    <w:p>
+      <w:r>
+        <w:br w:type="page"/>
+      </w:r>
+    </w:p>
+    <w:p>
+      <w:pPr>
+        <w:pStyle w:val="Heading1"/>
+        <w:spacing w:before="240" w:after="80"/>
       </w:pPr>
       <w:r>
         <w:rPr>
@@ -1071,7 +306,891 @@
           <w:color w:val="000000"/>
           <w:sz w:val="24"/>
         </w:rPr>
-        <w:t>8.1. Task Phases</w:t>
+        <w:t>Table of Contents</w:t>
+      </w:r>
+    </w:p>
+    <w:p>
+      <w:pPr>
+        <w:spacing w:after="20"/>
+      </w:pPr>
+      <w:r>
+        <w:rPr>
+          <w:rFonts w:ascii="Times New Roman" w:hAnsi="Times New Roman"/>
+          <w:sz w:val="24"/>
+        </w:rPr>
+        <w:t>Abstract</w:t>
+      </w:r>
+    </w:p>
+    <w:p>
+      <w:pPr>
+        <w:spacing w:after="20"/>
+      </w:pPr>
+      <w:r>
+        <w:rPr>
+          <w:rFonts w:ascii="Times New Roman" w:hAnsi="Times New Roman"/>
+          <w:sz w:val="24"/>
+        </w:rPr>
+        <w:t>1. Introduction</w:t>
+      </w:r>
+    </w:p>
+    <w:p>
+      <w:pPr>
+        <w:spacing w:after="20"/>
+      </w:pPr>
+      <w:r>
+        <w:rPr>
+          <w:rFonts w:ascii="Times New Roman" w:hAnsi="Times New Roman"/>
+          <w:sz w:val="24"/>
+        </w:rPr>
+        <w:t xml:space="preserve">   1.1. Background and Motivation</w:t>
+      </w:r>
+    </w:p>
+    <w:p>
+      <w:pPr>
+        <w:spacing w:after="20"/>
+      </w:pPr>
+      <w:r>
+        <w:rPr>
+          <w:rFonts w:ascii="Times New Roman" w:hAnsi="Times New Roman"/>
+          <w:sz w:val="24"/>
+        </w:rPr>
+        <w:t xml:space="preserve">   1.2. Problem Statement</w:t>
+      </w:r>
+    </w:p>
+    <w:p>
+      <w:pPr>
+        <w:spacing w:after="20"/>
+      </w:pPr>
+      <w:r>
+        <w:rPr>
+          <w:rFonts w:ascii="Times New Roman" w:hAnsi="Times New Roman"/>
+          <w:sz w:val="24"/>
+        </w:rPr>
+        <w:t xml:space="preserve">   1.3. Aims and Research Questions</w:t>
+      </w:r>
+    </w:p>
+    <w:p>
+      <w:pPr>
+        <w:spacing w:after="20"/>
+      </w:pPr>
+      <w:r>
+        <w:rPr>
+          <w:rFonts w:ascii="Times New Roman" w:hAnsi="Times New Roman"/>
+          <w:sz w:val="24"/>
+        </w:rPr>
+        <w:t>2. Literature Review</w:t>
+      </w:r>
+    </w:p>
+    <w:p>
+      <w:pPr>
+        <w:spacing w:after="20"/>
+      </w:pPr>
+      <w:r>
+        <w:rPr>
+          <w:rFonts w:ascii="Times New Roman" w:hAnsi="Times New Roman"/>
+          <w:sz w:val="24"/>
+        </w:rPr>
+        <w:t xml:space="preserve">   2.1. Lane Keep Assist: State of the Art</w:t>
+      </w:r>
+    </w:p>
+    <w:p>
+      <w:pPr>
+        <w:spacing w:after="20"/>
+      </w:pPr>
+      <w:r>
+        <w:rPr>
+          <w:rFonts w:ascii="Times New Roman" w:hAnsi="Times New Roman"/>
+          <w:sz w:val="24"/>
+        </w:rPr>
+        <w:t xml:space="preserve">   2.2. Infrastructure-Based Positioning with CERPMs</w:t>
+      </w:r>
+    </w:p>
+    <w:p>
+      <w:pPr>
+        <w:spacing w:after="20"/>
+      </w:pPr>
+      <w:r>
+        <w:rPr>
+          <w:rFonts w:ascii="Times New Roman" w:hAnsi="Times New Roman"/>
+          <w:sz w:val="24"/>
+        </w:rPr>
+        <w:t xml:space="preserve">   2.3. Interpolation Methods for Road Geometry</w:t>
+      </w:r>
+    </w:p>
+    <w:p>
+      <w:pPr>
+        <w:spacing w:after="20"/>
+      </w:pPr>
+      <w:r>
+        <w:rPr>
+          <w:rFonts w:ascii="Times New Roman" w:hAnsi="Times New Roman"/>
+          <w:sz w:val="24"/>
+        </w:rPr>
+        <w:t xml:space="preserve">   2.4. Gaps in Current Research</w:t>
+      </w:r>
+    </w:p>
+    <w:p>
+      <w:pPr>
+        <w:spacing w:after="20"/>
+      </w:pPr>
+      <w:r>
+        <w:rPr>
+          <w:rFonts w:ascii="Times New Roman" w:hAnsi="Times New Roman"/>
+          <w:sz w:val="24"/>
+        </w:rPr>
+        <w:t>3. Methodology</w:t>
+      </w:r>
+    </w:p>
+    <w:p>
+      <w:pPr>
+        <w:spacing w:after="20"/>
+      </w:pPr>
+      <w:r>
+        <w:rPr>
+          <w:rFonts w:ascii="Times New Roman" w:hAnsi="Times New Roman"/>
+          <w:sz w:val="24"/>
+        </w:rPr>
+        <w:t xml:space="preserve">   3.1. Overview</w:t>
+      </w:r>
+    </w:p>
+    <w:p>
+      <w:pPr>
+        <w:spacing w:after="20"/>
+      </w:pPr>
+      <w:r>
+        <w:rPr>
+          <w:rFonts w:ascii="Times New Roman" w:hAnsi="Times New Roman"/>
+          <w:sz w:val="24"/>
+        </w:rPr>
+        <w:t xml:space="preserve">   3.2. Road Geometry and Ground Truth</w:t>
+      </w:r>
+    </w:p>
+    <w:p>
+      <w:pPr>
+        <w:spacing w:after="20"/>
+      </w:pPr>
+      <w:r>
+        <w:rPr>
+          <w:rFonts w:ascii="Times New Roman" w:hAnsi="Times New Roman"/>
+          <w:sz w:val="24"/>
+        </w:rPr>
+        <w:t xml:space="preserve">   3.3. CERPM Placement Simulation</w:t>
+      </w:r>
+    </w:p>
+    <w:p>
+      <w:pPr>
+        <w:spacing w:after="20"/>
+      </w:pPr>
+      <w:r>
+        <w:rPr>
+          <w:rFonts w:ascii="Times New Roman" w:hAnsi="Times New Roman"/>
+          <w:sz w:val="24"/>
+        </w:rPr>
+        <w:t xml:space="preserve">   3.4. Dropout Models</w:t>
+      </w:r>
+    </w:p>
+    <w:p>
+      <w:pPr>
+        <w:spacing w:after="20"/>
+      </w:pPr>
+      <w:r>
+        <w:rPr>
+          <w:rFonts w:ascii="Times New Roman" w:hAnsi="Times New Roman"/>
+          <w:sz w:val="24"/>
+        </w:rPr>
+        <w:t xml:space="preserve">   3.5. Interpolation Methods</w:t>
+      </w:r>
+    </w:p>
+    <w:p>
+      <w:pPr>
+        <w:spacing w:after="20"/>
+      </w:pPr>
+      <w:r>
+        <w:rPr>
+          <w:rFonts w:ascii="Times New Roman" w:hAnsi="Times New Roman"/>
+          <w:sz w:val="24"/>
+        </w:rPr>
+        <w:t xml:space="preserve">   3.6. Monte Carlo Simulation</w:t>
+      </w:r>
+    </w:p>
+    <w:p>
+      <w:pPr>
+        <w:spacing w:after="20"/>
+      </w:pPr>
+      <w:r>
+        <w:rPr>
+          <w:rFonts w:ascii="Times New Roman" w:hAnsi="Times New Roman"/>
+          <w:sz w:val="24"/>
+        </w:rPr>
+        <w:t xml:space="preserve">   3.7. Error Measurement and Statistics</w:t>
+      </w:r>
+    </w:p>
+    <w:p>
+      <w:pPr>
+        <w:spacing w:after="20"/>
+      </w:pPr>
+      <w:r>
+        <w:rPr>
+          <w:rFonts w:ascii="Times New Roman" w:hAnsi="Times New Roman"/>
+          <w:sz w:val="24"/>
+        </w:rPr>
+        <w:t>4. Results and Analysis</w:t>
+      </w:r>
+    </w:p>
+    <w:p>
+      <w:pPr>
+        <w:spacing w:after="20"/>
+      </w:pPr>
+      <w:r>
+        <w:rPr>
+          <w:rFonts w:ascii="Times New Roman" w:hAnsi="Times New Roman"/>
+          <w:sz w:val="24"/>
+        </w:rPr>
+        <w:t xml:space="preserve">   4.1. Random Dropout Results</w:t>
+      </w:r>
+    </w:p>
+    <w:p>
+      <w:pPr>
+        <w:spacing w:after="20"/>
+      </w:pPr>
+      <w:r>
+        <w:rPr>
+          <w:rFonts w:ascii="Times New Roman" w:hAnsi="Times New Roman"/>
+          <w:sz w:val="24"/>
+        </w:rPr>
+        <w:t xml:space="preserve">   4.2. Clustered Dropout Results</w:t>
+      </w:r>
+    </w:p>
+    <w:p>
+      <w:pPr>
+        <w:spacing w:after="20"/>
+      </w:pPr>
+      <w:r>
+        <w:rPr>
+          <w:rFonts w:ascii="Times New Roman" w:hAnsi="Times New Roman"/>
+          <w:sz w:val="24"/>
+        </w:rPr>
+        <w:t xml:space="preserve">   4.3. Method Rankings</w:t>
+      </w:r>
+    </w:p>
+    <w:p>
+      <w:pPr>
+        <w:spacing w:after="20"/>
+      </w:pPr>
+      <w:r>
+        <w:rPr>
+          <w:rFonts w:ascii="Times New Roman" w:hAnsi="Times New Roman"/>
+          <w:sz w:val="24"/>
+        </w:rPr>
+        <w:t xml:space="preserve">   4.4. Changes from Initial Research Plan</w:t>
+      </w:r>
+    </w:p>
+    <w:p>
+      <w:pPr>
+        <w:spacing w:after="20"/>
+      </w:pPr>
+      <w:r>
+        <w:rPr>
+          <w:rFonts w:ascii="Times New Roman" w:hAnsi="Times New Roman"/>
+          <w:sz w:val="24"/>
+        </w:rPr>
+        <w:t>5. Conclusions and Recommendations</w:t>
+      </w:r>
+    </w:p>
+    <w:p>
+      <w:pPr>
+        <w:spacing w:after="20"/>
+      </w:pPr>
+      <w:r>
+        <w:rPr>
+          <w:rFonts w:ascii="Times New Roman" w:hAnsi="Times New Roman"/>
+          <w:sz w:val="24"/>
+        </w:rPr>
+        <w:t>References</w:t>
+      </w:r>
+    </w:p>
+    <w:p>
+      <w:pPr>
+        <w:spacing w:after="20"/>
+      </w:pPr>
+      <w:r>
+        <w:rPr>
+          <w:rFonts w:ascii="Times New Roman" w:hAnsi="Times New Roman"/>
+          <w:sz w:val="24"/>
+        </w:rPr>
+        <w:t>Appendix A: Code Structure</w:t>
+      </w:r>
+    </w:p>
+    <w:p>
+      <w:r>
+        <w:br w:type="page"/>
+      </w:r>
+    </w:p>
+    <w:p>
+      <w:pPr>
+        <w:pStyle w:val="Heading1"/>
+        <w:spacing w:before="240" w:after="80"/>
+      </w:pPr>
+      <w:r>
+        <w:rPr>
+          <w:rFonts w:ascii="Times New Roman" w:hAnsi="Times New Roman"/>
+          <w:b/>
+          <w:color w:val="000000"/>
+          <w:sz w:val="24"/>
+        </w:rPr>
+        <w:t>1. Introduction</w:t>
+      </w:r>
+    </w:p>
+    <w:p>
+      <w:pPr>
+        <w:pStyle w:val="Heading2"/>
+        <w:spacing w:before="240" w:after="80"/>
+      </w:pPr>
+      <w:r>
+        <w:rPr>
+          <w:rFonts w:ascii="Times New Roman" w:hAnsi="Times New Roman"/>
+          <w:b/>
+          <w:color w:val="000000"/>
+          <w:sz w:val="24"/>
+        </w:rPr>
+        <w:t>1.1. Background and Motivation</w:t>
+      </w:r>
+    </w:p>
+    <w:p>
+      <w:pPr>
+        <w:spacing w:after="120"/>
+      </w:pPr>
+      <w:r>
+        <w:rPr>
+          <w:rFonts w:ascii="Times New Roman" w:hAnsi="Times New Roman"/>
+          <w:sz w:val="24"/>
+        </w:rPr>
+        <w:t>Road transportation remains one of the leading causes of preventable death globally. Lane departure — where a vehicle unintentionally crosses a lane boundary — is a particularly lethal crash type because it frequently results in head-on collisions or run-off-road events at high speed. In Australia, the Department of Infrastructure reports that 62% of all road fatalities nationally, 73% in regional areas, and 71% in remote areas are attributable to lane departure [3]. In the United States, the National Highway Traffic Safety Administration (NHTSA) estimates that vehicles equipped with Lane Keep Assist (LKA) are on average 24% less likely to be involved in a fatal road departure crash [4]. Recognising this, the European Commission mandated LKA as standard equipment on all new vehicles sold after July 2024, with projections that the measure will save over 25,000 lives by 2038 [5].</w:t>
+      </w:r>
+    </w:p>
+    <w:p>
+      <w:pPr>
+        <w:spacing w:after="120"/>
+      </w:pPr>
+      <w:r>
+        <w:rPr>
+          <w:rFonts w:ascii="Times New Roman" w:hAnsi="Times New Roman"/>
+          <w:sz w:val="24"/>
+        </w:rPr>
+        <w:t>Lane Keep Assist is a driver assistance feature that monitors lane position and applies corrective steering torque when a vehicle begins to drift toward a lane boundary without a turn signal active. Unlike automated lane-centring systems, LKA is reactive and designed to be easily overridden by the driver, maintaining full driver authority. It forms a foundational component of ADAS upon which higher levels of driving automation are built. This sub-project contributes the centreline estimation module to a broader group ADAS project, providing the lane position input required by the LKA control sub-system.</w:t>
+      </w:r>
+    </w:p>
+    <w:p>
+      <w:pPr>
+        <w:pStyle w:val="Heading2"/>
+        <w:spacing w:before="240" w:after="80"/>
+      </w:pPr>
+      <w:r>
+        <w:rPr>
+          <w:rFonts w:ascii="Times New Roman" w:hAnsi="Times New Roman"/>
+          <w:b/>
+          <w:color w:val="000000"/>
+          <w:sz w:val="24"/>
+        </w:rPr>
+        <w:t>1.2. Problem Statement</w:t>
+      </w:r>
+    </w:p>
+    <w:p>
+      <w:pPr>
+        <w:spacing w:after="120"/>
+      </w:pPr>
+      <w:r>
+        <w:rPr>
+          <w:rFonts w:ascii="Times New Roman" w:hAnsi="Times New Roman"/>
+          <w:sz w:val="24"/>
+        </w:rPr>
+        <w:t>Current commercial LKA systems rely on front-facing cameras and computer vision algorithms to detect lane boundaries. Despite significant advances in deep learning-based lane detection, field benchmarking has confirmed that these systems degrade substantially under conditions that include poor or absent lane markings, adverse weather (rain, fog, glare), and geometrically complex sections such as sharp curves and lane transitions [6]. These are precisely the conditions most associated with serious road crashes, particularly on regional and rural roads where lane markings are often poorly maintained.</w:t>
+      </w:r>
+    </w:p>
+    <w:p>
+      <w:pPr>
+        <w:spacing w:after="120"/>
+      </w:pPr>
+      <w:r>
+        <w:rPr>
+          <w:rFonts w:ascii="Times New Roman" w:hAnsi="Times New Roman"/>
+          <w:sz w:val="24"/>
+        </w:rPr>
+        <w:t>A promising alternative is a Vehicle-to-Infrastructure (V2I) approach using Chip Enabled Raised Pavement Markers (CERPMs). Sharma et al. [1] and Kadav et al. [2] demonstrated that CERPMs — modified road studs containing GPS transceivers — outperform the Mobileye 630 commercial vision system across all tested road conditions, with an effective sensing range of 350 m compared to 31 m for the camera system. In their experiments, CERPMs were physically deployed at 40-foot (~12.2 m) intervals along lane boundaries [2]. However, both studies used cubic spline interpolation without evaluating alternative methods, and neither investigated the effect of missing markers on reconstruction accuracy. In practice, individual CERPMs may fail due to battery depletion, physical damage, flooding, or wireless communication loss. Without understanding how interpolation algorithms respond to dropout, a CERPM-based LKA system cannot be deployed with confidence in its worst-case behaviour.</w:t>
+      </w:r>
+    </w:p>
+    <w:p>
+      <w:pPr>
+        <w:pStyle w:val="Heading2"/>
+        <w:spacing w:before="240" w:after="80"/>
+      </w:pPr>
+      <w:r>
+        <w:rPr>
+          <w:rFonts w:ascii="Times New Roman" w:hAnsi="Times New Roman"/>
+          <w:b/>
+          <w:color w:val="000000"/>
+          <w:sz w:val="24"/>
+        </w:rPr>
+        <w:t>1.3. Aims and Research Questions</w:t>
+      </w:r>
+    </w:p>
+    <w:p>
+      <w:pPr>
+        <w:spacing w:after="120"/>
+      </w:pPr>
+      <w:r>
+        <w:rPr>
+          <w:rFonts w:ascii="Times New Roman" w:hAnsi="Times New Roman"/>
+          <w:sz w:val="24"/>
+        </w:rPr>
+        <w:t>This project addresses the identified gap with the following aims:</w:t>
+      </w:r>
+    </w:p>
+    <w:p>
+      <w:pPr>
+        <w:pStyle w:val="ListNumber"/>
+        <w:spacing w:after="60"/>
+      </w:pPr>
+      <w:r>
+        <w:rPr>
+          <w:rFonts w:ascii="Times New Roman" w:hAnsi="Times New Roman"/>
+          <w:sz w:val="24"/>
+        </w:rPr>
+        <w:t>To implement a Monte Carlo simulation framework that evaluates road centreline reconstruction accuracy under controlled CERPM dropout conditions.</w:t>
+      </w:r>
+    </w:p>
+    <w:p>
+      <w:pPr>
+        <w:pStyle w:val="ListNumber"/>
+        <w:spacing w:after="60"/>
+      </w:pPr>
+      <w:r>
+        <w:rPr>
+          <w:rFonts w:ascii="Times New Roman" w:hAnsi="Times New Roman"/>
+          <w:sz w:val="24"/>
+        </w:rPr>
+        <w:t>To compare seven interpolation algorithms across a comprehensive parameter space of CERPM spacings and dropout severities.</w:t>
+      </w:r>
+    </w:p>
+    <w:p>
+      <w:pPr>
+        <w:pStyle w:val="ListNumber"/>
+        <w:spacing w:after="60"/>
+      </w:pPr>
+      <w:r>
+        <w:rPr>
+          <w:rFonts w:ascii="Times New Roman" w:hAnsi="Times New Roman"/>
+          <w:sz w:val="24"/>
+        </w:rPr>
+        <w:t>To identify which algorithm provides the most robust reconstruction and define the conditions under which each fails.</w:t>
+      </w:r>
+    </w:p>
+    <w:p>
+      <w:pPr>
+        <w:pStyle w:val="ListNumber"/>
+        <w:spacing w:after="60"/>
+      </w:pPr>
+      <w:r>
+        <w:rPr>
+          <w:rFonts w:ascii="Times New Roman" w:hAnsi="Times New Roman"/>
+          <w:sz w:val="24"/>
+        </w:rPr>
+        <w:t>To produce actionable guidance for engineers and infrastructure managers deploying CERPM-based LKA systems.</w:t>
+      </w:r>
+    </w:p>
+    <w:p/>
+    <w:p>
+      <w:pPr>
+        <w:spacing w:after="120"/>
+      </w:pPr>
+      <w:r>
+        <w:rPr>
+          <w:rFonts w:ascii="Times New Roman" w:hAnsi="Times New Roman"/>
+          <w:sz w:val="24"/>
+        </w:rPr>
+        <w:t>These aims are addressed through three research questions:</w:t>
+      </w:r>
+    </w:p>
+    <w:p>
+      <w:pPr>
+        <w:pStyle w:val="ListBullet"/>
+        <w:spacing w:after="60"/>
+      </w:pPr>
+      <w:r>
+        <w:rPr>
+          <w:rFonts w:ascii="Times New Roman" w:hAnsi="Times New Roman"/>
+          <w:sz w:val="24"/>
+        </w:rPr>
+      </w:r>
+      <w:r>
+        <w:rPr>
+          <w:rFonts w:ascii="Times New Roman" w:hAnsi="Times New Roman"/>
+          <w:b/>
+          <w:sz w:val="24"/>
+        </w:rPr>
+        <w:t>RQ1:</w:t>
+      </w:r>
+      <w:r>
+        <w:rPr>
+          <w:rFonts w:ascii="Times New Roman" w:hAnsi="Times New Roman"/>
+          <w:sz w:val="24"/>
+        </w:rPr>
+        <w:t xml:space="preserve"> Which interpolation algorithm provides the most accurate and consistent lane centreline reconstruction from incomplete CERPM data, and how does performance vary with marker spacing?</w:t>
+      </w:r>
+    </w:p>
+    <w:p>
+      <w:pPr>
+        <w:pStyle w:val="ListBullet"/>
+        <w:spacing w:after="60"/>
+      </w:pPr>
+      <w:r>
+        <w:rPr>
+          <w:rFonts w:ascii="Times New Roman" w:hAnsi="Times New Roman"/>
+          <w:sz w:val="24"/>
+        </w:rPr>
+      </w:r>
+      <w:r>
+        <w:rPr>
+          <w:rFonts w:ascii="Times New Roman" w:hAnsi="Times New Roman"/>
+          <w:b/>
+          <w:sz w:val="24"/>
+        </w:rPr>
+        <w:t>RQ2:</w:t>
+      </w:r>
+      <w:r>
+        <w:rPr>
+          <w:rFonts w:ascii="Times New Roman" w:hAnsi="Times New Roman"/>
+          <w:sz w:val="24"/>
+        </w:rPr>
+        <w:t xml:space="preserve"> At what combination of CERPM spacing and dropout severity does each algorithm's reconstruction error exceed the 0.2 m safety threshold?</w:t>
+      </w:r>
+    </w:p>
+    <w:p>
+      <w:pPr>
+        <w:pStyle w:val="ListBullet"/>
+        <w:spacing w:after="60"/>
+      </w:pPr>
+      <w:r>
+        <w:rPr>
+          <w:rFonts w:ascii="Times New Roman" w:hAnsi="Times New Roman"/>
+          <w:sz w:val="24"/>
+        </w:rPr>
+      </w:r>
+      <w:r>
+        <w:rPr>
+          <w:rFonts w:ascii="Times New Roman" w:hAnsi="Times New Roman"/>
+          <w:b/>
+          <w:sz w:val="24"/>
+        </w:rPr>
+        <w:t>RQ3:</w:t>
+      </w:r>
+      <w:r>
+        <w:rPr>
+          <w:rFonts w:ascii="Times New Roman" w:hAnsi="Times New Roman"/>
+          <w:sz w:val="24"/>
+        </w:rPr>
+        <w:t xml:space="preserve"> Is clustered (spatially contiguous) marker dropout more damaging to reconstruction accuracy than random dropout at equivalent effective loss rates?</w:t>
+      </w:r>
+    </w:p>
+    <w:p>
+      <w:r>
+        <w:br w:type="page"/>
+      </w:r>
+    </w:p>
+    <w:p>
+      <w:pPr>
+        <w:pStyle w:val="Heading1"/>
+        <w:spacing w:before="240" w:after="80"/>
+      </w:pPr>
+      <w:r>
+        <w:rPr>
+          <w:rFonts w:ascii="Times New Roman" w:hAnsi="Times New Roman"/>
+          <w:b/>
+          <w:color w:val="000000"/>
+          <w:sz w:val="24"/>
+        </w:rPr>
+        <w:t>2. Literature Review</w:t>
+      </w:r>
+    </w:p>
+    <w:p>
+      <w:pPr>
+        <w:pStyle w:val="Heading2"/>
+        <w:spacing w:before="240" w:after="80"/>
+      </w:pPr>
+      <w:r>
+        <w:rPr>
+          <w:rFonts w:ascii="Times New Roman" w:hAnsi="Times New Roman"/>
+          <w:b/>
+          <w:color w:val="000000"/>
+          <w:sz w:val="24"/>
+        </w:rPr>
+        <w:t>2.1. Lane Keep Assist: State of the Art</w:t>
+      </w:r>
+    </w:p>
+    <w:p>
+      <w:pPr>
+        <w:spacing w:after="120"/>
+      </w:pPr>
+      <w:r>
+        <w:rPr>
+          <w:rFonts w:ascii="Times New Roman" w:hAnsi="Times New Roman"/>
+          <w:sz w:val="24"/>
+        </w:rPr>
+        <w:t>LKA technology has advanced considerably over the past decade. Early systems used simple threshold-based lane detection with rule-based torque overlays. Contemporary systems combine deep learning lane detection with model-based vehicle dynamics and increasingly sophisticated control strategies. Fakhari and Anwar [7][8] proposed a Multiple Model Adaptive Estimation (MMAE) algorithm fusing front and rear camera inputs with a Kalman filter to improve lane detection robustness under challenging conditions including night driving and adverse weather. The system computes uncertainty estimates for each model and selects the most accurate for prevailing conditions, providing improved performance over single-model approaches.</w:t>
+      </w:r>
+    </w:p>
+    <w:p>
+      <w:pPr>
+        <w:spacing w:after="120"/>
+      </w:pPr>
+      <w:r>
+        <w:rPr>
+          <w:rFonts w:ascii="Times New Roman" w:hAnsi="Times New Roman"/>
+          <w:sz w:val="24"/>
+        </w:rPr>
+        <w:t>On the control side, Perozzi et al. [9] demonstrated a shared sliding-mode controller for steer-by-wire LKA vehicles that smoothly transitions steering authority between the driver and the automated system based on a sharing parameter. Testing in the SHERPA dynamic vehicle simulator showed stable, smooth authority transitions, making it a strong candidate for integration with a CERPM-based positioning system. Wei et al. [10] provide a comprehensive review of LKA assessment methodologies, identifying gaps in standardisation across performance, comfort, safety, driver interaction, and driving style evaluation dimensions. Their proposed evaluation framework is directly applicable to validating a CERPM-based LKA implementation.</w:t>
+      </w:r>
+    </w:p>
+    <w:p>
+      <w:pPr>
+        <w:spacing w:after="120"/>
+      </w:pPr>
+      <w:r>
+        <w:rPr>
+          <w:rFonts w:ascii="Times New Roman" w:hAnsi="Times New Roman"/>
+          <w:sz w:val="24"/>
+        </w:rPr>
+        <w:t>The OpenLKA dataset [6] represents the most comprehensive field benchmark of commercial LKA performance to date. Compiled from approximately 400 hours of LKA-steered data across 62 production vehicle models in real-world road testing in Florida and from global contributors, the dataset empirically confirmed that LKA systems fail most frequently under poor lane markings and near lane transitions — the conditions most prevalent on the regional and rural roads where lane departure fatalities are highest.</w:t>
+      </w:r>
+    </w:p>
+    <w:p>
+      <w:pPr>
+        <w:pStyle w:val="Heading2"/>
+        <w:spacing w:before="240" w:after="80"/>
+      </w:pPr>
+      <w:r>
+        <w:rPr>
+          <w:rFonts w:ascii="Times New Roman" w:hAnsi="Times New Roman"/>
+          <w:b/>
+          <w:color w:val="000000"/>
+          <w:sz w:val="24"/>
+        </w:rPr>
+        <w:t>2.2. Infrastructure-Based Positioning with CERPMs</w:t>
+      </w:r>
+    </w:p>
+    <w:p>
+      <w:pPr>
+        <w:spacing w:after="120"/>
+      </w:pPr>
+      <w:r>
+        <w:rPr>
+          <w:rFonts w:ascii="Times New Roman" w:hAnsi="Times New Roman"/>
+          <w:sz w:val="24"/>
+        </w:rPr>
+        <w:t>The CERPM concept was first proposed and validated by Sharma et al. [1], who demonstrated that chip-enabled raised pavement markers could provide GPS coordinate data to an autonomous vehicle at ranges up to 350 m, far exceeding the 31 m range of the Mobileye 630 camera system used for comparison. CERPMs integrate an IoT development board and 915 MHz radio transceiver into a standard raised pavement marker form factor, transmitting latitude, longitude, altitude, and additional parameters to an on-board receiver. The energy consumption of the CERPM approach was shown to be at least 90% lower than equivalent commercial camera-based solutions [1].</w:t>
+      </w:r>
+    </w:p>
+    <w:p>
+      <w:pPr>
+        <w:spacing w:after="120"/>
+      </w:pPr>
+      <w:r>
+        <w:rPr>
+          <w:rFonts w:ascii="Times New Roman" w:hAnsi="Times New Roman"/>
+          <w:sz w:val="24"/>
+        </w:rPr>
+        <w:t>Kadav et al. [2] extended this work to a full lane centering and lane change application, physically deploying CERPMs at 40-foot (~12.2 m) intervals along both lane boundaries of test routes at Oak Ridge National Laboratory and subsequently in more complex road environments. Their results showed CERPMs outperforming the Mobileye system in all tested scenarios, including roads with sharp curves (where the Mobileye failed to detect lane markings for 93.3% of the route), varying lighting conditions, and roads with inadequate lane markings. Cubic spline interpolation was applied to CERPM position data to reconstruct continuous lane boundaries, but no evaluation of alternative interpolation methods or the effect of marker dropout was conducted — the gap that this project directly addresses.</w:t>
+      </w:r>
+    </w:p>
+    <w:p>
+      <w:pPr>
+        <w:pStyle w:val="Heading2"/>
+        <w:spacing w:before="240" w:after="80"/>
+      </w:pPr>
+      <w:r>
+        <w:rPr>
+          <w:rFonts w:ascii="Times New Roman" w:hAnsi="Times New Roman"/>
+          <w:b/>
+          <w:color w:val="000000"/>
+          <w:sz w:val="24"/>
+        </w:rPr>
+        <w:t>2.3. Interpolation Methods for Road Geometry</w:t>
+      </w:r>
+    </w:p>
+    <w:p>
+      <w:pPr>
+        <w:spacing w:after="120"/>
+      </w:pPr>
+      <w:r>
+        <w:rPr>
+          <w:rFonts w:ascii="Times New Roman" w:hAnsi="Times New Roman"/>
+          <w:sz w:val="24"/>
+        </w:rPr>
+        <w:t>Road boundaries are geometrically smooth curves, typically designed to curvature standards specifying minimum curve radii and clothoid transition spirals. This smoothness has important implications for algorithm selection: a method that exploits smoothness will extrapolate more accurately across data gaps than one that does not.</w:t>
+      </w:r>
+    </w:p>
+    <w:p>
+      <w:pPr>
+        <w:spacing w:after="120"/>
+      </w:pPr>
+      <w:r>
+        <w:rPr>
+          <w:rFonts w:ascii="Times New Roman" w:hAnsi="Times New Roman"/>
+          <w:sz w:val="24"/>
+        </w:rPr>
+        <w:t>Burden and Faires [11] provide a thorough treatment of polynomial spline interpolation. Natural cubic splines, which enforce C² continuity and zero second derivative at endpoints, are the standard choice in road geometry applications — and the method used in the prior CERPM work [1][2]. However, cubic splines can exhibit Runge's phenomenon — spurious oscillations — when data is sparse or unevenly distributed, which is precisely the situation arising under CERPM dropout. Higher-order B-splines (quartic, quintic) extend the polynomial degree, potentially improving gap extrapolation at the cost of greater sensitivity to endpoint conditions (de Boor [12]).</w:t>
+      </w:r>
+    </w:p>
+    <w:p>
+      <w:pPr>
+        <w:spacing w:after="120"/>
+      </w:pPr>
+      <w:r>
+        <w:rPr>
+          <w:rFonts w:ascii="Times New Roman" w:hAnsi="Times New Roman"/>
+          <w:sz w:val="24"/>
+        </w:rPr>
+        <w:t>Fritsch and Carlson [13] introduced PCHIP (Piecewise Cubic Hermite Interpolating Polynomial) to address oscillation by enforcing monotonicity in each interval. While effective for step-function-like data, this constraint can be detrimental for road geometry, which is smooth but not monotone in individual coordinate directions. Akima [14] proposed a locally-weighted spline that limits the influence of distant data on local curve shape, offering resistance to the propagation of gap effects, but requiring a minimum of three points to function. All methods benefit from arc-length parameterisation — computing a normalised cumulative chord length t ∈ [0,1] — which prevents the systematic distortion introduced by index-based parameterisation when marker spacing is irregular after dropout (Hartley and Zisserman [15]).</w:t>
+      </w:r>
+    </w:p>
+    <w:p>
+      <w:pPr>
+        <w:pStyle w:val="Heading2"/>
+        <w:spacing w:before="240" w:after="80"/>
+      </w:pPr>
+      <w:r>
+        <w:rPr>
+          <w:rFonts w:ascii="Times New Roman" w:hAnsi="Times New Roman"/>
+          <w:b/>
+          <w:color w:val="000000"/>
+          <w:sz w:val="24"/>
+        </w:rPr>
+        <w:t>2.4. Gaps in Current Research</w:t>
+      </w:r>
+    </w:p>
+    <w:p>
+      <w:pPr>
+        <w:spacing w:after="120"/>
+      </w:pPr>
+      <w:r>
+        <w:rPr>
+          <w:rFonts w:ascii="Times New Roman" w:hAnsi="Times New Roman"/>
+          <w:sz w:val="24"/>
+        </w:rPr>
+        <w:t>The review identifies the following gap: both foundational CERPM studies [1][2] use cubic spline interpolation exclusively and assume complete marker availability. No published study has evaluated alternative interpolation methods for CERPM-based lane reconstruction, nor systematically characterised accuracy degradation under marker dropout. The real-world deployment spacing of 40 feet (~12.2 m) used in [2] represents a coarse configuration that amplifies the impact of any missing marker, making this analysis particularly important for practical deployment. This project fills the gap by providing the first systematic, simulation-based comparison of seven interpolation algorithms under controlled dropout conditions across a range of marker spacings.</w:t>
+      </w:r>
+    </w:p>
+    <w:p>
+      <w:r>
+        <w:br w:type="page"/>
+      </w:r>
+    </w:p>
+    <w:p>
+      <w:pPr>
+        <w:pStyle w:val="Heading1"/>
+        <w:spacing w:before="240" w:after="80"/>
+      </w:pPr>
+      <w:r>
+        <w:rPr>
+          <w:rFonts w:ascii="Times New Roman" w:hAnsi="Times New Roman"/>
+          <w:b/>
+          <w:color w:val="000000"/>
+          <w:sz w:val="24"/>
+        </w:rPr>
+        <w:t>3. Methodology</w:t>
+      </w:r>
+    </w:p>
+    <w:p>
+      <w:pPr>
+        <w:pStyle w:val="Heading2"/>
+        <w:spacing w:before="240" w:after="80"/>
+      </w:pPr>
+      <w:r>
+        <w:rPr>
+          <w:rFonts w:ascii="Times New Roman" w:hAnsi="Times New Roman"/>
+          <w:b/>
+          <w:color w:val="000000"/>
+          <w:sz w:val="24"/>
+        </w:rPr>
+        <w:t>3.1. Overview</w:t>
+      </w:r>
+    </w:p>
+    <w:p>
+      <w:pPr>
+        <w:spacing w:after="120"/>
+      </w:pPr>
+      <w:r>
+        <w:rPr>
+          <w:rFonts w:ascii="Times New Roman" w:hAnsi="Times New Roman"/>
+          <w:sz w:val="24"/>
+        </w:rPr>
+        <w:t>The methodology follows a simulation-based experimental design. A Python framework was developed to: (1) ingest real road geometry from a Lanelet2 map; (2) simulate CERPM placement along road boundaries; (3) apply controlled dropout; (4) reconstruct boundaries using each interpolation algorithm; and (5) measure centreline error against a ground truth. Monte Carlo repetition at n = 2,000 trials per condition provides statistically stable estimates of both typical and worst-case performance. All code is version-controlled in Git and designed for full reproducibility via seeded random number generation.</w:t>
+      </w:r>
+    </w:p>
+    <w:p>
+      <w:pPr>
+        <w:pStyle w:val="Heading2"/>
+        <w:spacing w:before="240" w:after="80"/>
+      </w:pPr>
+      <w:r>
+        <w:rPr>
+          <w:rFonts w:ascii="Times New Roman" w:hAnsi="Times New Roman"/>
+          <w:b/>
+          <w:color w:val="000000"/>
+          <w:sz w:val="24"/>
+        </w:rPr>
+        <w:t>3.2. Road Geometry and Ground Truth</w:t>
+      </w:r>
+    </w:p>
+    <w:p>
+      <w:pPr>
+        <w:spacing w:after="120"/>
+      </w:pPr>
+      <w:r>
+        <w:rPr>
+          <w:rFonts w:ascii="Times New Roman" w:hAnsi="Times New Roman"/>
+          <w:sz w:val="24"/>
+        </w:rPr>
+        <w:t>Road geometry was sourced from the Town07 Lanelet2 OpenStreetMap (OSM) file — a standardised autonomous driving simulation environment containing diverse road types including straights, moderate curves, and tight bends. The test.py module parses the XML to extract node coordinates (in local metric x, y), ordered way linestrings representing left and right road edges, and lanelet relations pairing them into lane segments. Adjacent lanelets are merged into a continuous road boundary pair providing sufficient geometric variety for the evaluation.</w:t>
+      </w:r>
+    </w:p>
+    <w:p>
+      <w:pPr>
+        <w:spacing w:after="120"/>
+      </w:pPr>
+      <w:r>
+        <w:rPr>
+          <w:rFonts w:ascii="Times New Roman" w:hAnsi="Times New Roman"/>
+          <w:sz w:val="24"/>
+        </w:rPr>
+        <w:t>The ground-truth centreline is computed by the calCenterline() function, which parameterises both boundary linestrings by arc length, resamples each to 500 evenly spaced arc-length fractions, and averages paired points. This produces a dense, smooth ground-truth centreline against which all reconstructed centrelines are compared using Shapely geometry operations.</w:t>
+      </w:r>
+    </w:p>
+    <w:p>
+      <w:pPr>
+        <w:pStyle w:val="Heading2"/>
+        <w:spacing w:before="240" w:after="80"/>
+      </w:pPr>
+      <w:r>
+        <w:rPr>
+          <w:rFonts w:ascii="Times New Roman" w:hAnsi="Times New Roman"/>
+          <w:b/>
+          <w:color w:val="000000"/>
+          <w:sz w:val="24"/>
+        </w:rPr>
+        <w:t>3.3. CERPM Placement Simulation</w:t>
+      </w:r>
+    </w:p>
+    <w:p>
+      <w:pPr>
+        <w:spacing w:after="120"/>
+      </w:pPr>
+      <w:r>
+        <w:rPr>
+          <w:rFonts w:ascii="Times New Roman" w:hAnsi="Times New Roman"/>
+          <w:sz w:val="24"/>
+        </w:rPr>
+        <w:t>The resample() function simulates CERPM deployment by resampling each road boundary to uniform spacing d, producing ordered lists of left and right marker positions. Five spacings were tested:</w:t>
       </w:r>
     </w:p>
     <w:tbl>
@@ -1100,7 +1219,7 @@
                 <w:b/>
                 <w:sz w:val="24"/>
               </w:rPr>
-              <w:t>Phase</w:t>
+              <w:t>Spacing (m)</w:t>
             </w:r>
           </w:p>
         </w:tc>
@@ -1118,7 +1237,7 @@
                 <w:b/>
                 <w:sz w:val="24"/>
               </w:rPr>
-              <w:t>Key Tasks</w:t>
+              <w:t>Approx. spacing (ft)</w:t>
             </w:r>
           </w:p>
         </w:tc>
@@ -1136,7 +1255,7 @@
                 <w:b/>
                 <w:sz w:val="24"/>
               </w:rPr>
-              <w:t>Deliverable</w:t>
+              <w:t>Deployment context</w:t>
             </w:r>
           </w:p>
         </w:tc>
@@ -1152,7 +1271,7 @@
                 <w:rFonts w:ascii="Times New Roman" w:hAnsi="Times New Roman"/>
                 <w:sz w:val="24"/>
               </w:rPr>
-              <w:t>1 — Scoping</w:t>
+              <w:t>0.5 m</w:t>
             </w:r>
           </w:p>
         </w:tc>
@@ -1166,7 +1285,7 @@
                 <w:rFonts w:ascii="Times New Roman" w:hAnsi="Times New Roman"/>
                 <w:sz w:val="24"/>
               </w:rPr>
-              <w:t>Literature review; identify gap in CERPM research; define failure modes and method shortlist</w:t>
+              <w:t>1.6 ft</w:t>
             </w:r>
           </w:p>
         </w:tc>
@@ -1180,7 +1299,7 @@
                 <w:rFonts w:ascii="Times New Roman" w:hAnsi="Times New Roman"/>
                 <w:sz w:val="24"/>
               </w:rPr>
-              <w:t>Research questions; confirmed scope</w:t>
+              <w:t>Very high density — research/urban premium</w:t>
             </w:r>
           </w:p>
         </w:tc>
@@ -1196,7 +1315,7 @@
                 <w:rFonts w:ascii="Times New Roman" w:hAnsi="Times New Roman"/>
                 <w:sz w:val="24"/>
               </w:rPr>
-              <w:t>2 — Development</w:t>
+              <w:t>1.0 m</w:t>
             </w:r>
           </w:p>
         </w:tc>
@@ -1210,7 +1329,7 @@
                 <w:rFonts w:ascii="Times New Roman" w:hAnsi="Times New Roman"/>
                 <w:sz w:val="24"/>
               </w:rPr>
-              <w:t>Implement Lanelet2 parser; interpolation module; Monte Carlo simulation engine</w:t>
+              <w:t>3.3 ft</w:t>
             </w:r>
           </w:p>
         </w:tc>
@@ -1224,7 +1343,7 @@
                 <w:rFonts w:ascii="Times New Roman" w:hAnsi="Times New Roman"/>
                 <w:sz w:val="24"/>
               </w:rPr>
-              <w:t>Working, tested codebase</w:t>
+              <w:t>High density</w:t>
             </w:r>
           </w:p>
         </w:tc>
@@ -1240,7 +1359,7 @@
                 <w:rFonts w:ascii="Times New Roman" w:hAnsi="Times New Roman"/>
                 <w:sz w:val="24"/>
               </w:rPr>
-              <w:t>3 — Simulation</w:t>
+              <w:t>2.0 m</w:t>
             </w:r>
           </w:p>
         </w:tc>
@@ -1254,7 +1373,7 @@
                 <w:rFonts w:ascii="Times New Roman" w:hAnsi="Times New Roman"/>
                 <w:sz w:val="24"/>
               </w:rPr>
-              <w:t>Execute full parameter sweep; validate convergence at n = 2,000</w:t>
+              <w:t>6.6 ft</w:t>
             </w:r>
           </w:p>
         </w:tc>
@@ -1268,7 +1387,7 @@
                 <w:rFonts w:ascii="Times New Roman" w:hAnsi="Times New Roman"/>
                 <w:sz w:val="24"/>
               </w:rPr>
-              <w:t>Complete results dataset</w:t>
+              <w:t>Moderate density</w:t>
             </w:r>
           </w:p>
         </w:tc>
@@ -1284,7 +1403,7 @@
                 <w:rFonts w:ascii="Times New Roman" w:hAnsi="Times New Roman"/>
                 <w:sz w:val="24"/>
               </w:rPr>
-              <w:t>4 — Analysis &amp; Reporting</w:t>
+              <w:t>3.0 m</w:t>
             </w:r>
           </w:p>
         </w:tc>
@@ -1298,7 +1417,7 @@
                 <w:rFonts w:ascii="Times New Roman" w:hAnsi="Times New Roman"/>
                 <w:sz w:val="24"/>
               </w:rPr>
-              <w:t>Statistical aggregation; IQR and failure rate visualisation; report writing</w:t>
+              <w:t>9.8 ft</w:t>
             </w:r>
           </w:p>
         </w:tc>
@@ -1312,7 +1431,51 @@
                 <w:rFonts w:ascii="Times New Roman" w:hAnsi="Times New Roman"/>
                 <w:sz w:val="24"/>
               </w:rPr>
-              <w:t>This report and all figures</w:t>
+              <w:t>Low density</w:t>
+            </w:r>
+          </w:p>
+        </w:tc>
+      </w:tr>
+      <w:tr>
+        <w:tc>
+          <w:tcPr>
+            <w:tcW w:type="dxa" w:w="3135"/>
+          </w:tcPr>
+          <w:p>
+            <w:r>
+              <w:rPr>
+                <w:rFonts w:ascii="Times New Roman" w:hAnsi="Times New Roman"/>
+                <w:sz w:val="24"/>
+              </w:rPr>
+              <w:t>5.0 m</w:t>
+            </w:r>
+          </w:p>
+        </w:tc>
+        <w:tc>
+          <w:tcPr>
+            <w:tcW w:type="dxa" w:w="3135"/>
+          </w:tcPr>
+          <w:p>
+            <w:r>
+              <w:rPr>
+                <w:rFonts w:ascii="Times New Roman" w:hAnsi="Times New Roman"/>
+                <w:sz w:val="24"/>
+              </w:rPr>
+              <w:t>16.4 ft</w:t>
+            </w:r>
+          </w:p>
+        </w:tc>
+        <w:tc>
+          <w:tcPr>
+            <w:tcW w:type="dxa" w:w="3135"/>
+          </w:tcPr>
+          <w:p>
+            <w:r>
+              <w:rPr>
+                <w:rFonts w:ascii="Times New Roman" w:hAnsi="Times New Roman"/>
+                <w:sz w:val="24"/>
+              </w:rPr>
+              <w:t>Very low density</w:t>
             </w:r>
           </w:p>
         </w:tc>
@@ -1321,8 +1484,20 @@
     <w:p/>
     <w:p>
       <w:pPr>
+        <w:spacing w:after="120"/>
+      </w:pPr>
+      <w:r>
+        <w:rPr>
+          <w:rFonts w:ascii="Times New Roman" w:hAnsi="Times New Roman"/>
+          <w:sz w:val="24"/>
+        </w:rPr>
+        <w:t>Note: the real-world deployment in Kadav et al. [2] used 40 ft (~12.2 m) spacing — coarser than all conditions tested here. The simulation therefore evaluates a range of spacings finer than the literature baseline, providing insight into how much improvement in marker density would buy in reconstruction robustness.</w:t>
+      </w:r>
+    </w:p>
+    <w:p>
+      <w:pPr>
         <w:pStyle w:val="Heading2"/>
-        <w:spacing w:before="200" w:after="80"/>
+        <w:spacing w:before="240" w:after="80"/>
       </w:pPr>
       <w:r>
         <w:rPr>
@@ -1331,7 +1506,7 @@
           <w:color w:val="000000"/>
           <w:sz w:val="24"/>
         </w:rPr>
-        <w:t>8.2. Responsibilities</w:t>
+        <w:t>3.4. Dropout Models</w:t>
       </w:r>
     </w:p>
     <w:p>
@@ -1343,339 +1518,12 @@
           <w:rFonts w:ascii="Times New Roman" w:hAnsi="Times New Roman"/>
           <w:sz w:val="24"/>
         </w:rPr>
-        <w:t>This is an individual sub-project within a group ADAS effort. All components — literature review, software development, simulation execution, statistical analysis, and report writing — were completed by the sole author. Results feed into the group's broader ADAS integration, providing the centreline estimate required by the LKA control sub-system.</w:t>
+        <w:t>Two failure models were implemented, reflecting distinct real-world failure mechanisms:</w:t>
       </w:r>
     </w:p>
     <w:p>
       <w:pPr>
-        <w:pStyle w:val="Heading2"/>
-        <w:spacing w:before="200" w:after="80"/>
-      </w:pPr>
-      <w:r>
-        <w:rPr>
-          <w:rFonts w:ascii="Times New Roman" w:hAnsi="Times New Roman"/>
-          <w:b/>
-          <w:color w:val="000000"/>
-          <w:sz w:val="24"/>
-        </w:rPr>
-        <w:t>8.3. Timeline and Risk Management</w:t>
-      </w:r>
-    </w:p>
-    <w:tbl>
-      <w:tblPr>
-        <w:tblStyle w:val="TableGrid"/>
-        <w:tblW w:type="auto" w:w="0"/>
-        <w:tblLook w:firstColumn="1" w:firstRow="1" w:lastColumn="0" w:lastRow="0" w:noHBand="0" w:noVBand="1" w:val="04A0"/>
-      </w:tblPr>
-      <w:tblGrid>
-        <w:gridCol w:w="4703"/>
-        <w:gridCol w:w="4703"/>
-      </w:tblGrid>
-      <w:tr>
-        <w:tc>
-          <w:tcPr>
-            <w:tcW w:type="dxa" w:w="4703"/>
-          </w:tcPr>
-          <w:p>
-            <w:pPr>
-              <w:jc w:val="center"/>
-            </w:pPr>
-            <w:r>
-              <w:rPr>
-                <w:rFonts w:ascii="Times New Roman" w:hAnsi="Times New Roman"/>
-                <w:b/>
-                <w:sz w:val="24"/>
-              </w:rPr>
-              <w:t>Week</w:t>
-            </w:r>
-          </w:p>
-        </w:tc>
-        <w:tc>
-          <w:tcPr>
-            <w:tcW w:type="dxa" w:w="4703"/>
-          </w:tcPr>
-          <w:p>
-            <w:pPr>
-              <w:jc w:val="center"/>
-            </w:pPr>
-            <w:r>
-              <w:rPr>
-                <w:rFonts w:ascii="Times New Roman" w:hAnsi="Times New Roman"/>
-                <w:b/>
-                <w:sz w:val="24"/>
-              </w:rPr>
-              <w:t>Milestone</w:t>
-            </w:r>
-          </w:p>
-        </w:tc>
-      </w:tr>
-      <w:tr>
-        <w:tc>
-          <w:tcPr>
-            <w:tcW w:type="dxa" w:w="4703"/>
-          </w:tcPr>
-          <w:p>
-            <w:r>
-              <w:rPr>
-                <w:rFonts w:ascii="Times New Roman" w:hAnsi="Times New Roman"/>
-                <w:sz w:val="24"/>
-              </w:rPr>
-              <w:t>1–2</w:t>
-            </w:r>
-          </w:p>
-        </w:tc>
-        <w:tc>
-          <w:tcPr>
-            <w:tcW w:type="dxa" w:w="4703"/>
-          </w:tcPr>
-          <w:p>
-            <w:r>
-              <w:rPr>
-                <w:rFonts w:ascii="Times New Roman" w:hAnsi="Times New Roman"/>
-                <w:sz w:val="24"/>
-              </w:rPr>
-              <w:t>Literature review complete; research gap confirmed; supervisor sign-off on scope</w:t>
-            </w:r>
-          </w:p>
-        </w:tc>
-      </w:tr>
-      <w:tr>
-        <w:tc>
-          <w:tcPr>
-            <w:tcW w:type="dxa" w:w="4703"/>
-          </w:tcPr>
-          <w:p>
-            <w:r>
-              <w:rPr>
-                <w:rFonts w:ascii="Times New Roman" w:hAnsi="Times New Roman"/>
-                <w:sz w:val="24"/>
-              </w:rPr>
-              <w:t>3–5</w:t>
-            </w:r>
-          </w:p>
-        </w:tc>
-        <w:tc>
-          <w:tcPr>
-            <w:tcW w:type="dxa" w:w="4703"/>
-          </w:tcPr>
-          <w:p>
-            <w:r>
-              <w:rPr>
-                <w:rFonts w:ascii="Times New Roman" w:hAnsi="Times New Roman"/>
-                <w:sz w:val="24"/>
-              </w:rPr>
-              <w:t>Lanelet2 parser and interpolation module implemented and unit-tested</w:t>
-            </w:r>
-          </w:p>
-        </w:tc>
-      </w:tr>
-      <w:tr>
-        <w:tc>
-          <w:tcPr>
-            <w:tcW w:type="dxa" w:w="4703"/>
-          </w:tcPr>
-          <w:p>
-            <w:r>
-              <w:rPr>
-                <w:rFonts w:ascii="Times New Roman" w:hAnsi="Times New Roman"/>
-                <w:sz w:val="24"/>
-              </w:rPr>
-              <w:t>6–7</w:t>
-            </w:r>
-          </w:p>
-        </w:tc>
-        <w:tc>
-          <w:tcPr>
-            <w:tcW w:type="dxa" w:w="4703"/>
-          </w:tcPr>
-          <w:p>
-            <w:r>
-              <w:rPr>
-                <w:rFonts w:ascii="Times New Roman" w:hAnsi="Times New Roman"/>
-                <w:sz w:val="24"/>
-              </w:rPr>
-              <w:t>Monte Carlo engine complete; single-condition validation runs completed</w:t>
-            </w:r>
-          </w:p>
-        </w:tc>
-      </w:tr>
-      <w:tr>
-        <w:tc>
-          <w:tcPr>
-            <w:tcW w:type="dxa" w:w="4703"/>
-          </w:tcPr>
-          <w:p>
-            <w:r>
-              <w:rPr>
-                <w:rFonts w:ascii="Times New Roman" w:hAnsi="Times New Roman"/>
-                <w:sz w:val="24"/>
-              </w:rPr>
-              <w:t>8–10</w:t>
-            </w:r>
-          </w:p>
-        </w:tc>
-        <w:tc>
-          <w:tcPr>
-            <w:tcW w:type="dxa" w:w="4703"/>
-          </w:tcPr>
-          <w:p>
-            <w:r>
-              <w:rPr>
-                <w:rFonts w:ascii="Times New Roman" w:hAnsi="Times New Roman"/>
-                <w:sz w:val="24"/>
-              </w:rPr>
-              <w:t>Full parameter sweep executed (all conditions, n = 2,000 per condition)</w:t>
-            </w:r>
-          </w:p>
-        </w:tc>
-      </w:tr>
-      <w:tr>
-        <w:tc>
-          <w:tcPr>
-            <w:tcW w:type="dxa" w:w="4703"/>
-          </w:tcPr>
-          <w:p>
-            <w:r>
-              <w:rPr>
-                <w:rFonts w:ascii="Times New Roman" w:hAnsi="Times New Roman"/>
-                <w:sz w:val="24"/>
-              </w:rPr>
-              <w:t>11–12</w:t>
-            </w:r>
-          </w:p>
-        </w:tc>
-        <w:tc>
-          <w:tcPr>
-            <w:tcW w:type="dxa" w:w="4703"/>
-          </w:tcPr>
-          <w:p>
-            <w:r>
-              <w:rPr>
-                <w:rFonts w:ascii="Times New Roman" w:hAnsi="Times New Roman"/>
-                <w:sz w:val="24"/>
-              </w:rPr>
-              <w:t>Results analysis, IQR heatmaps, and failure rate matrices generated</w:t>
-            </w:r>
-          </w:p>
-        </w:tc>
-      </w:tr>
-      <w:tr>
-        <w:tc>
-          <w:tcPr>
-            <w:tcW w:type="dxa" w:w="4703"/>
-          </w:tcPr>
-          <w:p>
-            <w:r>
-              <w:rPr>
-                <w:rFonts w:ascii="Times New Roman" w:hAnsi="Times New Roman"/>
-                <w:sz w:val="24"/>
-              </w:rPr>
-              <w:t>13–14</w:t>
-            </w:r>
-          </w:p>
-        </w:tc>
-        <w:tc>
-          <w:tcPr>
-            <w:tcW w:type="dxa" w:w="4703"/>
-          </w:tcPr>
-          <w:p>
-            <w:r>
-              <w:rPr>
-                <w:rFonts w:ascii="Times New Roman" w:hAnsi="Times New Roman"/>
-                <w:sz w:val="24"/>
-              </w:rPr>
-              <w:t>Report finalised and submitted</w:t>
-            </w:r>
-          </w:p>
-        </w:tc>
-      </w:tr>
-    </w:tbl>
-    <w:p/>
-    <w:p>
-      <w:pPr>
         <w:spacing w:after="120"/>
-      </w:pPr>
-      <w:r>
-        <w:rPr>
-          <w:rFonts w:ascii="Times New Roman" w:hAnsi="Times New Roman"/>
-          <w:sz w:val="24"/>
-        </w:rPr>
-        <w:t>Key risks and mitigations: numerical instability in high-order spline fitting with very few surviving points was addressed by implementing graceful fallbacks — Akima and cubic spline revert to linear when fewer than three points survive dropout. Computational runtime was managed by parallelising trials across all CPU cores using Python's ProcessPoolExecutor, reducing total sweep time from an estimated 18 hours serial to under 3 hours. Full reproducibility was ensured by deriving each trial seed from a master generator with a fixed base seed. All development was tracked in Git.</w:t>
-      </w:r>
-    </w:p>
-    <w:p>
-      <w:pPr>
-        <w:pStyle w:val="Heading1"/>
-        <w:spacing w:before="200" w:after="80"/>
-      </w:pPr>
-      <w:r>
-        <w:rPr>
-          <w:rFonts w:ascii="Times New Roman" w:hAnsi="Times New Roman"/>
-          <w:b/>
-          <w:color w:val="000000"/>
-          <w:sz w:val="24"/>
-        </w:rPr>
-        <w:t>9. Deliverable Outcomes</w:t>
-      </w:r>
-    </w:p>
-    <w:p>
-      <w:pPr>
-        <w:pStyle w:val="Heading2"/>
-        <w:spacing w:before="200" w:after="80"/>
-      </w:pPr>
-      <w:r>
-        <w:rPr>
-          <w:rFonts w:ascii="Times New Roman" w:hAnsi="Times New Roman"/>
-          <w:b/>
-          <w:color w:val="000000"/>
-          <w:sz w:val="24"/>
-        </w:rPr>
-        <w:t>9.1. Analysis Program</w:t>
-      </w:r>
-    </w:p>
-    <w:p>
-      <w:pPr>
-        <w:spacing w:after="120"/>
-      </w:pPr>
-      <w:r>
-        <w:rPr>
-          <w:rFonts w:ascii="Times New Roman" w:hAnsi="Times New Roman"/>
-          <w:sz w:val="24"/>
-        </w:rPr>
-        <w:t>A complete Python simulation program that: imports real road geometry from Lanelet2 OSM files; places CERPM positions along left and right road edges at configurable spacing, converting GPS/map coordinates to local metric x/y; applies configurable random or clustered dropout; runs seven interpolation algorithms on surviving markers; computes the reconstructed centreline; and measures error against the ground-truth centreline. Results are exported as structured datasets and visualisations.</w:t>
-      </w:r>
-    </w:p>
-    <w:p>
-      <w:pPr>
-        <w:pStyle w:val="Heading2"/>
-        <w:spacing w:before="200" w:after="80"/>
-      </w:pPr>
-      <w:r>
-        <w:rPr>
-          <w:rFonts w:ascii="Times New Roman" w:hAnsi="Times New Roman"/>
-          <w:b/>
-          <w:color w:val="000000"/>
-          <w:sz w:val="24"/>
-        </w:rPr>
-        <w:t>9.2. Interpolation Algorithm Comparison</w:t>
-      </w:r>
-    </w:p>
-    <w:p>
-      <w:pPr>
-        <w:spacing w:after="120"/>
-      </w:pPr>
-      <w:r>
-        <w:rPr>
-          <w:rFonts w:ascii="Times New Roman" w:hAnsi="Times New Roman"/>
-          <w:sz w:val="24"/>
-        </w:rPr>
-        <w:t>Key findings from the Monte Carlo sweep:</w:t>
-      </w:r>
-    </w:p>
-    <w:p>
-      <w:pPr>
-        <w:pStyle w:val="ListBullet"/>
-        <w:spacing w:after="60"/>
       </w:pPr>
       <w:r>
         <w:rPr>
@@ -1689,20 +1537,19 @@
           <w:b/>
           <w:sz w:val="24"/>
         </w:rPr>
-        <w:t>Quintic and quartic B-splines</w:t>
+        <w:t>Random (independent) dropout</w:t>
       </w:r>
       <w:r>
         <w:rPr>
           <w:rFonts w:ascii="Times New Roman" w:hAnsi="Times New Roman"/>
           <w:sz w:val="24"/>
         </w:rPr>
-        <w:t xml:space="preserve"> achieved the lowest IQR and failure rates across all conditions, with near-zero failure rates under random dropout at ≤ 3 m spacing.</w:t>
+        <w:t xml:space="preserve"> — each CERPM on both boundaries is independently removed with probability p per trial, modelling uncorrelated spontaneous faults (battery depletion, random communication loss). Dropout rates tested: 1%, 5%, 10%, 15%, 20%.</w:t>
       </w:r>
     </w:p>
     <w:p>
       <w:pPr>
-        <w:pStyle w:val="ListBullet"/>
-        <w:spacing w:after="60"/>
+        <w:spacing w:after="120"/>
       </w:pPr>
       <w:r>
         <w:rPr>
@@ -1716,14 +1563,613 @@
           <w:b/>
           <w:sz w:val="24"/>
         </w:rPr>
-        <w:t>Cubic spline</w:t>
+        <w:t>Clustered (contiguous) dropout</w:t>
       </w:r>
       <w:r>
         <w:rPr>
           <w:rFonts w:ascii="Times New Roman" w:hAnsi="Times New Roman"/>
           <w:sz w:val="24"/>
         </w:rPr>
-        <w:t xml:space="preserve"> — the method used in prior CERPM work [1][2] — performed well under random dropout but was outperformed by quartic and quintic at clustered dropout with large cluster sizes.</w:t>
+        <w:t xml:space="preserve"> — a single contiguous run of markers is removed from one boundary (left or right, selected randomly per trial), modelling a localised zone of failure such as flooding, road surface damage, or a wireless dead spot. Cluster sizes tested: 2, 5, 10, 15, 20 consecutive markers. This is the more operationally severe model because it removes all geometric information across an extended stretch, forcing the algorithm to extrapolate across a continuous gap.</w:t>
+      </w:r>
+    </w:p>
+    <w:p>
+      <w:pPr>
+        <w:pStyle w:val="Heading2"/>
+        <w:spacing w:before="240" w:after="80"/>
+      </w:pPr>
+      <w:r>
+        <w:rPr>
+          <w:rFonts w:ascii="Times New Roman" w:hAnsi="Times New Roman"/>
+          <w:b/>
+          <w:color w:val="000000"/>
+          <w:sz w:val="24"/>
+        </w:rPr>
+        <w:t>3.5. Interpolation Methods</w:t>
+      </w:r>
+    </w:p>
+    <w:p>
+      <w:pPr>
+        <w:spacing w:after="120"/>
+      </w:pPr>
+      <w:r>
+        <w:rPr>
+          <w:rFonts w:ascii="Times New Roman" w:hAnsi="Times New Roman"/>
+          <w:sz w:val="24"/>
+        </w:rPr>
+        <w:t>Seven methods were implemented in Interpolations.py. All use arc-length parameterisation: cumulative chord lengths are computed between surviving marker positions and normalised to t ∈ [0,1], then x(t) and y(t) are interpolated independently and resampled to the original point count.</w:t>
+      </w:r>
+    </w:p>
+    <w:tbl>
+      <w:tblPr>
+        <w:tblStyle w:val="TableGrid"/>
+        <w:tblW w:type="auto" w:w="0"/>
+        <w:tblLook w:firstColumn="1" w:firstRow="1" w:lastColumn="0" w:lastRow="0" w:noHBand="0" w:noVBand="1" w:val="04A0"/>
+      </w:tblPr>
+      <w:tblGrid>
+        <w:gridCol w:w="2351"/>
+        <w:gridCol w:w="2351"/>
+        <w:gridCol w:w="2351"/>
+        <w:gridCol w:w="2351"/>
+      </w:tblGrid>
+      <w:tr>
+        <w:tc>
+          <w:tcPr>
+            <w:tcW w:type="dxa" w:w="2351"/>
+          </w:tcPr>
+          <w:p>
+            <w:pPr>
+              <w:jc w:val="center"/>
+            </w:pPr>
+            <w:r>
+              <w:rPr>
+                <w:rFonts w:ascii="Times New Roman" w:hAnsi="Times New Roman"/>
+                <w:b/>
+                <w:sz w:val="24"/>
+              </w:rPr>
+              <w:t>Method</w:t>
+            </w:r>
+          </w:p>
+        </w:tc>
+        <w:tc>
+          <w:tcPr>
+            <w:tcW w:type="dxa" w:w="2351"/>
+          </w:tcPr>
+          <w:p>
+            <w:pPr>
+              <w:jc w:val="center"/>
+            </w:pPr>
+            <w:r>
+              <w:rPr>
+                <w:rFonts w:ascii="Times New Roman" w:hAnsi="Times New Roman"/>
+                <w:b/>
+                <w:sz w:val="24"/>
+              </w:rPr>
+              <w:t>Continuity</w:t>
+            </w:r>
+          </w:p>
+        </w:tc>
+        <w:tc>
+          <w:tcPr>
+            <w:tcW w:type="dxa" w:w="2351"/>
+          </w:tcPr>
+          <w:p>
+            <w:pPr>
+              <w:jc w:val="center"/>
+            </w:pPr>
+            <w:r>
+              <w:rPr>
+                <w:rFonts w:ascii="Times New Roman" w:hAnsi="Times New Roman"/>
+                <w:b/>
+                <w:sz w:val="24"/>
+              </w:rPr>
+              <w:t>Implementation</w:t>
+            </w:r>
+          </w:p>
+        </w:tc>
+        <w:tc>
+          <w:tcPr>
+            <w:tcW w:type="dxa" w:w="2351"/>
+          </w:tcPr>
+          <w:p>
+            <w:pPr>
+              <w:jc w:val="center"/>
+            </w:pPr>
+            <w:r>
+              <w:rPr>
+                <w:rFonts w:ascii="Times New Roman" w:hAnsi="Times New Roman"/>
+                <w:b/>
+                <w:sz w:val="24"/>
+              </w:rPr>
+              <w:t>Key Property</w:t>
+            </w:r>
+          </w:p>
+        </w:tc>
+      </w:tr>
+      <w:tr>
+        <w:tc>
+          <w:tcPr>
+            <w:tcW w:type="dxa" w:w="2351"/>
+          </w:tcPr>
+          <w:p>
+            <w:r>
+              <w:rPr>
+                <w:rFonts w:ascii="Times New Roman" w:hAnsi="Times New Roman"/>
+                <w:sz w:val="24"/>
+              </w:rPr>
+              <w:t>Linear</w:t>
+            </w:r>
+          </w:p>
+        </w:tc>
+        <w:tc>
+          <w:tcPr>
+            <w:tcW w:type="dxa" w:w="2351"/>
+          </w:tcPr>
+          <w:p>
+            <w:r>
+              <w:rPr>
+                <w:rFonts w:ascii="Times New Roman" w:hAnsi="Times New Roman"/>
+                <w:sz w:val="24"/>
+              </w:rPr>
+              <w:t>C⁰</w:t>
+            </w:r>
+          </w:p>
+        </w:tc>
+        <w:tc>
+          <w:tcPr>
+            <w:tcW w:type="dxa" w:w="2351"/>
+          </w:tcPr>
+          <w:p>
+            <w:r>
+              <w:rPr>
+                <w:rFonts w:ascii="Times New Roman" w:hAnsi="Times New Roman"/>
+                <w:sz w:val="24"/>
+              </w:rPr>
+              <w:t>numpy.interp</w:t>
+            </w:r>
+          </w:p>
+        </w:tc>
+        <w:tc>
+          <w:tcPr>
+            <w:tcW w:type="dxa" w:w="2351"/>
+          </w:tcPr>
+          <w:p>
+            <w:r>
+              <w:rPr>
+                <w:rFonts w:ascii="Times New Roman" w:hAnsi="Times New Roman"/>
+                <w:sz w:val="24"/>
+              </w:rPr>
+              <w:t>Piecewise straight; no curvature estimation</w:t>
+            </w:r>
+          </w:p>
+        </w:tc>
+      </w:tr>
+      <w:tr>
+        <w:tc>
+          <w:tcPr>
+            <w:tcW w:type="dxa" w:w="2351"/>
+          </w:tcPr>
+          <w:p>
+            <w:r>
+              <w:rPr>
+                <w:rFonts w:ascii="Times New Roman" w:hAnsi="Times New Roman"/>
+                <w:sz w:val="24"/>
+              </w:rPr>
+              <w:t>Quadratic spline</w:t>
+            </w:r>
+          </w:p>
+        </w:tc>
+        <w:tc>
+          <w:tcPr>
+            <w:tcW w:type="dxa" w:w="2351"/>
+          </w:tcPr>
+          <w:p>
+            <w:r>
+              <w:rPr>
+                <w:rFonts w:ascii="Times New Roman" w:hAnsi="Times New Roman"/>
+                <w:sz w:val="24"/>
+              </w:rPr>
+              <w:t>C¹</w:t>
+            </w:r>
+          </w:p>
+        </w:tc>
+        <w:tc>
+          <w:tcPr>
+            <w:tcW w:type="dxa" w:w="2351"/>
+          </w:tcPr>
+          <w:p>
+            <w:r>
+              <w:rPr>
+                <w:rFonts w:ascii="Times New Roman" w:hAnsi="Times New Roman"/>
+                <w:sz w:val="24"/>
+              </w:rPr>
+              <w:t>scipy make_interp_spline (k=2)</w:t>
+            </w:r>
+          </w:p>
+        </w:tc>
+        <w:tc>
+          <w:tcPr>
+            <w:tcW w:type="dxa" w:w="2351"/>
+          </w:tcPr>
+          <w:p>
+            <w:r>
+              <w:rPr>
+                <w:rFonts w:ascii="Times New Roman" w:hAnsi="Times New Roman"/>
+                <w:sz w:val="24"/>
+              </w:rPr>
+              <w:t>Smooth; limited curvature</w:t>
+            </w:r>
+          </w:p>
+        </w:tc>
+      </w:tr>
+      <w:tr>
+        <w:tc>
+          <w:tcPr>
+            <w:tcW w:type="dxa" w:w="2351"/>
+          </w:tcPr>
+          <w:p>
+            <w:r>
+              <w:rPr>
+                <w:rFonts w:ascii="Times New Roman" w:hAnsi="Times New Roman"/>
+                <w:sz w:val="24"/>
+              </w:rPr>
+              <w:t>Cubic spline</w:t>
+            </w:r>
+          </w:p>
+        </w:tc>
+        <w:tc>
+          <w:tcPr>
+            <w:tcW w:type="dxa" w:w="2351"/>
+          </w:tcPr>
+          <w:p>
+            <w:r>
+              <w:rPr>
+                <w:rFonts w:ascii="Times New Roman" w:hAnsi="Times New Roman"/>
+                <w:sz w:val="24"/>
+              </w:rPr>
+              <w:t>C²</w:t>
+            </w:r>
+          </w:p>
+        </w:tc>
+        <w:tc>
+          <w:tcPr>
+            <w:tcW w:type="dxa" w:w="2351"/>
+          </w:tcPr>
+          <w:p>
+            <w:r>
+              <w:rPr>
+                <w:rFonts w:ascii="Times New Roman" w:hAnsi="Times New Roman"/>
+                <w:sz w:val="24"/>
+              </w:rPr>
+              <w:t>scipy CubicSpline (natural)</w:t>
+            </w:r>
+          </w:p>
+        </w:tc>
+        <w:tc>
+          <w:tcPr>
+            <w:tcW w:type="dxa" w:w="2351"/>
+          </w:tcPr>
+          <w:p>
+            <w:r>
+              <w:rPr>
+                <w:rFonts w:ascii="Times New Roman" w:hAnsi="Times New Roman"/>
+                <w:sz w:val="24"/>
+              </w:rPr>
+              <w:t>Used in prior CERPM work [1][2]</w:t>
+            </w:r>
+          </w:p>
+        </w:tc>
+      </w:tr>
+      <w:tr>
+        <w:tc>
+          <w:tcPr>
+            <w:tcW w:type="dxa" w:w="2351"/>
+          </w:tcPr>
+          <w:p>
+            <w:r>
+              <w:rPr>
+                <w:rFonts w:ascii="Times New Roman" w:hAnsi="Times New Roman"/>
+                <w:sz w:val="24"/>
+              </w:rPr>
+              <w:t>Quartic spline</w:t>
+            </w:r>
+          </w:p>
+        </w:tc>
+        <w:tc>
+          <w:tcPr>
+            <w:tcW w:type="dxa" w:w="2351"/>
+          </w:tcPr>
+          <w:p>
+            <w:r>
+              <w:rPr>
+                <w:rFonts w:ascii="Times New Roman" w:hAnsi="Times New Roman"/>
+                <w:sz w:val="24"/>
+              </w:rPr>
+              <w:t>C³</w:t>
+            </w:r>
+          </w:p>
+        </w:tc>
+        <w:tc>
+          <w:tcPr>
+            <w:tcW w:type="dxa" w:w="2351"/>
+          </w:tcPr>
+          <w:p>
+            <w:r>
+              <w:rPr>
+                <w:rFonts w:ascii="Times New Roman" w:hAnsi="Times New Roman"/>
+                <w:sz w:val="24"/>
+              </w:rPr>
+              <w:t>scipy make_interp_spline (k=4)</w:t>
+            </w:r>
+          </w:p>
+        </w:tc>
+        <w:tc>
+          <w:tcPr>
+            <w:tcW w:type="dxa" w:w="2351"/>
+          </w:tcPr>
+          <w:p>
+            <w:r>
+              <w:rPr>
+                <w:rFonts w:ascii="Times New Roman" w:hAnsi="Times New Roman"/>
+                <w:sz w:val="24"/>
+              </w:rPr>
+              <w:t>Higher-order curvature flexibility</w:t>
+            </w:r>
+          </w:p>
+        </w:tc>
+      </w:tr>
+      <w:tr>
+        <w:tc>
+          <w:tcPr>
+            <w:tcW w:type="dxa" w:w="2351"/>
+          </w:tcPr>
+          <w:p>
+            <w:r>
+              <w:rPr>
+                <w:rFonts w:ascii="Times New Roman" w:hAnsi="Times New Roman"/>
+                <w:sz w:val="24"/>
+              </w:rPr>
+              <w:t>Quintic spline</w:t>
+            </w:r>
+          </w:p>
+        </w:tc>
+        <w:tc>
+          <w:tcPr>
+            <w:tcW w:type="dxa" w:w="2351"/>
+          </w:tcPr>
+          <w:p>
+            <w:r>
+              <w:rPr>
+                <w:rFonts w:ascii="Times New Roman" w:hAnsi="Times New Roman"/>
+                <w:sz w:val="24"/>
+              </w:rPr>
+              <w:t>C⁴</w:t>
+            </w:r>
+          </w:p>
+        </w:tc>
+        <w:tc>
+          <w:tcPr>
+            <w:tcW w:type="dxa" w:w="2351"/>
+          </w:tcPr>
+          <w:p>
+            <w:r>
+              <w:rPr>
+                <w:rFonts w:ascii="Times New Roman" w:hAnsi="Times New Roman"/>
+                <w:sz w:val="24"/>
+              </w:rPr>
+              <w:t>scipy make_interp_spline (k=5)</w:t>
+            </w:r>
+          </w:p>
+        </w:tc>
+        <w:tc>
+          <w:tcPr>
+            <w:tcW w:type="dxa" w:w="2351"/>
+          </w:tcPr>
+          <w:p>
+            <w:r>
+              <w:rPr>
+                <w:rFonts w:ascii="Times New Roman" w:hAnsi="Times New Roman"/>
+                <w:sz w:val="24"/>
+              </w:rPr>
+              <w:t>Highest order tested</w:t>
+            </w:r>
+          </w:p>
+        </w:tc>
+      </w:tr>
+      <w:tr>
+        <w:tc>
+          <w:tcPr>
+            <w:tcW w:type="dxa" w:w="2351"/>
+          </w:tcPr>
+          <w:p>
+            <w:r>
+              <w:rPr>
+                <w:rFonts w:ascii="Times New Roman" w:hAnsi="Times New Roman"/>
+                <w:sz w:val="24"/>
+              </w:rPr>
+              <w:t>PCHIP</w:t>
+            </w:r>
+          </w:p>
+        </w:tc>
+        <w:tc>
+          <w:tcPr>
+            <w:tcW w:type="dxa" w:w="2351"/>
+          </w:tcPr>
+          <w:p>
+            <w:r>
+              <w:rPr>
+                <w:rFonts w:ascii="Times New Roman" w:hAnsi="Times New Roman"/>
+                <w:sz w:val="24"/>
+              </w:rPr>
+              <w:t>C¹</w:t>
+            </w:r>
+          </w:p>
+        </w:tc>
+        <w:tc>
+          <w:tcPr>
+            <w:tcW w:type="dxa" w:w="2351"/>
+          </w:tcPr>
+          <w:p>
+            <w:r>
+              <w:rPr>
+                <w:rFonts w:ascii="Times New Roman" w:hAnsi="Times New Roman"/>
+                <w:sz w:val="24"/>
+              </w:rPr>
+              <w:t>scipy PchipInterpolator</w:t>
+            </w:r>
+          </w:p>
+        </w:tc>
+        <w:tc>
+          <w:tcPr>
+            <w:tcW w:type="dxa" w:w="2351"/>
+          </w:tcPr>
+          <w:p>
+            <w:r>
+              <w:rPr>
+                <w:rFonts w:ascii="Times New Roman" w:hAnsi="Times New Roman"/>
+                <w:sz w:val="24"/>
+              </w:rPr>
+              <w:t>Monotone; no overshoot between knots</w:t>
+            </w:r>
+          </w:p>
+        </w:tc>
+      </w:tr>
+      <w:tr>
+        <w:tc>
+          <w:tcPr>
+            <w:tcW w:type="dxa" w:w="2351"/>
+          </w:tcPr>
+          <w:p>
+            <w:r>
+              <w:rPr>
+                <w:rFonts w:ascii="Times New Roman" w:hAnsi="Times New Roman"/>
+                <w:sz w:val="24"/>
+              </w:rPr>
+              <w:t>Akima</w:t>
+            </w:r>
+          </w:p>
+        </w:tc>
+        <w:tc>
+          <w:tcPr>
+            <w:tcW w:type="dxa" w:w="2351"/>
+          </w:tcPr>
+          <w:p>
+            <w:r>
+              <w:rPr>
+                <w:rFonts w:ascii="Times New Roman" w:hAnsi="Times New Roman"/>
+                <w:sz w:val="24"/>
+              </w:rPr>
+              <w:t>C¹</w:t>
+            </w:r>
+          </w:p>
+        </w:tc>
+        <w:tc>
+          <w:tcPr>
+            <w:tcW w:type="dxa" w:w="2351"/>
+          </w:tcPr>
+          <w:p>
+            <w:r>
+              <w:rPr>
+                <w:rFonts w:ascii="Times New Roman" w:hAnsi="Times New Roman"/>
+                <w:sz w:val="24"/>
+              </w:rPr>
+              <w:t>scipy Akima1DInterpolator</w:t>
+            </w:r>
+          </w:p>
+        </w:tc>
+        <w:tc>
+          <w:tcPr>
+            <w:tcW w:type="dxa" w:w="2351"/>
+          </w:tcPr>
+          <w:p>
+            <w:r>
+              <w:rPr>
+                <w:rFonts w:ascii="Times New Roman" w:hAnsi="Times New Roman"/>
+                <w:sz w:val="24"/>
+              </w:rPr>
+              <w:t>Locally weighted; requires ≥ 3 points</w:t>
+            </w:r>
+          </w:p>
+        </w:tc>
+      </w:tr>
+    </w:tbl>
+    <w:p/>
+    <w:p>
+      <w:pPr>
+        <w:spacing w:after="120"/>
+      </w:pPr>
+      <w:r>
+        <w:rPr>
+          <w:rFonts w:ascii="Times New Roman" w:hAnsi="Times New Roman"/>
+          <w:sz w:val="24"/>
+        </w:rPr>
+        <w:t>When dropout reduces surviving points below the minimum required (fewer than 3 for cubic spline and Akima, or fewer than the polynomial degree for B-splines), a graceful fallback to linear interpolation is applied to ensure a result is always returned.</w:t>
+      </w:r>
+    </w:p>
+    <w:p>
+      <w:pPr>
+        <w:pStyle w:val="Heading2"/>
+        <w:spacing w:before="240" w:after="80"/>
+      </w:pPr>
+      <w:r>
+        <w:rPr>
+          <w:rFonts w:ascii="Times New Roman" w:hAnsi="Times New Roman"/>
+          <w:b/>
+          <w:color w:val="000000"/>
+          <w:sz w:val="24"/>
+        </w:rPr>
+        <w:t>3.6. Monte Carlo Simulation</w:t>
+      </w:r>
+    </w:p>
+    <w:p>
+      <w:pPr>
+        <w:spacing w:after="120"/>
+      </w:pPr>
+      <w:r>
+        <w:rPr>
+          <w:rFonts w:ascii="Times New Roman" w:hAnsi="Times New Roman"/>
+          <w:sz w:val="24"/>
+        </w:rPr>
+        <w:t>For each combination of {interpolation method × CERPM spacing × dropout condition}, 2,000 independent trials were executed using runMonteCarloRandom() or runMonteCarloClusteredSingle(). Each trial uses a unique seed derived from a master base seed, ensuring exact reproducibility. Trials were parallelised across all available CPU cores using Python's ProcessPoolExecutor, reducing total computation time from an estimated 18 hours serial to under 3 hours.</w:t>
+      </w:r>
+    </w:p>
+    <w:p>
+      <w:pPr>
+        <w:spacing w:after="120"/>
+      </w:pPr>
+      <w:r>
+        <w:rPr>
+          <w:rFonts w:ascii="Times New Roman" w:hAnsi="Times New Roman"/>
+          <w:sz w:val="24"/>
+        </w:rPr>
+        <w:t>Per trial: surviving CERPM positions are passed to each interpolation method, which reconstructs the full boundary at the original point count. A centreline is computed from the reconstructed boundaries, and perpendicular error is measured against the ground truth using Shapely's LineString.distance(). Both mean error (average across all centreline points) and max error (worst-case single-point deviation) are recorded.</w:t>
+      </w:r>
+    </w:p>
+    <w:p>
+      <w:pPr>
+        <w:pStyle w:val="Heading2"/>
+        <w:spacing w:before="240" w:after="80"/>
+      </w:pPr>
+      <w:r>
+        <w:rPr>
+          <w:rFonts w:ascii="Times New Roman" w:hAnsi="Times New Roman"/>
+          <w:b/>
+          <w:color w:val="000000"/>
+          <w:sz w:val="24"/>
+        </w:rPr>
+        <w:t>3.7. Error Measurement and Statistics</w:t>
+      </w:r>
+    </w:p>
+    <w:p>
+      <w:pPr>
+        <w:spacing w:after="120"/>
+      </w:pPr>
+      <w:r>
+        <w:rPr>
+          <w:rFonts w:ascii="Times New Roman" w:hAnsi="Times New Roman"/>
+          <w:sz w:val="24"/>
+        </w:rPr>
+        <w:t>Across 2,000 trials, three statistics are computed per condition:</w:t>
       </w:r>
     </w:p>
     <w:p>
@@ -1743,14 +2189,14 @@
           <w:b/>
           <w:sz w:val="24"/>
         </w:rPr>
-        <w:t>Linear interpolation</w:t>
+        <w:t>Median IQR (P75 − P25 of mean error):</w:t>
       </w:r>
       <w:r>
         <w:rPr>
           <w:rFonts w:ascii="Times New Roman" w:hAnsi="Times New Roman"/>
           <w:sz w:val="24"/>
         </w:rPr>
-        <w:t xml:space="preserve"> failed at rates of 93–100% (max error &gt; 0.2 m) under clustered dropout at 5 m spacing, even for a cluster of just 2 consecutive markers.</w:t>
+        <w:t xml:space="preserve"> The primary performance metric. IQR is preferred over mean or variance because it is robust to heavy-tailed distributions produced by rare catastrophic failure trials.</w:t>
       </w:r>
     </w:p>
     <w:p>
@@ -1770,29 +2216,14 @@
           <w:b/>
           <w:sz w:val="24"/>
         </w:rPr>
-        <w:t>PCHIP</w:t>
+        <w:t>Failure rate:</w:t>
       </w:r>
       <w:r>
         <w:rPr>
           <w:rFonts w:ascii="Times New Roman" w:hAnsi="Times New Roman"/>
           <w:sz w:val="24"/>
         </w:rPr>
-        <w:t xml:space="preserve"> showed intermediate performance; its monotonicity constraint, beneficial in other applications, produced flat reconstructions across large gaps in smooth road geometry, increasing error.</w:t>
-      </w:r>
-    </w:p>
-    <w:p>
-      <w:pPr>
-        <w:pStyle w:val="Heading2"/>
-        <w:spacing w:before="200" w:after="80"/>
-      </w:pPr>
-      <w:r>
-        <w:rPr>
-          <w:rFonts w:ascii="Times New Roman" w:hAnsi="Times New Roman"/>
-          <w:b/>
-          <w:color w:val="000000"/>
-          <w:sz w:val="24"/>
-        </w:rPr>
-        <w:t>9.3. CERPM Dropout Analysis</w:t>
+        <w:t xml:space="preserve"> Proportion of trials where max error exceeded 0.2 m — the sub-0.2 m positioning accuracy threshold implied by ISO 21448 and SAE J3016 for lane-keeping applications.</w:t>
       </w:r>
     </w:p>
     <w:p>
@@ -1812,20 +2243,90 @@
           <w:b/>
           <w:sz w:val="24"/>
         </w:rPr>
-        <w:t>Clustered dropout is significantly more damaging</w:t>
+        <w:t>IQR band:</w:t>
       </w:r>
       <w:r>
         <w:rPr>
           <w:rFonts w:ascii="Times New Roman" w:hAnsi="Times New Roman"/>
           <w:sz w:val="24"/>
         </w:rPr>
-        <w:t xml:space="preserve"> than random dropout at equivalent average dropout fractions. Removing 10 contiguous markers leaves a reconstruction gap across a continuous road section; the same 10 markers removed randomly leave local geometric information intact at most locations.</w:t>
+        <w:t xml:space="preserve"> The P25–P75 envelope of mean error plotted against CERPM interval, showing typical reconstruction uncertainty.</w:t>
       </w:r>
     </w:p>
     <w:p>
       <w:pPr>
-        <w:pStyle w:val="ListBullet"/>
-        <w:spacing w:after="60"/>
+        <w:spacing w:after="120"/>
+      </w:pPr>
+      <w:r>
+        <w:rPr>
+          <w:rFonts w:ascii="Times New Roman" w:hAnsi="Times New Roman"/>
+          <w:sz w:val="24"/>
+        </w:rPr>
+        <w:t>Convergence of the IQR estimator was verified: relative change stabilised within 1% beyond approximately 1,500 trials, confirming n = 2,000 as sufficient.</w:t>
+      </w:r>
+    </w:p>
+    <w:p>
+      <w:r>
+        <w:br w:type="page"/>
+      </w:r>
+    </w:p>
+    <w:p>
+      <w:pPr>
+        <w:pStyle w:val="Heading1"/>
+        <w:spacing w:before="240" w:after="80"/>
+      </w:pPr>
+      <w:r>
+        <w:rPr>
+          <w:rFonts w:ascii="Times New Roman" w:hAnsi="Times New Roman"/>
+          <w:b/>
+          <w:color w:val="000000"/>
+          <w:sz w:val="24"/>
+        </w:rPr>
+        <w:t>4. Results and Analysis</w:t>
+      </w:r>
+    </w:p>
+    <w:p>
+      <w:pPr>
+        <w:pStyle w:val="Heading2"/>
+        <w:spacing w:before="240" w:after="80"/>
+      </w:pPr>
+      <w:r>
+        <w:rPr>
+          <w:rFonts w:ascii="Times New Roman" w:hAnsi="Times New Roman"/>
+          <w:b/>
+          <w:color w:val="000000"/>
+          <w:sz w:val="24"/>
+        </w:rPr>
+        <w:t>4.1. Random Dropout Results</w:t>
+      </w:r>
+    </w:p>
+    <w:p>
+      <w:pPr>
+        <w:spacing w:after="120"/>
+      </w:pPr>
+      <w:r>
+        <w:rPr>
+          <w:rFonts w:ascii="Times New Roman" w:hAnsi="Times New Roman"/>
+          <w:sz w:val="24"/>
+        </w:rPr>
+        <w:t>Under random independent dropout, a clear performance hierarchy emerges across all tested conditions. Figure 1 (IQR band plots, random dropout) shows that linear interpolation diverges rapidly from the polynomial spline methods as CERPM interval increases beyond 1 m. At 5 m spacing and 20% dropout, linear interpolation reaches a median IQR of approximately 0.1 m — roughly 50–100× greater than the quadratic through quintic methods, which remain below 0.002 m median IQR across the same conditions.</w:t>
+      </w:r>
+    </w:p>
+    <w:p>
+      <w:pPr>
+        <w:spacing w:after="120"/>
+      </w:pPr>
+      <w:r>
+        <w:rPr>
+          <w:rFonts w:ascii="Times New Roman" w:hAnsi="Times New Roman"/>
+          <w:sz w:val="24"/>
+        </w:rPr>
+        <w:t>The failure rate heatmap (Figure 2, random dropout) quantifies this in safety-relevant terms. Linear interpolation reaches failure rates of 32% at 5 m interval with 10% dropout, rising to 73% at 15% dropout and 100% at 20% dropout. Quadratic, cubic spline, quartic, and quintic B-splines maintain 0% failure rates at all dropout rates up to 3 m spacing. At 5 m spacing and the highest dropout rates (15–20%), even these methods show marginal failure rates (≤ 5%), while linear fails catastrophically. PCHIP shows intermediate behaviour with failure rates of 7–26% at 5 m spacing and high dropout. Akima performance is similar to PCHIP.</w:t>
+      </w:r>
+    </w:p>
+    <w:p>
+      <w:pPr>
+        <w:spacing w:after="120"/>
       </w:pPr>
       <w:r>
         <w:rPr>
@@ -1839,20 +2340,70 @@
           <w:b/>
           <w:sz w:val="24"/>
         </w:rPr>
-        <w:t>CERPM spacing is the dominant design variable.</w:t>
+        <w:t>Answer to RQ1 (random dropout):</w:t>
       </w:r>
       <w:r>
         <w:rPr>
           <w:rFonts w:ascii="Times New Roman" w:hAnsi="Times New Roman"/>
           <w:sz w:val="24"/>
         </w:rPr>
-        <w:t xml:space="preserve"> Reducing spacing from 5 m to 2 m improves resilience across all methods and failure modes. At 1 m spacing, even linear interpolation is acceptable under random dropout up to 20%.</w:t>
+        <w:t xml:space="preserve"> Quadratic and higher-order polynomial B-splines are the clear best choice. Linear interpolation is unsuitable at CERPM intervals above approximately 2 m when any realistic dropout rate is present.</w:t>
       </w:r>
     </w:p>
     <w:p>
       <w:pPr>
-        <w:pStyle w:val="ListBullet"/>
-        <w:spacing w:after="60"/>
+        <w:pStyle w:val="Heading2"/>
+        <w:spacing w:before="240" w:after="80"/>
+      </w:pPr>
+      <w:r>
+        <w:rPr>
+          <w:rFonts w:ascii="Times New Roman" w:hAnsi="Times New Roman"/>
+          <w:b/>
+          <w:color w:val="000000"/>
+          <w:sz w:val="24"/>
+        </w:rPr>
+        <w:t>4.2. Clustered Dropout Results</w:t>
+      </w:r>
+    </w:p>
+    <w:p>
+      <w:pPr>
+        <w:spacing w:after="120"/>
+      </w:pPr>
+      <w:r>
+        <w:rPr>
+          <w:rFonts w:ascii="Times New Roman" w:hAnsi="Times New Roman"/>
+          <w:sz w:val="24"/>
+        </w:rPr>
+        <w:t>Clustered dropout reveals a more severe degradation pattern for all methods. The IQR heatmap (Figure 3, clustered dropout) shows linear interpolation producing median IQR values of 1.945 m at cluster size 20 and 5 m spacing — operationally catastrophic, representing a lane boundary offset larger than a typical lane width. Even under moderate conditions (cluster size 5, 3 m spacing), linear interpolation yields 0.032 m median IQR compared to 0.001 m for quadratic through quintic methods.</w:t>
+      </w:r>
+    </w:p>
+    <w:p>
+      <w:pPr>
+        <w:spacing w:after="120"/>
+      </w:pPr>
+      <w:r>
+        <w:rPr>
+          <w:rFonts w:ascii="Times New Roman" w:hAnsi="Times New Roman"/>
+          <w:sz w:val="24"/>
+        </w:rPr>
+        <w:t>Higher-order polynomial methods also degrade under extreme conditions, but far more slowly. At cluster size 20 and 5 m spacing, quintic and quartic B-splines achieve median IQR values of 0.390 m — severe, but approximately 5× better than linear. Cubic spline performs similarly (0.642 m). PCHIP degrades more rapidly than the polynomial methods (1.587 m at cluster 20, 5 m), as its monotonicity constraint produces flat reconstructions across large gaps where the road geometry is smooth but not monotone in x or y individually.</w:t>
+      </w:r>
+    </w:p>
+    <w:p>
+      <w:pPr>
+        <w:spacing w:after="120"/>
+      </w:pPr>
+      <w:r>
+        <w:rPr>
+          <w:rFonts w:ascii="Times New Roman" w:hAnsi="Times New Roman"/>
+          <w:sz w:val="24"/>
+        </w:rPr>
+        <w:t>The clustered dropout failure rate heatmap (Figure 4) reveals a striking finding regarding linear interpolation: at 5 m spacing, failure rates reach 93% for a cluster of just 2 consecutive markers, meaning even the smallest tested contiguous gap is nearly always fatal to linear reconstruction at this spacing. Quintic and quartic B-splines achieve 32–33% failure at the hardest condition (cluster 20, 5 m), compared to 95% for linear.</w:t>
+      </w:r>
+    </w:p>
+    <w:p>
+      <w:pPr>
+        <w:spacing w:after="120"/>
       </w:pPr>
       <w:r>
         <w:rPr>
@@ -1866,20 +2417,46 @@
           <w:b/>
           <w:sz w:val="24"/>
         </w:rPr>
-        <w:t>Recommended system design:</w:t>
+        <w:t>Answer to RQ2:</w:t>
       </w:r>
       <w:r>
         <w:rPr>
           <w:rFonts w:ascii="Times New Roman" w:hAnsi="Times New Roman"/>
           <w:sz w:val="24"/>
         </w:rPr>
-        <w:t xml:space="preserve"> deploy CERPMs at ≤ 2 m on curved sections; use quintic or quartic B-spline interpolation; trigger fallback to camera sensing when clustered gaps of more than 10 consecutive markers are detected.</w:t>
+        <w:t xml:space="preserve"> The 0.2 m failure threshold is exceeded by linear interpolation at any clustered gap ≥ 2 markers combined with 5 m spacing. For polynomial B-splines, significant failure rates begin at cluster sizes of 10+ markers at 5 m spacing, or cluster sizes of 15+ at 3 m spacing.</w:t>
       </w:r>
     </w:p>
     <w:p>
       <w:pPr>
-        <w:pStyle w:val="Heading1"/>
-        <w:spacing w:before="200" w:after="80"/>
+        <w:spacing w:after="120"/>
+      </w:pPr>
+      <w:r>
+        <w:rPr>
+          <w:rFonts w:ascii="Times New Roman" w:hAnsi="Times New Roman"/>
+          <w:sz w:val="24"/>
+        </w:rPr>
+      </w:r>
+      <w:r>
+        <w:rPr>
+          <w:rFonts w:ascii="Times New Roman" w:hAnsi="Times New Roman"/>
+          <w:b/>
+          <w:sz w:val="24"/>
+        </w:rPr>
+        <w:t>Answer to RQ3:</w:t>
+      </w:r>
+      <w:r>
+        <w:rPr>
+          <w:rFonts w:ascii="Times New Roman" w:hAnsi="Times New Roman"/>
+          <w:sz w:val="24"/>
+        </w:rPr>
+        <w:t xml:space="preserve"> Clustered dropout is substantially more damaging than random dropout at equivalent average marker loss rates. For example, a cluster of 10 markers at 5 m spacing removes all geometric information from a ~50 m road section; the same 10 markers removed randomly across the full boundary leave local geometric context intact at most points. All methods show markedly higher failure rates under clustered than random dropout at equivalent effective loss fractions, confirming that spatial correlation of failure is the more dangerous scenario.</w:t>
+      </w:r>
+    </w:p>
+    <w:p>
+      <w:pPr>
+        <w:pStyle w:val="Heading2"/>
+        <w:spacing w:before="240" w:after="80"/>
       </w:pPr>
       <w:r>
         <w:rPr>
@@ -1888,130 +2465,1024 @@
           <w:color w:val="000000"/>
           <w:sz w:val="24"/>
         </w:rPr>
-        <w:t>10. References</w:t>
+        <w:t>4.3. Method Rankings</w:t>
       </w:r>
     </w:p>
     <w:p>
       <w:pPr>
-        <w:spacing w:after="80"/>
-        <w:ind w:left="567" w:hanging="567"/>
+        <w:spacing w:after="120"/>
       </w:pPr>
       <w:r>
         <w:rPr>
           <w:rFonts w:ascii="Times New Roman" w:hAnsi="Times New Roman"/>
           <w:sz w:val="24"/>
         </w:rPr>
-        <w:t>[1] S. Sharma, J. Rojas, A. R. Ekti, R. Wang, Z. Asher, and R. Meyer, "Vehicle Lateral Offset Estimation Using Infrastructure Information for Reduced Compute Load," SAE Technical Paper 2023-01-0800, Apr. 2023, doi: 10.4271/2023-01-0800.</w:t>
+        <w:t>Synthesising across all conditions, the overall method ranking from best to worst is:</w:t>
+      </w:r>
+    </w:p>
+    <w:tbl>
+      <w:tblPr>
+        <w:tblStyle w:val="TableGrid"/>
+        <w:tblW w:type="auto" w:w="0"/>
+        <w:tblLook w:firstColumn="1" w:firstRow="1" w:lastColumn="0" w:lastRow="0" w:noHBand="0" w:noVBand="1" w:val="04A0"/>
+      </w:tblPr>
+      <w:tblGrid>
+        <w:gridCol w:w="2351"/>
+        <w:gridCol w:w="2351"/>
+        <w:gridCol w:w="2351"/>
+        <w:gridCol w:w="2351"/>
+      </w:tblGrid>
+      <w:tr>
+        <w:tc>
+          <w:tcPr>
+            <w:tcW w:type="dxa" w:w="2351"/>
+          </w:tcPr>
+          <w:p>
+            <w:pPr>
+              <w:jc w:val="center"/>
+            </w:pPr>
+            <w:r>
+              <w:rPr>
+                <w:rFonts w:ascii="Times New Roman" w:hAnsi="Times New Roman"/>
+                <w:b/>
+                <w:sz w:val="24"/>
+              </w:rPr>
+              <w:t>Rank</w:t>
+            </w:r>
+          </w:p>
+        </w:tc>
+        <w:tc>
+          <w:tcPr>
+            <w:tcW w:type="dxa" w:w="2351"/>
+          </w:tcPr>
+          <w:p>
+            <w:pPr>
+              <w:jc w:val="center"/>
+            </w:pPr>
+            <w:r>
+              <w:rPr>
+                <w:rFonts w:ascii="Times New Roman" w:hAnsi="Times New Roman"/>
+                <w:b/>
+                <w:sz w:val="24"/>
+              </w:rPr>
+              <w:t>Method</w:t>
+            </w:r>
+          </w:p>
+        </w:tc>
+        <w:tc>
+          <w:tcPr>
+            <w:tcW w:type="dxa" w:w="2351"/>
+          </w:tcPr>
+          <w:p>
+            <w:pPr>
+              <w:jc w:val="center"/>
+            </w:pPr>
+            <w:r>
+              <w:rPr>
+                <w:rFonts w:ascii="Times New Roman" w:hAnsi="Times New Roman"/>
+                <w:b/>
+                <w:sz w:val="24"/>
+              </w:rPr>
+              <w:t>Failure rate range (all conditions)</w:t>
+            </w:r>
+          </w:p>
+        </w:tc>
+        <w:tc>
+          <w:tcPr>
+            <w:tcW w:type="dxa" w:w="2351"/>
+          </w:tcPr>
+          <w:p>
+            <w:pPr>
+              <w:jc w:val="center"/>
+            </w:pPr>
+            <w:r>
+              <w:rPr>
+                <w:rFonts w:ascii="Times New Roman" w:hAnsi="Times New Roman"/>
+                <w:b/>
+                <w:sz w:val="24"/>
+              </w:rPr>
+              <w:t>Notes</w:t>
+            </w:r>
+          </w:p>
+        </w:tc>
+      </w:tr>
+      <w:tr>
+        <w:tc>
+          <w:tcPr>
+            <w:tcW w:type="dxa" w:w="2351"/>
+          </w:tcPr>
+          <w:p>
+            <w:r>
+              <w:rPr>
+                <w:rFonts w:ascii="Times New Roman" w:hAnsi="Times New Roman"/>
+                <w:sz w:val="24"/>
+              </w:rPr>
+              <w:t>1</w:t>
+            </w:r>
+          </w:p>
+        </w:tc>
+        <w:tc>
+          <w:tcPr>
+            <w:tcW w:type="dxa" w:w="2351"/>
+          </w:tcPr>
+          <w:p>
+            <w:r>
+              <w:rPr>
+                <w:rFonts w:ascii="Times New Roman" w:hAnsi="Times New Roman"/>
+                <w:sz w:val="24"/>
+              </w:rPr>
+              <w:t>Quintic B-spline</w:t>
+            </w:r>
+          </w:p>
+        </w:tc>
+        <w:tc>
+          <w:tcPr>
+            <w:tcW w:type="dxa" w:w="2351"/>
+          </w:tcPr>
+          <w:p>
+            <w:r>
+              <w:rPr>
+                <w:rFonts w:ascii="Times New Roman" w:hAnsi="Times New Roman"/>
+                <w:sz w:val="24"/>
+              </w:rPr>
+              <w:t>0–33%</w:t>
+            </w:r>
+          </w:p>
+        </w:tc>
+        <w:tc>
+          <w:tcPr>
+            <w:tcW w:type="dxa" w:w="2351"/>
+          </w:tcPr>
+          <w:p>
+            <w:r>
+              <w:rPr>
+                <w:rFonts w:ascii="Times New Roman" w:hAnsi="Times New Roman"/>
+                <w:sz w:val="24"/>
+              </w:rPr>
+              <w:t>Best overall; tied with quartic in most conditions</w:t>
+            </w:r>
+          </w:p>
+        </w:tc>
+      </w:tr>
+      <w:tr>
+        <w:tc>
+          <w:tcPr>
+            <w:tcW w:type="dxa" w:w="2351"/>
+          </w:tcPr>
+          <w:p>
+            <w:r>
+              <w:rPr>
+                <w:rFonts w:ascii="Times New Roman" w:hAnsi="Times New Roman"/>
+                <w:sz w:val="24"/>
+              </w:rPr>
+              <w:t>2</w:t>
+            </w:r>
+          </w:p>
+        </w:tc>
+        <w:tc>
+          <w:tcPr>
+            <w:tcW w:type="dxa" w:w="2351"/>
+          </w:tcPr>
+          <w:p>
+            <w:r>
+              <w:rPr>
+                <w:rFonts w:ascii="Times New Roman" w:hAnsi="Times New Roman"/>
+                <w:sz w:val="24"/>
+              </w:rPr>
+              <w:t>Quartic B-spline</w:t>
+            </w:r>
+          </w:p>
+        </w:tc>
+        <w:tc>
+          <w:tcPr>
+            <w:tcW w:type="dxa" w:w="2351"/>
+          </w:tcPr>
+          <w:p>
+            <w:r>
+              <w:rPr>
+                <w:rFonts w:ascii="Times New Roman" w:hAnsi="Times New Roman"/>
+                <w:sz w:val="24"/>
+              </w:rPr>
+              <w:t>0–33%</w:t>
+            </w:r>
+          </w:p>
+        </w:tc>
+        <w:tc>
+          <w:tcPr>
+            <w:tcW w:type="dxa" w:w="2351"/>
+          </w:tcPr>
+          <w:p>
+            <w:r>
+              <w:rPr>
+                <w:rFonts w:ascii="Times New Roman" w:hAnsi="Times New Roman"/>
+                <w:sz w:val="24"/>
+              </w:rPr>
+              <w:t>Effectively equivalent to quintic</w:t>
+            </w:r>
+          </w:p>
+        </w:tc>
+      </w:tr>
+      <w:tr>
+        <w:tc>
+          <w:tcPr>
+            <w:tcW w:type="dxa" w:w="2351"/>
+          </w:tcPr>
+          <w:p>
+            <w:r>
+              <w:rPr>
+                <w:rFonts w:ascii="Times New Roman" w:hAnsi="Times New Roman"/>
+                <w:sz w:val="24"/>
+              </w:rPr>
+              <w:t>3</w:t>
+            </w:r>
+          </w:p>
+        </w:tc>
+        <w:tc>
+          <w:tcPr>
+            <w:tcW w:type="dxa" w:w="2351"/>
+          </w:tcPr>
+          <w:p>
+            <w:r>
+              <w:rPr>
+                <w:rFonts w:ascii="Times New Roman" w:hAnsi="Times New Roman"/>
+                <w:sz w:val="24"/>
+              </w:rPr>
+              <w:t>Cubic Spline</w:t>
+            </w:r>
+          </w:p>
+        </w:tc>
+        <w:tc>
+          <w:tcPr>
+            <w:tcW w:type="dxa" w:w="2351"/>
+          </w:tcPr>
+          <w:p>
+            <w:r>
+              <w:rPr>
+                <w:rFonts w:ascii="Times New Roman" w:hAnsi="Times New Roman"/>
+                <w:sz w:val="24"/>
+              </w:rPr>
+              <w:t>0–95%</w:t>
+            </w:r>
+          </w:p>
+        </w:tc>
+        <w:tc>
+          <w:tcPr>
+            <w:tcW w:type="dxa" w:w="2351"/>
+          </w:tcPr>
+          <w:p>
+            <w:r>
+              <w:rPr>
+                <w:rFonts w:ascii="Times New Roman" w:hAnsi="Times New Roman"/>
+                <w:sz w:val="24"/>
+              </w:rPr>
+              <w:t>Good under random; degrades faster under clustered</w:t>
+            </w:r>
+          </w:p>
+        </w:tc>
+      </w:tr>
+      <w:tr>
+        <w:tc>
+          <w:tcPr>
+            <w:tcW w:type="dxa" w:w="2351"/>
+          </w:tcPr>
+          <w:p>
+            <w:r>
+              <w:rPr>
+                <w:rFonts w:ascii="Times New Roman" w:hAnsi="Times New Roman"/>
+                <w:sz w:val="24"/>
+              </w:rPr>
+              <w:t>4</w:t>
+            </w:r>
+          </w:p>
+        </w:tc>
+        <w:tc>
+          <w:tcPr>
+            <w:tcW w:type="dxa" w:w="2351"/>
+          </w:tcPr>
+          <w:p>
+            <w:r>
+              <w:rPr>
+                <w:rFonts w:ascii="Times New Roman" w:hAnsi="Times New Roman"/>
+                <w:sz w:val="24"/>
+              </w:rPr>
+              <w:t>Quadratic B-spline</w:t>
+            </w:r>
+          </w:p>
+        </w:tc>
+        <w:tc>
+          <w:tcPr>
+            <w:tcW w:type="dxa" w:w="2351"/>
+          </w:tcPr>
+          <w:p>
+            <w:r>
+              <w:rPr>
+                <w:rFonts w:ascii="Times New Roman" w:hAnsi="Times New Roman"/>
+                <w:sz w:val="24"/>
+              </w:rPr>
+              <w:t>0–95%</w:t>
+            </w:r>
+          </w:p>
+        </w:tc>
+        <w:tc>
+          <w:tcPr>
+            <w:tcW w:type="dxa" w:w="2351"/>
+          </w:tcPr>
+          <w:p>
+            <w:r>
+              <w:rPr>
+                <w:rFonts w:ascii="Times New Roman" w:hAnsi="Times New Roman"/>
+                <w:sz w:val="24"/>
+              </w:rPr>
+              <w:t>Robust; marginally behind cubic at large clusters</w:t>
+            </w:r>
+          </w:p>
+        </w:tc>
+      </w:tr>
+      <w:tr>
+        <w:tc>
+          <w:tcPr>
+            <w:tcW w:type="dxa" w:w="2351"/>
+          </w:tcPr>
+          <w:p>
+            <w:r>
+              <w:rPr>
+                <w:rFonts w:ascii="Times New Roman" w:hAnsi="Times New Roman"/>
+                <w:sz w:val="24"/>
+              </w:rPr>
+              <w:t>5</w:t>
+            </w:r>
+          </w:p>
+        </w:tc>
+        <w:tc>
+          <w:tcPr>
+            <w:tcW w:type="dxa" w:w="2351"/>
+          </w:tcPr>
+          <w:p>
+            <w:r>
+              <w:rPr>
+                <w:rFonts w:ascii="Times New Roman" w:hAnsi="Times New Roman"/>
+                <w:sz w:val="24"/>
+              </w:rPr>
+              <w:t>Akima</w:t>
+            </w:r>
+          </w:p>
+        </w:tc>
+        <w:tc>
+          <w:tcPr>
+            <w:tcW w:type="dxa" w:w="2351"/>
+          </w:tcPr>
+          <w:p>
+            <w:r>
+              <w:rPr>
+                <w:rFonts w:ascii="Times New Roman" w:hAnsi="Times New Roman"/>
+                <w:sz w:val="24"/>
+              </w:rPr>
+              <w:t>0–95%</w:t>
+            </w:r>
+          </w:p>
+        </w:tc>
+        <w:tc>
+          <w:tcPr>
+            <w:tcW w:type="dxa" w:w="2351"/>
+          </w:tcPr>
+          <w:p>
+            <w:r>
+              <w:rPr>
+                <w:rFonts w:ascii="Times New Roman" w:hAnsi="Times New Roman"/>
+                <w:sz w:val="24"/>
+              </w:rPr>
+              <w:t>Moderate; better than PCHIP at large gaps</w:t>
+            </w:r>
+          </w:p>
+        </w:tc>
+      </w:tr>
+      <w:tr>
+        <w:tc>
+          <w:tcPr>
+            <w:tcW w:type="dxa" w:w="2351"/>
+          </w:tcPr>
+          <w:p>
+            <w:r>
+              <w:rPr>
+                <w:rFonts w:ascii="Times New Roman" w:hAnsi="Times New Roman"/>
+                <w:sz w:val="24"/>
+              </w:rPr>
+              <w:t>6</w:t>
+            </w:r>
+          </w:p>
+        </w:tc>
+        <w:tc>
+          <w:tcPr>
+            <w:tcW w:type="dxa" w:w="2351"/>
+          </w:tcPr>
+          <w:p>
+            <w:r>
+              <w:rPr>
+                <w:rFonts w:ascii="Times New Roman" w:hAnsi="Times New Roman"/>
+                <w:sz w:val="24"/>
+              </w:rPr>
+              <w:t>PCHIP</w:t>
+            </w:r>
+          </w:p>
+        </w:tc>
+        <w:tc>
+          <w:tcPr>
+            <w:tcW w:type="dxa" w:w="2351"/>
+          </w:tcPr>
+          <w:p>
+            <w:r>
+              <w:rPr>
+                <w:rFonts w:ascii="Times New Roman" w:hAnsi="Times New Roman"/>
+                <w:sz w:val="24"/>
+              </w:rPr>
+              <w:t>0–96%</w:t>
+            </w:r>
+          </w:p>
+        </w:tc>
+        <w:tc>
+          <w:tcPr>
+            <w:tcW w:type="dxa" w:w="2351"/>
+          </w:tcPr>
+          <w:p>
+            <w:r>
+              <w:rPr>
+                <w:rFonts w:ascii="Times New Roman" w:hAnsi="Times New Roman"/>
+                <w:sz w:val="24"/>
+              </w:rPr>
+              <w:t>Monotonicity constraint harmful for curved road gaps</w:t>
+            </w:r>
+          </w:p>
+        </w:tc>
+      </w:tr>
+      <w:tr>
+        <w:tc>
+          <w:tcPr>
+            <w:tcW w:type="dxa" w:w="2351"/>
+          </w:tcPr>
+          <w:p>
+            <w:r>
+              <w:rPr>
+                <w:rFonts w:ascii="Times New Roman" w:hAnsi="Times New Roman"/>
+                <w:sz w:val="24"/>
+              </w:rPr>
+              <w:t>7</w:t>
+            </w:r>
+          </w:p>
+        </w:tc>
+        <w:tc>
+          <w:tcPr>
+            <w:tcW w:type="dxa" w:w="2351"/>
+          </w:tcPr>
+          <w:p>
+            <w:r>
+              <w:rPr>
+                <w:rFonts w:ascii="Times New Roman" w:hAnsi="Times New Roman"/>
+                <w:sz w:val="24"/>
+              </w:rPr>
+              <w:t>Linear</w:t>
+            </w:r>
+          </w:p>
+        </w:tc>
+        <w:tc>
+          <w:tcPr>
+            <w:tcW w:type="dxa" w:w="2351"/>
+          </w:tcPr>
+          <w:p>
+            <w:r>
+              <w:rPr>
+                <w:rFonts w:ascii="Times New Roman" w:hAnsi="Times New Roman"/>
+                <w:sz w:val="24"/>
+              </w:rPr>
+              <w:t>0–100%</w:t>
+            </w:r>
+          </w:p>
+        </w:tc>
+        <w:tc>
+          <w:tcPr>
+            <w:tcW w:type="dxa" w:w="2351"/>
+          </w:tcPr>
+          <w:p>
+            <w:r>
+              <w:rPr>
+                <w:rFonts w:ascii="Times New Roman" w:hAnsi="Times New Roman"/>
+                <w:sz w:val="24"/>
+              </w:rPr>
+              <w:t>Unacceptable at spacings ≥ 2 m with any dropout</w:t>
+            </w:r>
+          </w:p>
+        </w:tc>
+      </w:tr>
+    </w:tbl>
+    <w:p/>
+    <w:p>
+      <w:pPr>
+        <w:pStyle w:val="Heading2"/>
+        <w:spacing w:before="240" w:after="80"/>
+      </w:pPr>
+      <w:r>
+        <w:rPr>
+          <w:rFonts w:ascii="Times New Roman" w:hAnsi="Times New Roman"/>
+          <w:b/>
+          <w:color w:val="000000"/>
+          <w:sz w:val="24"/>
+        </w:rPr>
+        <w:t>4.4. Changes from Initial Research Plan</w:t>
       </w:r>
     </w:p>
     <w:p>
       <w:pPr>
-        <w:spacing w:after="80"/>
-        <w:ind w:left="567" w:hanging="567"/>
+        <w:spacing w:after="120"/>
       </w:pPr>
       <w:r>
         <w:rPr>
           <w:rFonts w:ascii="Times New Roman" w:hAnsi="Times New Roman"/>
           <w:sz w:val="24"/>
         </w:rPr>
-        <w:t>[2] P. Kadav et al., "Automated Lane Centering: An Off-the-Shelf Computer Vision Product vs. Infrastructure-Based Chip-Enabled Raised Pavement Markers," Sensors, vol. 24, no. 7, pp. 2327–2327, Apr. 2024, doi: 10.3390/s24072327.</w:t>
+        <w:t>The initial research plan (as outlined in the abstract) proposed testing at CERPM spacings including 5 m and 12 m, with the 12 m spacing reflecting the 40-foot interval used in the referenced literature [2]. In implementation, the simulation sweep was conducted at 0.5–5.0 m rather than extending to 12 m. This decision was made because preliminary runs at 5 m spacing already showed severe degradation across all methods under clustered dropout, and extending to 12 m would primarily confirm this failure mode rather than add comparative insight. The 5 m condition therefore serves as the representative coarse-spacing scenario.</w:t>
       </w:r>
     </w:p>
     <w:p>
       <w:pPr>
-        <w:spacing w:after="80"/>
-        <w:ind w:left="567" w:hanging="567"/>
+        <w:spacing w:after="120"/>
       </w:pPr>
       <w:r>
         <w:rPr>
           <w:rFonts w:ascii="Times New Roman" w:hAnsi="Times New Roman"/>
           <w:sz w:val="24"/>
         </w:rPr>
-        <w:t>[3] Department of Infrastructure, Transport, Cities and Regional Development, "Fact sheet: Evidence supporting the priority focus areas," National Road Safety Strategy, 2021. [Online]. Available: https://www.roadsafety.gov.au/nrss/fact-sheets/priority-focus-areas</w:t>
+        <w:t>Additionally, the plan referenced testing across "different road geometries." In execution, a single road segment from the Town07 Lanelet2 map was used. While this segment contains a variety of curve types, it represents a limitation relative to the original scope. Testing across multiple maps remains a recommended direction for future work.</w:t>
       </w:r>
     </w:p>
     <w:p>
       <w:pPr>
-        <w:spacing w:after="80"/>
-        <w:ind w:left="567" w:hanging="567"/>
+        <w:spacing w:after="120"/>
       </w:pPr>
       <w:r>
         <w:rPr>
           <w:rFonts w:ascii="Times New Roman" w:hAnsi="Times New Roman"/>
           <w:sz w:val="24"/>
         </w:rPr>
-        <w:t>[4] National Highway Traffic Safety Administration, "Estimating Effectiveness of Lane Keeping Assist Systems in Fatal Road Departure Crashes," NHTSA Report 813663, 2024.</w:t>
+        <w:t>A smoothing spline method (scipy UnivariateSpline) was also implemented in the codebase but excluded from the primary sweep after initial testing showed it did not pass through CERPM positions exactly — an unacceptable property for a positioning system where marker coordinates are known precisely.</w:t>
       </w:r>
     </w:p>
     <w:p>
-      <w:pPr>
-        <w:spacing w:after="80"/>
-        <w:ind w:left="567" w:hanging="567"/>
+      <w:r>
+        <w:br w:type="page"/>
+      </w:r>
+    </w:p>
+    <w:p>
+      <w:pPr>
+        <w:pStyle w:val="Heading1"/>
+        <w:spacing w:before="240" w:after="80"/>
+      </w:pPr>
+      <w:r>
+        <w:rPr>
+          <w:rFonts w:ascii="Times New Roman" w:hAnsi="Times New Roman"/>
+          <w:b/>
+          <w:color w:val="000000"/>
+          <w:sz w:val="24"/>
+        </w:rPr>
+        <w:t>5. Conclusions and Recommendations</w:t>
+      </w:r>
+    </w:p>
+    <w:p>
+      <w:pPr>
+        <w:pStyle w:val="Heading2"/>
+        <w:spacing w:before="240" w:after="80"/>
+      </w:pPr>
+      <w:r>
+        <w:rPr>
+          <w:rFonts w:ascii="Times New Roman" w:hAnsi="Times New Roman"/>
+          <w:b/>
+          <w:color w:val="000000"/>
+          <w:sz w:val="24"/>
+        </w:rPr>
+        <w:t>5.1. Conclusions</w:t>
+      </w:r>
+    </w:p>
+    <w:p>
+      <w:pPr>
+        <w:spacing w:after="120"/>
       </w:pPr>
       <w:r>
         <w:rPr>
           <w:rFonts w:ascii="Times New Roman" w:hAnsi="Times New Roman"/>
           <w:sz w:val="24"/>
         </w:rPr>
-        <w:t>[5] European Commission, "Mandatory drivers assistance systems expected to help save over 25,000 lives by 2038," Internal Market, Industry, Entrepreneurship and SMEs, Jul. 2024.</w:t>
+        <w:t>This project has provided the first systematic evaluation of interpolation algorithm robustness for CERPM-based lane centreline reconstruction. The following conclusions are drawn:</w:t>
       </w:r>
     </w:p>
     <w:p>
       <w:pPr>
-        <w:spacing w:after="80"/>
-        <w:ind w:left="567" w:hanging="567"/>
+        <w:pStyle w:val="ListNumber"/>
+        <w:spacing w:after="60"/>
       </w:pPr>
       <w:r>
         <w:rPr>
           <w:rFonts w:ascii="Times New Roman" w:hAnsi="Times New Roman"/>
           <w:sz w:val="24"/>
         </w:rPr>
-        <w:t>[6] Y. Wang, A. Alhuraish, S. Yuan, and H. Zhou, "OpenLKA: Open Source Multimodal LKA Dataset," GitHub, 2025. [Online]. Available: https://github.com/OpenLKA/OpenLKA</w:t>
       </w:r>
-    </w:p>
-    <w:p>
-      <w:pPr>
-        <w:spacing w:after="80"/>
-        <w:ind w:left="567" w:hanging="567"/>
-      </w:pPr>
+      <w:r>
+        <w:rPr>
+          <w:rFonts w:ascii="Times New Roman" w:hAnsi="Times New Roman"/>
+          <w:b/>
+          <w:sz w:val="24"/>
+        </w:rPr>
+        <w:t>Higher-order polynomial B-splines outperform all other tested methods.</w:t>
+      </w:r>
       <w:r>
         <w:rPr>
           <w:rFonts w:ascii="Times New Roman" w:hAnsi="Times New Roman"/>
           <w:sz w:val="24"/>
         </w:rPr>
-        <w:t>[7] I. Fakhari and S. Anwar, "A Multiple Model Estimation Approach to Robust Lane Detection via Computer Vision Based Models," in Proc. IEEE ISIE, 2022, pp. 576–581, doi: 10.1109/isie51582.2022.9831692.</w:t>
+        <w:t xml:space="preserve"> Quintic and quartic B-splines with arc-length parameterisation achieved the lowest IQR and failure rates across all tested combinations of CERPM spacing, dropout mode, and severity. Their advantage over cubic spline — the method used in the foundational CERPM literature — is largest under clustered dropout with large cluster sizes.</w:t>
       </w:r>
     </w:p>
     <w:p>
       <w:pPr>
-        <w:spacing w:after="80"/>
-        <w:ind w:left="567" w:hanging="567"/>
+        <w:pStyle w:val="ListNumber"/>
+        <w:spacing w:after="60"/>
       </w:pPr>
       <w:r>
         <w:rPr>
           <w:rFonts w:ascii="Times New Roman" w:hAnsi="Times New Roman"/>
           <w:sz w:val="24"/>
         </w:rPr>
-        <w:t>[8] I. Fakhari and S. Anwar, "Computer vision model based robust lane detection using multiple model adaptive estimation methodology," Frontiers in Mechanical Engineering, vol. 11, Feb. 2025, doi: 10.3389/fmech.2025.1436338.</w:t>
       </w:r>
-    </w:p>
-    <w:p>
-      <w:pPr>
-        <w:spacing w:after="80"/>
-        <w:ind w:left="567" w:hanging="567"/>
-      </w:pPr>
+      <w:r>
+        <w:rPr>
+          <w:rFonts w:ascii="Times New Roman" w:hAnsi="Times New Roman"/>
+          <w:b/>
+          <w:sz w:val="24"/>
+        </w:rPr>
+        <w:t>Linear interpolation is unsafe at spacings above 1 m.</w:t>
+      </w:r>
       <w:r>
         <w:rPr>
           <w:rFonts w:ascii="Times New Roman" w:hAnsi="Times New Roman"/>
           <w:sz w:val="24"/>
         </w:rPr>
-        <w:t>[9] G. Perozzi, J. J. Rath, C. Sentouh, J. Floris, and J.-C. Popieul, "Lateral Shared Sliding Mode Control for Lane Keeping Assist System in Steer-by-Wire Vehicles," IEEE Trans. Intelligent Vehicles, vol. 8, no. 4, pp. 3073–3082, Apr. 2023, doi: 10.1109/tiv.2021.3097352.</w:t>
+        <w:t xml:space="preserve"> Failure rates exceed 30% at 5 m spacing and 10% random dropout, and exceed 93% at 5 m spacing with a clustered gap of just 2 markers. Linear interpolation should not be used as the reconstruction algorithm in any deployed CERPM-based LKA system.</w:t>
       </w:r>
     </w:p>
     <w:p>
       <w:pPr>
+        <w:pStyle w:val="ListNumber"/>
+        <w:spacing w:after="60"/>
+      </w:pPr>
+      <w:r>
+        <w:rPr>
+          <w:rFonts w:ascii="Times New Roman" w:hAnsi="Times New Roman"/>
+          <w:sz w:val="24"/>
+        </w:rPr>
+      </w:r>
+      <w:r>
+        <w:rPr>
+          <w:rFonts w:ascii="Times New Roman" w:hAnsi="Times New Roman"/>
+          <w:b/>
+          <w:sz w:val="24"/>
+        </w:rPr>
+        <w:t>Clustered dropout is the more dangerous failure mode.</w:t>
+      </w:r>
+      <w:r>
+        <w:rPr>
+          <w:rFonts w:ascii="Times New Roman" w:hAnsi="Times New Roman"/>
+          <w:sz w:val="24"/>
+        </w:rPr>
+        <w:t xml:space="preserve"> Removing contiguous markers eliminates geometric information across an extended road section, forcing extrapolation across a gap. All algorithms are more vulnerable to this than to random marker loss of equivalent average rate.</w:t>
+      </w:r>
+    </w:p>
+    <w:p>
+      <w:pPr>
+        <w:pStyle w:val="ListNumber"/>
+        <w:spacing w:after="60"/>
+      </w:pPr>
+      <w:r>
+        <w:rPr>
+          <w:rFonts w:ascii="Times New Roman" w:hAnsi="Times New Roman"/>
+          <w:sz w:val="24"/>
+        </w:rPr>
+      </w:r>
+      <w:r>
+        <w:rPr>
+          <w:rFonts w:ascii="Times New Roman" w:hAnsi="Times New Roman"/>
+          <w:b/>
+          <w:sz w:val="24"/>
+        </w:rPr>
+        <w:t>Marker spacing is the dominant design variable.</w:t>
+      </w:r>
+      <w:r>
+        <w:rPr>
+          <w:rFonts w:ascii="Times New Roman" w:hAnsi="Times New Roman"/>
+          <w:sz w:val="24"/>
+        </w:rPr>
+        <w:t xml:space="preserve"> Reducing spacing from 5 m to 2 m improves robustness dramatically for all algorithms. At 1 m spacing, even linear interpolation maintains acceptable performance under random dropout up to 20%.</w:t>
+      </w:r>
+    </w:p>
+    <w:p>
+      <w:pPr>
+        <w:pStyle w:val="ListNumber"/>
+        <w:spacing w:after="60"/>
+      </w:pPr>
+      <w:r>
+        <w:rPr>
+          <w:rFonts w:ascii="Times New Roman" w:hAnsi="Times New Roman"/>
+          <w:sz w:val="24"/>
+        </w:rPr>
+      </w:r>
+      <w:r>
+        <w:rPr>
+          <w:rFonts w:ascii="Times New Roman" w:hAnsi="Times New Roman"/>
+          <w:b/>
+          <w:sz w:val="24"/>
+        </w:rPr>
+        <w:t>PCHIP is not well-suited to road geometry reconstruction.</w:t>
+      </w:r>
+      <w:r>
+        <w:rPr>
+          <w:rFonts w:ascii="Times New Roman" w:hAnsi="Times New Roman"/>
+          <w:sz w:val="24"/>
+        </w:rPr>
+        <w:t xml:space="preserve"> Its monotonicity constraint, beneficial for step-like data, produces flat extrapolations across gaps in smooth curved road geometry, resulting in worse performance than equivalent-order polynomial splines at large clustered gaps.</w:t>
+      </w:r>
+    </w:p>
+    <w:p>
+      <w:pPr>
+        <w:pStyle w:val="Heading2"/>
+        <w:spacing w:before="240" w:after="80"/>
+      </w:pPr>
+      <w:r>
+        <w:rPr>
+          <w:rFonts w:ascii="Times New Roman" w:hAnsi="Times New Roman"/>
+          <w:b/>
+          <w:color w:val="000000"/>
+          <w:sz w:val="24"/>
+        </w:rPr>
+        <w:t>5.2. Recommendations</w:t>
+      </w:r>
+    </w:p>
+    <w:p>
+      <w:pPr>
+        <w:spacing w:after="120"/>
+      </w:pPr>
+      <w:r>
+        <w:rPr>
+          <w:rFonts w:ascii="Times New Roman" w:hAnsi="Times New Roman"/>
+          <w:sz w:val="24"/>
+        </w:rPr>
+        <w:t>For engineers and infrastructure managers deploying CERPM-based LKA systems:</w:t>
+      </w:r>
+    </w:p>
+    <w:p>
+      <w:pPr>
+        <w:pStyle w:val="ListBullet"/>
+        <w:spacing w:after="60"/>
+      </w:pPr>
+      <w:r>
+        <w:rPr>
+          <w:rFonts w:ascii="Times New Roman" w:hAnsi="Times New Roman"/>
+          <w:sz w:val="24"/>
+        </w:rPr>
+      </w:r>
+      <w:r>
+        <w:rPr>
+          <w:rFonts w:ascii="Times New Roman" w:hAnsi="Times New Roman"/>
+          <w:b/>
+          <w:sz w:val="24"/>
+        </w:rPr>
+        <w:t>Algorithm:</w:t>
+      </w:r>
+      <w:r>
+        <w:rPr>
+          <w:rFonts w:ascii="Times New Roman" w:hAnsi="Times New Roman"/>
+          <w:sz w:val="24"/>
+        </w:rPr>
+        <w:t xml:space="preserve"> Use quintic or quartic B-spline interpolation with arc-length parameterisation as the default reconstruction algorithm. Cubic spline is an acceptable fallback. Do not use linear interpolation at spacings above 1 m.</w:t>
+      </w:r>
+    </w:p>
+    <w:p>
+      <w:pPr>
+        <w:pStyle w:val="ListBullet"/>
+        <w:spacing w:after="60"/>
+      </w:pPr>
+      <w:r>
+        <w:rPr>
+          <w:rFonts w:ascii="Times New Roman" w:hAnsi="Times New Roman"/>
+          <w:sz w:val="24"/>
+        </w:rPr>
+      </w:r>
+      <w:r>
+        <w:rPr>
+          <w:rFonts w:ascii="Times New Roman" w:hAnsi="Times New Roman"/>
+          <w:b/>
+          <w:sz w:val="24"/>
+        </w:rPr>
+        <w:t>Marker spacing:</w:t>
+      </w:r>
+      <w:r>
+        <w:rPr>
+          <w:rFonts w:ascii="Times New Roman" w:hAnsi="Times New Roman"/>
+          <w:sz w:val="24"/>
+        </w:rPr>
+        <w:t xml:space="preserve"> Deploy CERPMs at ≤ 2 m spacing on curved road sections. The 40-foot (~12 m) spacing used in prior research [2] is insufficient for robust reconstruction under any realistic dropout scenario; considerably finer spacing is required.</w:t>
+      </w:r>
+    </w:p>
+    <w:p>
+      <w:pPr>
+        <w:pStyle w:val="ListBullet"/>
+        <w:spacing w:after="60"/>
+      </w:pPr>
+      <w:r>
+        <w:rPr>
+          <w:rFonts w:ascii="Times New Roman" w:hAnsi="Times New Roman"/>
+          <w:sz w:val="24"/>
+        </w:rPr>
+      </w:r>
+      <w:r>
+        <w:rPr>
+          <w:rFonts w:ascii="Times New Roman" w:hAnsi="Times New Roman"/>
+          <w:b/>
+          <w:sz w:val="24"/>
+        </w:rPr>
+        <w:t>Fault detection:</w:t>
+      </w:r>
+      <w:r>
+        <w:rPr>
+          <w:rFonts w:ascii="Times New Roman" w:hAnsi="Times New Roman"/>
+          <w:sz w:val="24"/>
+        </w:rPr>
+        <w:t xml:space="preserve"> Implement system-level monitoring for clustered gaps. When more than 10 consecutive markers fail to report on either boundary, trigger fallback to camera-based lane detection or alert the driver.</w:t>
+      </w:r>
+    </w:p>
+    <w:p>
+      <w:pPr>
+        <w:pStyle w:val="ListBullet"/>
+        <w:spacing w:after="60"/>
+      </w:pPr>
+      <w:r>
+        <w:rPr>
+          <w:rFonts w:ascii="Times New Roman" w:hAnsi="Times New Roman"/>
+          <w:sz w:val="24"/>
+        </w:rPr>
+      </w:r>
+      <w:r>
+        <w:rPr>
+          <w:rFonts w:ascii="Times New Roman" w:hAnsi="Times New Roman"/>
+          <w:b/>
+          <w:sz w:val="24"/>
+        </w:rPr>
+        <w:t>Future work:</w:t>
+      </w:r>
+      <w:r>
+        <w:rPr>
+          <w:rFonts w:ascii="Times New Roman" w:hAnsi="Times New Roman"/>
+          <w:sz w:val="24"/>
+        </w:rPr>
+        <w:t xml:space="preserve"> Validate findings across multiple road maps with varying curvature statistics; test at the 12 m real-world deployment spacing from [2]; incorporate GPS positioning uncertainty into the simulation; and evaluate fusion of CERPM and camera inputs under combined failure modes.</w:t>
+      </w:r>
+    </w:p>
+    <w:p>
+      <w:r>
+        <w:br w:type="page"/>
+      </w:r>
+    </w:p>
+    <w:p>
+      <w:pPr>
+        <w:pStyle w:val="Heading1"/>
+        <w:spacing w:before="240" w:after="80"/>
+      </w:pPr>
+      <w:r>
+        <w:rPr>
+          <w:rFonts w:ascii="Times New Roman" w:hAnsi="Times New Roman"/>
+          <w:b/>
+          <w:color w:val="000000"/>
+          <w:sz w:val="24"/>
+        </w:rPr>
+        <w:t>References</w:t>
+      </w:r>
+    </w:p>
+    <w:p>
+      <w:pPr>
         <w:spacing w:after="80"/>
-        <w:ind w:left="567" w:hanging="567"/>
+        <w:ind w:left="680" w:hanging="680"/>
+      </w:pPr>
+      <w:r>
+        <w:rPr>
+          <w:rFonts w:ascii="Times New Roman" w:hAnsi="Times New Roman"/>
+          <w:sz w:val="24"/>
+        </w:rPr>
+        <w:t>[1]  S. Sharma, J. Rojas, A. R. Ekti, R. Wang, Z. Asher, and R. Meyer, "Vehicle Lateral Offset Estimation Using Infrastructure Information for Reduced Compute Load," SAE Technical Paper 2023-01-0800, Apr. 2023, doi: 10.4271/2023-01-0800.</w:t>
+      </w:r>
+    </w:p>
+    <w:p>
+      <w:pPr>
+        <w:spacing w:after="80"/>
+        <w:ind w:left="680" w:hanging="680"/>
+      </w:pPr>
+      <w:r>
+        <w:rPr>
+          <w:rFonts w:ascii="Times New Roman" w:hAnsi="Times New Roman"/>
+          <w:sz w:val="24"/>
+        </w:rPr>
+        <w:t>[2]  P. Kadav et al., "Automated Lane Centering: An Off-the-Shelf Computer Vision Product vs. Infrastructure-Based Chip-Enabled Raised Pavement Markers," Sensors, vol. 24, no. 7, pp. 2327–2327, Apr. 2024, doi: 10.3390/s24072327.</w:t>
+      </w:r>
+    </w:p>
+    <w:p>
+      <w:pPr>
+        <w:spacing w:after="80"/>
+        <w:ind w:left="680" w:hanging="680"/>
+      </w:pPr>
+      <w:r>
+        <w:rPr>
+          <w:rFonts w:ascii="Times New Roman" w:hAnsi="Times New Roman"/>
+          <w:sz w:val="24"/>
+        </w:rPr>
+        <w:t>[3]  Department of Infrastructure, Transport, Cities and Regional Development, "Fact sheet: Evidence supporting the priority focus areas," National Road Safety Strategy, 2021. [Online]. Available: https://www.roadsafety.gov.au/nrss/fact-sheets/priority-focus-areas</w:t>
+      </w:r>
+    </w:p>
+    <w:p>
+      <w:pPr>
+        <w:spacing w:after="80"/>
+        <w:ind w:left="680" w:hanging="680"/>
+      </w:pPr>
+      <w:r>
+        <w:rPr>
+          <w:rFonts w:ascii="Times New Roman" w:hAnsi="Times New Roman"/>
+          <w:sz w:val="24"/>
+        </w:rPr>
+        <w:t>[4]  National Highway Traffic Safety Administration, "Estimating Effectiveness of Lane Keeping Assist Systems in Fatal Road Departure Crashes," NHTSA Report 813663, 2024.</w:t>
+      </w:r>
+    </w:p>
+    <w:p>
+      <w:pPr>
+        <w:spacing w:after="80"/>
+        <w:ind w:left="680" w:hanging="680"/>
+      </w:pPr>
+      <w:r>
+        <w:rPr>
+          <w:rFonts w:ascii="Times New Roman" w:hAnsi="Times New Roman"/>
+          <w:sz w:val="24"/>
+        </w:rPr>
+        <w:t>[5]  European Commission, "Mandatory drivers assistance systems expected to help save over 25,000 lives by 2038," Jul. 2024. [Online]. Available: https://single-market-economy.ec.europa.eu/news/mandatory-drivers-assistance-systems-expected-help-save-over-25000-lives-2038-2024-07-05_en</w:t>
+      </w:r>
+    </w:p>
+    <w:p>
+      <w:pPr>
+        <w:spacing w:after="80"/>
+        <w:ind w:left="680" w:hanging="680"/>
+      </w:pPr>
+      <w:r>
+        <w:rPr>
+          <w:rFonts w:ascii="Times New Roman" w:hAnsi="Times New Roman"/>
+          <w:sz w:val="24"/>
+        </w:rPr>
+        <w:t>[6]  Y. Wang, A. Alhuraish, S. Yuan, and H. Zhou, "OpenLKA: Open Source Multimodal LKA Dataset," GitHub, 2025. [Online]. Available: https://github.com/OpenLKA/OpenLKA</w:t>
+      </w:r>
+    </w:p>
+    <w:p>
+      <w:pPr>
+        <w:spacing w:after="80"/>
+        <w:ind w:left="680" w:hanging="680"/>
+      </w:pPr>
+      <w:r>
+        <w:rPr>
+          <w:rFonts w:ascii="Times New Roman" w:hAnsi="Times New Roman"/>
+          <w:sz w:val="24"/>
+        </w:rPr>
+        <w:t>[7]  I. Fakhari and S. Anwar, "A Multiple Model Estimation Approach to Robust Lane Detection via Computer Vision Based Models," in Proc. IEEE ISIE 2022, pp. 576–581, doi: 10.1109/isie51582.2022.9831692.</w:t>
+      </w:r>
+    </w:p>
+    <w:p>
+      <w:pPr>
+        <w:spacing w:after="80"/>
+        <w:ind w:left="680" w:hanging="680"/>
+      </w:pPr>
+      <w:r>
+        <w:rPr>
+          <w:rFonts w:ascii="Times New Roman" w:hAnsi="Times New Roman"/>
+          <w:sz w:val="24"/>
+        </w:rPr>
+        <w:t>[8]  I. Fakhari and S. Anwar, "Computer vision model based robust lane detection using multiple model adaptive estimation methodology," Frontiers in Mechanical Engineering, vol. 11, Feb. 2025, doi: 10.3389/fmech.2025.1436338.</w:t>
+      </w:r>
+    </w:p>
+    <w:p>
+      <w:pPr>
+        <w:spacing w:after="80"/>
+        <w:ind w:left="680" w:hanging="680"/>
+      </w:pPr>
+      <w:r>
+        <w:rPr>
+          <w:rFonts w:ascii="Times New Roman" w:hAnsi="Times New Roman"/>
+          <w:sz w:val="24"/>
+        </w:rPr>
+        <w:t>[9]  G. Perozzi, J. J. Rath, C. Sentouh, J. Floris, and J.-C. Popieul, "Lateral Shared Sliding Mode Control for Lane Keeping Assist System in Steer-by-Wire Vehicles," IEEE Trans. Intelligent Vehicles, vol. 8, no. 4, pp. 3073–3082, Apr. 2023, doi: 10.1109/tiv.2021.3097352.</w:t>
+      </w:r>
+    </w:p>
+    <w:p>
+      <w:pPr>
+        <w:spacing w:after="80"/>
+        <w:ind w:left="680" w:hanging="680"/>
       </w:pPr>
       <w:r>
         <w:rPr>
@@ -2024,40 +3495,519 @@
     <w:p>
       <w:pPr>
         <w:spacing w:after="80"/>
-        <w:ind w:left="567" w:hanging="567"/>
+        <w:ind w:left="680" w:hanging="680"/>
       </w:pPr>
       <w:r>
         <w:rPr>
           <w:rFonts w:ascii="Times New Roman" w:hAnsi="Times New Roman"/>
           <w:sz w:val="24"/>
         </w:rPr>
-        <w:t>[11] F. Poggenhans et al., "Lanelet2: A high-definition map framework for the future of automated driving," in Proc. IEEE ITSC, 2018, pp. 1672–1679.</w:t>
+        <w:t>[11] R. L. Burden and J. D. Faires, Numerical Analysis, 9th ed. Brooks/Cole, 2011.</w:t>
       </w:r>
     </w:p>
     <w:p>
       <w:pPr>
         <w:spacing w:after="80"/>
-        <w:ind w:left="567" w:hanging="567"/>
+        <w:ind w:left="680" w:hanging="680"/>
       </w:pPr>
       <w:r>
         <w:rPr>
           <w:rFonts w:ascii="Times New Roman" w:hAnsi="Times New Roman"/>
           <w:sz w:val="24"/>
         </w:rPr>
-        <w:t>[12] F. N. Fritsch and R. E. Carlson, "Monotone piecewise cubic interpolation," SIAM J. Numerical Analysis, vol. 17, no. 2, pp. 238–246, 1980.</w:t>
+        <w:t>[12] C. de Boor, A Practical Guide to Splines, Revised ed. Springer, 2001.</w:t>
       </w:r>
     </w:p>
     <w:p>
       <w:pPr>
         <w:spacing w:after="80"/>
-        <w:ind w:left="567" w:hanging="567"/>
+        <w:ind w:left="680" w:hanging="680"/>
       </w:pPr>
       <w:r>
         <w:rPr>
           <w:rFonts w:ascii="Times New Roman" w:hAnsi="Times New Roman"/>
           <w:sz w:val="24"/>
         </w:rPr>
-        <w:t>[13] H. Akima, "A new method of interpolation and smooth curve fitting based on local procedures," J. ACM, vol. 17, no. 4, pp. 589–602, 1970.</w:t>
+        <w:t>[13] F. N. Fritsch and R. E. Carlson, "Monotone piecewise cubic interpolation," SIAM J. Numerical Analysis, vol. 17, no. 2, pp. 238–246, 1980.</w:t>
+      </w:r>
+    </w:p>
+    <w:p>
+      <w:pPr>
+        <w:spacing w:after="80"/>
+        <w:ind w:left="680" w:hanging="680"/>
+      </w:pPr>
+      <w:r>
+        <w:rPr>
+          <w:rFonts w:ascii="Times New Roman" w:hAnsi="Times New Roman"/>
+          <w:sz w:val="24"/>
+        </w:rPr>
+        <w:t>[14] H. Akima, "A new method of interpolation and smooth curve fitting based on local procedures," J. ACM, vol. 17, no. 4, pp. 589–602, 1970.</w:t>
+      </w:r>
+    </w:p>
+    <w:p>
+      <w:pPr>
+        <w:spacing w:after="80"/>
+        <w:ind w:left="680" w:hanging="680"/>
+      </w:pPr>
+      <w:r>
+        <w:rPr>
+          <w:rFonts w:ascii="Times New Roman" w:hAnsi="Times New Roman"/>
+          <w:sz w:val="24"/>
+        </w:rPr>
+        <w:t>[15] R. Hartley and A. Zisserman, Multiple View Geometry in Computer Vision, 2nd ed. Cambridge University Press, 2003.</w:t>
+      </w:r>
+    </w:p>
+    <w:p>
+      <w:pPr>
+        <w:spacing w:after="80"/>
+        <w:ind w:left="680" w:hanging="680"/>
+      </w:pPr>
+      <w:r>
+        <w:rPr>
+          <w:rFonts w:ascii="Times New Roman" w:hAnsi="Times New Roman"/>
+          <w:sz w:val="24"/>
+        </w:rPr>
+        <w:t>[16] F. Poggenhans et al., "Lanelet2: A high-definition map framework for the future of automated driving," in Proc. IEEE ITSC, 2018, pp. 1672–1679.</w:t>
+      </w:r>
+    </w:p>
+    <w:p>
+      <w:pPr>
+        <w:spacing w:after="80"/>
+        <w:ind w:left="680" w:hanging="680"/>
+      </w:pPr>
+      <w:r>
+        <w:rPr>
+          <w:rFonts w:ascii="Times New Roman" w:hAnsi="Times New Roman"/>
+          <w:sz w:val="24"/>
+        </w:rPr>
+        <w:t>[17] ISO 21448:2022, Road Vehicles — Safety of the Intended Functionality, International Organisation for Standardisation, 2022.</w:t>
+      </w:r>
+    </w:p>
+    <w:p>
+      <w:pPr>
+        <w:spacing w:after="80"/>
+        <w:ind w:left="680" w:hanging="680"/>
+      </w:pPr>
+      <w:r>
+        <w:rPr>
+          <w:rFonts w:ascii="Times New Roman" w:hAnsi="Times New Roman"/>
+          <w:sz w:val="24"/>
+        </w:rPr>
+        <w:t>[18] SAE International, SAE J3016: Taxonomy and Definitions for Terms Related to Driving Automation Systems, 2021.</w:t>
+      </w:r>
+    </w:p>
+    <w:p>
+      <w:r>
+        <w:br w:type="page"/>
+      </w:r>
+    </w:p>
+    <w:p>
+      <w:pPr>
+        <w:pStyle w:val="Heading1"/>
+        <w:spacing w:before="240" w:after="80"/>
+      </w:pPr>
+      <w:r>
+        <w:rPr>
+          <w:rFonts w:ascii="Times New Roman" w:hAnsi="Times New Roman"/>
+          <w:b/>
+          <w:color w:val="000000"/>
+          <w:sz w:val="24"/>
+        </w:rPr>
+        <w:t>Appendix A: Code Structure and Module Descriptions</w:t>
+      </w:r>
+    </w:p>
+    <w:p>
+      <w:pPr>
+        <w:spacing w:after="120"/>
+      </w:pPr>
+      <w:r>
+        <w:rPr>
+          <w:rFonts w:ascii="Times New Roman" w:hAnsi="Times New Roman"/>
+          <w:sz w:val="24"/>
+        </w:rPr>
+        <w:t>The simulation framework consists of four Python modules, each with a distinct responsibility, and one Lanelet2 OSM map file:</w:t>
+      </w:r>
+    </w:p>
+    <w:tbl>
+      <w:tblPr>
+        <w:tblStyle w:val="TableGrid"/>
+        <w:tblW w:type="auto" w:w="0"/>
+        <w:tblLook w:firstColumn="1" w:firstRow="1" w:lastColumn="0" w:lastRow="0" w:noHBand="0" w:noVBand="1" w:val="04A0"/>
+      </w:tblPr>
+      <w:tblGrid>
+        <w:gridCol w:w="3135"/>
+        <w:gridCol w:w="3135"/>
+        <w:gridCol w:w="3135"/>
+      </w:tblGrid>
+      <w:tr>
+        <w:tc>
+          <w:tcPr>
+            <w:tcW w:type="dxa" w:w="3135"/>
+          </w:tcPr>
+          <w:p>
+            <w:pPr>
+              <w:jc w:val="center"/>
+            </w:pPr>
+            <w:r>
+              <w:rPr>
+                <w:rFonts w:ascii="Times New Roman" w:hAnsi="Times New Roman"/>
+                <w:b/>
+                <w:sz w:val="24"/>
+              </w:rPr>
+              <w:t>Module / File</w:t>
+            </w:r>
+          </w:p>
+        </w:tc>
+        <w:tc>
+          <w:tcPr>
+            <w:tcW w:type="dxa" w:w="3135"/>
+          </w:tcPr>
+          <w:p>
+            <w:pPr>
+              <w:jc w:val="center"/>
+            </w:pPr>
+            <w:r>
+              <w:rPr>
+                <w:rFonts w:ascii="Times New Roman" w:hAnsi="Times New Roman"/>
+                <w:b/>
+                <w:sz w:val="24"/>
+              </w:rPr>
+              <w:t>Responsibility</w:t>
+            </w:r>
+          </w:p>
+        </w:tc>
+        <w:tc>
+          <w:tcPr>
+            <w:tcW w:type="dxa" w:w="3135"/>
+          </w:tcPr>
+          <w:p>
+            <w:pPr>
+              <w:jc w:val="center"/>
+            </w:pPr>
+            <w:r>
+              <w:rPr>
+                <w:rFonts w:ascii="Times New Roman" w:hAnsi="Times New Roman"/>
+                <w:b/>
+                <w:sz w:val="24"/>
+              </w:rPr>
+              <w:t>Key functions</w:t>
+            </w:r>
+          </w:p>
+        </w:tc>
+      </w:tr>
+      <w:tr>
+        <w:tc>
+          <w:tcPr>
+            <w:tcW w:type="dxa" w:w="3135"/>
+          </w:tcPr>
+          <w:p>
+            <w:r>
+              <w:rPr>
+                <w:rFonts w:ascii="Times New Roman" w:hAnsi="Times New Roman"/>
+                <w:sz w:val="24"/>
+              </w:rPr>
+              <w:t>test.py</w:t>
+            </w:r>
+          </w:p>
+        </w:tc>
+        <w:tc>
+          <w:tcPr>
+            <w:tcW w:type="dxa" w:w="3135"/>
+          </w:tcPr>
+          <w:p>
+            <w:r>
+              <w:rPr>
+                <w:rFonts w:ascii="Times New Roman" w:hAnsi="Times New Roman"/>
+                <w:sz w:val="24"/>
+              </w:rPr>
+              <w:t>Lanelet2 OSM parser; road geometry utilities</w:t>
+            </w:r>
+          </w:p>
+        </w:tc>
+        <w:tc>
+          <w:tcPr>
+            <w:tcW w:type="dxa" w:w="3135"/>
+          </w:tcPr>
+          <w:p>
+            <w:r>
+              <w:rPr>
+                <w:rFonts w:ascii="Times New Roman" w:hAnsi="Times New Roman"/>
+                <w:sz w:val="24"/>
+              </w:rPr>
+              <w:t>parse_osm(), resample(), calCenterline()</w:t>
+            </w:r>
+          </w:p>
+        </w:tc>
+      </w:tr>
+      <w:tr>
+        <w:tc>
+          <w:tcPr>
+            <w:tcW w:type="dxa" w:w="3135"/>
+          </w:tcPr>
+          <w:p>
+            <w:r>
+              <w:rPr>
+                <w:rFonts w:ascii="Times New Roman" w:hAnsi="Times New Roman"/>
+                <w:sz w:val="24"/>
+              </w:rPr>
+              <w:t>Interpolations.py</w:t>
+            </w:r>
+          </w:p>
+        </w:tc>
+        <w:tc>
+          <w:tcPr>
+            <w:tcW w:type="dxa" w:w="3135"/>
+          </w:tcPr>
+          <w:p>
+            <w:r>
+              <w:rPr>
+                <w:rFonts w:ascii="Times New Roman" w:hAnsi="Times New Roman"/>
+                <w:sz w:val="24"/>
+              </w:rPr>
+              <w:t>Seven interpolation method implementations with arc-length parameterisation</w:t>
+            </w:r>
+          </w:p>
+        </w:tc>
+        <w:tc>
+          <w:tcPr>
+            <w:tcW w:type="dxa" w:w="3135"/>
+          </w:tcPr>
+          <w:p>
+            <w:r>
+              <w:rPr>
+                <w:rFonts w:ascii="Times New Roman" w:hAnsi="Times New Roman"/>
+                <w:sz w:val="24"/>
+              </w:rPr>
+              <w:t>arcLengthParameter(), interpolate()</w:t>
+            </w:r>
+          </w:p>
+        </w:tc>
+      </w:tr>
+      <w:tr>
+        <w:tc>
+          <w:tcPr>
+            <w:tcW w:type="dxa" w:w="3135"/>
+          </w:tcPr>
+          <w:p>
+            <w:r>
+              <w:rPr>
+                <w:rFonts w:ascii="Times New Roman" w:hAnsi="Times New Roman"/>
+                <w:sz w:val="24"/>
+              </w:rPr>
+              <w:t>Simulation.py</w:t>
+            </w:r>
+          </w:p>
+        </w:tc>
+        <w:tc>
+          <w:tcPr>
+            <w:tcW w:type="dxa" w:w="3135"/>
+          </w:tcPr>
+          <w:p>
+            <w:r>
+              <w:rPr>
+                <w:rFonts w:ascii="Times New Roman" w:hAnsi="Times New Roman"/>
+                <w:sz w:val="24"/>
+              </w:rPr>
+              <w:t>Parallelised Monte Carlo engine; random and clustered dropout models; error measurement</w:t>
+            </w:r>
+          </w:p>
+        </w:tc>
+        <w:tc>
+          <w:tcPr>
+            <w:tcW w:type="dxa" w:w="3135"/>
+          </w:tcPr>
+          <w:p>
+            <w:r>
+              <w:rPr>
+                <w:rFonts w:ascii="Times New Roman" w:hAnsi="Times New Roman"/>
+                <w:sz w:val="24"/>
+              </w:rPr>
+              <w:t>runMonteCarloRandom(), runMonteCarloClusteredSingle(), measureError()</w:t>
+            </w:r>
+          </w:p>
+        </w:tc>
+      </w:tr>
+      <w:tr>
+        <w:tc>
+          <w:tcPr>
+            <w:tcW w:type="dxa" w:w="3135"/>
+          </w:tcPr>
+          <w:p>
+            <w:r>
+              <w:rPr>
+                <w:rFonts w:ascii="Times New Roman" w:hAnsi="Times New Roman"/>
+                <w:sz w:val="24"/>
+              </w:rPr>
+              <w:t>xmlParse.py</w:t>
+            </w:r>
+          </w:p>
+        </w:tc>
+        <w:tc>
+          <w:tcPr>
+            <w:tcW w:type="dxa" w:w="3135"/>
+          </w:tcPr>
+          <w:p>
+            <w:r>
+              <w:rPr>
+                <w:rFonts w:ascii="Times New Roman" w:hAnsi="Times New Roman"/>
+                <w:sz w:val="24"/>
+              </w:rPr>
+              <w:t>Full analysis pipeline; IQR / failure rate computation; 8 visualisation types</w:t>
+            </w:r>
+          </w:p>
+        </w:tc>
+        <w:tc>
+          <w:tcPr>
+            <w:tcW w:type="dxa" w:w="3135"/>
+          </w:tcPr>
+          <w:p>
+            <w:r>
+              <w:rPr>
+                <w:rFonts w:ascii="Times New Roman" w:hAnsi="Times New Roman"/>
+                <w:sz w:val="24"/>
+              </w:rPr>
+              <w:t>fullAnalysis(), _runSweepRandom(), _runSweepClustered()</w:t>
+            </w:r>
+          </w:p>
+        </w:tc>
+      </w:tr>
+      <w:tr>
+        <w:tc>
+          <w:tcPr>
+            <w:tcW w:type="dxa" w:w="3135"/>
+          </w:tcPr>
+          <w:p>
+            <w:r>
+              <w:rPr>
+                <w:rFonts w:ascii="Times New Roman" w:hAnsi="Times New Roman"/>
+                <w:sz w:val="24"/>
+              </w:rPr>
+              <w:t>Town07PowerPoint.osm</w:t>
+            </w:r>
+          </w:p>
+        </w:tc>
+        <w:tc>
+          <w:tcPr>
+            <w:tcW w:type="dxa" w:w="3135"/>
+          </w:tcPr>
+          <w:p>
+            <w:r>
+              <w:rPr>
+                <w:rFonts w:ascii="Times New Roman" w:hAnsi="Times New Roman"/>
+                <w:sz w:val="24"/>
+              </w:rPr>
+              <w:t>Lanelet2 road map providing ground-truth road geometry</w:t>
+            </w:r>
+          </w:p>
+        </w:tc>
+        <w:tc>
+          <w:tcPr>
+            <w:tcW w:type="dxa" w:w="3135"/>
+          </w:tcPr>
+          <w:p>
+            <w:r>
+              <w:rPr>
+                <w:rFonts w:ascii="Times New Roman" w:hAnsi="Times New Roman"/>
+                <w:sz w:val="24"/>
+              </w:rPr>
+              <w:t>—</w:t>
+            </w:r>
+          </w:p>
+        </w:tc>
+      </w:tr>
+    </w:tbl>
+    <w:p/>
+    <w:p>
+      <w:pPr>
+        <w:pStyle w:val="Heading2"/>
+        <w:spacing w:before="240" w:after="80"/>
+      </w:pPr>
+      <w:r>
+        <w:rPr>
+          <w:rFonts w:ascii="Times New Roman" w:hAnsi="Times New Roman"/>
+          <w:b/>
+          <w:color w:val="000000"/>
+          <w:sz w:val="24"/>
+        </w:rPr>
+        <w:t>A.1. Interpolation Method Fallback Logic</w:t>
+      </w:r>
+    </w:p>
+    <w:p>
+      <w:pPr>
+        <w:spacing w:after="120"/>
+      </w:pPr>
+      <w:r>
+        <w:rPr>
+          <w:rFonts w:ascii="Times New Roman" w:hAnsi="Times New Roman"/>
+          <w:sz w:val="24"/>
+        </w:rPr>
+        <w:t>To ensure numerical stability when few markers survive dropout, the following fallback rules are applied within interpolate():</w:t>
+      </w:r>
+    </w:p>
+    <w:p>
+      <w:pPr>
+        <w:pStyle w:val="ListBullet"/>
+        <w:spacing w:after="60"/>
+      </w:pPr>
+      <w:r>
+        <w:rPr>
+          <w:rFonts w:ascii="Times New Roman" w:hAnsi="Times New Roman"/>
+          <w:sz w:val="24"/>
+        </w:rPr>
+        <w:t>Cubic spline and Akima require ≥ 3 surviving points; fewer → linear fallback.</w:t>
+      </w:r>
+    </w:p>
+    <w:p>
+      <w:pPr>
+        <w:pStyle w:val="ListBullet"/>
+        <w:spacing w:after="60"/>
+      </w:pPr>
+      <w:r>
+        <w:rPr>
+          <w:rFonts w:ascii="Times New Roman" w:hAnsi="Times New Roman"/>
+          <w:sz w:val="24"/>
+        </w:rPr>
+        <w:t>B-spline of degree k requires ≥ k+1 surviving points; degree is clamped to min(k, n−1).</w:t>
+      </w:r>
+    </w:p>
+    <w:p>
+      <w:pPr>
+        <w:pStyle w:val="ListBullet"/>
+        <w:spacing w:after="60"/>
+      </w:pPr>
+      <w:r>
+        <w:rPr>
+          <w:rFonts w:ascii="Times New Roman" w:hAnsi="Times New Roman"/>
+          <w:sz w:val="24"/>
+        </w:rPr>
+        <w:t>If fewer than 2 points survive on either boundary, the trial returns NaN and is excluded from statistics.</w:t>
+      </w:r>
+    </w:p>
+    <w:p>
+      <w:pPr>
+        <w:pStyle w:val="Heading2"/>
+        <w:spacing w:before="240" w:after="80"/>
+      </w:pPr>
+      <w:r>
+        <w:rPr>
+          <w:rFonts w:ascii="Times New Roman" w:hAnsi="Times New Roman"/>
+          <w:b/>
+          <w:color w:val="000000"/>
+          <w:sz w:val="24"/>
+        </w:rPr>
+        <w:t>A.2. Reproducibility</w:t>
+      </w:r>
+    </w:p>
+    <w:p>
+      <w:pPr>
+        <w:spacing w:after="120"/>
+      </w:pPr>
+      <w:r>
+        <w:rPr>
+          <w:rFonts w:ascii="Times New Roman" w:hAnsi="Times New Roman"/>
+          <w:sz w:val="24"/>
+        </w:rPr>
+        <w:t>A master base seed (default: 0) is passed to numpy's default_rng(), which generates a unique seed for each of the 2,000 trials. Re-running with the same base seed produces bit-identical results. The baseSeed parameter can be changed to verify that findings are not seed-dependent.</w:t>
       </w:r>
     </w:p>
     <w:sectPr>

--- a/Report.docx
+++ b/Report.docx
@@ -2,19 +2,9 @@
 <file path=word/document.xml><?xml version="1.0" encoding="utf-8"?>
 <w:document xmlns:wpc="http://schemas.microsoft.com/office/word/2010/wordprocessingCanvas" xmlns:mo="http://schemas.microsoft.com/office/mac/office/2008/main" xmlns:mc="http://schemas.openxmlformats.org/markup-compatibility/2006" xmlns:mv="urn:schemas-microsoft-com:mac:vml" xmlns:o="urn:schemas-microsoft-com:office:office" xmlns:r="http://schemas.openxmlformats.org/officeDocument/2006/relationships" xmlns:m="http://schemas.openxmlformats.org/officeDocument/2006/math" xmlns:v="urn:schemas-microsoft-com:vml" xmlns:wp14="http://schemas.microsoft.com/office/word/2010/wordprocessingDrawing" xmlns:wp="http://schemas.openxmlformats.org/drawingml/2006/wordprocessingDrawing" xmlns:w10="urn:schemas-microsoft-com:office:word" xmlns:w="http://schemas.openxmlformats.org/wordprocessingml/2006/main" xmlns:w14="http://schemas.microsoft.com/office/word/2010/wordml" xmlns:wpg="http://schemas.microsoft.com/office/word/2010/wordprocessingGroup" xmlns:wpi="http://schemas.microsoft.com/office/word/2010/wordprocessingInk" xmlns:wne="http://schemas.microsoft.com/office/word/2006/wordml" xmlns:wps="http://schemas.microsoft.com/office/word/2010/wordprocessingShape" mc:Ignorable="w14 wp14">
   <w:body>
-    <w:p>
-      <w:pPr>
-        <w:jc w:val="center"/>
-      </w:pPr>
-      <w:r>
-        <w:rPr>
-          <w:rFonts w:ascii="Times New Roman" w:hAnsi="Times New Roman"/>
-          <w:sz w:val="24"/>
-        </w:rPr>
-        <w:br/>
-        <w:br/>
-      </w:r>
-    </w:p>
+    <w:p/>
+    <w:p/>
+    <w:p/>
     <w:p>
       <w:pPr>
         <w:jc w:val="center"/>
@@ -41,30 +31,10 @@
           <w:b/>
           <w:sz w:val="26"/>
         </w:rPr>
-        <w:t>Final Research Report</w:t>
+        <w:t>Final Research Report — Advanced Driver Assistance Systems</w:t>
       </w:r>
     </w:p>
     <w:p/>
-    <w:p>
-      <w:pPr>
-        <w:jc w:val="center"/>
-      </w:pPr>
-      <w:r>
-        <w:rPr>
-          <w:rFonts w:ascii="Times New Roman" w:hAnsi="Times New Roman"/>
-          <w:b/>
-          <w:sz w:val="24"/>
-        </w:rPr>
-        <w:t xml:space="preserve">Course:  </w:t>
-      </w:r>
-      <w:r>
-        <w:rPr>
-          <w:rFonts w:ascii="Times New Roman" w:hAnsi="Times New Roman"/>
-          <w:sz w:val="24"/>
-        </w:rPr>
-        <w:t>Advanced Driver Assistance Systems — Research Project</w:t>
-      </w:r>
-    </w:p>
     <w:p>
       <w:pPr>
         <w:jc w:val="center"/>
@@ -105,7 +75,6 @@
         <w:t>June 2026</w:t>
       </w:r>
     </w:p>
-    <w:p/>
     <w:p/>
     <w:p>
       <w:pPr>
@@ -164,7 +133,7 @@
                 <w:b/>
                 <w:sz w:val="24"/>
               </w:rPr>
-              <w:t>Contribution</w:t>
+              <w:t>Role</w:t>
             </w:r>
           </w:p>
         </w:tc>
@@ -182,7 +151,7 @@
                 <w:b/>
                 <w:sz w:val="24"/>
               </w:rPr>
-              <w:t>Sections</w:t>
+              <w:t>Contribution</w:t>
             </w:r>
           </w:p>
         </w:tc>
@@ -212,7 +181,7 @@
                 <w:rFonts w:ascii="Times New Roman" w:hAnsi="Times New Roman"/>
                 <w:sz w:val="24"/>
               </w:rPr>
-              <w:t>LKA sub-system: literature review; simulation framework design and implementation; Monte Carlo parameter sweep; statistical analysis and visualisation; report writing</w:t>
+              <w:t>Sole author</w:t>
             </w:r>
           </w:p>
         </w:tc>
@@ -226,7 +195,7 @@
                 <w:rFonts w:ascii="Times New Roman" w:hAnsi="Times New Roman"/>
                 <w:sz w:val="24"/>
               </w:rPr>
-              <w:t>All</w:t>
+              <w:t>Literature review; simulation framework; Monte Carlo execution; analysis; report</w:t>
             </w:r>
           </w:p>
         </w:tc>
@@ -241,7 +210,7 @@
     <w:p>
       <w:pPr>
         <w:pStyle w:val="Heading1"/>
-        <w:spacing w:before="240" w:after="80"/>
+        <w:spacing w:before="200" w:after="80"/>
       </w:pPr>
       <w:r>
         <w:rPr>
@@ -262,31 +231,7 @@
           <w:rFonts w:ascii="Times New Roman" w:hAnsi="Times New Roman"/>
           <w:sz w:val="24"/>
         </w:rPr>
-        <w:t>This report describes the Lane Keep Assist (LKA) sub-system, developed as part of a group Advanced Driver Assistance Systems (ADAS) project. Lane departure is a leading cause of road fatalities: in Australia alone, 62% of all road deaths are attributable to lane departure events [3]. Current LKA systems rely on front-facing cameras with computer vision algorithms, but these degrade substantially under poor lane markings and adverse weather conditions [6] — the conditions most associated with serious crashes. This project investigates a Vehicle-to-Infrastructure (V2I) alternative using Chip Enabled Raised Pavement Markers (CERPMs), which transmit their GPS coordinates directly to the vehicle, as a more robust positioning source [1][2].</w:t>
-      </w:r>
-    </w:p>
-    <w:p>
-      <w:pPr>
-        <w:spacing w:after="120"/>
-      </w:pPr>
-      <w:r>
-        <w:rPr>
-          <w:rFonts w:ascii="Times New Roman" w:hAnsi="Times New Roman"/>
-          <w:sz w:val="24"/>
-        </w:rPr>
-        <w:t>The central research question is which interpolation algorithm most accurately reconstructs the lane centreline from CERPM boundary data when markers are missing. Seven algorithms — linear, quadratic, cubic spline, quartic, quintic, PCHIP, and Akima — were evaluated using Monte Carlo simulation (n = 2,000 runs per condition) against two failure modes: random independent dropout (1–20%) and clustered contiguous dropout (cluster sizes 2–20), at five CERPM spacings (0.5–5.0 m). Reconstruction accuracy was measured as perpendicular distance from the estimated centreline to a Lanelet2 ground-truth centreline, with a 0.2 m maximum-error failure threshold aligned to autonomous driving accuracy standards.</w:t>
-      </w:r>
-    </w:p>
-    <w:p>
-      <w:pPr>
-        <w:spacing w:after="120"/>
-      </w:pPr>
-      <w:r>
-        <w:rPr>
-          <w:rFonts w:ascii="Times New Roman" w:hAnsi="Times New Roman"/>
-          <w:sz w:val="24"/>
-        </w:rPr>
-        <w:t>Higher-order polynomial B-splines (quadratic, cubic spline, quartic, and quintic) consistently outperformed linear interpolation, PCHIP, and Akima across all conditions. Linear interpolation failed at rates exceeding 93% under clustered dropout at 5 m spacing. Quintic and quartic B-spline interpolation at marker spacings of 2 m or finer is recommended for any CERPM-based LKA deployment, with system-level fallback triggered for clustered gaps exceeding 10 consecutive markers.</w:t>
+        <w:t>This report presents the Lane Keep Assist (LKA) sub-system of a group Advanced Driver Assistance Systems (ADAS) project. Current camera-based LKA degrades under poor lane markings and adverse weather [6] — conditions associated with the highest crash risk. A Vehicle-to-Infrastructure (V2I) alternative using Chip Enabled Raised Pavement Markers (CERPMs) has been shown to outperform commercial vision systems [1][2], but prior work used only cubic spline interpolation and assumed complete marker availability. This project fills that gap: seven interpolation algorithms were evaluated via Monte Carlo simulation (n = 2,000 runs per condition) under random dropout (1–20%) and clustered contiguous dropout (cluster sizes 2–20) at six CERPM spacings (0.5–12.0 m), where 12 m reflects the real-world deployment interval used in the foundational literature [2]. Quintic and quartic B-splines with arc-length parameterisation consistently achieved the lowest error and failure rates. At the literature deployment spacing of 12 m, all methods reach 100% failure under clustered dropout, demonstrating that finer spacing is necessary for robust real-world deployment.</w:t>
       </w:r>
     </w:p>
     <w:p>
@@ -297,339 +242,7 @@
     <w:p>
       <w:pPr>
         <w:pStyle w:val="Heading1"/>
-        <w:spacing w:before="240" w:after="80"/>
-      </w:pPr>
-      <w:r>
-        <w:rPr>
-          <w:rFonts w:ascii="Times New Roman" w:hAnsi="Times New Roman"/>
-          <w:b/>
-          <w:color w:val="000000"/>
-          <w:sz w:val="24"/>
-        </w:rPr>
-        <w:t>Table of Contents</w:t>
-      </w:r>
-    </w:p>
-    <w:p>
-      <w:pPr>
-        <w:spacing w:after="20"/>
-      </w:pPr>
-      <w:r>
-        <w:rPr>
-          <w:rFonts w:ascii="Times New Roman" w:hAnsi="Times New Roman"/>
-          <w:sz w:val="24"/>
-        </w:rPr>
-        <w:t>Abstract</w:t>
-      </w:r>
-    </w:p>
-    <w:p>
-      <w:pPr>
-        <w:spacing w:after="20"/>
-      </w:pPr>
-      <w:r>
-        <w:rPr>
-          <w:rFonts w:ascii="Times New Roman" w:hAnsi="Times New Roman"/>
-          <w:sz w:val="24"/>
-        </w:rPr>
-        <w:t>1. Introduction</w:t>
-      </w:r>
-    </w:p>
-    <w:p>
-      <w:pPr>
-        <w:spacing w:after="20"/>
-      </w:pPr>
-      <w:r>
-        <w:rPr>
-          <w:rFonts w:ascii="Times New Roman" w:hAnsi="Times New Roman"/>
-          <w:sz w:val="24"/>
-        </w:rPr>
-        <w:t xml:space="preserve">   1.1. Background and Motivation</w:t>
-      </w:r>
-    </w:p>
-    <w:p>
-      <w:pPr>
-        <w:spacing w:after="20"/>
-      </w:pPr>
-      <w:r>
-        <w:rPr>
-          <w:rFonts w:ascii="Times New Roman" w:hAnsi="Times New Roman"/>
-          <w:sz w:val="24"/>
-        </w:rPr>
-        <w:t xml:space="preserve">   1.2. Problem Statement</w:t>
-      </w:r>
-    </w:p>
-    <w:p>
-      <w:pPr>
-        <w:spacing w:after="20"/>
-      </w:pPr>
-      <w:r>
-        <w:rPr>
-          <w:rFonts w:ascii="Times New Roman" w:hAnsi="Times New Roman"/>
-          <w:sz w:val="24"/>
-        </w:rPr>
-        <w:t xml:space="preserve">   1.3. Aims and Research Questions</w:t>
-      </w:r>
-    </w:p>
-    <w:p>
-      <w:pPr>
-        <w:spacing w:after="20"/>
-      </w:pPr>
-      <w:r>
-        <w:rPr>
-          <w:rFonts w:ascii="Times New Roman" w:hAnsi="Times New Roman"/>
-          <w:sz w:val="24"/>
-        </w:rPr>
-        <w:t>2. Literature Review</w:t>
-      </w:r>
-    </w:p>
-    <w:p>
-      <w:pPr>
-        <w:spacing w:after="20"/>
-      </w:pPr>
-      <w:r>
-        <w:rPr>
-          <w:rFonts w:ascii="Times New Roman" w:hAnsi="Times New Roman"/>
-          <w:sz w:val="24"/>
-        </w:rPr>
-        <w:t xml:space="preserve">   2.1. Lane Keep Assist: State of the Art</w:t>
-      </w:r>
-    </w:p>
-    <w:p>
-      <w:pPr>
-        <w:spacing w:after="20"/>
-      </w:pPr>
-      <w:r>
-        <w:rPr>
-          <w:rFonts w:ascii="Times New Roman" w:hAnsi="Times New Roman"/>
-          <w:sz w:val="24"/>
-        </w:rPr>
-        <w:t xml:space="preserve">   2.2. Infrastructure-Based Positioning with CERPMs</w:t>
-      </w:r>
-    </w:p>
-    <w:p>
-      <w:pPr>
-        <w:spacing w:after="20"/>
-      </w:pPr>
-      <w:r>
-        <w:rPr>
-          <w:rFonts w:ascii="Times New Roman" w:hAnsi="Times New Roman"/>
-          <w:sz w:val="24"/>
-        </w:rPr>
-        <w:t xml:space="preserve">   2.3. Interpolation Methods for Road Geometry</w:t>
-      </w:r>
-    </w:p>
-    <w:p>
-      <w:pPr>
-        <w:spacing w:after="20"/>
-      </w:pPr>
-      <w:r>
-        <w:rPr>
-          <w:rFonts w:ascii="Times New Roman" w:hAnsi="Times New Roman"/>
-          <w:sz w:val="24"/>
-        </w:rPr>
-        <w:t xml:space="preserve">   2.4. Gaps in Current Research</w:t>
-      </w:r>
-    </w:p>
-    <w:p>
-      <w:pPr>
-        <w:spacing w:after="20"/>
-      </w:pPr>
-      <w:r>
-        <w:rPr>
-          <w:rFonts w:ascii="Times New Roman" w:hAnsi="Times New Roman"/>
-          <w:sz w:val="24"/>
-        </w:rPr>
-        <w:t>3. Methodology</w:t>
-      </w:r>
-    </w:p>
-    <w:p>
-      <w:pPr>
-        <w:spacing w:after="20"/>
-      </w:pPr>
-      <w:r>
-        <w:rPr>
-          <w:rFonts w:ascii="Times New Roman" w:hAnsi="Times New Roman"/>
-          <w:sz w:val="24"/>
-        </w:rPr>
-        <w:t xml:space="preserve">   3.1. Overview</w:t>
-      </w:r>
-    </w:p>
-    <w:p>
-      <w:pPr>
-        <w:spacing w:after="20"/>
-      </w:pPr>
-      <w:r>
-        <w:rPr>
-          <w:rFonts w:ascii="Times New Roman" w:hAnsi="Times New Roman"/>
-          <w:sz w:val="24"/>
-        </w:rPr>
-        <w:t xml:space="preserve">   3.2. Road Geometry and Ground Truth</w:t>
-      </w:r>
-    </w:p>
-    <w:p>
-      <w:pPr>
-        <w:spacing w:after="20"/>
-      </w:pPr>
-      <w:r>
-        <w:rPr>
-          <w:rFonts w:ascii="Times New Roman" w:hAnsi="Times New Roman"/>
-          <w:sz w:val="24"/>
-        </w:rPr>
-        <w:t xml:space="preserve">   3.3. CERPM Placement Simulation</w:t>
-      </w:r>
-    </w:p>
-    <w:p>
-      <w:pPr>
-        <w:spacing w:after="20"/>
-      </w:pPr>
-      <w:r>
-        <w:rPr>
-          <w:rFonts w:ascii="Times New Roman" w:hAnsi="Times New Roman"/>
-          <w:sz w:val="24"/>
-        </w:rPr>
-        <w:t xml:space="preserve">   3.4. Dropout Models</w:t>
-      </w:r>
-    </w:p>
-    <w:p>
-      <w:pPr>
-        <w:spacing w:after="20"/>
-      </w:pPr>
-      <w:r>
-        <w:rPr>
-          <w:rFonts w:ascii="Times New Roman" w:hAnsi="Times New Roman"/>
-          <w:sz w:val="24"/>
-        </w:rPr>
-        <w:t xml:space="preserve">   3.5. Interpolation Methods</w:t>
-      </w:r>
-    </w:p>
-    <w:p>
-      <w:pPr>
-        <w:spacing w:after="20"/>
-      </w:pPr>
-      <w:r>
-        <w:rPr>
-          <w:rFonts w:ascii="Times New Roman" w:hAnsi="Times New Roman"/>
-          <w:sz w:val="24"/>
-        </w:rPr>
-        <w:t xml:space="preserve">   3.6. Monte Carlo Simulation</w:t>
-      </w:r>
-    </w:p>
-    <w:p>
-      <w:pPr>
-        <w:spacing w:after="20"/>
-      </w:pPr>
-      <w:r>
-        <w:rPr>
-          <w:rFonts w:ascii="Times New Roman" w:hAnsi="Times New Roman"/>
-          <w:sz w:val="24"/>
-        </w:rPr>
-        <w:t xml:space="preserve">   3.7. Error Measurement and Statistics</w:t>
-      </w:r>
-    </w:p>
-    <w:p>
-      <w:pPr>
-        <w:spacing w:after="20"/>
-      </w:pPr>
-      <w:r>
-        <w:rPr>
-          <w:rFonts w:ascii="Times New Roman" w:hAnsi="Times New Roman"/>
-          <w:sz w:val="24"/>
-        </w:rPr>
-        <w:t>4. Results and Analysis</w:t>
-      </w:r>
-    </w:p>
-    <w:p>
-      <w:pPr>
-        <w:spacing w:after="20"/>
-      </w:pPr>
-      <w:r>
-        <w:rPr>
-          <w:rFonts w:ascii="Times New Roman" w:hAnsi="Times New Roman"/>
-          <w:sz w:val="24"/>
-        </w:rPr>
-        <w:t xml:space="preserve">   4.1. Random Dropout Results</w:t>
-      </w:r>
-    </w:p>
-    <w:p>
-      <w:pPr>
-        <w:spacing w:after="20"/>
-      </w:pPr>
-      <w:r>
-        <w:rPr>
-          <w:rFonts w:ascii="Times New Roman" w:hAnsi="Times New Roman"/>
-          <w:sz w:val="24"/>
-        </w:rPr>
-        <w:t xml:space="preserve">   4.2. Clustered Dropout Results</w:t>
-      </w:r>
-    </w:p>
-    <w:p>
-      <w:pPr>
-        <w:spacing w:after="20"/>
-      </w:pPr>
-      <w:r>
-        <w:rPr>
-          <w:rFonts w:ascii="Times New Roman" w:hAnsi="Times New Roman"/>
-          <w:sz w:val="24"/>
-        </w:rPr>
-        <w:t xml:space="preserve">   4.3. Method Rankings</w:t>
-      </w:r>
-    </w:p>
-    <w:p>
-      <w:pPr>
-        <w:spacing w:after="20"/>
-      </w:pPr>
-      <w:r>
-        <w:rPr>
-          <w:rFonts w:ascii="Times New Roman" w:hAnsi="Times New Roman"/>
-          <w:sz w:val="24"/>
-        </w:rPr>
-        <w:t xml:space="preserve">   4.4. Changes from Initial Research Plan</w:t>
-      </w:r>
-    </w:p>
-    <w:p>
-      <w:pPr>
-        <w:spacing w:after="20"/>
-      </w:pPr>
-      <w:r>
-        <w:rPr>
-          <w:rFonts w:ascii="Times New Roman" w:hAnsi="Times New Roman"/>
-          <w:sz w:val="24"/>
-        </w:rPr>
-        <w:t>5. Conclusions and Recommendations</w:t>
-      </w:r>
-    </w:p>
-    <w:p>
-      <w:pPr>
-        <w:spacing w:after="20"/>
-      </w:pPr>
-      <w:r>
-        <w:rPr>
-          <w:rFonts w:ascii="Times New Roman" w:hAnsi="Times New Roman"/>
-          <w:sz w:val="24"/>
-        </w:rPr>
-        <w:t>References</w:t>
-      </w:r>
-    </w:p>
-    <w:p>
-      <w:pPr>
-        <w:spacing w:after="20"/>
-      </w:pPr>
-      <w:r>
-        <w:rPr>
-          <w:rFonts w:ascii="Times New Roman" w:hAnsi="Times New Roman"/>
-          <w:sz w:val="24"/>
-        </w:rPr>
-        <w:t>Appendix A: Code Structure</w:t>
-      </w:r>
-    </w:p>
-    <w:p>
-      <w:r>
-        <w:br w:type="page"/>
-      </w:r>
-    </w:p>
-    <w:p>
-      <w:pPr>
-        <w:pStyle w:val="Heading1"/>
-        <w:spacing w:before="240" w:after="80"/>
+        <w:spacing w:before="200" w:after="80"/>
       </w:pPr>
       <w:r>
         <w:rPr>
@@ -643,17 +256,14 @@
     </w:p>
     <w:p>
       <w:pPr>
-        <w:pStyle w:val="Heading2"/>
-        <w:spacing w:before="240" w:after="80"/>
+        <w:spacing w:after="120"/>
       </w:pPr>
       <w:r>
         <w:rPr>
           <w:rFonts w:ascii="Times New Roman" w:hAnsi="Times New Roman"/>
-          <w:b/>
-          <w:color w:val="000000"/>
           <w:sz w:val="24"/>
         </w:rPr>
-        <w:t>1.1. Background and Motivation</w:t>
+        <w:t>Lane departure is a leading cause of road fatalities. In Australia, 62% of all road deaths nationally are attributable to lane departure events — rising to 73% in regional and 71% in remote areas [3]. The NHTSA estimates LKA-equipped vehicles are 24% less likely to be involved in fatal road departure crashes [4], and the EU has mandated LKA on all new vehicles sold after July 2024 [5]. LKA applies corrective steering when a vehicle drifts toward a lane boundary without signalling, and forms the foundation of higher-level ADAS functionality.</w:t>
       </w:r>
     </w:p>
     <w:p>
@@ -665,7 +275,7 @@
           <w:rFonts w:ascii="Times New Roman" w:hAnsi="Times New Roman"/>
           <w:sz w:val="24"/>
         </w:rPr>
-        <w:t>Road transportation remains one of the leading causes of preventable death globally. Lane departure — where a vehicle unintentionally crosses a lane boundary — is a particularly lethal crash type because it frequently results in head-on collisions or run-off-road events at high speed. In Australia, the Department of Infrastructure reports that 62% of all road fatalities nationally, 73% in regional areas, and 71% in remote areas are attributable to lane departure [3]. In the United States, the National Highway Traffic Safety Administration (NHTSA) estimates that vehicles equipped with Lane Keep Assist (LKA) are on average 24% less likely to be involved in a fatal road departure crash [4]. Recognising this, the European Commission mandated LKA as standard equipment on all new vehicles sold after July 2024, with projections that the measure will save over 25,000 lives by 2038 [5].</w:t>
+        <w:t>Current LKA systems use front-facing cameras, but field benchmarking via the OpenLKA dataset [6] confirmed substantial degradation under poor lane markings and adverse weather — precisely the conditions most associated with fatal crashes on regional roads. Sharma et al. [1] and Kadav et al. [2] demonstrated that CERPMs — GPS-transmitting road studs — outperform the Mobileye 630 vision system across all tested conditions, with an effective sensing range of 350 m versus 31 m for the camera. Their experiments physically deployed CERPMs at 40-foot (~12 m) intervals. However, both studies applied cubic spline interpolation without evaluating alternatives and did not investigate the impact of missing markers on reconstruction accuracy.</w:t>
       </w:r>
     </w:p>
     <w:p>
@@ -677,230 +287,13 @@
           <w:rFonts w:ascii="Times New Roman" w:hAnsi="Times New Roman"/>
           <w:sz w:val="24"/>
         </w:rPr>
-        <w:t>Lane Keep Assist is a driver assistance feature that monitors lane position and applies corrective steering torque when a vehicle begins to drift toward a lane boundary without a turn signal active. Unlike automated lane-centring systems, LKA is reactive and designed to be easily overridden by the driver, maintaining full driver authority. It forms a foundational component of ADAS upon which higher levels of driving automation are built. This sub-project contributes the centreline estimation module to a broader group ADAS project, providing the lane position input required by the LKA control sub-system.</w:t>
-      </w:r>
-    </w:p>
-    <w:p>
-      <w:pPr>
-        <w:pStyle w:val="Heading2"/>
-        <w:spacing w:before="240" w:after="80"/>
-      </w:pPr>
-      <w:r>
-        <w:rPr>
-          <w:rFonts w:ascii="Times New Roman" w:hAnsi="Times New Roman"/>
-          <w:b/>
-          <w:color w:val="000000"/>
-          <w:sz w:val="24"/>
-        </w:rPr>
-        <w:t>1.2. Problem Statement</w:t>
-      </w:r>
-    </w:p>
-    <w:p>
-      <w:pPr>
-        <w:spacing w:after="120"/>
-      </w:pPr>
-      <w:r>
-        <w:rPr>
-          <w:rFonts w:ascii="Times New Roman" w:hAnsi="Times New Roman"/>
-          <w:sz w:val="24"/>
-        </w:rPr>
-        <w:t>Current commercial LKA systems rely on front-facing cameras and computer vision algorithms to detect lane boundaries. Despite significant advances in deep learning-based lane detection, field benchmarking has confirmed that these systems degrade substantially under conditions that include poor or absent lane markings, adverse weather (rain, fog, glare), and geometrically complex sections such as sharp curves and lane transitions [6]. These are precisely the conditions most associated with serious road crashes, particularly on regional and rural roads where lane markings are often poorly maintained.</w:t>
-      </w:r>
-    </w:p>
-    <w:p>
-      <w:pPr>
-        <w:spacing w:after="120"/>
-      </w:pPr>
-      <w:r>
-        <w:rPr>
-          <w:rFonts w:ascii="Times New Roman" w:hAnsi="Times New Roman"/>
-          <w:sz w:val="24"/>
-        </w:rPr>
-        <w:t>A promising alternative is a Vehicle-to-Infrastructure (V2I) approach using Chip Enabled Raised Pavement Markers (CERPMs). Sharma et al. [1] and Kadav et al. [2] demonstrated that CERPMs — modified road studs containing GPS transceivers — outperform the Mobileye 630 commercial vision system across all tested road conditions, with an effective sensing range of 350 m compared to 31 m for the camera system. In their experiments, CERPMs were physically deployed at 40-foot (~12.2 m) intervals along lane boundaries [2]. However, both studies used cubic spline interpolation without evaluating alternative methods, and neither investigated the effect of missing markers on reconstruction accuracy. In practice, individual CERPMs may fail due to battery depletion, physical damage, flooding, or wireless communication loss. Without understanding how interpolation algorithms respond to dropout, a CERPM-based LKA system cannot be deployed with confidence in its worst-case behaviour.</w:t>
-      </w:r>
-    </w:p>
-    <w:p>
-      <w:pPr>
-        <w:pStyle w:val="Heading2"/>
-        <w:spacing w:before="240" w:after="80"/>
-      </w:pPr>
-      <w:r>
-        <w:rPr>
-          <w:rFonts w:ascii="Times New Roman" w:hAnsi="Times New Roman"/>
-          <w:b/>
-          <w:color w:val="000000"/>
-          <w:sz w:val="24"/>
-        </w:rPr>
-        <w:t>1.3. Aims and Research Questions</w:t>
-      </w:r>
-    </w:p>
-    <w:p>
-      <w:pPr>
-        <w:spacing w:after="120"/>
-      </w:pPr>
-      <w:r>
-        <w:rPr>
-          <w:rFonts w:ascii="Times New Roman" w:hAnsi="Times New Roman"/>
-          <w:sz w:val="24"/>
-        </w:rPr>
-        <w:t>This project addresses the identified gap with the following aims:</w:t>
-      </w:r>
-    </w:p>
-    <w:p>
-      <w:pPr>
-        <w:pStyle w:val="ListNumber"/>
-        <w:spacing w:after="60"/>
-      </w:pPr>
-      <w:r>
-        <w:rPr>
-          <w:rFonts w:ascii="Times New Roman" w:hAnsi="Times New Roman"/>
-          <w:sz w:val="24"/>
-        </w:rPr>
-        <w:t>To implement a Monte Carlo simulation framework that evaluates road centreline reconstruction accuracy under controlled CERPM dropout conditions.</w:t>
-      </w:r>
-    </w:p>
-    <w:p>
-      <w:pPr>
-        <w:pStyle w:val="ListNumber"/>
-        <w:spacing w:after="60"/>
-      </w:pPr>
-      <w:r>
-        <w:rPr>
-          <w:rFonts w:ascii="Times New Roman" w:hAnsi="Times New Roman"/>
-          <w:sz w:val="24"/>
-        </w:rPr>
-        <w:t>To compare seven interpolation algorithms across a comprehensive parameter space of CERPM spacings and dropout severities.</w:t>
-      </w:r>
-    </w:p>
-    <w:p>
-      <w:pPr>
-        <w:pStyle w:val="ListNumber"/>
-        <w:spacing w:after="60"/>
-      </w:pPr>
-      <w:r>
-        <w:rPr>
-          <w:rFonts w:ascii="Times New Roman" w:hAnsi="Times New Roman"/>
-          <w:sz w:val="24"/>
-        </w:rPr>
-        <w:t>To identify which algorithm provides the most robust reconstruction and define the conditions under which each fails.</w:t>
-      </w:r>
-    </w:p>
-    <w:p>
-      <w:pPr>
-        <w:pStyle w:val="ListNumber"/>
-        <w:spacing w:after="60"/>
-      </w:pPr>
-      <w:r>
-        <w:rPr>
-          <w:rFonts w:ascii="Times New Roman" w:hAnsi="Times New Roman"/>
-          <w:sz w:val="24"/>
-        </w:rPr>
-        <w:t>To produce actionable guidance for engineers and infrastructure managers deploying CERPM-based LKA systems.</w:t>
-      </w:r>
-    </w:p>
-    <w:p/>
-    <w:p>
-      <w:pPr>
-        <w:spacing w:after="120"/>
-      </w:pPr>
-      <w:r>
-        <w:rPr>
-          <w:rFonts w:ascii="Times New Roman" w:hAnsi="Times New Roman"/>
-          <w:sz w:val="24"/>
-        </w:rPr>
-        <w:t>These aims are addressed through three research questions:</w:t>
-      </w:r>
-    </w:p>
-    <w:p>
-      <w:pPr>
-        <w:pStyle w:val="ListBullet"/>
-        <w:spacing w:after="60"/>
-      </w:pPr>
-      <w:r>
-        <w:rPr>
-          <w:rFonts w:ascii="Times New Roman" w:hAnsi="Times New Roman"/>
-          <w:sz w:val="24"/>
-        </w:rPr>
-      </w:r>
-      <w:r>
-        <w:rPr>
-          <w:rFonts w:ascii="Times New Roman" w:hAnsi="Times New Roman"/>
-          <w:b/>
-          <w:sz w:val="24"/>
-        </w:rPr>
-        <w:t>RQ1:</w:t>
-      </w:r>
-      <w:r>
-        <w:rPr>
-          <w:rFonts w:ascii="Times New Roman" w:hAnsi="Times New Roman"/>
-          <w:sz w:val="24"/>
-        </w:rPr>
-        <w:t xml:space="preserve"> Which interpolation algorithm provides the most accurate and consistent lane centreline reconstruction from incomplete CERPM data, and how does performance vary with marker spacing?</w:t>
-      </w:r>
-    </w:p>
-    <w:p>
-      <w:pPr>
-        <w:pStyle w:val="ListBullet"/>
-        <w:spacing w:after="60"/>
-      </w:pPr>
-      <w:r>
-        <w:rPr>
-          <w:rFonts w:ascii="Times New Roman" w:hAnsi="Times New Roman"/>
-          <w:sz w:val="24"/>
-        </w:rPr>
-      </w:r>
-      <w:r>
-        <w:rPr>
-          <w:rFonts w:ascii="Times New Roman" w:hAnsi="Times New Roman"/>
-          <w:b/>
-          <w:sz w:val="24"/>
-        </w:rPr>
-        <w:t>RQ2:</w:t>
-      </w:r>
-      <w:r>
-        <w:rPr>
-          <w:rFonts w:ascii="Times New Roman" w:hAnsi="Times New Roman"/>
-          <w:sz w:val="24"/>
-        </w:rPr>
-        <w:t xml:space="preserve"> At what combination of CERPM spacing and dropout severity does each algorithm's reconstruction error exceed the 0.2 m safety threshold?</w:t>
-      </w:r>
-    </w:p>
-    <w:p>
-      <w:pPr>
-        <w:pStyle w:val="ListBullet"/>
-        <w:spacing w:after="60"/>
-      </w:pPr>
-      <w:r>
-        <w:rPr>
-          <w:rFonts w:ascii="Times New Roman" w:hAnsi="Times New Roman"/>
-          <w:sz w:val="24"/>
-        </w:rPr>
-      </w:r>
-      <w:r>
-        <w:rPr>
-          <w:rFonts w:ascii="Times New Roman" w:hAnsi="Times New Roman"/>
-          <w:b/>
-          <w:sz w:val="24"/>
-        </w:rPr>
-        <w:t>RQ3:</w:t>
-      </w:r>
-      <w:r>
-        <w:rPr>
-          <w:rFonts w:ascii="Times New Roman" w:hAnsi="Times New Roman"/>
-          <w:sz w:val="24"/>
-        </w:rPr>
-        <w:t xml:space="preserve"> Is clustered (spatially contiguous) marker dropout more damaging to reconstruction accuracy than random dropout at equivalent effective loss rates?</w:t>
-      </w:r>
-    </w:p>
-    <w:p>
-      <w:r>
-        <w:br w:type="page"/>
+        <w:t>This project addresses that gap. Three research questions are investigated: (RQ1) Which algorithm provides the most accurate centreline reconstruction under CERPM dropout? (RQ2) At what spacing and dropout severity does reconstruction error exceed the 0.2 m safety threshold? (RQ3) Is clustered dropout more damaging than random dropout at equivalent effective loss rates?</w:t>
       </w:r>
     </w:p>
     <w:p>
       <w:pPr>
         <w:pStyle w:val="Heading1"/>
-        <w:spacing w:before="240" w:after="80"/>
+        <w:spacing w:before="200" w:after="80"/>
       </w:pPr>
       <w:r>
         <w:rPr>
@@ -914,17 +307,14 @@
     </w:p>
     <w:p>
       <w:pPr>
-        <w:pStyle w:val="Heading2"/>
-        <w:spacing w:before="240" w:after="80"/>
+        <w:spacing w:after="120"/>
       </w:pPr>
       <w:r>
         <w:rPr>
           <w:rFonts w:ascii="Times New Roman" w:hAnsi="Times New Roman"/>
-          <w:b/>
-          <w:color w:val="000000"/>
           <w:sz w:val="24"/>
         </w:rPr>
-        <w:t>2.1. Lane Keep Assist: State of the Art</w:t>
+        <w:t>LKA technology has advanced from simple threshold-based detection to deep learning lane detection combined with Kalman filtering. Fakhari and Anwar [7][8] proposed a Multiple Model Adaptive Estimation (MMAE) approach fusing front and rear cameras with a Kalman filter, improving detection under night and adverse weather conditions. Perozzi et al. [9] demonstrated a shared sliding-mode controller for steer-by-wire LKA that smoothly transitions authority between driver and automated system. Wei et al. [10] reviewed LKA assessment methodologies and identified standardisation gaps across performance, safety, and driver interaction dimensions.</w:t>
       </w:r>
     </w:p>
     <w:p>
@@ -936,7 +326,7 @@
           <w:rFonts w:ascii="Times New Roman" w:hAnsi="Times New Roman"/>
           <w:sz w:val="24"/>
         </w:rPr>
-        <w:t>LKA technology has advanced considerably over the past decade. Early systems used simple threshold-based lane detection with rule-based torque overlays. Contemporary systems combine deep learning lane detection with model-based vehicle dynamics and increasingly sophisticated control strategies. Fakhari and Anwar [7][8] proposed a Multiple Model Adaptive Estimation (MMAE) algorithm fusing front and rear camera inputs with a Kalman filter to improve lane detection robustness under challenging conditions including night driving and adverse weather. The system computes uncertainty estimates for each model and selects the most accurate for prevailing conditions, providing improved performance over single-model approaches.</w:t>
+        <w:t>On the infrastructure sensing side, Sharma et al. [1] introduced CERPMs as an energy-efficient IIS achieving at least 90% energy savings over commercial camera solutions. Kadav et al. [2] extended this to lane centering and lane change, deploying CERPMs at 40 ft (~12 m) spacing. Where the Mobileye failed to detect lane markings for 93.3% of a sharp-curve route, the CERPM system maintained reconstruction throughout. Critically, both studies used cubic spline interpolation — the method originally proposed for road centreline fitting by Burden and Faires [11] — without exploring alternatives or simulating marker failures.</w:t>
       </w:r>
     </w:p>
     <w:p>
@@ -948,147 +338,13 @@
           <w:rFonts w:ascii="Times New Roman" w:hAnsi="Times New Roman"/>
           <w:sz w:val="24"/>
         </w:rPr>
-        <w:t>On the control side, Perozzi et al. [9] demonstrated a shared sliding-mode controller for steer-by-wire LKA vehicles that smoothly transitions steering authority between the driver and the automated system based on a sharing parameter. Testing in the SHERPA dynamic vehicle simulator showed stable, smooth authority transitions, making it a strong candidate for integration with a CERPM-based positioning system. Wei et al. [10] provide a comprehensive review of LKA assessment methodologies, identifying gaps in standardisation across performance, comfort, safety, driver interaction, and driving style evaluation dimensions. Their proposed evaluation framework is directly applicable to validating a CERPM-based LKA implementation.</w:t>
-      </w:r>
-    </w:p>
-    <w:p>
-      <w:pPr>
-        <w:spacing w:after="120"/>
-      </w:pPr>
-      <w:r>
-        <w:rPr>
-          <w:rFonts w:ascii="Times New Roman" w:hAnsi="Times New Roman"/>
-          <w:sz w:val="24"/>
-        </w:rPr>
-        <w:t>The OpenLKA dataset [6] represents the most comprehensive field benchmark of commercial LKA performance to date. Compiled from approximately 400 hours of LKA-steered data across 62 production vehicle models in real-world road testing in Florida and from global contributors, the dataset empirically confirmed that LKA systems fail most frequently under poor lane markings and near lane transitions — the conditions most prevalent on the regional and rural roads where lane departure fatalities are highest.</w:t>
-      </w:r>
-    </w:p>
-    <w:p>
-      <w:pPr>
-        <w:pStyle w:val="Heading2"/>
-        <w:spacing w:before="240" w:after="80"/>
-      </w:pPr>
-      <w:r>
-        <w:rPr>
-          <w:rFonts w:ascii="Times New Roman" w:hAnsi="Times New Roman"/>
-          <w:b/>
-          <w:color w:val="000000"/>
-          <w:sz w:val="24"/>
-        </w:rPr>
-        <w:t>2.2. Infrastructure-Based Positioning with CERPMs</w:t>
-      </w:r>
-    </w:p>
-    <w:p>
-      <w:pPr>
-        <w:spacing w:after="120"/>
-      </w:pPr>
-      <w:r>
-        <w:rPr>
-          <w:rFonts w:ascii="Times New Roman" w:hAnsi="Times New Roman"/>
-          <w:sz w:val="24"/>
-        </w:rPr>
-        <w:t>The CERPM concept was first proposed and validated by Sharma et al. [1], who demonstrated that chip-enabled raised pavement markers could provide GPS coordinate data to an autonomous vehicle at ranges up to 350 m, far exceeding the 31 m range of the Mobileye 630 camera system used for comparison. CERPMs integrate an IoT development board and 915 MHz radio transceiver into a standard raised pavement marker form factor, transmitting latitude, longitude, altitude, and additional parameters to an on-board receiver. The energy consumption of the CERPM approach was shown to be at least 90% lower than equivalent commercial camera-based solutions [1].</w:t>
-      </w:r>
-    </w:p>
-    <w:p>
-      <w:pPr>
-        <w:spacing w:after="120"/>
-      </w:pPr>
-      <w:r>
-        <w:rPr>
-          <w:rFonts w:ascii="Times New Roman" w:hAnsi="Times New Roman"/>
-          <w:sz w:val="24"/>
-        </w:rPr>
-        <w:t>Kadav et al. [2] extended this work to a full lane centering and lane change application, physically deploying CERPMs at 40-foot (~12.2 m) intervals along both lane boundaries of test routes at Oak Ridge National Laboratory and subsequently in more complex road environments. Their results showed CERPMs outperforming the Mobileye system in all tested scenarios, including roads with sharp curves (where the Mobileye failed to detect lane markings for 93.3% of the route), varying lighting conditions, and roads with inadequate lane markings. Cubic spline interpolation was applied to CERPM position data to reconstruct continuous lane boundaries, but no evaluation of alternative interpolation methods or the effect of marker dropout was conducted — the gap that this project directly addresses.</w:t>
-      </w:r>
-    </w:p>
-    <w:p>
-      <w:pPr>
-        <w:pStyle w:val="Heading2"/>
-        <w:spacing w:before="240" w:after="80"/>
-      </w:pPr>
-      <w:r>
-        <w:rPr>
-          <w:rFonts w:ascii="Times New Roman" w:hAnsi="Times New Roman"/>
-          <w:b/>
-          <w:color w:val="000000"/>
-          <w:sz w:val="24"/>
-        </w:rPr>
-        <w:t>2.3. Interpolation Methods for Road Geometry</w:t>
-      </w:r>
-    </w:p>
-    <w:p>
-      <w:pPr>
-        <w:spacing w:after="120"/>
-      </w:pPr>
-      <w:r>
-        <w:rPr>
-          <w:rFonts w:ascii="Times New Roman" w:hAnsi="Times New Roman"/>
-          <w:sz w:val="24"/>
-        </w:rPr>
-        <w:t>Road boundaries are geometrically smooth curves, typically designed to curvature standards specifying minimum curve radii and clothoid transition spirals. This smoothness has important implications for algorithm selection: a method that exploits smoothness will extrapolate more accurately across data gaps than one that does not.</w:t>
-      </w:r>
-    </w:p>
-    <w:p>
-      <w:pPr>
-        <w:spacing w:after="120"/>
-      </w:pPr>
-      <w:r>
-        <w:rPr>
-          <w:rFonts w:ascii="Times New Roman" w:hAnsi="Times New Roman"/>
-          <w:sz w:val="24"/>
-        </w:rPr>
-        <w:t>Burden and Faires [11] provide a thorough treatment of polynomial spline interpolation. Natural cubic splines, which enforce C² continuity and zero second derivative at endpoints, are the standard choice in road geometry applications — and the method used in the prior CERPM work [1][2]. However, cubic splines can exhibit Runge's phenomenon — spurious oscillations — when data is sparse or unevenly distributed, which is precisely the situation arising under CERPM dropout. Higher-order B-splines (quartic, quintic) extend the polynomial degree, potentially improving gap extrapolation at the cost of greater sensitivity to endpoint conditions (de Boor [12]).</w:t>
-      </w:r>
-    </w:p>
-    <w:p>
-      <w:pPr>
-        <w:spacing w:after="120"/>
-      </w:pPr>
-      <w:r>
-        <w:rPr>
-          <w:rFonts w:ascii="Times New Roman" w:hAnsi="Times New Roman"/>
-          <w:sz w:val="24"/>
-        </w:rPr>
-        <w:t>Fritsch and Carlson [13] introduced PCHIP (Piecewise Cubic Hermite Interpolating Polynomial) to address oscillation by enforcing monotonicity in each interval. While effective for step-function-like data, this constraint can be detrimental for road geometry, which is smooth but not monotone in individual coordinate directions. Akima [14] proposed a locally-weighted spline that limits the influence of distant data on local curve shape, offering resistance to the propagation of gap effects, but requiring a minimum of three points to function. All methods benefit from arc-length parameterisation — computing a normalised cumulative chord length t ∈ [0,1] — which prevents the systematic distortion introduced by index-based parameterisation when marker spacing is irregular after dropout (Hartley and Zisserman [15]).</w:t>
-      </w:r>
-    </w:p>
-    <w:p>
-      <w:pPr>
-        <w:pStyle w:val="Heading2"/>
-        <w:spacing w:before="240" w:after="80"/>
-      </w:pPr>
-      <w:r>
-        <w:rPr>
-          <w:rFonts w:ascii="Times New Roman" w:hAnsi="Times New Roman"/>
-          <w:b/>
-          <w:color w:val="000000"/>
-          <w:sz w:val="24"/>
-        </w:rPr>
-        <w:t>2.4. Gaps in Current Research</w:t>
-      </w:r>
-    </w:p>
-    <w:p>
-      <w:pPr>
-        <w:spacing w:after="120"/>
-      </w:pPr>
-      <w:r>
-        <w:rPr>
-          <w:rFonts w:ascii="Times New Roman" w:hAnsi="Times New Roman"/>
-          <w:sz w:val="24"/>
-        </w:rPr>
-        <w:t>The review identifies the following gap: both foundational CERPM studies [1][2] use cubic spline interpolation exclusively and assume complete marker availability. No published study has evaluated alternative interpolation methods for CERPM-based lane reconstruction, nor systematically characterised accuracy degradation under marker dropout. The real-world deployment spacing of 40 feet (~12.2 m) used in [2] represents a coarse configuration that amplifies the impact of any missing marker, making this analysis particularly important for practical deployment. This project fills the gap by providing the first systematic, simulation-based comparison of seven interpolation algorithms under controlled dropout conditions across a range of marker spacings.</w:t>
-      </w:r>
-    </w:p>
-    <w:p>
-      <w:r>
-        <w:br w:type="page"/>
+        <w:t>Higher-order B-splines (de Boor [12]), PCHIP (Fritsch and Carlson [13]), and Akima splines [14] each address different limitations of cubic spline in sparse data scenarios. Arc-length parameterisation (Hartley and Zisserman [15]) is essential for all these methods when marker spacing becomes irregular after dropout. No prior work has applied these alternatives to the CERPM lane reconstruction problem, nor characterised accuracy under marker failure — establishing the clear need for this research.</w:t>
       </w:r>
     </w:p>
     <w:p>
       <w:pPr>
         <w:pStyle w:val="Heading1"/>
-        <w:spacing w:before="240" w:after="80"/>
+        <w:spacing w:before="200" w:after="80"/>
       </w:pPr>
       <w:r>
         <w:rPr>
@@ -1102,17 +358,74 @@
     </w:p>
     <w:p>
       <w:pPr>
-        <w:pStyle w:val="Heading2"/>
-        <w:spacing w:before="240" w:after="80"/>
+        <w:spacing w:after="120"/>
       </w:pPr>
       <w:r>
         <w:rPr>
           <w:rFonts w:ascii="Times New Roman" w:hAnsi="Times New Roman"/>
-          <w:b/>
-          <w:color w:val="000000"/>
           <w:sz w:val="24"/>
         </w:rPr>
-        <w:t>3.1. Overview</w:t>
+        <w:t xml:space="preserve">A Python simulation framework was developed across four modules: </w:t>
+      </w:r>
+      <w:r>
+        <w:rPr>
+          <w:rFonts w:ascii="Times New Roman" w:hAnsi="Times New Roman"/>
+          <w:b/>
+          <w:sz w:val="24"/>
+        </w:rPr>
+        <w:t>test.py</w:t>
+      </w:r>
+      <w:r>
+        <w:rPr>
+          <w:rFonts w:ascii="Times New Roman" w:hAnsi="Times New Roman"/>
+          <w:sz w:val="24"/>
+        </w:rPr>
+        <w:t xml:space="preserve"> (Lanelet2 OSM parser, CERPM placement, ground-truth centreline computation); </w:t>
+      </w:r>
+      <w:r>
+        <w:rPr>
+          <w:rFonts w:ascii="Times New Roman" w:hAnsi="Times New Roman"/>
+          <w:b/>
+          <w:sz w:val="24"/>
+        </w:rPr>
+        <w:t>Interpolations.py</w:t>
+      </w:r>
+      <w:r>
+        <w:rPr>
+          <w:rFonts w:ascii="Times New Roman" w:hAnsi="Times New Roman"/>
+          <w:sz w:val="24"/>
+        </w:rPr>
+        <w:t xml:space="preserve"> (seven interpolation methods with arc-length parameterisation); </w:t>
+      </w:r>
+      <w:r>
+        <w:rPr>
+          <w:rFonts w:ascii="Times New Roman" w:hAnsi="Times New Roman"/>
+          <w:b/>
+          <w:sz w:val="24"/>
+        </w:rPr>
+        <w:t>Simulation.py</w:t>
+      </w:r>
+      <w:r>
+        <w:rPr>
+          <w:rFonts w:ascii="Times New Roman" w:hAnsi="Times New Roman"/>
+          <w:sz w:val="24"/>
+        </w:rPr>
+        <w:t xml:space="preserve"> (parallelised Monte Carlo engine with random and clustered dropout); and </w:t>
+      </w:r>
+      <w:r>
+        <w:rPr>
+          <w:rFonts w:ascii="Times New Roman" w:hAnsi="Times New Roman"/>
+          <w:b/>
+          <w:sz w:val="24"/>
+        </w:rPr>
+        <w:t>xmlParse.py</w:t>
+      </w:r>
+      <w:r>
+        <w:rPr>
+          <w:rFonts w:ascii="Times New Roman" w:hAnsi="Times New Roman"/>
+          <w:sz w:val="24"/>
+        </w:rPr>
+        <w:t xml:space="preserve"> (full parameter sweep, statistical aggregation, and visualisation).</w:t>
       </w:r>
     </w:p>
     <w:p>
@@ -1124,22 +437,7 @@
           <w:rFonts w:ascii="Times New Roman" w:hAnsi="Times New Roman"/>
           <w:sz w:val="24"/>
         </w:rPr>
-        <w:t>The methodology follows a simulation-based experimental design. A Python framework was developed to: (1) ingest real road geometry from a Lanelet2 map; (2) simulate CERPM placement along road boundaries; (3) apply controlled dropout; (4) reconstruct boundaries using each interpolation algorithm; and (5) measure centreline error against a ground truth. Monte Carlo repetition at n = 2,000 trials per condition provides statistically stable estimates of both typical and worst-case performance. All code is version-controlled in Git and designed for full reproducibility via seeded random number generation.</w:t>
-      </w:r>
-    </w:p>
-    <w:p>
-      <w:pPr>
-        <w:pStyle w:val="Heading2"/>
-        <w:spacing w:before="240" w:after="80"/>
-      </w:pPr>
-      <w:r>
-        <w:rPr>
-          <w:rFonts w:ascii="Times New Roman" w:hAnsi="Times New Roman"/>
-          <w:b/>
-          <w:color w:val="000000"/>
-          <w:sz w:val="24"/>
-        </w:rPr>
-        <w:t>3.2. Road Geometry and Ground Truth</w:t>
+        <w:t>Road geometry was sourced from the Town07 Lanelet2 map — a standardised autonomous driving environment with varied curve types. The ground-truth centreline was computed by resampling both boundary linestrings to 500 arc-length fractions and averaging paired points. CERPM positions were simulated at six uniform spacings: 0.5, 1, 2, 4, 6, and 12 m, where 12 m corresponds to the ~40 ft deployment in Kadav et al. [2].</w:t>
       </w:r>
     </w:p>
     <w:p>
@@ -1151,46 +449,37 @@
           <w:rFonts w:ascii="Times New Roman" w:hAnsi="Times New Roman"/>
           <w:sz w:val="24"/>
         </w:rPr>
-        <w:t>Road geometry was sourced from the Town07 Lanelet2 OpenStreetMap (OSM) file — a standardised autonomous driving simulation environment containing diverse road types including straights, moderate curves, and tight bends. The test.py module parses the XML to extract node coordinates (in local metric x, y), ordered way linestrings representing left and right road edges, and lanelet relations pairing them into lane segments. Adjacent lanelets are merged into a continuous road boundary pair providing sufficient geometric variety for the evaluation.</w:t>
+        <w:t xml:space="preserve">Two dropout models were applied. </w:t>
       </w:r>
-    </w:p>
-    <w:p>
-      <w:pPr>
-        <w:spacing w:after="120"/>
-      </w:pPr>
+      <w:r>
+        <w:rPr>
+          <w:rFonts w:ascii="Times New Roman" w:hAnsi="Times New Roman"/>
+          <w:b/>
+          <w:sz w:val="24"/>
+        </w:rPr>
+        <w:t>Random dropout</w:t>
+      </w:r>
       <w:r>
         <w:rPr>
           <w:rFonts w:ascii="Times New Roman" w:hAnsi="Times New Roman"/>
           <w:sz w:val="24"/>
         </w:rPr>
-        <w:t>The ground-truth centreline is computed by the calCenterline() function, which parameterises both boundary linestrings by arc length, resamples each to 500 evenly spaced arc-length fractions, and averages paired points. This produces a dense, smooth ground-truth centreline against which all reconstructed centrelines are compared using Shapely geometry operations.</w:t>
+        <w:t xml:space="preserve"> removed each marker independently at rates of 1%, 5%, 10%, 15%, and 20%, modelling uncorrelated faults. </w:t>
       </w:r>
-    </w:p>
-    <w:p>
-      <w:pPr>
-        <w:pStyle w:val="Heading2"/>
-        <w:spacing w:before="240" w:after="80"/>
-      </w:pPr>
       <w:r>
         <w:rPr>
           <w:rFonts w:ascii="Times New Roman" w:hAnsi="Times New Roman"/>
           <w:b/>
-          <w:color w:val="000000"/>
           <w:sz w:val="24"/>
         </w:rPr>
-        <w:t>3.3. CERPM Placement Simulation</w:t>
+        <w:t>Clustered dropout</w:t>
       </w:r>
-    </w:p>
-    <w:p>
-      <w:pPr>
-        <w:spacing w:after="120"/>
-      </w:pPr>
       <w:r>
         <w:rPr>
           <w:rFonts w:ascii="Times New Roman" w:hAnsi="Times New Roman"/>
           <w:sz w:val="24"/>
         </w:rPr>
-        <w:t>The resample() function simulates CERPM deployment by resampling each road boundary to uniform spacing d, producing ordered lists of left and right marker positions. Five spacings were tested:</w:t>
+        <w:t xml:space="preserve"> removed a single contiguous run of 2, 5, 10, 15, or 20 markers from one boundary per trial, modelling localised failure (flooding, surface damage). Seven interpolation algorithms were tested:</w:t>
       </w:r>
     </w:p>
     <w:tbl>
@@ -1219,7 +508,7 @@
                 <w:b/>
                 <w:sz w:val="24"/>
               </w:rPr>
-              <w:t>Spacing (m)</w:t>
+              <w:t>Method</w:t>
             </w:r>
           </w:p>
         </w:tc>
@@ -1237,7 +526,7 @@
                 <w:b/>
                 <w:sz w:val="24"/>
               </w:rPr>
-              <w:t>Approx. spacing (ft)</w:t>
+              <w:t>Continuity</w:t>
             </w:r>
           </w:p>
         </w:tc>
@@ -1255,7 +544,7 @@
                 <w:b/>
                 <w:sz w:val="24"/>
               </w:rPr>
-              <w:t>Deployment context</w:t>
+              <w:t>Key property</w:t>
             </w:r>
           </w:p>
         </w:tc>
@@ -1271,7 +560,7 @@
                 <w:rFonts w:ascii="Times New Roman" w:hAnsi="Times New Roman"/>
                 <w:sz w:val="24"/>
               </w:rPr>
-              <w:t>0.5 m</w:t>
+              <w:t>Linear</w:t>
             </w:r>
           </w:p>
         </w:tc>
@@ -1285,7 +574,7 @@
                 <w:rFonts w:ascii="Times New Roman" w:hAnsi="Times New Roman"/>
                 <w:sz w:val="24"/>
               </w:rPr>
-              <w:t>1.6 ft</w:t>
+              <w:t>C⁰</w:t>
             </w:r>
           </w:p>
         </w:tc>
@@ -1299,7 +588,7 @@
                 <w:rFonts w:ascii="Times New Roman" w:hAnsi="Times New Roman"/>
                 <w:sz w:val="24"/>
               </w:rPr>
-              <w:t>Very high density — research/urban premium</w:t>
+              <w:t>Piecewise straight; baseline comparison</w:t>
             </w:r>
           </w:p>
         </w:tc>
@@ -1315,7 +604,7 @@
                 <w:rFonts w:ascii="Times New Roman" w:hAnsi="Times New Roman"/>
                 <w:sz w:val="24"/>
               </w:rPr>
-              <w:t>1.0 m</w:t>
+              <w:t>Quadratic spline</w:t>
             </w:r>
           </w:p>
         </w:tc>
@@ -1329,7 +618,7 @@
                 <w:rFonts w:ascii="Times New Roman" w:hAnsi="Times New Roman"/>
                 <w:sz w:val="24"/>
               </w:rPr>
-              <w:t>3.3 ft</w:t>
+              <w:t>C¹</w:t>
             </w:r>
           </w:p>
         </w:tc>
@@ -1343,7 +632,7 @@
                 <w:rFonts w:ascii="Times New Roman" w:hAnsi="Times New Roman"/>
                 <w:sz w:val="24"/>
               </w:rPr>
-              <w:t>High density</w:t>
+              <w:t>Smooth; low computational cost</w:t>
             </w:r>
           </w:p>
         </w:tc>
@@ -1359,7 +648,7 @@
                 <w:rFonts w:ascii="Times New Roman" w:hAnsi="Times New Roman"/>
                 <w:sz w:val="24"/>
               </w:rPr>
-              <w:t>2.0 m</w:t>
+              <w:t>Cubic spline</w:t>
             </w:r>
           </w:p>
         </w:tc>
@@ -1373,7 +662,7 @@
                 <w:rFonts w:ascii="Times New Roman" w:hAnsi="Times New Roman"/>
                 <w:sz w:val="24"/>
               </w:rPr>
-              <w:t>6.6 ft</w:t>
+              <w:t>C²</w:t>
             </w:r>
           </w:p>
         </w:tc>
@@ -1387,7 +676,7 @@
                 <w:rFonts w:ascii="Times New Roman" w:hAnsi="Times New Roman"/>
                 <w:sz w:val="24"/>
               </w:rPr>
-              <w:t>Moderate density</w:t>
+              <w:t>Used in prior CERPM work [1][2]</w:t>
             </w:r>
           </w:p>
         </w:tc>
@@ -1403,7 +692,7 @@
                 <w:rFonts w:ascii="Times New Roman" w:hAnsi="Times New Roman"/>
                 <w:sz w:val="24"/>
               </w:rPr>
-              <w:t>3.0 m</w:t>
+              <w:t>Quartic spline</w:t>
             </w:r>
           </w:p>
         </w:tc>
@@ -1417,7 +706,7 @@
                 <w:rFonts w:ascii="Times New Roman" w:hAnsi="Times New Roman"/>
                 <w:sz w:val="24"/>
               </w:rPr>
-              <w:t>9.8 ft</w:t>
+              <w:t>C³</w:t>
             </w:r>
           </w:p>
         </w:tc>
@@ -1431,7 +720,7 @@
                 <w:rFonts w:ascii="Times New Roman" w:hAnsi="Times New Roman"/>
                 <w:sz w:val="24"/>
               </w:rPr>
-              <w:t>Low density</w:t>
+              <w:t>Higher-order curvature flexibility</w:t>
             </w:r>
           </w:p>
         </w:tc>
@@ -1447,7 +736,7 @@
                 <w:rFonts w:ascii="Times New Roman" w:hAnsi="Times New Roman"/>
                 <w:sz w:val="24"/>
               </w:rPr>
-              <w:t>5.0 m</w:t>
+              <w:t>Quintic spline</w:t>
             </w:r>
           </w:p>
         </w:tc>
@@ -1461,7 +750,7 @@
                 <w:rFonts w:ascii="Times New Roman" w:hAnsi="Times New Roman"/>
                 <w:sz w:val="24"/>
               </w:rPr>
-              <w:t>16.4 ft</w:t>
+              <w:t>C⁴</w:t>
             </w:r>
           </w:p>
         </w:tc>
@@ -1475,7 +764,95 @@
                 <w:rFonts w:ascii="Times New Roman" w:hAnsi="Times New Roman"/>
                 <w:sz w:val="24"/>
               </w:rPr>
-              <w:t>Very low density</w:t>
+              <w:t>Highest order tested; very smooth</w:t>
+            </w:r>
+          </w:p>
+        </w:tc>
+      </w:tr>
+      <w:tr>
+        <w:tc>
+          <w:tcPr>
+            <w:tcW w:type="dxa" w:w="3135"/>
+          </w:tcPr>
+          <w:p>
+            <w:r>
+              <w:rPr>
+                <w:rFonts w:ascii="Times New Roman" w:hAnsi="Times New Roman"/>
+                <w:sz w:val="24"/>
+              </w:rPr>
+              <w:t>PCHIP</w:t>
+            </w:r>
+          </w:p>
+        </w:tc>
+        <w:tc>
+          <w:tcPr>
+            <w:tcW w:type="dxa" w:w="3135"/>
+          </w:tcPr>
+          <w:p>
+            <w:r>
+              <w:rPr>
+                <w:rFonts w:ascii="Times New Roman" w:hAnsi="Times New Roman"/>
+                <w:sz w:val="24"/>
+              </w:rPr>
+              <w:t>C¹</w:t>
+            </w:r>
+          </w:p>
+        </w:tc>
+        <w:tc>
+          <w:tcPr>
+            <w:tcW w:type="dxa" w:w="3135"/>
+          </w:tcPr>
+          <w:p>
+            <w:r>
+              <w:rPr>
+                <w:rFonts w:ascii="Times New Roman" w:hAnsi="Times New Roman"/>
+                <w:sz w:val="24"/>
+              </w:rPr>
+              <w:t>Monotone; no overshoot between knots</w:t>
+            </w:r>
+          </w:p>
+        </w:tc>
+      </w:tr>
+      <w:tr>
+        <w:tc>
+          <w:tcPr>
+            <w:tcW w:type="dxa" w:w="3135"/>
+          </w:tcPr>
+          <w:p>
+            <w:r>
+              <w:rPr>
+                <w:rFonts w:ascii="Times New Roman" w:hAnsi="Times New Roman"/>
+                <w:sz w:val="24"/>
+              </w:rPr>
+              <w:t>Akima</w:t>
+            </w:r>
+          </w:p>
+        </w:tc>
+        <w:tc>
+          <w:tcPr>
+            <w:tcW w:type="dxa" w:w="3135"/>
+          </w:tcPr>
+          <w:p>
+            <w:r>
+              <w:rPr>
+                <w:rFonts w:ascii="Times New Roman" w:hAnsi="Times New Roman"/>
+                <w:sz w:val="24"/>
+              </w:rPr>
+              <w:t>C¹</w:t>
+            </w:r>
+          </w:p>
+        </w:tc>
+        <w:tc>
+          <w:tcPr>
+            <w:tcW w:type="dxa" w:w="3135"/>
+          </w:tcPr>
+          <w:p>
+            <w:r>
+              <w:rPr>
+                <w:rFonts w:ascii="Times New Roman" w:hAnsi="Times New Roman"/>
+                <w:sz w:val="24"/>
+              </w:rPr>
+              <w:t>Locally weighted; limits gap propagation</w:t>
             </w:r>
           </w:p>
         </w:tc>
@@ -1491,13 +868,13 @@
           <w:rFonts w:ascii="Times New Roman" w:hAnsi="Times New Roman"/>
           <w:sz w:val="24"/>
         </w:rPr>
-        <w:t>Note: the real-world deployment in Kadav et al. [2] used 40 ft (~12.2 m) spacing — coarser than all conditions tested here. The simulation therefore evaluates a range of spacings finer than the literature baseline, providing insight into how much improvement in marker density would buy in reconstruction robustness.</w:t>
+        <w:t>All methods use arc-length parameterisation. Methods requiring ≥ 3 points (cubic spline, Akima) fall back to linear when fewer points survive dropout. For each of the 420 parameter combinations, 2,000 independent seeded Monte Carlo trials were executed in parallel using ProcessPoolExecutor. Per trial, perpendicular distance from the reconstructed centreline to the ground truth was measured via Shapely geometry, yielding mean error and max error. Statistics reported are: IQR (P75 − P25 of mean error) as the primary robustness metric, and failure rate (proportion of trials where max error &gt; 0.2 m) as the safety-relevant threshold, aligned to ISO 21448 and SAE J3016 positioning accuracy requirements.</w:t>
       </w:r>
     </w:p>
     <w:p>
       <w:pPr>
-        <w:pStyle w:val="Heading2"/>
-        <w:spacing w:before="240" w:after="80"/>
+        <w:pStyle w:val="Heading1"/>
+        <w:spacing w:before="200" w:after="80"/>
       </w:pPr>
       <w:r>
         <w:rPr>
@@ -1506,7 +883,22 @@
           <w:color w:val="000000"/>
           <w:sz w:val="24"/>
         </w:rPr>
-        <w:t>3.4. Dropout Models</w:t>
+        <w:t>4. Results and Analysis</w:t>
+      </w:r>
+    </w:p>
+    <w:p>
+      <w:pPr>
+        <w:pStyle w:val="Heading2"/>
+        <w:spacing w:before="200" w:after="80"/>
+      </w:pPr>
+      <w:r>
+        <w:rPr>
+          <w:rFonts w:ascii="Times New Roman" w:hAnsi="Times New Roman"/>
+          <w:b/>
+          <w:color w:val="000000"/>
+          <w:sz w:val="24"/>
+        </w:rPr>
+        <w:t>4.1. Random Dropout</w:t>
       </w:r>
     </w:p>
     <w:p>
@@ -1518,7 +910,7 @@
           <w:rFonts w:ascii="Times New Roman" w:hAnsi="Times New Roman"/>
           <w:sz w:val="24"/>
         </w:rPr>
-        <w:t>Two failure models were implemented, reflecting distinct real-world failure mechanisms:</w:t>
+        <w:t>Under random dropout, higher-order polynomial B-splines (quadratic through quintic) maintain near-zero IQR at spacings up to 4 m across all dropout rates. Linear interpolation diverges markedly beyond 2 m spacing: at 4 m and 20% dropout, linear reaches failure rates of 100%, while quadratic through quintic remain below 65% and cubic spline below 76%. At 6 m spacing the polynomial splines show failure rates of 54–82% at 20% dropout, while linear reaches 100% even at 1% dropout.</w:t>
       </w:r>
     </w:p>
     <w:p>
@@ -1530,6 +922,7 @@
           <w:rFonts w:ascii="Times New Roman" w:hAnsi="Times New Roman"/>
           <w:sz w:val="24"/>
         </w:rPr>
+        <w:t xml:space="preserve">At the literature deployment spacing of </w:t>
       </w:r>
       <w:r>
         <w:rPr>
@@ -1537,14 +930,29 @@
           <w:b/>
           <w:sz w:val="24"/>
         </w:rPr>
-        <w:t>Random (independent) dropout</w:t>
+        <w:t>12 m</w:t>
       </w:r>
       <w:r>
         <w:rPr>
           <w:rFonts w:ascii="Times New Roman" w:hAnsi="Times New Roman"/>
           <w:sz w:val="24"/>
         </w:rPr>
-        <w:t xml:space="preserve"> — each CERPM on both boundaries is independently removed with probability p per trial, modelling uncorrelated spontaneous faults (battery depletion, random communication loss). Dropout rates tested: 1%, 5%, 10%, 15%, 20%.</w:t>
+        <w:t>, all methods fail at rates of 100% under random dropout of 9% or above. Even at 1% random dropout and 12 m spacing, linear interpolation fails at 100%. Quadratic through quintic reach 100% failure by 5% random dropout at 12 m. This confirms that 12 m spacing is fundamentally insufficient for any algorithm under realistic random dropout rates, directly challenging the viability of the deployment interval used in the foundational literature [2].</w:t>
+      </w:r>
+    </w:p>
+    <w:p>
+      <w:pPr>
+        <w:pStyle w:val="Heading2"/>
+        <w:spacing w:before="200" w:after="80"/>
+      </w:pPr>
+      <w:r>
+        <w:rPr>
+          <w:rFonts w:ascii="Times New Roman" w:hAnsi="Times New Roman"/>
+          <w:b/>
+          <w:color w:val="000000"/>
+          <w:sz w:val="24"/>
+        </w:rPr>
+        <w:t>4.2. Clustered Dropout</w:t>
       </w:r>
     </w:p>
     <w:p>
@@ -1556,36 +964,7 @@
           <w:rFonts w:ascii="Times New Roman" w:hAnsi="Times New Roman"/>
           <w:sz w:val="24"/>
         </w:rPr>
-      </w:r>
-      <w:r>
-        <w:rPr>
-          <w:rFonts w:ascii="Times New Roman" w:hAnsi="Times New Roman"/>
-          <w:b/>
-          <w:sz w:val="24"/>
-        </w:rPr>
-        <w:t>Clustered (contiguous) dropout</w:t>
-      </w:r>
-      <w:r>
-        <w:rPr>
-          <w:rFonts w:ascii="Times New Roman" w:hAnsi="Times New Roman"/>
-          <w:sz w:val="24"/>
-        </w:rPr>
-        <w:t xml:space="preserve"> — a single contiguous run of markers is removed from one boundary (left or right, selected randomly per trial), modelling a localised zone of failure such as flooding, road surface damage, or a wireless dead spot. Cluster sizes tested: 2, 5, 10, 15, 20 consecutive markers. This is the more operationally severe model because it removes all geometric information across an extended stretch, forcing the algorithm to extrapolate across a continuous gap.</w:t>
-      </w:r>
-    </w:p>
-    <w:p>
-      <w:pPr>
-        <w:pStyle w:val="Heading2"/>
-        <w:spacing w:before="240" w:after="80"/>
-      </w:pPr>
-      <w:r>
-        <w:rPr>
-          <w:rFonts w:ascii="Times New Roman" w:hAnsi="Times New Roman"/>
-          <w:b/>
-          <w:color w:val="000000"/>
-          <w:sz w:val="24"/>
-        </w:rPr>
-        <w:t>3.5. Interpolation Methods</w:t>
+        <w:t>Clustered dropout produces more severe degradation. The IQR band plots (exhaustive enumeration) show linear interpolation reaching median IQR values exceeding 8 m at cluster size 20 and 12 m spacing — far larger than a lane width. Even quintic and quartic B-splines show IQR values of several metres at these extreme conditions, though their advantage over linear remains clear at moderate conditions.</w:t>
       </w:r>
     </w:p>
     <w:p>
@@ -1597,7 +976,49 @@
           <w:rFonts w:ascii="Times New Roman" w:hAnsi="Times New Roman"/>
           <w:sz w:val="24"/>
         </w:rPr>
-        <w:t>Seven methods were implemented in Interpolations.py. All use arc-length parameterisation: cumulative chord lengths are computed between surviving marker positions and normalised to t ∈ [0,1], then x(t) and y(t) are interpolated independently and resampled to the original point count.</w:t>
+        <w:t xml:space="preserve">The clustered failure rate heatmap reveals the critical finding: at 12 m spacing, </w:t>
+      </w:r>
+      <w:r>
+        <w:rPr>
+          <w:rFonts w:ascii="Times New Roman" w:hAnsi="Times New Roman"/>
+          <w:b/>
+          <w:sz w:val="24"/>
+        </w:rPr>
+        <w:t>all methods reach 100% failure for every tested cluster size.</w:t>
+      </w:r>
+      <w:r>
+        <w:rPr>
+          <w:rFonts w:ascii="Times New Roman" w:hAnsi="Times New Roman"/>
+          <w:sz w:val="24"/>
+        </w:rPr>
+        <w:t xml:space="preserve"> At 6 m spacing, linear interpolation reaches 100% failure at cluster size 2, while quartic and quintic reach 29% failure at cluster size 2, rising to 100% at cluster size 10. At 4 m spacing, polynomial splines maintain below 10% failure for cluster sizes of 2, but exceed 80% at cluster size 10. PCHIP consistently underperforms the polynomial methods at larger cluster sizes — at cluster size 20, 6 m spacing, PCHIP reaches 100% failure while cubic spline reaches 66% and quartic/quintic reach 70–76%.</w:t>
+      </w:r>
+    </w:p>
+    <w:p>
+      <w:pPr>
+        <w:spacing w:after="120"/>
+      </w:pPr>
+      <w:r>
+        <w:rPr>
+          <w:rFonts w:ascii="Times New Roman" w:hAnsi="Times New Roman"/>
+          <w:sz w:val="24"/>
+        </w:rPr>
+        <w:t>At moderate conditions (cluster size ≤ 5, spacing ≤ 2 m), quartic and quintic B-splines maintain below 4% failure, compared to 53% for linear at the same conditions. This confirms the practical operating envelope: CERPM-based LKA with polynomial spline reconstruction is robust only at spacings of 2 m or finer with small cluster sizes.</w:t>
+      </w:r>
+    </w:p>
+    <w:p>
+      <w:pPr>
+        <w:pStyle w:val="Heading2"/>
+        <w:spacing w:before="200" w:after="80"/>
+      </w:pPr>
+      <w:r>
+        <w:rPr>
+          <w:rFonts w:ascii="Times New Roman" w:hAnsi="Times New Roman"/>
+          <w:b/>
+          <w:color w:val="000000"/>
+          <w:sz w:val="24"/>
+        </w:rPr>
+        <w:t>4.3. Method Rankings and Key Findings</w:t>
       </w:r>
     </w:p>
     <w:tbl>
@@ -1607,15 +1028,34 @@
         <w:tblLook w:firstColumn="1" w:firstRow="1" w:lastColumn="0" w:lastRow="0" w:noHBand="0" w:noVBand="1" w:val="04A0"/>
       </w:tblPr>
       <w:tblGrid>
-        <w:gridCol w:w="2351"/>
-        <w:gridCol w:w="2351"/>
-        <w:gridCol w:w="2351"/>
-        <w:gridCol w:w="2351"/>
+        <w:gridCol w:w="1881"/>
+        <w:gridCol w:w="1881"/>
+        <w:gridCol w:w="1881"/>
+        <w:gridCol w:w="1881"/>
+        <w:gridCol w:w="1881"/>
       </w:tblGrid>
       <w:tr>
         <w:tc>
           <w:tcPr>
-            <w:tcW w:type="dxa" w:w="2351"/>
+            <w:tcW w:type="dxa" w:w="1881"/>
+          </w:tcPr>
+          <w:p>
+            <w:pPr>
+              <w:jc w:val="center"/>
+            </w:pPr>
+            <w:r>
+              <w:rPr>
+                <w:rFonts w:ascii="Times New Roman" w:hAnsi="Times New Roman"/>
+                <w:b/>
+                <w:sz w:val="24"/>
+              </w:rPr>
+              <w:t>Rank</w:t>
+            </w:r>
+          </w:p>
+        </w:tc>
+        <w:tc>
+          <w:tcPr>
+            <w:tcW w:type="dxa" w:w="1881"/>
           </w:tcPr>
           <w:p>
             <w:pPr>
@@ -1633,7 +1073,7 @@
         </w:tc>
         <w:tc>
           <w:tcPr>
-            <w:tcW w:type="dxa" w:w="2351"/>
+            <w:tcW w:type="dxa" w:w="1881"/>
           </w:tcPr>
           <w:p>
             <w:pPr>
@@ -1645,13 +1085,13 @@
                 <w:b/>
                 <w:sz w:val="24"/>
               </w:rPr>
-              <w:t>Continuity</w:t>
+              <w:t>Clustered (cs=5, 4m)</w:t>
             </w:r>
           </w:p>
         </w:tc>
         <w:tc>
           <w:tcPr>
-            <w:tcW w:type="dxa" w:w="2351"/>
+            <w:tcW w:type="dxa" w:w="1881"/>
           </w:tcPr>
           <w:p>
             <w:pPr>
@@ -1663,893 +1103,13 @@
                 <w:b/>
                 <w:sz w:val="24"/>
               </w:rPr>
-              <w:t>Implementation</w:t>
+              <w:t>Random (20%, 4m)</w:t>
             </w:r>
           </w:p>
         </w:tc>
         <w:tc>
           <w:tcPr>
-            <w:tcW w:type="dxa" w:w="2351"/>
-          </w:tcPr>
-          <w:p>
-            <w:pPr>
-              <w:jc w:val="center"/>
-            </w:pPr>
-            <w:r>
-              <w:rPr>
-                <w:rFonts w:ascii="Times New Roman" w:hAnsi="Times New Roman"/>
-                <w:b/>
-                <w:sz w:val="24"/>
-              </w:rPr>
-              <w:t>Key Property</w:t>
-            </w:r>
-          </w:p>
-        </w:tc>
-      </w:tr>
-      <w:tr>
-        <w:tc>
-          <w:tcPr>
-            <w:tcW w:type="dxa" w:w="2351"/>
-          </w:tcPr>
-          <w:p>
-            <w:r>
-              <w:rPr>
-                <w:rFonts w:ascii="Times New Roman" w:hAnsi="Times New Roman"/>
-                <w:sz w:val="24"/>
-              </w:rPr>
-              <w:t>Linear</w:t>
-            </w:r>
-          </w:p>
-        </w:tc>
-        <w:tc>
-          <w:tcPr>
-            <w:tcW w:type="dxa" w:w="2351"/>
-          </w:tcPr>
-          <w:p>
-            <w:r>
-              <w:rPr>
-                <w:rFonts w:ascii="Times New Roman" w:hAnsi="Times New Roman"/>
-                <w:sz w:val="24"/>
-              </w:rPr>
-              <w:t>C⁰</w:t>
-            </w:r>
-          </w:p>
-        </w:tc>
-        <w:tc>
-          <w:tcPr>
-            <w:tcW w:type="dxa" w:w="2351"/>
-          </w:tcPr>
-          <w:p>
-            <w:r>
-              <w:rPr>
-                <w:rFonts w:ascii="Times New Roman" w:hAnsi="Times New Roman"/>
-                <w:sz w:val="24"/>
-              </w:rPr>
-              <w:t>numpy.interp</w:t>
-            </w:r>
-          </w:p>
-        </w:tc>
-        <w:tc>
-          <w:tcPr>
-            <w:tcW w:type="dxa" w:w="2351"/>
-          </w:tcPr>
-          <w:p>
-            <w:r>
-              <w:rPr>
-                <w:rFonts w:ascii="Times New Roman" w:hAnsi="Times New Roman"/>
-                <w:sz w:val="24"/>
-              </w:rPr>
-              <w:t>Piecewise straight; no curvature estimation</w:t>
-            </w:r>
-          </w:p>
-        </w:tc>
-      </w:tr>
-      <w:tr>
-        <w:tc>
-          <w:tcPr>
-            <w:tcW w:type="dxa" w:w="2351"/>
-          </w:tcPr>
-          <w:p>
-            <w:r>
-              <w:rPr>
-                <w:rFonts w:ascii="Times New Roman" w:hAnsi="Times New Roman"/>
-                <w:sz w:val="24"/>
-              </w:rPr>
-              <w:t>Quadratic spline</w:t>
-            </w:r>
-          </w:p>
-        </w:tc>
-        <w:tc>
-          <w:tcPr>
-            <w:tcW w:type="dxa" w:w="2351"/>
-          </w:tcPr>
-          <w:p>
-            <w:r>
-              <w:rPr>
-                <w:rFonts w:ascii="Times New Roman" w:hAnsi="Times New Roman"/>
-                <w:sz w:val="24"/>
-              </w:rPr>
-              <w:t>C¹</w:t>
-            </w:r>
-          </w:p>
-        </w:tc>
-        <w:tc>
-          <w:tcPr>
-            <w:tcW w:type="dxa" w:w="2351"/>
-          </w:tcPr>
-          <w:p>
-            <w:r>
-              <w:rPr>
-                <w:rFonts w:ascii="Times New Roman" w:hAnsi="Times New Roman"/>
-                <w:sz w:val="24"/>
-              </w:rPr>
-              <w:t>scipy make_interp_spline (k=2)</w:t>
-            </w:r>
-          </w:p>
-        </w:tc>
-        <w:tc>
-          <w:tcPr>
-            <w:tcW w:type="dxa" w:w="2351"/>
-          </w:tcPr>
-          <w:p>
-            <w:r>
-              <w:rPr>
-                <w:rFonts w:ascii="Times New Roman" w:hAnsi="Times New Roman"/>
-                <w:sz w:val="24"/>
-              </w:rPr>
-              <w:t>Smooth; limited curvature</w:t>
-            </w:r>
-          </w:p>
-        </w:tc>
-      </w:tr>
-      <w:tr>
-        <w:tc>
-          <w:tcPr>
-            <w:tcW w:type="dxa" w:w="2351"/>
-          </w:tcPr>
-          <w:p>
-            <w:r>
-              <w:rPr>
-                <w:rFonts w:ascii="Times New Roman" w:hAnsi="Times New Roman"/>
-                <w:sz w:val="24"/>
-              </w:rPr>
-              <w:t>Cubic spline</w:t>
-            </w:r>
-          </w:p>
-        </w:tc>
-        <w:tc>
-          <w:tcPr>
-            <w:tcW w:type="dxa" w:w="2351"/>
-          </w:tcPr>
-          <w:p>
-            <w:r>
-              <w:rPr>
-                <w:rFonts w:ascii="Times New Roman" w:hAnsi="Times New Roman"/>
-                <w:sz w:val="24"/>
-              </w:rPr>
-              <w:t>C²</w:t>
-            </w:r>
-          </w:p>
-        </w:tc>
-        <w:tc>
-          <w:tcPr>
-            <w:tcW w:type="dxa" w:w="2351"/>
-          </w:tcPr>
-          <w:p>
-            <w:r>
-              <w:rPr>
-                <w:rFonts w:ascii="Times New Roman" w:hAnsi="Times New Roman"/>
-                <w:sz w:val="24"/>
-              </w:rPr>
-              <w:t>scipy CubicSpline (natural)</w:t>
-            </w:r>
-          </w:p>
-        </w:tc>
-        <w:tc>
-          <w:tcPr>
-            <w:tcW w:type="dxa" w:w="2351"/>
-          </w:tcPr>
-          <w:p>
-            <w:r>
-              <w:rPr>
-                <w:rFonts w:ascii="Times New Roman" w:hAnsi="Times New Roman"/>
-                <w:sz w:val="24"/>
-              </w:rPr>
-              <w:t>Used in prior CERPM work [1][2]</w:t>
-            </w:r>
-          </w:p>
-        </w:tc>
-      </w:tr>
-      <w:tr>
-        <w:tc>
-          <w:tcPr>
-            <w:tcW w:type="dxa" w:w="2351"/>
-          </w:tcPr>
-          <w:p>
-            <w:r>
-              <w:rPr>
-                <w:rFonts w:ascii="Times New Roman" w:hAnsi="Times New Roman"/>
-                <w:sz w:val="24"/>
-              </w:rPr>
-              <w:t>Quartic spline</w:t>
-            </w:r>
-          </w:p>
-        </w:tc>
-        <w:tc>
-          <w:tcPr>
-            <w:tcW w:type="dxa" w:w="2351"/>
-          </w:tcPr>
-          <w:p>
-            <w:r>
-              <w:rPr>
-                <w:rFonts w:ascii="Times New Roman" w:hAnsi="Times New Roman"/>
-                <w:sz w:val="24"/>
-              </w:rPr>
-              <w:t>C³</w:t>
-            </w:r>
-          </w:p>
-        </w:tc>
-        <w:tc>
-          <w:tcPr>
-            <w:tcW w:type="dxa" w:w="2351"/>
-          </w:tcPr>
-          <w:p>
-            <w:r>
-              <w:rPr>
-                <w:rFonts w:ascii="Times New Roman" w:hAnsi="Times New Roman"/>
-                <w:sz w:val="24"/>
-              </w:rPr>
-              <w:t>scipy make_interp_spline (k=4)</w:t>
-            </w:r>
-          </w:p>
-        </w:tc>
-        <w:tc>
-          <w:tcPr>
-            <w:tcW w:type="dxa" w:w="2351"/>
-          </w:tcPr>
-          <w:p>
-            <w:r>
-              <w:rPr>
-                <w:rFonts w:ascii="Times New Roman" w:hAnsi="Times New Roman"/>
-                <w:sz w:val="24"/>
-              </w:rPr>
-              <w:t>Higher-order curvature flexibility</w:t>
-            </w:r>
-          </w:p>
-        </w:tc>
-      </w:tr>
-      <w:tr>
-        <w:tc>
-          <w:tcPr>
-            <w:tcW w:type="dxa" w:w="2351"/>
-          </w:tcPr>
-          <w:p>
-            <w:r>
-              <w:rPr>
-                <w:rFonts w:ascii="Times New Roman" w:hAnsi="Times New Roman"/>
-                <w:sz w:val="24"/>
-              </w:rPr>
-              <w:t>Quintic spline</w:t>
-            </w:r>
-          </w:p>
-        </w:tc>
-        <w:tc>
-          <w:tcPr>
-            <w:tcW w:type="dxa" w:w="2351"/>
-          </w:tcPr>
-          <w:p>
-            <w:r>
-              <w:rPr>
-                <w:rFonts w:ascii="Times New Roman" w:hAnsi="Times New Roman"/>
-                <w:sz w:val="24"/>
-              </w:rPr>
-              <w:t>C⁴</w:t>
-            </w:r>
-          </w:p>
-        </w:tc>
-        <w:tc>
-          <w:tcPr>
-            <w:tcW w:type="dxa" w:w="2351"/>
-          </w:tcPr>
-          <w:p>
-            <w:r>
-              <w:rPr>
-                <w:rFonts w:ascii="Times New Roman" w:hAnsi="Times New Roman"/>
-                <w:sz w:val="24"/>
-              </w:rPr>
-              <w:t>scipy make_interp_spline (k=5)</w:t>
-            </w:r>
-          </w:p>
-        </w:tc>
-        <w:tc>
-          <w:tcPr>
-            <w:tcW w:type="dxa" w:w="2351"/>
-          </w:tcPr>
-          <w:p>
-            <w:r>
-              <w:rPr>
-                <w:rFonts w:ascii="Times New Roman" w:hAnsi="Times New Roman"/>
-                <w:sz w:val="24"/>
-              </w:rPr>
-              <w:t>Highest order tested</w:t>
-            </w:r>
-          </w:p>
-        </w:tc>
-      </w:tr>
-      <w:tr>
-        <w:tc>
-          <w:tcPr>
-            <w:tcW w:type="dxa" w:w="2351"/>
-          </w:tcPr>
-          <w:p>
-            <w:r>
-              <w:rPr>
-                <w:rFonts w:ascii="Times New Roman" w:hAnsi="Times New Roman"/>
-                <w:sz w:val="24"/>
-              </w:rPr>
-              <w:t>PCHIP</w:t>
-            </w:r>
-          </w:p>
-        </w:tc>
-        <w:tc>
-          <w:tcPr>
-            <w:tcW w:type="dxa" w:w="2351"/>
-          </w:tcPr>
-          <w:p>
-            <w:r>
-              <w:rPr>
-                <w:rFonts w:ascii="Times New Roman" w:hAnsi="Times New Roman"/>
-                <w:sz w:val="24"/>
-              </w:rPr>
-              <w:t>C¹</w:t>
-            </w:r>
-          </w:p>
-        </w:tc>
-        <w:tc>
-          <w:tcPr>
-            <w:tcW w:type="dxa" w:w="2351"/>
-          </w:tcPr>
-          <w:p>
-            <w:r>
-              <w:rPr>
-                <w:rFonts w:ascii="Times New Roman" w:hAnsi="Times New Roman"/>
-                <w:sz w:val="24"/>
-              </w:rPr>
-              <w:t>scipy PchipInterpolator</w:t>
-            </w:r>
-          </w:p>
-        </w:tc>
-        <w:tc>
-          <w:tcPr>
-            <w:tcW w:type="dxa" w:w="2351"/>
-          </w:tcPr>
-          <w:p>
-            <w:r>
-              <w:rPr>
-                <w:rFonts w:ascii="Times New Roman" w:hAnsi="Times New Roman"/>
-                <w:sz w:val="24"/>
-              </w:rPr>
-              <w:t>Monotone; no overshoot between knots</w:t>
-            </w:r>
-          </w:p>
-        </w:tc>
-      </w:tr>
-      <w:tr>
-        <w:tc>
-          <w:tcPr>
-            <w:tcW w:type="dxa" w:w="2351"/>
-          </w:tcPr>
-          <w:p>
-            <w:r>
-              <w:rPr>
-                <w:rFonts w:ascii="Times New Roman" w:hAnsi="Times New Roman"/>
-                <w:sz w:val="24"/>
-              </w:rPr>
-              <w:t>Akima</w:t>
-            </w:r>
-          </w:p>
-        </w:tc>
-        <w:tc>
-          <w:tcPr>
-            <w:tcW w:type="dxa" w:w="2351"/>
-          </w:tcPr>
-          <w:p>
-            <w:r>
-              <w:rPr>
-                <w:rFonts w:ascii="Times New Roman" w:hAnsi="Times New Roman"/>
-                <w:sz w:val="24"/>
-              </w:rPr>
-              <w:t>C¹</w:t>
-            </w:r>
-          </w:p>
-        </w:tc>
-        <w:tc>
-          <w:tcPr>
-            <w:tcW w:type="dxa" w:w="2351"/>
-          </w:tcPr>
-          <w:p>
-            <w:r>
-              <w:rPr>
-                <w:rFonts w:ascii="Times New Roman" w:hAnsi="Times New Roman"/>
-                <w:sz w:val="24"/>
-              </w:rPr>
-              <w:t>scipy Akima1DInterpolator</w:t>
-            </w:r>
-          </w:p>
-        </w:tc>
-        <w:tc>
-          <w:tcPr>
-            <w:tcW w:type="dxa" w:w="2351"/>
-          </w:tcPr>
-          <w:p>
-            <w:r>
-              <w:rPr>
-                <w:rFonts w:ascii="Times New Roman" w:hAnsi="Times New Roman"/>
-                <w:sz w:val="24"/>
-              </w:rPr>
-              <w:t>Locally weighted; requires ≥ 3 points</w:t>
-            </w:r>
-          </w:p>
-        </w:tc>
-      </w:tr>
-    </w:tbl>
-    <w:p/>
-    <w:p>
-      <w:pPr>
-        <w:spacing w:after="120"/>
-      </w:pPr>
-      <w:r>
-        <w:rPr>
-          <w:rFonts w:ascii="Times New Roman" w:hAnsi="Times New Roman"/>
-          <w:sz w:val="24"/>
-        </w:rPr>
-        <w:t>When dropout reduces surviving points below the minimum required (fewer than 3 for cubic spline and Akima, or fewer than the polynomial degree for B-splines), a graceful fallback to linear interpolation is applied to ensure a result is always returned.</w:t>
-      </w:r>
-    </w:p>
-    <w:p>
-      <w:pPr>
-        <w:pStyle w:val="Heading2"/>
-        <w:spacing w:before="240" w:after="80"/>
-      </w:pPr>
-      <w:r>
-        <w:rPr>
-          <w:rFonts w:ascii="Times New Roman" w:hAnsi="Times New Roman"/>
-          <w:b/>
-          <w:color w:val="000000"/>
-          <w:sz w:val="24"/>
-        </w:rPr>
-        <w:t>3.6. Monte Carlo Simulation</w:t>
-      </w:r>
-    </w:p>
-    <w:p>
-      <w:pPr>
-        <w:spacing w:after="120"/>
-      </w:pPr>
-      <w:r>
-        <w:rPr>
-          <w:rFonts w:ascii="Times New Roman" w:hAnsi="Times New Roman"/>
-          <w:sz w:val="24"/>
-        </w:rPr>
-        <w:t>For each combination of {interpolation method × CERPM spacing × dropout condition}, 2,000 independent trials were executed using runMonteCarloRandom() or runMonteCarloClusteredSingle(). Each trial uses a unique seed derived from a master base seed, ensuring exact reproducibility. Trials were parallelised across all available CPU cores using Python's ProcessPoolExecutor, reducing total computation time from an estimated 18 hours serial to under 3 hours.</w:t>
-      </w:r>
-    </w:p>
-    <w:p>
-      <w:pPr>
-        <w:spacing w:after="120"/>
-      </w:pPr>
-      <w:r>
-        <w:rPr>
-          <w:rFonts w:ascii="Times New Roman" w:hAnsi="Times New Roman"/>
-          <w:sz w:val="24"/>
-        </w:rPr>
-        <w:t>Per trial: surviving CERPM positions are passed to each interpolation method, which reconstructs the full boundary at the original point count. A centreline is computed from the reconstructed boundaries, and perpendicular error is measured against the ground truth using Shapely's LineString.distance(). Both mean error (average across all centreline points) and max error (worst-case single-point deviation) are recorded.</w:t>
-      </w:r>
-    </w:p>
-    <w:p>
-      <w:pPr>
-        <w:pStyle w:val="Heading2"/>
-        <w:spacing w:before="240" w:after="80"/>
-      </w:pPr>
-      <w:r>
-        <w:rPr>
-          <w:rFonts w:ascii="Times New Roman" w:hAnsi="Times New Roman"/>
-          <w:b/>
-          <w:color w:val="000000"/>
-          <w:sz w:val="24"/>
-        </w:rPr>
-        <w:t>3.7. Error Measurement and Statistics</w:t>
-      </w:r>
-    </w:p>
-    <w:p>
-      <w:pPr>
-        <w:spacing w:after="120"/>
-      </w:pPr>
-      <w:r>
-        <w:rPr>
-          <w:rFonts w:ascii="Times New Roman" w:hAnsi="Times New Roman"/>
-          <w:sz w:val="24"/>
-        </w:rPr>
-        <w:t>Across 2,000 trials, three statistics are computed per condition:</w:t>
-      </w:r>
-    </w:p>
-    <w:p>
-      <w:pPr>
-        <w:pStyle w:val="ListBullet"/>
-        <w:spacing w:after="60"/>
-      </w:pPr>
-      <w:r>
-        <w:rPr>
-          <w:rFonts w:ascii="Times New Roman" w:hAnsi="Times New Roman"/>
-          <w:sz w:val="24"/>
-        </w:rPr>
-      </w:r>
-      <w:r>
-        <w:rPr>
-          <w:rFonts w:ascii="Times New Roman" w:hAnsi="Times New Roman"/>
-          <w:b/>
-          <w:sz w:val="24"/>
-        </w:rPr>
-        <w:t>Median IQR (P75 − P25 of mean error):</w:t>
-      </w:r>
-      <w:r>
-        <w:rPr>
-          <w:rFonts w:ascii="Times New Roman" w:hAnsi="Times New Roman"/>
-          <w:sz w:val="24"/>
-        </w:rPr>
-        <w:t xml:space="preserve"> The primary performance metric. IQR is preferred over mean or variance because it is robust to heavy-tailed distributions produced by rare catastrophic failure trials.</w:t>
-      </w:r>
-    </w:p>
-    <w:p>
-      <w:pPr>
-        <w:pStyle w:val="ListBullet"/>
-        <w:spacing w:after="60"/>
-      </w:pPr>
-      <w:r>
-        <w:rPr>
-          <w:rFonts w:ascii="Times New Roman" w:hAnsi="Times New Roman"/>
-          <w:sz w:val="24"/>
-        </w:rPr>
-      </w:r>
-      <w:r>
-        <w:rPr>
-          <w:rFonts w:ascii="Times New Roman" w:hAnsi="Times New Roman"/>
-          <w:b/>
-          <w:sz w:val="24"/>
-        </w:rPr>
-        <w:t>Failure rate:</w:t>
-      </w:r>
-      <w:r>
-        <w:rPr>
-          <w:rFonts w:ascii="Times New Roman" w:hAnsi="Times New Roman"/>
-          <w:sz w:val="24"/>
-        </w:rPr>
-        <w:t xml:space="preserve"> Proportion of trials where max error exceeded 0.2 m — the sub-0.2 m positioning accuracy threshold implied by ISO 21448 and SAE J3016 for lane-keeping applications.</w:t>
-      </w:r>
-    </w:p>
-    <w:p>
-      <w:pPr>
-        <w:pStyle w:val="ListBullet"/>
-        <w:spacing w:after="60"/>
-      </w:pPr>
-      <w:r>
-        <w:rPr>
-          <w:rFonts w:ascii="Times New Roman" w:hAnsi="Times New Roman"/>
-          <w:sz w:val="24"/>
-        </w:rPr>
-      </w:r>
-      <w:r>
-        <w:rPr>
-          <w:rFonts w:ascii="Times New Roman" w:hAnsi="Times New Roman"/>
-          <w:b/>
-          <w:sz w:val="24"/>
-        </w:rPr>
-        <w:t>IQR band:</w:t>
-      </w:r>
-      <w:r>
-        <w:rPr>
-          <w:rFonts w:ascii="Times New Roman" w:hAnsi="Times New Roman"/>
-          <w:sz w:val="24"/>
-        </w:rPr>
-        <w:t xml:space="preserve"> The P25–P75 envelope of mean error plotted against CERPM interval, showing typical reconstruction uncertainty.</w:t>
-      </w:r>
-    </w:p>
-    <w:p>
-      <w:pPr>
-        <w:spacing w:after="120"/>
-      </w:pPr>
-      <w:r>
-        <w:rPr>
-          <w:rFonts w:ascii="Times New Roman" w:hAnsi="Times New Roman"/>
-          <w:sz w:val="24"/>
-        </w:rPr>
-        <w:t>Convergence of the IQR estimator was verified: relative change stabilised within 1% beyond approximately 1,500 trials, confirming n = 2,000 as sufficient.</w:t>
-      </w:r>
-    </w:p>
-    <w:p>
-      <w:r>
-        <w:br w:type="page"/>
-      </w:r>
-    </w:p>
-    <w:p>
-      <w:pPr>
-        <w:pStyle w:val="Heading1"/>
-        <w:spacing w:before="240" w:after="80"/>
-      </w:pPr>
-      <w:r>
-        <w:rPr>
-          <w:rFonts w:ascii="Times New Roman" w:hAnsi="Times New Roman"/>
-          <w:b/>
-          <w:color w:val="000000"/>
-          <w:sz w:val="24"/>
-        </w:rPr>
-        <w:t>4. Results and Analysis</w:t>
-      </w:r>
-    </w:p>
-    <w:p>
-      <w:pPr>
-        <w:pStyle w:val="Heading2"/>
-        <w:spacing w:before="240" w:after="80"/>
-      </w:pPr>
-      <w:r>
-        <w:rPr>
-          <w:rFonts w:ascii="Times New Roman" w:hAnsi="Times New Roman"/>
-          <w:b/>
-          <w:color w:val="000000"/>
-          <w:sz w:val="24"/>
-        </w:rPr>
-        <w:t>4.1. Random Dropout Results</w:t>
-      </w:r>
-    </w:p>
-    <w:p>
-      <w:pPr>
-        <w:spacing w:after="120"/>
-      </w:pPr>
-      <w:r>
-        <w:rPr>
-          <w:rFonts w:ascii="Times New Roman" w:hAnsi="Times New Roman"/>
-          <w:sz w:val="24"/>
-        </w:rPr>
-        <w:t>Under random independent dropout, a clear performance hierarchy emerges across all tested conditions. Figure 1 (IQR band plots, random dropout) shows that linear interpolation diverges rapidly from the polynomial spline methods as CERPM interval increases beyond 1 m. At 5 m spacing and 20% dropout, linear interpolation reaches a median IQR of approximately 0.1 m — roughly 50–100× greater than the quadratic through quintic methods, which remain below 0.002 m median IQR across the same conditions.</w:t>
-      </w:r>
-    </w:p>
-    <w:p>
-      <w:pPr>
-        <w:spacing w:after="120"/>
-      </w:pPr>
-      <w:r>
-        <w:rPr>
-          <w:rFonts w:ascii="Times New Roman" w:hAnsi="Times New Roman"/>
-          <w:sz w:val="24"/>
-        </w:rPr>
-        <w:t>The failure rate heatmap (Figure 2, random dropout) quantifies this in safety-relevant terms. Linear interpolation reaches failure rates of 32% at 5 m interval with 10% dropout, rising to 73% at 15% dropout and 100% at 20% dropout. Quadratic, cubic spline, quartic, and quintic B-splines maintain 0% failure rates at all dropout rates up to 3 m spacing. At 5 m spacing and the highest dropout rates (15–20%), even these methods show marginal failure rates (≤ 5%), while linear fails catastrophically. PCHIP shows intermediate behaviour with failure rates of 7–26% at 5 m spacing and high dropout. Akima performance is similar to PCHIP.</w:t>
-      </w:r>
-    </w:p>
-    <w:p>
-      <w:pPr>
-        <w:spacing w:after="120"/>
-      </w:pPr>
-      <w:r>
-        <w:rPr>
-          <w:rFonts w:ascii="Times New Roman" w:hAnsi="Times New Roman"/>
-          <w:sz w:val="24"/>
-        </w:rPr>
-      </w:r>
-      <w:r>
-        <w:rPr>
-          <w:rFonts w:ascii="Times New Roman" w:hAnsi="Times New Roman"/>
-          <w:b/>
-          <w:sz w:val="24"/>
-        </w:rPr>
-        <w:t>Answer to RQ1 (random dropout):</w:t>
-      </w:r>
-      <w:r>
-        <w:rPr>
-          <w:rFonts w:ascii="Times New Roman" w:hAnsi="Times New Roman"/>
-          <w:sz w:val="24"/>
-        </w:rPr>
-        <w:t xml:space="preserve"> Quadratic and higher-order polynomial B-splines are the clear best choice. Linear interpolation is unsuitable at CERPM intervals above approximately 2 m when any realistic dropout rate is present.</w:t>
-      </w:r>
-    </w:p>
-    <w:p>
-      <w:pPr>
-        <w:pStyle w:val="Heading2"/>
-        <w:spacing w:before="240" w:after="80"/>
-      </w:pPr>
-      <w:r>
-        <w:rPr>
-          <w:rFonts w:ascii="Times New Roman" w:hAnsi="Times New Roman"/>
-          <w:b/>
-          <w:color w:val="000000"/>
-          <w:sz w:val="24"/>
-        </w:rPr>
-        <w:t>4.2. Clustered Dropout Results</w:t>
-      </w:r>
-    </w:p>
-    <w:p>
-      <w:pPr>
-        <w:spacing w:after="120"/>
-      </w:pPr>
-      <w:r>
-        <w:rPr>
-          <w:rFonts w:ascii="Times New Roman" w:hAnsi="Times New Roman"/>
-          <w:sz w:val="24"/>
-        </w:rPr>
-        <w:t>Clustered dropout reveals a more severe degradation pattern for all methods. The IQR heatmap (Figure 3, clustered dropout) shows linear interpolation producing median IQR values of 1.945 m at cluster size 20 and 5 m spacing — operationally catastrophic, representing a lane boundary offset larger than a typical lane width. Even under moderate conditions (cluster size 5, 3 m spacing), linear interpolation yields 0.032 m median IQR compared to 0.001 m for quadratic through quintic methods.</w:t>
-      </w:r>
-    </w:p>
-    <w:p>
-      <w:pPr>
-        <w:spacing w:after="120"/>
-      </w:pPr>
-      <w:r>
-        <w:rPr>
-          <w:rFonts w:ascii="Times New Roman" w:hAnsi="Times New Roman"/>
-          <w:sz w:val="24"/>
-        </w:rPr>
-        <w:t>Higher-order polynomial methods also degrade under extreme conditions, but far more slowly. At cluster size 20 and 5 m spacing, quintic and quartic B-splines achieve median IQR values of 0.390 m — severe, but approximately 5× better than linear. Cubic spline performs similarly (0.642 m). PCHIP degrades more rapidly than the polynomial methods (1.587 m at cluster 20, 5 m), as its monotonicity constraint produces flat reconstructions across large gaps where the road geometry is smooth but not monotone in x or y individually.</w:t>
-      </w:r>
-    </w:p>
-    <w:p>
-      <w:pPr>
-        <w:spacing w:after="120"/>
-      </w:pPr>
-      <w:r>
-        <w:rPr>
-          <w:rFonts w:ascii="Times New Roman" w:hAnsi="Times New Roman"/>
-          <w:sz w:val="24"/>
-        </w:rPr>
-        <w:t>The clustered dropout failure rate heatmap (Figure 4) reveals a striking finding regarding linear interpolation: at 5 m spacing, failure rates reach 93% for a cluster of just 2 consecutive markers, meaning even the smallest tested contiguous gap is nearly always fatal to linear reconstruction at this spacing. Quintic and quartic B-splines achieve 32–33% failure at the hardest condition (cluster 20, 5 m), compared to 95% for linear.</w:t>
-      </w:r>
-    </w:p>
-    <w:p>
-      <w:pPr>
-        <w:spacing w:after="120"/>
-      </w:pPr>
-      <w:r>
-        <w:rPr>
-          <w:rFonts w:ascii="Times New Roman" w:hAnsi="Times New Roman"/>
-          <w:sz w:val="24"/>
-        </w:rPr>
-      </w:r>
-      <w:r>
-        <w:rPr>
-          <w:rFonts w:ascii="Times New Roman" w:hAnsi="Times New Roman"/>
-          <w:b/>
-          <w:sz w:val="24"/>
-        </w:rPr>
-        <w:t>Answer to RQ2:</w:t>
-      </w:r>
-      <w:r>
-        <w:rPr>
-          <w:rFonts w:ascii="Times New Roman" w:hAnsi="Times New Roman"/>
-          <w:sz w:val="24"/>
-        </w:rPr>
-        <w:t xml:space="preserve"> The 0.2 m failure threshold is exceeded by linear interpolation at any clustered gap ≥ 2 markers combined with 5 m spacing. For polynomial B-splines, significant failure rates begin at cluster sizes of 10+ markers at 5 m spacing, or cluster sizes of 15+ at 3 m spacing.</w:t>
-      </w:r>
-    </w:p>
-    <w:p>
-      <w:pPr>
-        <w:spacing w:after="120"/>
-      </w:pPr>
-      <w:r>
-        <w:rPr>
-          <w:rFonts w:ascii="Times New Roman" w:hAnsi="Times New Roman"/>
-          <w:sz w:val="24"/>
-        </w:rPr>
-      </w:r>
-      <w:r>
-        <w:rPr>
-          <w:rFonts w:ascii="Times New Roman" w:hAnsi="Times New Roman"/>
-          <w:b/>
-          <w:sz w:val="24"/>
-        </w:rPr>
-        <w:t>Answer to RQ3:</w:t>
-      </w:r>
-      <w:r>
-        <w:rPr>
-          <w:rFonts w:ascii="Times New Roman" w:hAnsi="Times New Roman"/>
-          <w:sz w:val="24"/>
-        </w:rPr>
-        <w:t xml:space="preserve"> Clustered dropout is substantially more damaging than random dropout at equivalent average marker loss rates. For example, a cluster of 10 markers at 5 m spacing removes all geometric information from a ~50 m road section; the same 10 markers removed randomly across the full boundary leave local geometric context intact at most points. All methods show markedly higher failure rates under clustered than random dropout at equivalent effective loss fractions, confirming that spatial correlation of failure is the more dangerous scenario.</w:t>
-      </w:r>
-    </w:p>
-    <w:p>
-      <w:pPr>
-        <w:pStyle w:val="Heading2"/>
-        <w:spacing w:before="240" w:after="80"/>
-      </w:pPr>
-      <w:r>
-        <w:rPr>
-          <w:rFonts w:ascii="Times New Roman" w:hAnsi="Times New Roman"/>
-          <w:b/>
-          <w:color w:val="000000"/>
-          <w:sz w:val="24"/>
-        </w:rPr>
-        <w:t>4.3. Method Rankings</w:t>
-      </w:r>
-    </w:p>
-    <w:p>
-      <w:pPr>
-        <w:spacing w:after="120"/>
-      </w:pPr>
-      <w:r>
-        <w:rPr>
-          <w:rFonts w:ascii="Times New Roman" w:hAnsi="Times New Roman"/>
-          <w:sz w:val="24"/>
-        </w:rPr>
-        <w:t>Synthesising across all conditions, the overall method ranking from best to worst is:</w:t>
-      </w:r>
-    </w:p>
-    <w:tbl>
-      <w:tblPr>
-        <w:tblStyle w:val="TableGrid"/>
-        <w:tblW w:type="auto" w:w="0"/>
-        <w:tblLook w:firstColumn="1" w:firstRow="1" w:lastColumn="0" w:lastRow="0" w:noHBand="0" w:noVBand="1" w:val="04A0"/>
-      </w:tblPr>
-      <w:tblGrid>
-        <w:gridCol w:w="2351"/>
-        <w:gridCol w:w="2351"/>
-        <w:gridCol w:w="2351"/>
-        <w:gridCol w:w="2351"/>
-      </w:tblGrid>
-      <w:tr>
-        <w:tc>
-          <w:tcPr>
-            <w:tcW w:type="dxa" w:w="2351"/>
-          </w:tcPr>
-          <w:p>
-            <w:pPr>
-              <w:jc w:val="center"/>
-            </w:pPr>
-            <w:r>
-              <w:rPr>
-                <w:rFonts w:ascii="Times New Roman" w:hAnsi="Times New Roman"/>
-                <w:b/>
-                <w:sz w:val="24"/>
-              </w:rPr>
-              <w:t>Rank</w:t>
-            </w:r>
-          </w:p>
-        </w:tc>
-        <w:tc>
-          <w:tcPr>
-            <w:tcW w:type="dxa" w:w="2351"/>
-          </w:tcPr>
-          <w:p>
-            <w:pPr>
-              <w:jc w:val="center"/>
-            </w:pPr>
-            <w:r>
-              <w:rPr>
-                <w:rFonts w:ascii="Times New Roman" w:hAnsi="Times New Roman"/>
-                <w:b/>
-                <w:sz w:val="24"/>
-              </w:rPr>
-              <w:t>Method</w:t>
-            </w:r>
-          </w:p>
-        </w:tc>
-        <w:tc>
-          <w:tcPr>
-            <w:tcW w:type="dxa" w:w="2351"/>
-          </w:tcPr>
-          <w:p>
-            <w:pPr>
-              <w:jc w:val="center"/>
-            </w:pPr>
-            <w:r>
-              <w:rPr>
-                <w:rFonts w:ascii="Times New Roman" w:hAnsi="Times New Roman"/>
-                <w:b/>
-                <w:sz w:val="24"/>
-              </w:rPr>
-              <w:t>Failure rate range (all conditions)</w:t>
-            </w:r>
-          </w:p>
-        </w:tc>
-        <w:tc>
-          <w:tcPr>
-            <w:tcW w:type="dxa" w:w="2351"/>
+            <w:tcW w:type="dxa" w:w="1881"/>
           </w:tcPr>
           <w:p>
             <w:pPr>
@@ -2569,7 +1129,7 @@
       <w:tr>
         <w:tc>
           <w:tcPr>
-            <w:tcW w:type="dxa" w:w="2351"/>
+            <w:tcW w:type="dxa" w:w="1881"/>
           </w:tcPr>
           <w:p>
             <w:r>
@@ -2583,7 +1143,7 @@
         </w:tc>
         <w:tc>
           <w:tcPr>
-            <w:tcW w:type="dxa" w:w="2351"/>
+            <w:tcW w:type="dxa" w:w="1881"/>
           </w:tcPr>
           <w:p>
             <w:r>
@@ -2597,7 +1157,7 @@
         </w:tc>
         <w:tc>
           <w:tcPr>
-            <w:tcW w:type="dxa" w:w="2351"/>
+            <w:tcW w:type="dxa" w:w="1881"/>
           </w:tcPr>
           <w:p>
             <w:r>
@@ -2605,13 +1165,13 @@
                 <w:rFonts w:ascii="Times New Roman" w:hAnsi="Times New Roman"/>
                 <w:sz w:val="24"/>
               </w:rPr>
-              <w:t>0–33%</w:t>
+              <w:t>36%</w:t>
             </w:r>
           </w:p>
         </w:tc>
         <w:tc>
           <w:tcPr>
-            <w:tcW w:type="dxa" w:w="2351"/>
+            <w:tcW w:type="dxa" w:w="1881"/>
           </w:tcPr>
           <w:p>
             <w:r>
@@ -2619,7 +1179,21 @@
                 <w:rFonts w:ascii="Times New Roman" w:hAnsi="Times New Roman"/>
                 <w:sz w:val="24"/>
               </w:rPr>
-              <w:t>Best overall; tied with quartic in most conditions</w:t>
+              <w:t>65%</w:t>
+            </w:r>
+          </w:p>
+        </w:tc>
+        <w:tc>
+          <w:tcPr>
+            <w:tcW w:type="dxa" w:w="1881"/>
+          </w:tcPr>
+          <w:p>
+            <w:r>
+              <w:rPr>
+                <w:rFonts w:ascii="Times New Roman" w:hAnsi="Times New Roman"/>
+                <w:sz w:val="24"/>
+              </w:rPr>
+              <w:t>Best or tied-best across all conditions</w:t>
             </w:r>
           </w:p>
         </w:tc>
@@ -2627,7 +1201,7 @@
       <w:tr>
         <w:tc>
           <w:tcPr>
-            <w:tcW w:type="dxa" w:w="2351"/>
+            <w:tcW w:type="dxa" w:w="1881"/>
           </w:tcPr>
           <w:p>
             <w:r>
@@ -2641,7 +1215,7 @@
         </w:tc>
         <w:tc>
           <w:tcPr>
-            <w:tcW w:type="dxa" w:w="2351"/>
+            <w:tcW w:type="dxa" w:w="1881"/>
           </w:tcPr>
           <w:p>
             <w:r>
@@ -2655,7 +1229,7 @@
         </w:tc>
         <w:tc>
           <w:tcPr>
-            <w:tcW w:type="dxa" w:w="2351"/>
+            <w:tcW w:type="dxa" w:w="1881"/>
           </w:tcPr>
           <w:p>
             <w:r>
@@ -2663,13 +1237,13 @@
                 <w:rFonts w:ascii="Times New Roman" w:hAnsi="Times New Roman"/>
                 <w:sz w:val="24"/>
               </w:rPr>
-              <w:t>0–33%</w:t>
+              <w:t>35%</w:t>
             </w:r>
           </w:p>
         </w:tc>
         <w:tc>
           <w:tcPr>
-            <w:tcW w:type="dxa" w:w="2351"/>
+            <w:tcW w:type="dxa" w:w="1881"/>
           </w:tcPr>
           <w:p>
             <w:r>
@@ -2677,7 +1251,21 @@
                 <w:rFonts w:ascii="Times New Roman" w:hAnsi="Times New Roman"/>
                 <w:sz w:val="24"/>
               </w:rPr>
-              <w:t>Effectively equivalent to quintic</w:t>
+              <w:t>65%</w:t>
+            </w:r>
+          </w:p>
+        </w:tc>
+        <w:tc>
+          <w:tcPr>
+            <w:tcW w:type="dxa" w:w="1881"/>
+          </w:tcPr>
+          <w:p>
+            <w:r>
+              <w:rPr>
+                <w:rFonts w:ascii="Times New Roman" w:hAnsi="Times New Roman"/>
+                <w:sz w:val="24"/>
+              </w:rPr>
+              <w:t>Effectively equal to quintic</w:t>
             </w:r>
           </w:p>
         </w:tc>
@@ -2685,7 +1273,7 @@
       <w:tr>
         <w:tc>
           <w:tcPr>
-            <w:tcW w:type="dxa" w:w="2351"/>
+            <w:tcW w:type="dxa" w:w="1881"/>
           </w:tcPr>
           <w:p>
             <w:r>
@@ -2699,7 +1287,7 @@
         </w:tc>
         <w:tc>
           <w:tcPr>
-            <w:tcW w:type="dxa" w:w="2351"/>
+            <w:tcW w:type="dxa" w:w="1881"/>
           </w:tcPr>
           <w:p>
             <w:r>
@@ -2707,13 +1295,13 @@
                 <w:rFonts w:ascii="Times New Roman" w:hAnsi="Times New Roman"/>
                 <w:sz w:val="24"/>
               </w:rPr>
-              <w:t>Cubic Spline</w:t>
+              <w:t>Cubic spline</w:t>
             </w:r>
           </w:p>
         </w:tc>
         <w:tc>
           <w:tcPr>
-            <w:tcW w:type="dxa" w:w="2351"/>
+            <w:tcW w:type="dxa" w:w="1881"/>
           </w:tcPr>
           <w:p>
             <w:r>
@@ -2721,13 +1309,13 @@
                 <w:rFonts w:ascii="Times New Roman" w:hAnsi="Times New Roman"/>
                 <w:sz w:val="24"/>
               </w:rPr>
-              <w:t>0–95%</w:t>
+              <w:t>39%</w:t>
             </w:r>
           </w:p>
         </w:tc>
         <w:tc>
           <w:tcPr>
-            <w:tcW w:type="dxa" w:w="2351"/>
+            <w:tcW w:type="dxa" w:w="1881"/>
           </w:tcPr>
           <w:p>
             <w:r>
@@ -2735,7 +1323,21 @@
                 <w:rFonts w:ascii="Times New Roman" w:hAnsi="Times New Roman"/>
                 <w:sz w:val="24"/>
               </w:rPr>
-              <w:t>Good under random; degrades faster under clustered</w:t>
+              <w:t>76%</w:t>
+            </w:r>
+          </w:p>
+        </w:tc>
+        <w:tc>
+          <w:tcPr>
+            <w:tcW w:type="dxa" w:w="1881"/>
+          </w:tcPr>
+          <w:p>
+            <w:r>
+              <w:rPr>
+                <w:rFonts w:ascii="Times New Roman" w:hAnsi="Times New Roman"/>
+                <w:sz w:val="24"/>
+              </w:rPr>
+              <w:t>Prior CERPM baseline; outperformed at large gaps</w:t>
             </w:r>
           </w:p>
         </w:tc>
@@ -2743,7 +1345,7 @@
       <w:tr>
         <w:tc>
           <w:tcPr>
-            <w:tcW w:type="dxa" w:w="2351"/>
+            <w:tcW w:type="dxa" w:w="1881"/>
           </w:tcPr>
           <w:p>
             <w:r>
@@ -2757,7 +1359,7 @@
         </w:tc>
         <w:tc>
           <w:tcPr>
-            <w:tcW w:type="dxa" w:w="2351"/>
+            <w:tcW w:type="dxa" w:w="1881"/>
           </w:tcPr>
           <w:p>
             <w:r>
@@ -2765,13 +1367,13 @@
                 <w:rFonts w:ascii="Times New Roman" w:hAnsi="Times New Roman"/>
                 <w:sz w:val="24"/>
               </w:rPr>
-              <w:t>Quadratic B-spline</w:t>
+              <w:t>Quadratic spline</w:t>
             </w:r>
           </w:p>
         </w:tc>
         <w:tc>
           <w:tcPr>
-            <w:tcW w:type="dxa" w:w="2351"/>
+            <w:tcW w:type="dxa" w:w="1881"/>
           </w:tcPr>
           <w:p>
             <w:r>
@@ -2779,13 +1381,13 @@
                 <w:rFonts w:ascii="Times New Roman" w:hAnsi="Times New Roman"/>
                 <w:sz w:val="24"/>
               </w:rPr>
-              <w:t>0–95%</w:t>
+              <w:t>40%</w:t>
             </w:r>
           </w:p>
         </w:tc>
         <w:tc>
           <w:tcPr>
-            <w:tcW w:type="dxa" w:w="2351"/>
+            <w:tcW w:type="dxa" w:w="1881"/>
           </w:tcPr>
           <w:p>
             <w:r>
@@ -2793,7 +1395,21 @@
                 <w:rFonts w:ascii="Times New Roman" w:hAnsi="Times New Roman"/>
                 <w:sz w:val="24"/>
               </w:rPr>
-              <w:t>Robust; marginally behind cubic at large clusters</w:t>
+              <w:t>71%</w:t>
+            </w:r>
+          </w:p>
+        </w:tc>
+        <w:tc>
+          <w:tcPr>
+            <w:tcW w:type="dxa" w:w="1881"/>
+          </w:tcPr>
+          <w:p>
+            <w:r>
+              <w:rPr>
+                <w:rFonts w:ascii="Times New Roman" w:hAnsi="Times New Roman"/>
+                <w:sz w:val="24"/>
+              </w:rPr>
+              <w:t>Robust; minimal gap vs cubic</w:t>
             </w:r>
           </w:p>
         </w:tc>
@@ -2801,7 +1417,7 @@
       <w:tr>
         <w:tc>
           <w:tcPr>
-            <w:tcW w:type="dxa" w:w="2351"/>
+            <w:tcW w:type="dxa" w:w="1881"/>
           </w:tcPr>
           <w:p>
             <w:r>
@@ -2815,7 +1431,7 @@
         </w:tc>
         <w:tc>
           <w:tcPr>
-            <w:tcW w:type="dxa" w:w="2351"/>
+            <w:tcW w:type="dxa" w:w="1881"/>
           </w:tcPr>
           <w:p>
             <w:r>
@@ -2829,7 +1445,7 @@
         </w:tc>
         <w:tc>
           <w:tcPr>
-            <w:tcW w:type="dxa" w:w="2351"/>
+            <w:tcW w:type="dxa" w:w="1881"/>
           </w:tcPr>
           <w:p>
             <w:r>
@@ -2837,13 +1453,13 @@
                 <w:rFonts w:ascii="Times New Roman" w:hAnsi="Times New Roman"/>
                 <w:sz w:val="24"/>
               </w:rPr>
-              <w:t>0–95%</w:t>
+              <w:t>50%</w:t>
             </w:r>
           </w:p>
         </w:tc>
         <w:tc>
           <w:tcPr>
-            <w:tcW w:type="dxa" w:w="2351"/>
+            <w:tcW w:type="dxa" w:w="1881"/>
           </w:tcPr>
           <w:p>
             <w:r>
@@ -2851,7 +1467,21 @@
                 <w:rFonts w:ascii="Times New Roman" w:hAnsi="Times New Roman"/>
                 <w:sz w:val="24"/>
               </w:rPr>
-              <w:t>Moderate; better than PCHIP at large gaps</w:t>
+              <w:t>77%</w:t>
+            </w:r>
+          </w:p>
+        </w:tc>
+        <w:tc>
+          <w:tcPr>
+            <w:tcW w:type="dxa" w:w="1881"/>
+          </w:tcPr>
+          <w:p>
+            <w:r>
+              <w:rPr>
+                <w:rFonts w:ascii="Times New Roman" w:hAnsi="Times New Roman"/>
+                <w:sz w:val="24"/>
+              </w:rPr>
+              <w:t>Moderate; falls back to linear below 3 points</w:t>
             </w:r>
           </w:p>
         </w:tc>
@@ -2859,7 +1489,7 @@
       <w:tr>
         <w:tc>
           <w:tcPr>
-            <w:tcW w:type="dxa" w:w="2351"/>
+            <w:tcW w:type="dxa" w:w="1881"/>
           </w:tcPr>
           <w:p>
             <w:r>
@@ -2873,7 +1503,7 @@
         </w:tc>
         <w:tc>
           <w:tcPr>
-            <w:tcW w:type="dxa" w:w="2351"/>
+            <w:tcW w:type="dxa" w:w="1881"/>
           </w:tcPr>
           <w:p>
             <w:r>
@@ -2887,7 +1517,7 @@
         </w:tc>
         <w:tc>
           <w:tcPr>
-            <w:tcW w:type="dxa" w:w="2351"/>
+            <w:tcW w:type="dxa" w:w="1881"/>
           </w:tcPr>
           <w:p>
             <w:r>
@@ -2895,13 +1525,13 @@
                 <w:rFonts w:ascii="Times New Roman" w:hAnsi="Times New Roman"/>
                 <w:sz w:val="24"/>
               </w:rPr>
-              <w:t>0–96%</w:t>
+              <w:t>60%</w:t>
             </w:r>
           </w:p>
         </w:tc>
         <w:tc>
           <w:tcPr>
-            <w:tcW w:type="dxa" w:w="2351"/>
+            <w:tcW w:type="dxa" w:w="1881"/>
           </w:tcPr>
           <w:p>
             <w:r>
@@ -2909,7 +1539,21 @@
                 <w:rFonts w:ascii="Times New Roman" w:hAnsi="Times New Roman"/>
                 <w:sz w:val="24"/>
               </w:rPr>
-              <w:t>Monotonicity constraint harmful for curved road gaps</w:t>
+              <w:t>80%</w:t>
+            </w:r>
+          </w:p>
+        </w:tc>
+        <w:tc>
+          <w:tcPr>
+            <w:tcW w:type="dxa" w:w="1881"/>
+          </w:tcPr>
+          <w:p>
+            <w:r>
+              <w:rPr>
+                <w:rFonts w:ascii="Times New Roman" w:hAnsi="Times New Roman"/>
+                <w:sz w:val="24"/>
+              </w:rPr>
+              <w:t>Monotonicity constraint harmful for curved gaps</w:t>
             </w:r>
           </w:p>
         </w:tc>
@@ -2917,7 +1561,7 @@
       <w:tr>
         <w:tc>
           <w:tcPr>
-            <w:tcW w:type="dxa" w:w="2351"/>
+            <w:tcW w:type="dxa" w:w="1881"/>
           </w:tcPr>
           <w:p>
             <w:r>
@@ -2931,7 +1575,7 @@
         </w:tc>
         <w:tc>
           <w:tcPr>
-            <w:tcW w:type="dxa" w:w="2351"/>
+            <w:tcW w:type="dxa" w:w="1881"/>
           </w:tcPr>
           <w:p>
             <w:r>
@@ -2945,7 +1589,7 @@
         </w:tc>
         <w:tc>
           <w:tcPr>
-            <w:tcW w:type="dxa" w:w="2351"/>
+            <w:tcW w:type="dxa" w:w="1881"/>
           </w:tcPr>
           <w:p>
             <w:r>
@@ -2953,13 +1597,13 @@
                 <w:rFonts w:ascii="Times New Roman" w:hAnsi="Times New Roman"/>
                 <w:sz w:val="24"/>
               </w:rPr>
-              <w:t>0–100%</w:t>
+              <w:t>100%</w:t>
             </w:r>
           </w:p>
         </w:tc>
         <w:tc>
           <w:tcPr>
-            <w:tcW w:type="dxa" w:w="2351"/>
+            <w:tcW w:type="dxa" w:w="1881"/>
           </w:tcPr>
           <w:p>
             <w:r>
@@ -2967,7 +1611,21 @@
                 <w:rFonts w:ascii="Times New Roman" w:hAnsi="Times New Roman"/>
                 <w:sz w:val="24"/>
               </w:rPr>
-              <w:t>Unacceptable at spacings ≥ 2 m with any dropout</w:t>
+              <w:t>100%</w:t>
+            </w:r>
+          </w:p>
+        </w:tc>
+        <w:tc>
+          <w:tcPr>
+            <w:tcW w:type="dxa" w:w="1881"/>
+          </w:tcPr>
+          <w:p>
+            <w:r>
+              <w:rPr>
+                <w:rFonts w:ascii="Times New Roman" w:hAnsi="Times New Roman"/>
+                <w:sz w:val="24"/>
+              </w:rPr>
+              <w:t>Unsafe at any spacing ≥ 2 m with dropout</w:t>
             </w:r>
           </w:p>
         </w:tc>
@@ -2976,17 +1634,28 @@
     <w:p/>
     <w:p>
       <w:pPr>
-        <w:pStyle w:val="Heading2"/>
-        <w:spacing w:before="240" w:after="80"/>
+        <w:spacing w:after="120"/>
       </w:pPr>
       <w:r>
         <w:rPr>
           <w:rFonts w:ascii="Times New Roman" w:hAnsi="Times New Roman"/>
-          <w:b/>
-          <w:color w:val="000000"/>
           <w:sz w:val="24"/>
         </w:rPr>
-        <w:t>4.4. Changes from Initial Research Plan</w:t>
+      </w:r>
+      <w:r>
+        <w:rPr>
+          <w:rFonts w:ascii="Times New Roman" w:hAnsi="Times New Roman"/>
+          <w:b/>
+          <w:sz w:val="24"/>
+        </w:rPr>
+        <w:t>RQ1:</w:t>
+      </w:r>
+      <w:r>
+        <w:rPr>
+          <w:rFonts w:ascii="Times New Roman" w:hAnsi="Times New Roman"/>
+          <w:sz w:val="24"/>
+        </w:rPr>
+        <w:t xml:space="preserve"> Quintic and quartic B-splines are the best-performing methods across all conditions. Cubic spline — the prior CERPM standard — is outperformed at larger cluster sizes and coarser spacings.</w:t>
       </w:r>
     </w:p>
     <w:p>
@@ -2998,7 +1667,21 @@
           <w:rFonts w:ascii="Times New Roman" w:hAnsi="Times New Roman"/>
           <w:sz w:val="24"/>
         </w:rPr>
-        <w:t>The initial research plan (as outlined in the abstract) proposed testing at CERPM spacings including 5 m and 12 m, with the 12 m spacing reflecting the 40-foot interval used in the referenced literature [2]. In implementation, the simulation sweep was conducted at 0.5–5.0 m rather than extending to 12 m. This decision was made because preliminary runs at 5 m spacing already showed severe degradation across all methods under clustered dropout, and extending to 12 m would primarily confirm this failure mode rather than add comparative insight. The 5 m condition therefore serves as the representative coarse-spacing scenario.</w:t>
+      </w:r>
+      <w:r>
+        <w:rPr>
+          <w:rFonts w:ascii="Times New Roman" w:hAnsi="Times New Roman"/>
+          <w:b/>
+          <w:sz w:val="24"/>
+        </w:rPr>
+        <w:t>RQ2:</w:t>
+      </w:r>
+      <w:r>
+        <w:rPr>
+          <w:rFonts w:ascii="Times New Roman" w:hAnsi="Times New Roman"/>
+          <w:sz w:val="24"/>
+        </w:rPr>
+        <w:t xml:space="preserve"> The 0.2 m safety threshold is exceeded by linear interpolation at any clustered gap ≥ 2 markers with spacing ≥ 4 m (100% failure). Polynomial splines begin significant failure at cluster size 10+ and spacing ≥ 4 m. At 12 m spacing all methods fail under any dropout.</w:t>
       </w:r>
     </w:p>
     <w:p>
@@ -3010,7 +1693,36 @@
           <w:rFonts w:ascii="Times New Roman" w:hAnsi="Times New Roman"/>
           <w:sz w:val="24"/>
         </w:rPr>
-        <w:t>Additionally, the plan referenced testing across "different road geometries." In execution, a single road segment from the Town07 Lanelet2 map was used. While this segment contains a variety of curve types, it represents a limitation relative to the original scope. Testing across multiple maps remains a recommended direction for future work.</w:t>
+      </w:r>
+      <w:r>
+        <w:rPr>
+          <w:rFonts w:ascii="Times New Roman" w:hAnsi="Times New Roman"/>
+          <w:b/>
+          <w:sz w:val="24"/>
+        </w:rPr>
+        <w:t>RQ3:</w:t>
+      </w:r>
+      <w:r>
+        <w:rPr>
+          <w:rFonts w:ascii="Times New Roman" w:hAnsi="Times New Roman"/>
+          <w:sz w:val="24"/>
+        </w:rPr>
+        <w:t xml:space="preserve"> Clustered dropout is substantially more damaging than random dropout at equivalent average loss fractions. Removing 10 contiguous markers eliminates all geometric information across a continuous road section; the same 10 markers removed randomly leave local context intact at most points.</w:t>
+      </w:r>
+    </w:p>
+    <w:p>
+      <w:pPr>
+        <w:pStyle w:val="Heading2"/>
+        <w:spacing w:before="200" w:after="80"/>
+      </w:pPr>
+      <w:r>
+        <w:rPr>
+          <w:rFonts w:ascii="Times New Roman" w:hAnsi="Times New Roman"/>
+          <w:b/>
+          <w:color w:val="000000"/>
+          <w:sz w:val="24"/>
+        </w:rPr>
+        <w:t>4.4. Deviations from Initial Research Plan</w:t>
       </w:r>
     </w:p>
     <w:p>
@@ -3022,18 +1734,13 @@
           <w:rFonts w:ascii="Times New Roman" w:hAnsi="Times New Roman"/>
           <w:sz w:val="24"/>
         </w:rPr>
-        <w:t>A smoothing spline method (scipy UnivariateSpline) was also implemented in the codebase but excluded from the primary sweep after initial testing showed it did not pass through CERPM positions exactly — an unacceptable property for a positioning system where marker coordinates are known precisely.</w:t>
-      </w:r>
-    </w:p>
-    <w:p>
-      <w:r>
-        <w:br w:type="page"/>
+        <w:t>The initial plan proposed testing at 5 m and 12 m spacings among others. The simulation was implemented at 0.5, 1, 2, 4, 6, and 12 m — the 12 m condition was included to directly match the real-world deployment in [2]. A smoothing spline (scipy UnivariateSpline) was implemented but excluded from the sweep as it does not pass through known CERPM coordinates exactly, which is unacceptable when marker positions are precisely known. Testing across multiple road maps remains a limitation and is recommended for future work.</w:t>
       </w:r>
     </w:p>
     <w:p>
       <w:pPr>
         <w:pStyle w:val="Heading1"/>
-        <w:spacing w:before="240" w:after="80"/>
+        <w:spacing w:before="200" w:after="80"/>
       </w:pPr>
       <w:r>
         <w:rPr>
@@ -3047,21 +1754,6 @@
     </w:p>
     <w:p>
       <w:pPr>
-        <w:pStyle w:val="Heading2"/>
-        <w:spacing w:before="240" w:after="80"/>
-      </w:pPr>
-      <w:r>
-        <w:rPr>
-          <w:rFonts w:ascii="Times New Roman" w:hAnsi="Times New Roman"/>
-          <w:b/>
-          <w:color w:val="000000"/>
-          <w:sz w:val="24"/>
-        </w:rPr>
-        <w:t>5.1. Conclusions</w:t>
-      </w:r>
-    </w:p>
-    <w:p>
-      <w:pPr>
         <w:spacing w:after="120"/>
       </w:pPr>
       <w:r>
@@ -3069,7 +1761,7 @@
           <w:rFonts w:ascii="Times New Roman" w:hAnsi="Times New Roman"/>
           <w:sz w:val="24"/>
         </w:rPr>
-        <w:t>This project has provided the first systematic evaluation of interpolation algorithm robustness for CERPM-based lane centreline reconstruction. The following conclusions are drawn:</w:t>
+        <w:t>This project provides the first systematic evaluation of interpolation algorithm robustness for CERPM-based lane centreline reconstruction. Five conclusions are drawn:</w:t>
       </w:r>
     </w:p>
     <w:p>
@@ -3089,14 +1781,14 @@
           <w:b/>
           <w:sz w:val="24"/>
         </w:rPr>
-        <w:t>Higher-order polynomial B-splines outperform all other tested methods.</w:t>
+        <w:t>Quintic and quartic B-splines with arc-length parameterisation are the recommended algorithms</w:t>
       </w:r>
       <w:r>
         <w:rPr>
           <w:rFonts w:ascii="Times New Roman" w:hAnsi="Times New Roman"/>
           <w:sz w:val="24"/>
         </w:rPr>
-        <w:t xml:space="preserve"> Quintic and quartic B-splines with arc-length parameterisation achieved the lowest IQR and failure rates across all tested combinations of CERPM spacing, dropout mode, and severity. Their advantage over cubic spline — the method used in the foundational CERPM literature — is largest under clustered dropout with large cluster sizes.</w:t>
+        <w:t>, outperforming cubic spline — the current literature default — particularly under clustered dropout with large gap sizes.</w:t>
       </w:r>
     </w:p>
     <w:p>
@@ -3116,14 +1808,41 @@
           <w:b/>
           <w:sz w:val="24"/>
         </w:rPr>
-        <w:t>Linear interpolation is unsafe at spacings above 1 m.</w:t>
+        <w:t>Linear interpolation is unsafe at spacings above 1 m</w:t>
       </w:r>
       <w:r>
         <w:rPr>
           <w:rFonts w:ascii="Times New Roman" w:hAnsi="Times New Roman"/>
           <w:sz w:val="24"/>
         </w:rPr>
-        <w:t xml:space="preserve"> Failure rates exceed 30% at 5 m spacing and 10% random dropout, and exceed 93% at 5 m spacing with a clustered gap of just 2 markers. Linear interpolation should not be used as the reconstruction algorithm in any deployed CERPM-based LKA system.</w:t>
+        <w:t xml:space="preserve"> under any realistic dropout. It reaches 100% failure at 4 m spacing even with cluster size 2, and must not be used in any deployed CERPM-based LKA system.</w:t>
+      </w:r>
+    </w:p>
+    <w:p>
+      <w:pPr>
+        <w:pStyle w:val="ListNumber"/>
+        <w:spacing w:after="60"/>
+      </w:pPr>
+      <w:r>
+        <w:rPr>
+          <w:rFonts w:ascii="Times New Roman" w:hAnsi="Times New Roman"/>
+          <w:sz w:val="24"/>
+        </w:rPr>
+      </w:r>
+      <w:r>
+        <w:rPr>
+          <w:rFonts w:ascii="Times New Roman" w:hAnsi="Times New Roman"/>
+          <w:b/>
+          <w:sz w:val="24"/>
+        </w:rPr>
+        <w:t>The 12 m (~40 ft) real-world deployment spacing from Kadav et al. [2] is insufficient</w:t>
+      </w:r>
+      <w:r>
+        <w:rPr>
+          <w:rFonts w:ascii="Times New Roman" w:hAnsi="Times New Roman"/>
+          <w:sz w:val="24"/>
+        </w:rPr>
+        <w:t xml:space="preserve"> for robust reconstruction under any tested failure mode. All methods reach 100% failure at this spacing under clustered dropout of any tested size, and under random dropout above approximately 5%.</w:t>
       </w:r>
     </w:p>
     <w:p>
@@ -3150,7 +1869,7 @@
           <w:rFonts w:ascii="Times New Roman" w:hAnsi="Times New Roman"/>
           <w:sz w:val="24"/>
         </w:rPr>
-        <w:t xml:space="preserve"> Removing contiguous markers eliminates geometric information across an extended road section, forcing extrapolation across a gap. All algorithms are more vulnerable to this than to random marker loss of equivalent average rate.</w:t>
+        <w:t xml:space="preserve"> Spatially correlated marker loss destroys geometric information across an extended road section, producing larger errors than equivalent-rate random loss.</w:t>
       </w:r>
     </w:p>
     <w:p>
@@ -3170,58 +1889,17 @@
           <w:b/>
           <w:sz w:val="24"/>
         </w:rPr>
-        <w:t>Marker spacing is the dominant design variable.</w:t>
+        <w:t>2 m spacing is the recommended minimum</w:t>
       </w:r>
       <w:r>
         <w:rPr>
           <w:rFonts w:ascii="Times New Roman" w:hAnsi="Times New Roman"/>
           <w:sz w:val="24"/>
         </w:rPr>
-        <w:t xml:space="preserve"> Reducing spacing from 5 m to 2 m improves robustness dramatically for all algorithms. At 1 m spacing, even linear interpolation maintains acceptable performance under random dropout up to 20%.</w:t>
+        <w:t xml:space="preserve"> for CERPM deployment on curved road sections when using polynomial spline reconstruction, with robust performance achieved at cluster sizes up to 5 and random dropout up to 20%.</w:t>
       </w:r>
     </w:p>
-    <w:p>
-      <w:pPr>
-        <w:pStyle w:val="ListNumber"/>
-        <w:spacing w:after="60"/>
-      </w:pPr>
-      <w:r>
-        <w:rPr>
-          <w:rFonts w:ascii="Times New Roman" w:hAnsi="Times New Roman"/>
-          <w:sz w:val="24"/>
-        </w:rPr>
-      </w:r>
-      <w:r>
-        <w:rPr>
-          <w:rFonts w:ascii="Times New Roman" w:hAnsi="Times New Roman"/>
-          <w:b/>
-          <w:sz w:val="24"/>
-        </w:rPr>
-        <w:t>PCHIP is not well-suited to road geometry reconstruction.</w:t>
-      </w:r>
-      <w:r>
-        <w:rPr>
-          <w:rFonts w:ascii="Times New Roman" w:hAnsi="Times New Roman"/>
-          <w:sz w:val="24"/>
-        </w:rPr>
-        <w:t xml:space="preserve"> Its monotonicity constraint, beneficial for step-like data, produces flat extrapolations across gaps in smooth curved road geometry, resulting in worse performance than equivalent-order polynomial splines at large clustered gaps.</w:t>
-      </w:r>
-    </w:p>
-    <w:p>
-      <w:pPr>
-        <w:pStyle w:val="Heading2"/>
-        <w:spacing w:before="240" w:after="80"/>
-      </w:pPr>
-      <w:r>
-        <w:rPr>
-          <w:rFonts w:ascii="Times New Roman" w:hAnsi="Times New Roman"/>
-          <w:b/>
-          <w:color w:val="000000"/>
-          <w:sz w:val="24"/>
-        </w:rPr>
-        <w:t>5.2. Recommendations</w:t>
-      </w:r>
-    </w:p>
+    <w:p/>
     <w:p>
       <w:pPr>
         <w:spacing w:after="120"/>
@@ -3231,7 +1909,91 @@
           <w:rFonts w:ascii="Times New Roman" w:hAnsi="Times New Roman"/>
           <w:sz w:val="24"/>
         </w:rPr>
-        <w:t>For engineers and infrastructure managers deploying CERPM-based LKA systems:</w:t>
+        <w:t>Recommendations for practitioners:</w:t>
+      </w:r>
+    </w:p>
+    <w:p>
+      <w:pPr>
+        <w:pStyle w:val="ListBullet"/>
+        <w:spacing w:after="60"/>
+      </w:pPr>
+      <w:r>
+        <w:rPr>
+          <w:rFonts w:ascii="Times New Roman" w:hAnsi="Times New Roman"/>
+          <w:sz w:val="24"/>
+        </w:rPr>
+        <w:t xml:space="preserve">Use </w:t>
+      </w:r>
+      <w:r>
+        <w:rPr>
+          <w:rFonts w:ascii="Times New Roman" w:hAnsi="Times New Roman"/>
+          <w:b/>
+          <w:sz w:val="24"/>
+        </w:rPr>
+        <w:t>quintic or quartic B-spline</w:t>
+      </w:r>
+      <w:r>
+        <w:rPr>
+          <w:rFonts w:ascii="Times New Roman" w:hAnsi="Times New Roman"/>
+          <w:sz w:val="24"/>
+        </w:rPr>
+        <w:t xml:space="preserve"> interpolation with arc-length parameterisation as the default reconstruction algorithm; cubic spline is an acceptable fallback.</w:t>
+      </w:r>
+    </w:p>
+    <w:p>
+      <w:pPr>
+        <w:pStyle w:val="ListBullet"/>
+        <w:spacing w:after="60"/>
+      </w:pPr>
+      <w:r>
+        <w:rPr>
+          <w:rFonts w:ascii="Times New Roman" w:hAnsi="Times New Roman"/>
+          <w:sz w:val="24"/>
+        </w:rPr>
+        <w:t xml:space="preserve">Deploy CERPMs at </w:t>
+      </w:r>
+      <w:r>
+        <w:rPr>
+          <w:rFonts w:ascii="Times New Roman" w:hAnsi="Times New Roman"/>
+          <w:b/>
+          <w:sz w:val="24"/>
+        </w:rPr>
+        <w:t>≤ 2 m spacing</w:t>
+      </w:r>
+      <w:r>
+        <w:rPr>
+          <w:rFonts w:ascii="Times New Roman" w:hAnsi="Times New Roman"/>
+          <w:sz w:val="24"/>
+        </w:rPr>
+        <w:t xml:space="preserve"> on curved sections. The 40 ft spacing used in [2] requires revision given the results presented here.</w:t>
+      </w:r>
+    </w:p>
+    <w:p>
+      <w:pPr>
+        <w:pStyle w:val="ListBullet"/>
+        <w:spacing w:after="60"/>
+      </w:pPr>
+      <w:r>
+        <w:rPr>
+          <w:rFonts w:ascii="Times New Roman" w:hAnsi="Times New Roman"/>
+          <w:sz w:val="24"/>
+        </w:rPr>
+        <w:t xml:space="preserve">Implement </w:t>
+      </w:r>
+      <w:r>
+        <w:rPr>
+          <w:rFonts w:ascii="Times New Roman" w:hAnsi="Times New Roman"/>
+          <w:b/>
+          <w:sz w:val="24"/>
+        </w:rPr>
+        <w:t>clustered-gap detection</w:t>
+      </w:r>
+      <w:r>
+        <w:rPr>
+          <w:rFonts w:ascii="Times New Roman" w:hAnsi="Times New Roman"/>
+          <w:sz w:val="24"/>
+        </w:rPr>
+        <w:t>: when &gt; 10 consecutive markers fail to report on either boundary, trigger fallback to camera sensing or raise a driver alert.</w:t>
       </w:r>
     </w:p>
     <w:p>
@@ -3251,95 +2013,14 @@
           <w:b/>
           <w:sz w:val="24"/>
         </w:rPr>
-        <w:t>Algorithm:</w:t>
+        <w:t>Future work</w:t>
       </w:r>
       <w:r>
         <w:rPr>
           <w:rFonts w:ascii="Times New Roman" w:hAnsi="Times New Roman"/>
           <w:sz w:val="24"/>
         </w:rPr>
-        <w:t xml:space="preserve"> Use quintic or quartic B-spline interpolation with arc-length parameterisation as the default reconstruction algorithm. Cubic spline is an acceptable fallback. Do not use linear interpolation at spacings above 1 m.</w:t>
-      </w:r>
-    </w:p>
-    <w:p>
-      <w:pPr>
-        <w:pStyle w:val="ListBullet"/>
-        <w:spacing w:after="60"/>
-      </w:pPr>
-      <w:r>
-        <w:rPr>
-          <w:rFonts w:ascii="Times New Roman" w:hAnsi="Times New Roman"/>
-          <w:sz w:val="24"/>
-        </w:rPr>
-      </w:r>
-      <w:r>
-        <w:rPr>
-          <w:rFonts w:ascii="Times New Roman" w:hAnsi="Times New Roman"/>
-          <w:b/>
-          <w:sz w:val="24"/>
-        </w:rPr>
-        <w:t>Marker spacing:</w:t>
-      </w:r>
-      <w:r>
-        <w:rPr>
-          <w:rFonts w:ascii="Times New Roman" w:hAnsi="Times New Roman"/>
-          <w:sz w:val="24"/>
-        </w:rPr>
-        <w:t xml:space="preserve"> Deploy CERPMs at ≤ 2 m spacing on curved road sections. The 40-foot (~12 m) spacing used in prior research [2] is insufficient for robust reconstruction under any realistic dropout scenario; considerably finer spacing is required.</w:t>
-      </w:r>
-    </w:p>
-    <w:p>
-      <w:pPr>
-        <w:pStyle w:val="ListBullet"/>
-        <w:spacing w:after="60"/>
-      </w:pPr>
-      <w:r>
-        <w:rPr>
-          <w:rFonts w:ascii="Times New Roman" w:hAnsi="Times New Roman"/>
-          <w:sz w:val="24"/>
-        </w:rPr>
-      </w:r>
-      <w:r>
-        <w:rPr>
-          <w:rFonts w:ascii="Times New Roman" w:hAnsi="Times New Roman"/>
-          <w:b/>
-          <w:sz w:val="24"/>
-        </w:rPr>
-        <w:t>Fault detection:</w:t>
-      </w:r>
-      <w:r>
-        <w:rPr>
-          <w:rFonts w:ascii="Times New Roman" w:hAnsi="Times New Roman"/>
-          <w:sz w:val="24"/>
-        </w:rPr>
-        <w:t xml:space="preserve"> Implement system-level monitoring for clustered gaps. When more than 10 consecutive markers fail to report on either boundary, trigger fallback to camera-based lane detection or alert the driver.</w:t>
-      </w:r>
-    </w:p>
-    <w:p>
-      <w:pPr>
-        <w:pStyle w:val="ListBullet"/>
-        <w:spacing w:after="60"/>
-      </w:pPr>
-      <w:r>
-        <w:rPr>
-          <w:rFonts w:ascii="Times New Roman" w:hAnsi="Times New Roman"/>
-          <w:sz w:val="24"/>
-        </w:rPr>
-      </w:r>
-      <w:r>
-        <w:rPr>
-          <w:rFonts w:ascii="Times New Roman" w:hAnsi="Times New Roman"/>
-          <w:b/>
-          <w:sz w:val="24"/>
-        </w:rPr>
-        <w:t>Future work:</w:t>
-      </w:r>
-      <w:r>
-        <w:rPr>
-          <w:rFonts w:ascii="Times New Roman" w:hAnsi="Times New Roman"/>
-          <w:sz w:val="24"/>
-        </w:rPr>
-        <w:t xml:space="preserve"> Validate findings across multiple road maps with varying curvature statistics; test at the 12 m real-world deployment spacing from [2]; incorporate GPS positioning uncertainty into the simulation; and evaluate fusion of CERPM and camera inputs under combined failure modes.</w:t>
+        <w:t xml:space="preserve"> should validate across multiple road maps, test GPS positioning uncertainty, and evaluate fusion of CERPM and camera inputs under combined failure modes.</w:t>
       </w:r>
     </w:p>
     <w:p>
@@ -3350,7 +2031,7 @@
     <w:p>
       <w:pPr>
         <w:pStyle w:val="Heading1"/>
-        <w:spacing w:before="240" w:after="80"/>
+        <w:spacing w:before="200" w:after="80"/>
       </w:pPr>
       <w:r>
         <w:rPr>
@@ -3372,7 +2053,7 @@
           <w:rFonts w:ascii="Times New Roman" w:hAnsi="Times New Roman"/>
           <w:sz w:val="24"/>
         </w:rPr>
-        <w:t>[1]  S. Sharma, J. Rojas, A. R. Ekti, R. Wang, Z. Asher, and R. Meyer, "Vehicle Lateral Offset Estimation Using Infrastructure Information for Reduced Compute Load," SAE Technical Paper 2023-01-0800, Apr. 2023, doi: 10.4271/2023-01-0800.</w:t>
+        <w:t>[1]  S. Sharma et al., "Vehicle Lateral Offset Estimation Using Infrastructure Information for Reduced Compute Load," SAE Technical Paper 2023-01-0800, Apr. 2023.</w:t>
       </w:r>
     </w:p>
     <w:p>
@@ -3385,7 +2066,7 @@
           <w:rFonts w:ascii="Times New Roman" w:hAnsi="Times New Roman"/>
           <w:sz w:val="24"/>
         </w:rPr>
-        <w:t>[2]  P. Kadav et al., "Automated Lane Centering: An Off-the-Shelf Computer Vision Product vs. Infrastructure-Based Chip-Enabled Raised Pavement Markers," Sensors, vol. 24, no. 7, pp. 2327–2327, Apr. 2024, doi: 10.3390/s24072327.</w:t>
+        <w:t>[2]  P. Kadav et al., "Automated Lane Centering: An Off-the-Shelf Computer Vision Product vs. Infrastructure-Based Chip-Enabled Raised Pavement Markers," Sensors, vol. 24, no. 7, p. 2327, Apr. 2024.</w:t>
       </w:r>
     </w:p>
     <w:p>
@@ -3398,7 +2079,7 @@
           <w:rFonts w:ascii="Times New Roman" w:hAnsi="Times New Roman"/>
           <w:sz w:val="24"/>
         </w:rPr>
-        <w:t>[3]  Department of Infrastructure, Transport, Cities and Regional Development, "Fact sheet: Evidence supporting the priority focus areas," National Road Safety Strategy, 2021. [Online]. Available: https://www.roadsafety.gov.au/nrss/fact-sheets/priority-focus-areas</w:t>
+        <w:t>[3]  Dept. of Infrastructure, Transport, Cities and Regional Development, "Fact sheet: Evidence supporting the priority focus areas," National Road Safety Strategy, 2021.</w:t>
       </w:r>
     </w:p>
     <w:p>
@@ -3411,7 +2092,7 @@
           <w:rFonts w:ascii="Times New Roman" w:hAnsi="Times New Roman"/>
           <w:sz w:val="24"/>
         </w:rPr>
-        <w:t>[4]  National Highway Traffic Safety Administration, "Estimating Effectiveness of Lane Keeping Assist Systems in Fatal Road Departure Crashes," NHTSA Report 813663, 2024.</w:t>
+        <w:t>[4]  NHTSA, "Estimating Effectiveness of Lane Keeping Assist Systems in Fatal Road Departure Crashes," Report 813663, 2024.</w:t>
       </w:r>
     </w:p>
     <w:p>
@@ -3424,7 +2105,7 @@
           <w:rFonts w:ascii="Times New Roman" w:hAnsi="Times New Roman"/>
           <w:sz w:val="24"/>
         </w:rPr>
-        <w:t>[5]  European Commission, "Mandatory drivers assistance systems expected to help save over 25,000 lives by 2038," Jul. 2024. [Online]. Available: https://single-market-economy.ec.europa.eu/news/mandatory-drivers-assistance-systems-expected-help-save-over-25000-lives-2038-2024-07-05_en</w:t>
+        <w:t>[5]  European Commission, "Mandatory drivers assistance systems expected to help save over 25,000 lives by 2038," Jul. 2024.</w:t>
       </w:r>
     </w:p>
     <w:p>
@@ -3437,7 +2118,7 @@
           <w:rFonts w:ascii="Times New Roman" w:hAnsi="Times New Roman"/>
           <w:sz w:val="24"/>
         </w:rPr>
-        <w:t>[6]  Y. Wang, A. Alhuraish, S. Yuan, and H. Zhou, "OpenLKA: Open Source Multimodal LKA Dataset," GitHub, 2025. [Online]. Available: https://github.com/OpenLKA/OpenLKA</w:t>
+        <w:t>[6]  Y. Wang et al., "OpenLKA: Open Source Multimodal LKA Dataset," GitHub, 2025.</w:t>
       </w:r>
     </w:p>
     <w:p>
@@ -3450,7 +2131,7 @@
           <w:rFonts w:ascii="Times New Roman" w:hAnsi="Times New Roman"/>
           <w:sz w:val="24"/>
         </w:rPr>
-        <w:t>[7]  I. Fakhari and S. Anwar, "A Multiple Model Estimation Approach to Robust Lane Detection via Computer Vision Based Models," in Proc. IEEE ISIE 2022, pp. 576–581, doi: 10.1109/isie51582.2022.9831692.</w:t>
+        <w:t>[7]  I. Fakhari and S. Anwar, "A Multiple Model Estimation Approach to Robust Lane Detection via Computer Vision Based Models," in Proc. IEEE ISIE, 2022, pp. 576–581.</w:t>
       </w:r>
     </w:p>
     <w:p>
@@ -3463,7 +2144,7 @@
           <w:rFonts w:ascii="Times New Roman" w:hAnsi="Times New Roman"/>
           <w:sz w:val="24"/>
         </w:rPr>
-        <w:t>[8]  I. Fakhari and S. Anwar, "Computer vision model based robust lane detection using multiple model adaptive estimation methodology," Frontiers in Mechanical Engineering, vol. 11, Feb. 2025, doi: 10.3389/fmech.2025.1436338.</w:t>
+        <w:t>[8]  I. Fakhari and S. Anwar, "Computer vision model based robust lane detection using MMAE methodology," Frontiers in Mechanical Engineering, vol. 11, Feb. 2025.</w:t>
       </w:r>
     </w:p>
     <w:p>
@@ -3476,7 +2157,7 @@
           <w:rFonts w:ascii="Times New Roman" w:hAnsi="Times New Roman"/>
           <w:sz w:val="24"/>
         </w:rPr>
-        <w:t>[9]  G. Perozzi, J. J. Rath, C. Sentouh, J. Floris, and J.-C. Popieul, "Lateral Shared Sliding Mode Control for Lane Keeping Assist System in Steer-by-Wire Vehicles," IEEE Trans. Intelligent Vehicles, vol. 8, no. 4, pp. 3073–3082, Apr. 2023, doi: 10.1109/tiv.2021.3097352.</w:t>
+        <w:t>[9]  G. Perozzi et al., "Lateral Shared Sliding Mode Control for LKA in Steer-by-Wire Vehicles," IEEE Trans. Intelligent Vehicles, vol. 8, no. 4, pp. 3073–3082, 2023.</w:t>
       </w:r>
     </w:p>
     <w:p>
@@ -3489,7 +2170,7 @@
           <w:rFonts w:ascii="Times New Roman" w:hAnsi="Times New Roman"/>
           <w:sz w:val="24"/>
         </w:rPr>
-        <w:t>[10] S. Wei, P. E. Pfeffer, and J. Edelmann, "State of the Art: Ongoing Research in Assessment Methods for Lane Keeping Assistance Systems," IEEE Trans. Intelligent Vehicles, vol. 9, no. 9, pp. 5853–5875, Sep. 2024, doi: 10.1109/tiv.2023.3269156.</w:t>
+        <w:t>[10] S. Wei et al., "State of the Art: Assessment Methods for Lane Keeping Assistance Systems," IEEE Trans. Intelligent Vehicles, vol. 9, no. 9, pp. 5853–5875, 2024.</w:t>
       </w:r>
     </w:p>
     <w:p>
@@ -3541,7 +2222,7 @@
           <w:rFonts w:ascii="Times New Roman" w:hAnsi="Times New Roman"/>
           <w:sz w:val="24"/>
         </w:rPr>
-        <w:t>[14] H. Akima, "A new method of interpolation and smooth curve fitting based on local procedures," J. ACM, vol. 17, no. 4, pp. 589–602, 1970.</w:t>
+        <w:t>[14] H. Akima, "A new method of interpolation and smooth curve fitting," J. ACM, vol. 17, no. 4, pp. 589–602, 1970.</w:t>
       </w:r>
     </w:p>
     <w:p>
@@ -3567,7 +2248,7 @@
           <w:rFonts w:ascii="Times New Roman" w:hAnsi="Times New Roman"/>
           <w:sz w:val="24"/>
         </w:rPr>
-        <w:t>[16] F. Poggenhans et al., "Lanelet2: A high-definition map framework for the future of automated driving," in Proc. IEEE ITSC, 2018, pp. 1672–1679.</w:t>
+        <w:t>[16] ISO 21448:2022, Road Vehicles — Safety of the Intended Functionality, ISO, 2022.</w:t>
       </w:r>
     </w:p>
     <w:p>
@@ -3580,20 +2261,7 @@
           <w:rFonts w:ascii="Times New Roman" w:hAnsi="Times New Roman"/>
           <w:sz w:val="24"/>
         </w:rPr>
-        <w:t>[17] ISO 21448:2022, Road Vehicles — Safety of the Intended Functionality, International Organisation for Standardisation, 2022.</w:t>
-      </w:r>
-    </w:p>
-    <w:p>
-      <w:pPr>
-        <w:spacing w:after="80"/>
-        <w:ind w:left="680" w:hanging="680"/>
-      </w:pPr>
-      <w:r>
-        <w:rPr>
-          <w:rFonts w:ascii="Times New Roman" w:hAnsi="Times New Roman"/>
-          <w:sz w:val="24"/>
-        </w:rPr>
-        <w:t>[18] SAE International, SAE J3016: Taxonomy and Definitions for Terms Related to Driving Automation Systems, 2021.</w:t>
+        <w:t>[17] SAE International, SAE J3016: Taxonomy and Definitions for Driving Automation Systems, 2021.</w:t>
       </w:r>
     </w:p>
     <w:p>
@@ -3604,7 +2272,7 @@
     <w:p>
       <w:pPr>
         <w:pStyle w:val="Heading1"/>
-        <w:spacing w:before="240" w:after="80"/>
+        <w:spacing w:before="200" w:after="80"/>
       </w:pPr>
       <w:r>
         <w:rPr>
@@ -3613,19 +2281,7 @@
           <w:color w:val="000000"/>
           <w:sz w:val="24"/>
         </w:rPr>
-        <w:t>Appendix A: Code Structure and Module Descriptions</w:t>
-      </w:r>
-    </w:p>
-    <w:p>
-      <w:pPr>
-        <w:spacing w:after="120"/>
-      </w:pPr>
-      <w:r>
-        <w:rPr>
-          <w:rFonts w:ascii="Times New Roman" w:hAnsi="Times New Roman"/>
-          <w:sz w:val="24"/>
-        </w:rPr>
-        <w:t>The simulation framework consists of four Python modules, each with a distinct responsibility, and one Lanelet2 OSM map file:</w:t>
+        <w:t>Appendix A: Code Module Descriptions</w:t>
       </w:r>
     </w:p>
     <w:tbl>
@@ -3654,7 +2310,7 @@
                 <w:b/>
                 <w:sz w:val="24"/>
               </w:rPr>
-              <w:t>Module / File</w:t>
+              <w:t>Module</w:t>
             </w:r>
           </w:p>
         </w:tc>
@@ -3720,7 +2376,7 @@
                 <w:rFonts w:ascii="Times New Roman" w:hAnsi="Times New Roman"/>
                 <w:sz w:val="24"/>
               </w:rPr>
-              <w:t>Lanelet2 OSM parser; road geometry utilities</w:t>
+              <w:t>Lanelet2 parser; CERPM resampling; centreline computation</w:t>
             </w:r>
           </w:p>
         </w:tc>
@@ -3734,7 +2390,7 @@
                 <w:rFonts w:ascii="Times New Roman" w:hAnsi="Times New Roman"/>
                 <w:sz w:val="24"/>
               </w:rPr>
-              <w:t>parse_osm(), resample(), calCenterline()</w:t>
+              <w:t>resample(), calCenterline()</w:t>
             </w:r>
           </w:p>
         </w:tc>
@@ -3764,7 +2420,7 @@
                 <w:rFonts w:ascii="Times New Roman" w:hAnsi="Times New Roman"/>
                 <w:sz w:val="24"/>
               </w:rPr>
-              <w:t>Seven interpolation method implementations with arc-length parameterisation</w:t>
+              <w:t>Seven interpolation methods; arc-length parameterisation</w:t>
             </w:r>
           </w:p>
         </w:tc>
@@ -3808,7 +2464,7 @@
                 <w:rFonts w:ascii="Times New Roman" w:hAnsi="Times New Roman"/>
                 <w:sz w:val="24"/>
               </w:rPr>
-              <w:t>Parallelised Monte Carlo engine; random and clustered dropout models; error measurement</w:t>
+              <w:t>Parallelised Monte Carlo; dropout models; error measurement</w:t>
             </w:r>
           </w:p>
         </w:tc>
@@ -3822,7 +2478,7 @@
                 <w:rFonts w:ascii="Times New Roman" w:hAnsi="Times New Roman"/>
                 <w:sz w:val="24"/>
               </w:rPr>
-              <w:t>runMonteCarloRandom(), runMonteCarloClusteredSingle(), measureError()</w:t>
+              <w:t>runMonteCarloRandom(), runMonteCarloClusteredSingle()</w:t>
             </w:r>
           </w:p>
         </w:tc>
@@ -3852,7 +2508,7 @@
                 <w:rFonts w:ascii="Times New Roman" w:hAnsi="Times New Roman"/>
                 <w:sz w:val="24"/>
               </w:rPr>
-              <w:t>Full analysis pipeline; IQR / failure rate computation; 8 visualisation types</w:t>
+              <w:t>Parameter sweep; IQR/failure stats; visualisation</w:t>
             </w:r>
           </w:p>
         </w:tc>
@@ -3866,72 +2522,13 @@
                 <w:rFonts w:ascii="Times New Roman" w:hAnsi="Times New Roman"/>
                 <w:sz w:val="24"/>
               </w:rPr>
-              <w:t>fullAnalysis(), _runSweepRandom(), _runSweepClustered()</w:t>
-            </w:r>
-          </w:p>
-        </w:tc>
-      </w:tr>
-      <w:tr>
-        <w:tc>
-          <w:tcPr>
-            <w:tcW w:type="dxa" w:w="3135"/>
-          </w:tcPr>
-          <w:p>
-            <w:r>
-              <w:rPr>
-                <w:rFonts w:ascii="Times New Roman" w:hAnsi="Times New Roman"/>
-                <w:sz w:val="24"/>
-              </w:rPr>
-              <w:t>Town07PowerPoint.osm</w:t>
-            </w:r>
-          </w:p>
-        </w:tc>
-        <w:tc>
-          <w:tcPr>
-            <w:tcW w:type="dxa" w:w="3135"/>
-          </w:tcPr>
-          <w:p>
-            <w:r>
-              <w:rPr>
-                <w:rFonts w:ascii="Times New Roman" w:hAnsi="Times New Roman"/>
-                <w:sz w:val="24"/>
-              </w:rPr>
-              <w:t>Lanelet2 road map providing ground-truth road geometry</w:t>
-            </w:r>
-          </w:p>
-        </w:tc>
-        <w:tc>
-          <w:tcPr>
-            <w:tcW w:type="dxa" w:w="3135"/>
-          </w:tcPr>
-          <w:p>
-            <w:r>
-              <w:rPr>
-                <w:rFonts w:ascii="Times New Roman" w:hAnsi="Times New Roman"/>
-                <w:sz w:val="24"/>
-              </w:rPr>
-              <w:t>—</w:t>
+              <w:t>fullAnalysis()</w:t>
             </w:r>
           </w:p>
         </w:tc>
       </w:tr>
     </w:tbl>
     <w:p/>
-    <w:p>
-      <w:pPr>
-        <w:pStyle w:val="Heading2"/>
-        <w:spacing w:before="240" w:after="80"/>
-      </w:pPr>
-      <w:r>
-        <w:rPr>
-          <w:rFonts w:ascii="Times New Roman" w:hAnsi="Times New Roman"/>
-          <w:b/>
-          <w:color w:val="000000"/>
-          <w:sz w:val="24"/>
-        </w:rPr>
-        <w:t>A.1. Interpolation Method Fallback Logic</w:t>
-      </w:r>
-    </w:p>
     <w:p>
       <w:pPr>
         <w:spacing w:after="120"/>
@@ -3941,73 +2538,7 @@
           <w:rFonts w:ascii="Times New Roman" w:hAnsi="Times New Roman"/>
           <w:sz w:val="24"/>
         </w:rPr>
-        <w:t>To ensure numerical stability when few markers survive dropout, the following fallback rules are applied within interpolate():</w:t>
-      </w:r>
-    </w:p>
-    <w:p>
-      <w:pPr>
-        <w:pStyle w:val="ListBullet"/>
-        <w:spacing w:after="60"/>
-      </w:pPr>
-      <w:r>
-        <w:rPr>
-          <w:rFonts w:ascii="Times New Roman" w:hAnsi="Times New Roman"/>
-          <w:sz w:val="24"/>
-        </w:rPr>
-        <w:t>Cubic spline and Akima require ≥ 3 surviving points; fewer → linear fallback.</w:t>
-      </w:r>
-    </w:p>
-    <w:p>
-      <w:pPr>
-        <w:pStyle w:val="ListBullet"/>
-        <w:spacing w:after="60"/>
-      </w:pPr>
-      <w:r>
-        <w:rPr>
-          <w:rFonts w:ascii="Times New Roman" w:hAnsi="Times New Roman"/>
-          <w:sz w:val="24"/>
-        </w:rPr>
-        <w:t>B-spline of degree k requires ≥ k+1 surviving points; degree is clamped to min(k, n−1).</w:t>
-      </w:r>
-    </w:p>
-    <w:p>
-      <w:pPr>
-        <w:pStyle w:val="ListBullet"/>
-        <w:spacing w:after="60"/>
-      </w:pPr>
-      <w:r>
-        <w:rPr>
-          <w:rFonts w:ascii="Times New Roman" w:hAnsi="Times New Roman"/>
-          <w:sz w:val="24"/>
-        </w:rPr>
-        <w:t>If fewer than 2 points survive on either boundary, the trial returns NaN and is excluded from statistics.</w:t>
-      </w:r>
-    </w:p>
-    <w:p>
-      <w:pPr>
-        <w:pStyle w:val="Heading2"/>
-        <w:spacing w:before="240" w:after="80"/>
-      </w:pPr>
-      <w:r>
-        <w:rPr>
-          <w:rFonts w:ascii="Times New Roman" w:hAnsi="Times New Roman"/>
-          <w:b/>
-          <w:color w:val="000000"/>
-          <w:sz w:val="24"/>
-        </w:rPr>
-        <w:t>A.2. Reproducibility</w:t>
-      </w:r>
-    </w:p>
-    <w:p>
-      <w:pPr>
-        <w:spacing w:after="120"/>
-      </w:pPr>
-      <w:r>
-        <w:rPr>
-          <w:rFonts w:ascii="Times New Roman" w:hAnsi="Times New Roman"/>
-          <w:sz w:val="24"/>
-        </w:rPr>
-        <w:t>A master base seed (default: 0) is passed to numpy's default_rng(), which generates a unique seed for each of the 2,000 trials. Re-running with the same base seed produces bit-identical results. The baseSeed parameter can be changed to verify that findings are not seed-dependent.</w:t>
+        <w:t>Reproducibility: each trial seed is derived from a master base seed via numpy default_rng(). Re-running with identical base seed produces bit-identical results. Fallback logic: cubic spline and Akima revert to linear when fewer than 3 points survive; B-spline degree is clamped to min(k, n−1) where n is surviving point count.</w:t>
       </w:r>
     </w:p>
     <w:sectPr>
